--- a/Project PRI1 - template - 2026.docx
+++ b/Project PRI1 - template - 2026.docx
@@ -1,6 +1,6 @@
 
 <file path=word/document.xml><?xml version="1.0" encoding="utf-8"?>
-<w:document xmlns:wpc="http://schemas.microsoft.com/office/word/2010/wordprocessingCanvas" xmlns:cx="http://schemas.microsoft.com/office/drawing/2014/chartex" xmlns:cx1="http://schemas.microsoft.com/office/drawing/2015/9/8/chartex" xmlns:cx2="http://schemas.microsoft.com/office/drawing/2015/10/21/chartex" xmlns:cx3="http://schemas.microsoft.com/office/drawing/2016/5/9/chartex" xmlns:cx4="http://schemas.microsoft.com/office/drawing/2016/5/10/chartex" xmlns:cx5="http://schemas.microsoft.com/office/drawing/2016/5/11/chartex" xmlns:cx6="http://schemas.microsoft.com/office/drawing/2016/5/12/chartex" xmlns:cx7="http://schemas.microsoft.com/office/drawing/2016/5/13/chartex" xmlns:cx8="http://schemas.microsoft.com/office/drawing/2016/5/14/chartex" xmlns:mc="http://schemas.openxmlformats.org/markup-compatibility/2006" xmlns:aink="http://schemas.microsoft.com/office/drawing/2016/ink" xmlns:am3d="http://schemas.microsoft.com/office/drawing/2017/model3d" xmlns:o="urn:schemas-microsoft-com:office:office" xmlns:r="http://schemas.openxmlformats.org/officeDocument/2006/relationships" xmlns:m="http://schemas.openxmlformats.org/officeDocument/2006/math" xmlns:v="urn:schemas-microsoft-com:vml" xmlns:wp14="http://schemas.microsoft.com/office/word/2010/wordprocessingDrawing" xmlns:wp="http://schemas.openxmlformats.org/drawingml/2006/wordprocessingDrawing" xmlns:w10="urn:schemas-microsoft-com:office:word" xmlns:w="http://schemas.openxmlformats.org/wordprocessingml/2006/main" xmlns:w14="http://schemas.microsoft.com/office/word/2010/wordml" xmlns:w15="http://schemas.microsoft.com/office/word/2012/wordml" xmlns:w16cex="http://schemas.microsoft.com/office/word/2018/wordml/cex" xmlns:w16cid="http://schemas.microsoft.com/office/word/2016/wordml/cid" xmlns:w16="http://schemas.microsoft.com/office/word/2018/wordml" xmlns:w16sdtdh="http://schemas.microsoft.com/office/word/2020/wordml/sdtdatahash" xmlns:w16se="http://schemas.microsoft.com/office/word/2015/wordml/symex" xmlns:wpg="http://schemas.microsoft.com/office/word/2010/wordprocessingGroup" xmlns:wpi="http://schemas.microsoft.com/office/word/2010/wordprocessingInk" xmlns:wne="http://schemas.microsoft.com/office/word/2006/wordml" xmlns:wps="http://schemas.microsoft.com/office/word/2010/wordprocessingShape" mc:Ignorable="w14 w15 w16se w16cid w16 w16cex w16sdtdh wp14">
+<w:document xmlns:wpc="http://schemas.microsoft.com/office/word/2010/wordprocessingCanvas" xmlns:cx="http://schemas.microsoft.com/office/drawing/2014/chartex" xmlns:cx1="http://schemas.microsoft.com/office/drawing/2015/9/8/chartex" xmlns:cx2="http://schemas.microsoft.com/office/drawing/2015/10/21/chartex" xmlns:cx3="http://schemas.microsoft.com/office/drawing/2016/5/9/chartex" xmlns:cx4="http://schemas.microsoft.com/office/drawing/2016/5/10/chartex" xmlns:cx5="http://schemas.microsoft.com/office/drawing/2016/5/11/chartex" xmlns:cx6="http://schemas.microsoft.com/office/drawing/2016/5/12/chartex" xmlns:cx7="http://schemas.microsoft.com/office/drawing/2016/5/13/chartex" xmlns:cx8="http://schemas.microsoft.com/office/drawing/2016/5/14/chartex" xmlns:mc="http://schemas.openxmlformats.org/markup-compatibility/2006" xmlns:aink="http://schemas.microsoft.com/office/drawing/2016/ink" xmlns:am3d="http://schemas.microsoft.com/office/drawing/2017/model3d" xmlns:o="urn:schemas-microsoft-com:office:office" xmlns:oel="http://schemas.microsoft.com/office/2019/extlst" xmlns:r="http://schemas.openxmlformats.org/officeDocument/2006/relationships" xmlns:m="http://schemas.openxmlformats.org/officeDocument/2006/math" xmlns:v="urn:schemas-microsoft-com:vml" xmlns:wp14="http://schemas.microsoft.com/office/word/2010/wordprocessingDrawing" xmlns:wp="http://schemas.openxmlformats.org/drawingml/2006/wordprocessingDrawing" xmlns:w10="urn:schemas-microsoft-com:office:word" xmlns:w="http://schemas.openxmlformats.org/wordprocessingml/2006/main" xmlns:w14="http://schemas.microsoft.com/office/word/2010/wordml" xmlns:w15="http://schemas.microsoft.com/office/word/2012/wordml" xmlns:w16cex="http://schemas.microsoft.com/office/word/2018/wordml/cex" xmlns:w16cid="http://schemas.microsoft.com/office/word/2016/wordml/cid" xmlns:w16="http://schemas.microsoft.com/office/word/2018/wordml" xmlns:w16du="http://schemas.microsoft.com/office/word/2023/wordml/word16du" xmlns:w16sdtdh="http://schemas.microsoft.com/office/word/2020/wordml/sdtdatahash" xmlns:w16sdtfl="http://schemas.microsoft.com/office/word/2024/wordml/sdtformatlock" xmlns:w16se="http://schemas.microsoft.com/office/word/2015/wordml/symex" xmlns:wpg="http://schemas.microsoft.com/office/word/2010/wordprocessingGroup" xmlns:wpi="http://schemas.microsoft.com/office/word/2010/wordprocessingInk" xmlns:wne="http://schemas.microsoft.com/office/word/2006/wordml" xmlns:wps="http://schemas.microsoft.com/office/word/2010/wordprocessingShape" mc:Ignorable="w14 w15 w16se w16cid w16 w16cex w16sdtdh w16sdtfl w16du wp14">
   <w:body>
     <w:p>
       <w:pPr>
@@ -9,200 +9,1517 @@
         <w:jc w:val="center"/>
       </w:pPr>
       <w:r>
-        <w:t xml:space="preserve">Project </w:t>
+        <w:t>KAVÁRNA – SKLAD</w:t>
+      </w:r>
+    </w:p>
+    <w:p>
+      <w:r>
+        <w:t>Bc. Tomáš Dvořák</w:t>
+      </w:r>
+    </w:p>
+    <w:p>
+      <w:r>
+        <w:t>Bc. Šimon Hrdý</w:t>
+      </w:r>
+    </w:p>
+    <w:p>
+      <w:r>
+        <w:t>Bc. Antonín Pecka</w:t>
+      </w:r>
+    </w:p>
+    <w:p>
+      <w:pPr>
+        <w:pStyle w:val="Nadpis1"/>
+      </w:pPr>
+      <w:r>
+        <w:t>1</w:t>
+      </w:r>
+      <w:r>
+        <w:t xml:space="preserve">. </w:t>
+      </w:r>
+      <w:r>
+        <w:t>Vymezení firmy (5 bodů)</w:t>
+      </w:r>
+    </w:p>
+    <w:p>
+      <w:pPr>
+        <w:pStyle w:val="Nadpis2"/>
+      </w:pPr>
+      <w:r>
+        <w:t xml:space="preserve">1.1 </w:t>
+      </w:r>
+      <w:r>
+        <w:t>Popis firmy</w:t>
+      </w:r>
+    </w:p>
+    <w:p>
+      <w:pPr>
+        <w:pStyle w:val="Odstavecseseznamem"/>
+        <w:spacing w:after="0" w:line="300" w:lineRule="atLeast"/>
+        <w:rPr>
+          <w:rFonts w:ascii="Segoe UI" w:eastAsia="Times New Roman" w:hAnsi="Segoe UI" w:cs="Segoe UI"/>
+          <w:sz w:val="21"/>
+          <w:szCs w:val="21"/>
+          <w:lang w:eastAsia="cs-CZ"/>
+        </w:rPr>
+      </w:pPr>
+      <w:r>
+        <w:rPr>
+          <w:rFonts w:ascii="Segoe UI" w:eastAsia="Times New Roman" w:hAnsi="Segoe UI" w:cs="Segoe UI"/>
+          <w:sz w:val="21"/>
+          <w:szCs w:val="21"/>
+          <w:lang w:eastAsia="cs-CZ"/>
+        </w:rPr>
+        <w:t>Projekt se týká malé městské kavárny s jednou provozovnou ve větším krajském městě. Hlavní činností podniku je příprava a prodej kávových nápojů a drobného občerstvení. Nabídka zahrnuje espresso, cappuccino, filtrovanou kávu, sezónní nápoje, balená kávová zrna pro domácí přípravu, dezerty a sendviče. Kavárna odebírá kávu od dvou lokálních pražíren a objednává různé druhy zrn s odlišným profilem chuti a datem pražení.</w:t>
+      </w:r>
+    </w:p>
+    <w:p>
+      <w:pPr>
+        <w:pStyle w:val="Odstavecseseznamem"/>
+        <w:spacing w:after="0" w:line="300" w:lineRule="atLeast"/>
+        <w:rPr>
+          <w:rFonts w:ascii="Segoe UI" w:eastAsia="Times New Roman" w:hAnsi="Segoe UI" w:cs="Segoe UI"/>
+          <w:sz w:val="21"/>
+          <w:szCs w:val="21"/>
+          <w:lang w:eastAsia="cs-CZ"/>
+        </w:rPr>
+      </w:pPr>
+      <w:r>
+        <w:rPr>
+          <w:rFonts w:ascii="Segoe UI" w:eastAsia="Times New Roman" w:hAnsi="Segoe UI" w:cs="Segoe UI"/>
+          <w:sz w:val="21"/>
+          <w:szCs w:val="21"/>
+          <w:lang w:eastAsia="cs-CZ"/>
+        </w:rPr>
+        <w:t>Součástí provozu je menší sklad umístěný v zázemí kavárny. Ve skladu jsou uchovávány:</w:t>
+      </w:r>
+    </w:p>
+    <w:p>
+      <w:pPr>
+        <w:pStyle w:val="Odstavecseseznamem"/>
+        <w:numPr>
+          <w:ilvl w:val="0"/>
+          <w:numId w:val="14"/>
+        </w:numPr>
+        <w:spacing w:line="300" w:lineRule="atLeast"/>
+        <w:rPr>
+          <w:rFonts w:ascii="Segoe UI" w:eastAsia="Times New Roman" w:hAnsi="Segoe UI" w:cs="Segoe UI"/>
+          <w:sz w:val="21"/>
+          <w:szCs w:val="21"/>
+          <w:lang w:eastAsia="cs-CZ"/>
+        </w:rPr>
+      </w:pPr>
+      <w:r>
+        <w:rPr>
+          <w:rFonts w:ascii="Segoe UI" w:eastAsia="Times New Roman" w:hAnsi="Segoe UI" w:cs="Segoe UI"/>
+          <w:sz w:val="21"/>
+          <w:szCs w:val="21"/>
+          <w:lang w:eastAsia="cs-CZ"/>
+        </w:rPr>
+        <w:t>kávová zrna (různé druhy a šarže),</w:t>
+      </w:r>
+    </w:p>
+    <w:p>
+      <w:pPr>
+        <w:pStyle w:val="Odstavecseseznamem"/>
+        <w:numPr>
+          <w:ilvl w:val="0"/>
+          <w:numId w:val="14"/>
+        </w:numPr>
+        <w:spacing w:line="300" w:lineRule="atLeast"/>
+        <w:rPr>
+          <w:rFonts w:ascii="Segoe UI" w:eastAsia="Times New Roman" w:hAnsi="Segoe UI" w:cs="Segoe UI"/>
+          <w:sz w:val="21"/>
+          <w:szCs w:val="21"/>
+          <w:lang w:eastAsia="cs-CZ"/>
+        </w:rPr>
+      </w:pPr>
+      <w:r>
+        <w:rPr>
+          <w:rFonts w:ascii="Segoe UI" w:eastAsia="Times New Roman" w:hAnsi="Segoe UI" w:cs="Segoe UI"/>
+          <w:sz w:val="21"/>
+          <w:szCs w:val="21"/>
+          <w:lang w:eastAsia="cs-CZ"/>
+        </w:rPr>
+        <w:t>mléčné a rostlinné alternativy,</w:t>
+      </w:r>
+    </w:p>
+    <w:p>
+      <w:pPr>
+        <w:pStyle w:val="Odstavecseseznamem"/>
+        <w:numPr>
+          <w:ilvl w:val="0"/>
+          <w:numId w:val="14"/>
+        </w:numPr>
+        <w:spacing w:after="0" w:line="300" w:lineRule="atLeast"/>
+        <w:rPr>
+          <w:rFonts w:ascii="Segoe UI" w:eastAsia="Times New Roman" w:hAnsi="Segoe UI" w:cs="Segoe UI"/>
+          <w:sz w:val="21"/>
+          <w:szCs w:val="21"/>
+          <w:lang w:eastAsia="cs-CZ"/>
+        </w:rPr>
+      </w:pPr>
+      <w:r>
+        <w:rPr>
+          <w:rFonts w:ascii="Segoe UI" w:eastAsia="Times New Roman" w:hAnsi="Segoe UI" w:cs="Segoe UI"/>
+          <w:sz w:val="21"/>
+          <w:szCs w:val="21"/>
+          <w:lang w:eastAsia="cs-CZ"/>
+        </w:rPr>
+        <w:t>trvanlivé suroviny.</w:t>
+      </w:r>
+    </w:p>
+    <w:p>
+      <w:pPr>
+        <w:pStyle w:val="Odstavecseseznamem"/>
+        <w:spacing w:after="0" w:line="300" w:lineRule="atLeast"/>
+        <w:rPr>
+          <w:rFonts w:ascii="Segoe UI" w:eastAsia="Times New Roman" w:hAnsi="Segoe UI" w:cs="Segoe UI"/>
+          <w:sz w:val="21"/>
+          <w:szCs w:val="21"/>
+          <w:lang w:eastAsia="cs-CZ"/>
+        </w:rPr>
+      </w:pPr>
+      <w:r>
+        <w:rPr>
+          <w:rFonts w:ascii="Segoe UI" w:eastAsia="Times New Roman" w:hAnsi="Segoe UI" w:cs="Segoe UI"/>
+          <w:sz w:val="21"/>
+          <w:szCs w:val="21"/>
+          <w:lang w:eastAsia="cs-CZ"/>
+        </w:rPr>
+        <w:t>Evidence zásob je vedena částečně v pokladním systému a částečně v tabulce (Excel). Data o expiraci kávových zrn a dalších surovin nejsou systematicky sledována v jednom centrálním systému. Kontrola probíhá vizuálně při příjmu zboží nebo namátkově během provozu.</w:t>
+      </w:r>
+    </w:p>
+    <w:p>
+      <w:pPr>
+        <w:pStyle w:val="Odstavecseseznamem"/>
+        <w:spacing w:after="0" w:line="300" w:lineRule="atLeast"/>
+        <w:rPr>
+          <w:rFonts w:ascii="Segoe UI" w:eastAsia="Times New Roman" w:hAnsi="Segoe UI" w:cs="Segoe UI"/>
+          <w:sz w:val="21"/>
+          <w:szCs w:val="21"/>
+          <w:lang w:eastAsia="cs-CZ"/>
+        </w:rPr>
+      </w:pPr>
+      <w:r>
+        <w:rPr>
+          <w:rFonts w:ascii="Segoe UI" w:eastAsia="Times New Roman" w:hAnsi="Segoe UI" w:cs="Segoe UI"/>
+          <w:sz w:val="21"/>
+          <w:szCs w:val="21"/>
+          <w:lang w:eastAsia="cs-CZ"/>
+        </w:rPr>
+        <w:t>Objednávky surovin zajišťuje provozní manažer na základě zkušenosti a aktuálního odhadu spotřeby. Neexistuje automatizovaný systém, který by vyhodnocoval historická prodejní data a na jejich základě doporučoval množství nákupu.</w:t>
+      </w:r>
+    </w:p>
+    <w:p>
+      <w:pPr>
+        <w:pStyle w:val="Odstavecseseznamem"/>
+        <w:spacing w:after="0" w:line="300" w:lineRule="atLeast"/>
+        <w:rPr>
+          <w:rFonts w:ascii="Segoe UI" w:eastAsia="Times New Roman" w:hAnsi="Segoe UI" w:cs="Segoe UI"/>
+          <w:sz w:val="21"/>
+          <w:szCs w:val="21"/>
+          <w:lang w:eastAsia="cs-CZ"/>
+        </w:rPr>
+      </w:pPr>
+      <w:r>
+        <w:rPr>
+          <w:rFonts w:ascii="Segoe UI" w:eastAsia="Times New Roman" w:hAnsi="Segoe UI" w:cs="Segoe UI"/>
+          <w:sz w:val="21"/>
+          <w:szCs w:val="21"/>
+          <w:lang w:eastAsia="cs-CZ"/>
+        </w:rPr>
+        <w:t xml:space="preserve">Kavárna působí na konkurenčním trhu, kde se nachází několik dalších nezávislých kaváren a také pobočky větších řetězců (např. Starbucks nebo </w:t>
       </w:r>
       <w:proofErr w:type="spellStart"/>
       <w:r>
-        <w:t>Template</w:t>
+        <w:rPr>
+          <w:rFonts w:ascii="Segoe UI" w:eastAsia="Times New Roman" w:hAnsi="Segoe UI" w:cs="Segoe UI"/>
+          <w:sz w:val="21"/>
+          <w:szCs w:val="21"/>
+          <w:lang w:eastAsia="cs-CZ"/>
+        </w:rPr>
+        <w:t>CrossCafe</w:t>
       </w:r>
       <w:proofErr w:type="spellEnd"/>
-    </w:p>
-    <w:p>
-      <w:pPr>
-        <w:pStyle w:val="Zhlav"/>
-        <w:jc w:val="center"/>
-        <w:rPr>
-          <w:sz w:val="16"/>
-          <w:szCs w:val="16"/>
-        </w:rPr>
-      </w:pPr>
-      <w:r>
-        <w:rPr>
-          <w:sz w:val="16"/>
-          <w:szCs w:val="16"/>
-        </w:rPr>
-        <w:t xml:space="preserve">vytvořeno dle </w:t>
+      <w:r>
+        <w:rPr>
+          <w:rFonts w:ascii="Segoe UI" w:eastAsia="Times New Roman" w:hAnsi="Segoe UI" w:cs="Segoe UI"/>
+          <w:sz w:val="21"/>
+          <w:szCs w:val="21"/>
+          <w:lang w:eastAsia="cs-CZ"/>
+        </w:rPr>
+        <w:t>). Konkurence je silná především v oblasti ceny, kvality surovin a zákaznické zkušenosti.</w:t>
+      </w:r>
+    </w:p>
+    <w:p>
+      <w:pPr>
+        <w:pStyle w:val="Odstavecseseznamem"/>
+        <w:spacing w:after="0" w:line="300" w:lineRule="atLeast"/>
+        <w:rPr>
+          <w:rFonts w:ascii="Segoe UI" w:eastAsia="Times New Roman" w:hAnsi="Segoe UI" w:cs="Segoe UI"/>
+          <w:sz w:val="21"/>
+          <w:szCs w:val="21"/>
+          <w:lang w:eastAsia="cs-CZ"/>
+        </w:rPr>
+      </w:pPr>
+      <w:r>
+        <w:rPr>
+          <w:rFonts w:ascii="Segoe UI" w:eastAsia="Times New Roman" w:hAnsi="Segoe UI" w:cs="Segoe UI"/>
+          <w:sz w:val="21"/>
+          <w:szCs w:val="21"/>
+          <w:lang w:eastAsia="cs-CZ"/>
+        </w:rPr>
+        <w:t>Zákazníci kavárny jsou převážně studenti, zaměstnanci okolních kanceláří a pravidelní místní návštěvníci. Podnik nemá e-shop ani propracovaný věrnostní systém. IT infrastruktura je tvořena pokladním systémem, jedním počítačem v zázemí a běžnou internetovou konektivitou.</w:t>
+      </w:r>
+    </w:p>
+    <w:p>
+      <w:pPr>
+        <w:pStyle w:val="Odstavecseseznamem"/>
+        <w:spacing w:after="0" w:line="300" w:lineRule="atLeast"/>
+        <w:rPr>
+          <w:rFonts w:ascii="Segoe UI" w:eastAsia="Times New Roman" w:hAnsi="Segoe UI" w:cs="Segoe UI"/>
+          <w:sz w:val="21"/>
+          <w:szCs w:val="21"/>
+          <w:lang w:eastAsia="cs-CZ"/>
+        </w:rPr>
+      </w:pPr>
+    </w:p>
+    <w:p>
+      <w:pPr>
+        <w:pStyle w:val="Nadpis2"/>
+      </w:pPr>
+      <w:r>
+        <w:t>1.</w:t>
+      </w:r>
+      <w:r>
+        <w:t>2</w:t>
+      </w:r>
+      <w:r>
+        <w:t xml:space="preserve"> </w:t>
+      </w:r>
+      <w:r>
+        <w:t xml:space="preserve">Problémy, příležitosti a požadované změny </w:t>
+      </w:r>
+    </w:p>
+    <w:p>
+      <w:pPr>
+        <w:pStyle w:val="Nadpis3"/>
+        <w:rPr>
+          <w:rFonts w:eastAsia="Times New Roman"/>
+          <w:lang w:eastAsia="cs-CZ"/>
+        </w:rPr>
+      </w:pPr>
+      <w:r>
+        <w:rPr>
+          <w:rFonts w:eastAsia="Times New Roman"/>
+          <w:lang w:eastAsia="cs-CZ"/>
+        </w:rPr>
+        <w:t>Identifikované problémy</w:t>
+      </w:r>
+    </w:p>
+    <w:p>
+      <w:pPr>
+        <w:pStyle w:val="Odstavecseseznamem"/>
+        <w:numPr>
+          <w:ilvl w:val="0"/>
+          <w:numId w:val="15"/>
+        </w:numPr>
+        <w:autoSpaceDE w:val="0"/>
+        <w:autoSpaceDN w:val="0"/>
+        <w:adjustRightInd w:val="0"/>
+        <w:rPr>
+          <w:rFonts w:ascii="Segoe UI" w:eastAsia="Times New Roman" w:hAnsi="Segoe UI" w:cs="Segoe UI"/>
+          <w:sz w:val="21"/>
+          <w:szCs w:val="21"/>
+          <w:lang w:eastAsia="cs-CZ"/>
+        </w:rPr>
+      </w:pPr>
+      <w:r>
+        <w:rPr>
+          <w:rFonts w:ascii="Segoe UI" w:eastAsia="Times New Roman" w:hAnsi="Segoe UI" w:cs="Segoe UI"/>
+          <w:b/>
+          <w:bCs/>
+          <w:sz w:val="21"/>
+          <w:szCs w:val="21"/>
+          <w:lang w:eastAsia="cs-CZ"/>
+        </w:rPr>
+        <w:t>Nekontrolovaná expirace kávových zrn</w:t>
+      </w:r>
+      <w:r>
+        <w:rPr>
+          <w:rFonts w:ascii="Segoe UI" w:eastAsia="Times New Roman" w:hAnsi="Segoe UI" w:cs="Segoe UI"/>
+          <w:b/>
+          <w:bCs/>
+          <w:sz w:val="21"/>
+          <w:szCs w:val="21"/>
+          <w:lang w:eastAsia="cs-CZ"/>
+        </w:rPr>
+        <w:br/>
+      </w:r>
+      <w:r>
+        <w:rPr>
+          <w:rFonts w:ascii="Segoe UI" w:eastAsia="Times New Roman" w:hAnsi="Segoe UI" w:cs="Segoe UI"/>
+          <w:sz w:val="21"/>
+          <w:szCs w:val="21"/>
+          <w:lang w:eastAsia="cs-CZ"/>
+        </w:rPr>
+        <w:t>Kávová zrna mají optimální dobu spotřeby přibližně 4–8 týdnů od data pražení. V současnosti není vedena systematická evidence šarží ani jejich stáří. V praxi se může stát, že se používá novější dodávka, zatímco starší balení zůstává ve skladu. Výsledkem je zhoršení chuti nápoje nebo nutnost vyřazení části zásob.</w:t>
+      </w:r>
+      <w:r>
+        <w:rPr>
+          <w:rFonts w:ascii="Segoe UI" w:eastAsia="Times New Roman" w:hAnsi="Segoe UI" w:cs="Segoe UI"/>
+          <w:sz w:val="21"/>
+          <w:szCs w:val="21"/>
+          <w:lang w:eastAsia="cs-CZ"/>
+        </w:rPr>
+        <w:br/>
+      </w:r>
+    </w:p>
+    <w:p>
+      <w:pPr>
+        <w:pStyle w:val="Odstavecseseznamem"/>
+        <w:numPr>
+          <w:ilvl w:val="0"/>
+          <w:numId w:val="15"/>
+        </w:numPr>
+        <w:autoSpaceDE w:val="0"/>
+        <w:autoSpaceDN w:val="0"/>
+        <w:adjustRightInd w:val="0"/>
+        <w:rPr>
+          <w:rFonts w:ascii="Segoe UI" w:eastAsia="Times New Roman" w:hAnsi="Segoe UI" w:cs="Segoe UI"/>
+          <w:sz w:val="21"/>
+          <w:szCs w:val="21"/>
+          <w:lang w:eastAsia="cs-CZ"/>
+        </w:rPr>
+      </w:pPr>
+      <w:r>
+        <w:rPr>
+          <w:rFonts w:ascii="Segoe UI" w:eastAsia="Times New Roman" w:hAnsi="Segoe UI" w:cs="Segoe UI"/>
+          <w:b/>
+          <w:bCs/>
+          <w:sz w:val="21"/>
+          <w:szCs w:val="21"/>
+          <w:lang w:eastAsia="cs-CZ"/>
+        </w:rPr>
+        <w:t>Neexistence principu řízené spotřeby (FIFO/FEFO)</w:t>
+      </w:r>
+      <w:r>
+        <w:rPr>
+          <w:rFonts w:ascii="Segoe UI" w:eastAsia="Times New Roman" w:hAnsi="Segoe UI" w:cs="Segoe UI"/>
+          <w:b/>
+          <w:bCs/>
+          <w:sz w:val="21"/>
+          <w:szCs w:val="21"/>
+          <w:lang w:eastAsia="cs-CZ"/>
+        </w:rPr>
+        <w:br/>
+      </w:r>
+      <w:r>
+        <w:rPr>
+          <w:rFonts w:ascii="Segoe UI" w:eastAsia="Times New Roman" w:hAnsi="Segoe UI" w:cs="Segoe UI"/>
+          <w:sz w:val="21"/>
+          <w:szCs w:val="21"/>
+          <w:lang w:eastAsia="cs-CZ"/>
+        </w:rPr>
+        <w:t>Personál nemá jasně definovaný postup, které zásoby mají být spotřebovány jako první. Rozhodování probíhá intuitivně podle umístění balení ve skladu. To zvyšuje riziko plýtvání.</w:t>
+      </w:r>
+      <w:r>
+        <w:rPr>
+          <w:rFonts w:ascii="Segoe UI" w:eastAsia="Times New Roman" w:hAnsi="Segoe UI" w:cs="Segoe UI"/>
+          <w:sz w:val="21"/>
+          <w:szCs w:val="21"/>
+          <w:lang w:eastAsia="cs-CZ"/>
+        </w:rPr>
+        <w:br/>
+      </w:r>
+    </w:p>
+    <w:p>
+      <w:pPr>
+        <w:pStyle w:val="Odstavecseseznamem"/>
+        <w:numPr>
+          <w:ilvl w:val="0"/>
+          <w:numId w:val="15"/>
+        </w:numPr>
+        <w:autoSpaceDE w:val="0"/>
+        <w:autoSpaceDN w:val="0"/>
+        <w:adjustRightInd w:val="0"/>
+        <w:rPr>
+          <w:rFonts w:ascii="Segoe UI" w:eastAsia="Times New Roman" w:hAnsi="Segoe UI" w:cs="Segoe UI"/>
+          <w:sz w:val="21"/>
+          <w:szCs w:val="21"/>
+          <w:lang w:eastAsia="cs-CZ"/>
+        </w:rPr>
+      </w:pPr>
+      <w:r>
+        <w:rPr>
+          <w:rFonts w:ascii="Segoe UI" w:eastAsia="Times New Roman" w:hAnsi="Segoe UI" w:cs="Segoe UI"/>
+          <w:b/>
+          <w:bCs/>
+          <w:sz w:val="21"/>
+          <w:szCs w:val="21"/>
+          <w:lang w:eastAsia="cs-CZ"/>
+        </w:rPr>
+        <w:lastRenderedPageBreak/>
+        <w:t>Objednávky založené na odhadu</w:t>
+      </w:r>
+      <w:r>
+        <w:rPr>
+          <w:rFonts w:ascii="Segoe UI" w:eastAsia="Times New Roman" w:hAnsi="Segoe UI" w:cs="Segoe UI"/>
+          <w:b/>
+          <w:bCs/>
+          <w:sz w:val="21"/>
+          <w:szCs w:val="21"/>
+          <w:lang w:eastAsia="cs-CZ"/>
+        </w:rPr>
+        <w:br/>
+      </w:r>
+      <w:r>
+        <w:rPr>
+          <w:rFonts w:ascii="Segoe UI" w:eastAsia="Times New Roman" w:hAnsi="Segoe UI" w:cs="Segoe UI"/>
+          <w:sz w:val="21"/>
+          <w:szCs w:val="21"/>
+          <w:lang w:eastAsia="cs-CZ"/>
+        </w:rPr>
+        <w:t>Provozní manažer objednává zboží podle zkušenosti a aktuálního pocitu z vytížení kavárny. Nevyužívají se historická data o prodeji jednotlivých typů kávy. V období výkyvů (např. zkouškové období, prázdniny) dochází buď k nadzásobení, nebo naopak k nedostatku zboží.</w:t>
+      </w:r>
+    </w:p>
+    <w:p>
+      <w:pPr>
+        <w:pStyle w:val="Odstavecseseznamem"/>
+        <w:numPr>
+          <w:ilvl w:val="0"/>
+          <w:numId w:val="15"/>
+        </w:numPr>
+        <w:autoSpaceDE w:val="0"/>
+        <w:autoSpaceDN w:val="0"/>
+        <w:adjustRightInd w:val="0"/>
+        <w:rPr>
+          <w:rFonts w:ascii="Segoe UI" w:eastAsia="Times New Roman" w:hAnsi="Segoe UI" w:cs="Segoe UI"/>
+          <w:sz w:val="21"/>
+          <w:szCs w:val="21"/>
+          <w:lang w:eastAsia="cs-CZ"/>
+        </w:rPr>
+      </w:pPr>
+      <w:r>
+        <w:rPr>
+          <w:rFonts w:ascii="Segoe UI" w:eastAsia="Times New Roman" w:hAnsi="Segoe UI" w:cs="Segoe UI"/>
+          <w:b/>
+          <w:bCs/>
+          <w:sz w:val="21"/>
+          <w:szCs w:val="21"/>
+          <w:lang w:eastAsia="cs-CZ"/>
+        </w:rPr>
+        <w:t>Oddělené systémy</w:t>
+      </w:r>
+      <w:r>
+        <w:rPr>
+          <w:rFonts w:ascii="Segoe UI" w:eastAsia="Times New Roman" w:hAnsi="Segoe UI" w:cs="Segoe UI"/>
+          <w:b/>
+          <w:bCs/>
+          <w:sz w:val="21"/>
+          <w:szCs w:val="21"/>
+          <w:lang w:eastAsia="cs-CZ"/>
+        </w:rPr>
+        <w:br/>
+      </w:r>
+      <w:r>
+        <w:rPr>
+          <w:rFonts w:ascii="Segoe UI" w:eastAsia="Times New Roman" w:hAnsi="Segoe UI" w:cs="Segoe UI"/>
+          <w:sz w:val="21"/>
+          <w:szCs w:val="21"/>
+          <w:lang w:eastAsia="cs-CZ"/>
+        </w:rPr>
+        <w:t>Pokladní systém eviduje prodeje, ale není propojen se skladovou evidencí. Neexistuje automatický přepočet skladových zásob podle skutečné spotřeby.</w:t>
+      </w:r>
+      <w:r>
+        <w:rPr>
+          <w:rFonts w:ascii="Segoe UI" w:eastAsia="Times New Roman" w:hAnsi="Segoe UI" w:cs="Segoe UI"/>
+          <w:sz w:val="21"/>
+          <w:szCs w:val="21"/>
+          <w:lang w:eastAsia="cs-CZ"/>
+        </w:rPr>
+        <w:br/>
+      </w:r>
+    </w:p>
+    <w:p>
+      <w:pPr>
+        <w:pStyle w:val="Odstavecseseznamem"/>
+        <w:numPr>
+          <w:ilvl w:val="0"/>
+          <w:numId w:val="15"/>
+        </w:numPr>
+        <w:autoSpaceDE w:val="0"/>
+        <w:autoSpaceDN w:val="0"/>
+        <w:adjustRightInd w:val="0"/>
+        <w:rPr>
+          <w:rFonts w:ascii="Segoe UI" w:eastAsia="Times New Roman" w:hAnsi="Segoe UI" w:cs="Segoe UI"/>
+          <w:sz w:val="21"/>
+          <w:szCs w:val="21"/>
+          <w:lang w:eastAsia="cs-CZ"/>
+        </w:rPr>
+      </w:pPr>
+      <w:r>
+        <w:rPr>
+          <w:rFonts w:ascii="Segoe UI" w:eastAsia="Times New Roman" w:hAnsi="Segoe UI" w:cs="Segoe UI"/>
+          <w:b/>
+          <w:bCs/>
+          <w:sz w:val="21"/>
+          <w:szCs w:val="21"/>
+          <w:lang w:eastAsia="cs-CZ"/>
+        </w:rPr>
+        <w:t>Omezená přehlednost zásob</w:t>
+      </w:r>
+      <w:r>
+        <w:rPr>
+          <w:rFonts w:ascii="Segoe UI" w:eastAsia="Times New Roman" w:hAnsi="Segoe UI" w:cs="Segoe UI"/>
+          <w:b/>
+          <w:bCs/>
+          <w:sz w:val="21"/>
+          <w:szCs w:val="21"/>
+          <w:lang w:eastAsia="cs-CZ"/>
+        </w:rPr>
+        <w:br/>
+      </w:r>
+      <w:r>
+        <w:rPr>
+          <w:rFonts w:ascii="Segoe UI" w:eastAsia="Times New Roman" w:hAnsi="Segoe UI" w:cs="Segoe UI"/>
+          <w:sz w:val="21"/>
+          <w:szCs w:val="21"/>
+          <w:lang w:eastAsia="cs-CZ"/>
+        </w:rPr>
+        <w:t>Vedení nemá v reálném čase přehled o:</w:t>
+      </w:r>
+    </w:p>
+    <w:p>
+      <w:pPr>
+        <w:pStyle w:val="Odstavecseseznamem"/>
+        <w:numPr>
+          <w:ilvl w:val="0"/>
+          <w:numId w:val="16"/>
+        </w:numPr>
+        <w:autoSpaceDE w:val="0"/>
+        <w:autoSpaceDN w:val="0"/>
+        <w:adjustRightInd w:val="0"/>
+        <w:rPr>
+          <w:rFonts w:ascii="Segoe UI" w:eastAsia="Times New Roman" w:hAnsi="Segoe UI" w:cs="Segoe UI"/>
+          <w:sz w:val="21"/>
+          <w:szCs w:val="21"/>
+          <w:lang w:eastAsia="cs-CZ"/>
+        </w:rPr>
+      </w:pPr>
+      <w:r>
+        <w:rPr>
+          <w:rFonts w:ascii="Segoe UI" w:eastAsia="Times New Roman" w:hAnsi="Segoe UI" w:cs="Segoe UI"/>
+          <w:sz w:val="21"/>
+          <w:szCs w:val="21"/>
+          <w:lang w:eastAsia="cs-CZ"/>
+        </w:rPr>
+        <w:t>aktuálním množství jednotlivých druhů zrn,</w:t>
+      </w:r>
+    </w:p>
+    <w:p>
+      <w:pPr>
+        <w:pStyle w:val="Odstavecseseznamem"/>
+        <w:numPr>
+          <w:ilvl w:val="0"/>
+          <w:numId w:val="16"/>
+        </w:numPr>
+        <w:autoSpaceDE w:val="0"/>
+        <w:autoSpaceDN w:val="0"/>
+        <w:adjustRightInd w:val="0"/>
+        <w:rPr>
+          <w:rFonts w:ascii="Segoe UI" w:eastAsia="Times New Roman" w:hAnsi="Segoe UI" w:cs="Segoe UI"/>
+          <w:sz w:val="21"/>
+          <w:szCs w:val="21"/>
+          <w:lang w:eastAsia="cs-CZ"/>
+        </w:rPr>
+      </w:pPr>
+      <w:r>
+        <w:rPr>
+          <w:rFonts w:ascii="Segoe UI" w:eastAsia="Times New Roman" w:hAnsi="Segoe UI" w:cs="Segoe UI"/>
+          <w:sz w:val="21"/>
+          <w:szCs w:val="21"/>
+          <w:lang w:eastAsia="cs-CZ"/>
+        </w:rPr>
+        <w:t>průměrné denní spotřebě,</w:t>
+      </w:r>
+    </w:p>
+    <w:p>
+      <w:pPr>
+        <w:pStyle w:val="Odstavecseseznamem"/>
+        <w:numPr>
+          <w:ilvl w:val="0"/>
+          <w:numId w:val="16"/>
+        </w:numPr>
+        <w:autoSpaceDE w:val="0"/>
+        <w:autoSpaceDN w:val="0"/>
+        <w:adjustRightInd w:val="0"/>
+        <w:rPr>
+          <w:rFonts w:ascii="Segoe UI" w:eastAsia="Times New Roman" w:hAnsi="Segoe UI" w:cs="Segoe UI"/>
+          <w:sz w:val="21"/>
+          <w:szCs w:val="21"/>
+          <w:lang w:eastAsia="cs-CZ"/>
+        </w:rPr>
+      </w:pPr>
+      <w:r>
+        <w:rPr>
+          <w:rFonts w:ascii="Segoe UI" w:eastAsia="Times New Roman" w:hAnsi="Segoe UI" w:cs="Segoe UI"/>
+          <w:sz w:val="21"/>
+          <w:szCs w:val="21"/>
+          <w:lang w:eastAsia="cs-CZ"/>
+        </w:rPr>
+        <w:t>hodnotě zásob ve skladu,</w:t>
+      </w:r>
+    </w:p>
+    <w:p>
+      <w:pPr>
+        <w:pStyle w:val="Odstavecseseznamem"/>
+        <w:numPr>
+          <w:ilvl w:val="0"/>
+          <w:numId w:val="16"/>
+        </w:numPr>
+        <w:autoSpaceDE w:val="0"/>
+        <w:autoSpaceDN w:val="0"/>
+        <w:adjustRightInd w:val="0"/>
+        <w:spacing w:after="0"/>
+        <w:rPr>
+          <w:rFonts w:ascii="Segoe UI" w:eastAsia="Times New Roman" w:hAnsi="Segoe UI" w:cs="Segoe UI"/>
+          <w:sz w:val="21"/>
+          <w:szCs w:val="21"/>
+          <w:lang w:eastAsia="cs-CZ"/>
+        </w:rPr>
+      </w:pPr>
+      <w:r>
+        <w:rPr>
+          <w:rFonts w:ascii="Segoe UI" w:eastAsia="Times New Roman" w:hAnsi="Segoe UI" w:cs="Segoe UI"/>
+          <w:sz w:val="21"/>
+          <w:szCs w:val="21"/>
+          <w:lang w:eastAsia="cs-CZ"/>
+        </w:rPr>
+        <w:t>potenciálním riziku expirace.</w:t>
+      </w:r>
+    </w:p>
+    <w:p>
+      <w:pPr>
+        <w:pStyle w:val="Nadpis3"/>
+        <w:rPr>
+          <w:rFonts w:eastAsia="Times New Roman"/>
+          <w:lang w:eastAsia="cs-CZ"/>
+        </w:rPr>
+      </w:pPr>
+      <w:r>
+        <w:rPr>
+          <w:rFonts w:eastAsia="Times New Roman"/>
+          <w:lang w:eastAsia="cs-CZ"/>
+        </w:rPr>
+        <w:t>Příležitosti</w:t>
+      </w:r>
+    </w:p>
+    <w:p>
+      <w:pPr>
+        <w:pStyle w:val="Odstavecseseznamem"/>
+        <w:numPr>
+          <w:ilvl w:val="0"/>
+          <w:numId w:val="17"/>
+        </w:numPr>
+        <w:autoSpaceDE w:val="0"/>
+        <w:autoSpaceDN w:val="0"/>
+        <w:adjustRightInd w:val="0"/>
+        <w:rPr>
+          <w:rFonts w:ascii="Segoe UI" w:eastAsia="Times New Roman" w:hAnsi="Segoe UI" w:cs="Segoe UI"/>
+          <w:sz w:val="21"/>
+          <w:szCs w:val="21"/>
+          <w:lang w:eastAsia="cs-CZ"/>
+        </w:rPr>
+      </w:pPr>
+      <w:r>
+        <w:rPr>
+          <w:rFonts w:ascii="Segoe UI" w:eastAsia="Times New Roman" w:hAnsi="Segoe UI" w:cs="Segoe UI"/>
+          <w:b/>
+          <w:bCs/>
+          <w:sz w:val="21"/>
+          <w:szCs w:val="21"/>
+          <w:lang w:eastAsia="cs-CZ"/>
+        </w:rPr>
+        <w:t>Zavedení elektronického skladového systému</w:t>
+      </w:r>
+      <w:r>
+        <w:rPr>
+          <w:rFonts w:ascii="Segoe UI" w:eastAsia="Times New Roman" w:hAnsi="Segoe UI" w:cs="Segoe UI"/>
+          <w:b/>
+          <w:bCs/>
+          <w:sz w:val="21"/>
+          <w:szCs w:val="21"/>
+          <w:lang w:eastAsia="cs-CZ"/>
+        </w:rPr>
+        <w:br/>
+      </w:r>
+      <w:r>
+        <w:rPr>
+          <w:rFonts w:ascii="Segoe UI" w:eastAsia="Times New Roman" w:hAnsi="Segoe UI" w:cs="Segoe UI"/>
+          <w:sz w:val="21"/>
+          <w:szCs w:val="21"/>
+          <w:lang w:eastAsia="cs-CZ"/>
+        </w:rPr>
+        <w:t>Implementací jednoduchého IT řešení lze dosáhnout:</w:t>
+      </w:r>
+    </w:p>
+    <w:p>
+      <w:pPr>
+        <w:pStyle w:val="Odstavecseseznamem"/>
+        <w:numPr>
+          <w:ilvl w:val="0"/>
+          <w:numId w:val="18"/>
+        </w:numPr>
+        <w:autoSpaceDE w:val="0"/>
+        <w:autoSpaceDN w:val="0"/>
+        <w:adjustRightInd w:val="0"/>
+        <w:rPr>
+          <w:rFonts w:ascii="Segoe UI" w:eastAsia="Times New Roman" w:hAnsi="Segoe UI" w:cs="Segoe UI"/>
+          <w:sz w:val="21"/>
+          <w:szCs w:val="21"/>
+          <w:lang w:eastAsia="cs-CZ"/>
+        </w:rPr>
+      </w:pPr>
+      <w:r>
+        <w:rPr>
+          <w:rFonts w:ascii="Segoe UI" w:eastAsia="Times New Roman" w:hAnsi="Segoe UI" w:cs="Segoe UI"/>
+          <w:sz w:val="21"/>
+          <w:szCs w:val="21"/>
+          <w:lang w:eastAsia="cs-CZ"/>
+        </w:rPr>
+        <w:t>evidence jednotlivých šarží kávových zrn,</w:t>
+      </w:r>
+    </w:p>
+    <w:p>
+      <w:pPr>
+        <w:pStyle w:val="Odstavecseseznamem"/>
+        <w:numPr>
+          <w:ilvl w:val="0"/>
+          <w:numId w:val="18"/>
+        </w:numPr>
+        <w:autoSpaceDE w:val="0"/>
+        <w:autoSpaceDN w:val="0"/>
+        <w:adjustRightInd w:val="0"/>
+        <w:rPr>
+          <w:rFonts w:ascii="Segoe UI" w:eastAsia="Times New Roman" w:hAnsi="Segoe UI" w:cs="Segoe UI"/>
+          <w:sz w:val="21"/>
+          <w:szCs w:val="21"/>
+          <w:lang w:eastAsia="cs-CZ"/>
+        </w:rPr>
+      </w:pPr>
+      <w:r>
+        <w:rPr>
+          <w:rFonts w:ascii="Segoe UI" w:eastAsia="Times New Roman" w:hAnsi="Segoe UI" w:cs="Segoe UI"/>
+          <w:sz w:val="21"/>
+          <w:szCs w:val="21"/>
+          <w:lang w:eastAsia="cs-CZ"/>
+        </w:rPr>
+        <w:t>automatického sledování data pražení a doporučené doby spotřeby,</w:t>
+      </w:r>
+    </w:p>
+    <w:p>
+      <w:pPr>
+        <w:pStyle w:val="Odstavecseseznamem"/>
+        <w:numPr>
+          <w:ilvl w:val="0"/>
+          <w:numId w:val="18"/>
+        </w:numPr>
+        <w:autoSpaceDE w:val="0"/>
+        <w:autoSpaceDN w:val="0"/>
+        <w:adjustRightInd w:val="0"/>
+        <w:rPr>
+          <w:rFonts w:ascii="Segoe UI" w:eastAsia="Times New Roman" w:hAnsi="Segoe UI" w:cs="Segoe UI"/>
+          <w:sz w:val="21"/>
+          <w:szCs w:val="21"/>
+          <w:lang w:eastAsia="cs-CZ"/>
+        </w:rPr>
+      </w:pPr>
+      <w:r>
+        <w:rPr>
+          <w:rFonts w:ascii="Segoe UI" w:eastAsia="Times New Roman" w:hAnsi="Segoe UI" w:cs="Segoe UI"/>
+          <w:sz w:val="21"/>
+          <w:szCs w:val="21"/>
+          <w:lang w:eastAsia="cs-CZ"/>
+        </w:rPr>
+        <w:t>upozornění na blížící se expiraci,</w:t>
+      </w:r>
+    </w:p>
+    <w:p>
+      <w:pPr>
+        <w:pStyle w:val="Odstavecseseznamem"/>
+        <w:numPr>
+          <w:ilvl w:val="0"/>
+          <w:numId w:val="18"/>
+        </w:numPr>
+        <w:autoSpaceDE w:val="0"/>
+        <w:autoSpaceDN w:val="0"/>
+        <w:adjustRightInd w:val="0"/>
+        <w:rPr>
+          <w:rFonts w:ascii="Segoe UI" w:eastAsia="Times New Roman" w:hAnsi="Segoe UI" w:cs="Segoe UI"/>
+          <w:sz w:val="21"/>
+          <w:szCs w:val="21"/>
+          <w:lang w:eastAsia="cs-CZ"/>
+        </w:rPr>
+      </w:pPr>
+      <w:r>
+        <w:rPr>
+          <w:rFonts w:ascii="Segoe UI" w:eastAsia="Times New Roman" w:hAnsi="Segoe UI" w:cs="Segoe UI"/>
+          <w:sz w:val="21"/>
+          <w:szCs w:val="21"/>
+          <w:lang w:eastAsia="cs-CZ"/>
+        </w:rPr>
+        <w:t>doporučení pořadí spotřeby (FEFO princip).</w:t>
+      </w:r>
+    </w:p>
+    <w:p>
+      <w:pPr>
+        <w:pStyle w:val="Odstavecseseznamem"/>
+        <w:numPr>
+          <w:ilvl w:val="0"/>
+          <w:numId w:val="17"/>
+        </w:numPr>
+        <w:autoSpaceDE w:val="0"/>
+        <w:autoSpaceDN w:val="0"/>
+        <w:adjustRightInd w:val="0"/>
+        <w:rPr>
+          <w:rFonts w:ascii="Segoe UI" w:eastAsia="Times New Roman" w:hAnsi="Segoe UI" w:cs="Segoe UI"/>
+          <w:sz w:val="21"/>
+          <w:szCs w:val="21"/>
+          <w:lang w:eastAsia="cs-CZ"/>
+        </w:rPr>
+      </w:pPr>
+      <w:r>
+        <w:rPr>
+          <w:rFonts w:ascii="Segoe UI" w:eastAsia="Times New Roman" w:hAnsi="Segoe UI" w:cs="Segoe UI"/>
+          <w:b/>
+          <w:bCs/>
+          <w:sz w:val="21"/>
+          <w:szCs w:val="21"/>
+          <w:lang w:eastAsia="cs-CZ"/>
+        </w:rPr>
+        <w:t>Propojení prodejních dat se skladem</w:t>
+      </w:r>
+    </w:p>
+    <w:p>
+      <w:pPr>
+        <w:pStyle w:val="Odstavecseseznamem"/>
+        <w:autoSpaceDE w:val="0"/>
+        <w:autoSpaceDN w:val="0"/>
+        <w:adjustRightInd w:val="0"/>
+        <w:rPr>
+          <w:rFonts w:ascii="Segoe UI" w:eastAsia="Times New Roman" w:hAnsi="Segoe UI" w:cs="Segoe UI"/>
+          <w:sz w:val="21"/>
+          <w:szCs w:val="21"/>
+          <w:lang w:eastAsia="cs-CZ"/>
+        </w:rPr>
+      </w:pPr>
+      <w:r>
+        <w:rPr>
+          <w:rFonts w:ascii="Segoe UI" w:eastAsia="Times New Roman" w:hAnsi="Segoe UI" w:cs="Segoe UI"/>
+          <w:sz w:val="21"/>
+          <w:szCs w:val="21"/>
+          <w:lang w:eastAsia="cs-CZ"/>
+        </w:rPr>
+        <w:t xml:space="preserve"> Integrace pokladního systému se skladovým modulem umožní automatické odepisování zásob podle prodaných nápojů. Systém může pracovat s recepturami (např. 18 g zrn na jedno espresso) a přesněji vyhodnocovat reálnou spotřebu.</w:t>
+      </w:r>
+    </w:p>
+    <w:p>
+      <w:pPr>
+        <w:pStyle w:val="Odstavecseseznamem"/>
+        <w:numPr>
+          <w:ilvl w:val="0"/>
+          <w:numId w:val="17"/>
+        </w:numPr>
+        <w:autoSpaceDE w:val="0"/>
+        <w:autoSpaceDN w:val="0"/>
+        <w:adjustRightInd w:val="0"/>
+        <w:rPr>
+          <w:rFonts w:ascii="Segoe UI" w:eastAsia="Times New Roman" w:hAnsi="Segoe UI" w:cs="Segoe UI"/>
+          <w:sz w:val="21"/>
+          <w:szCs w:val="21"/>
+          <w:lang w:eastAsia="cs-CZ"/>
+        </w:rPr>
+      </w:pPr>
+      <w:r>
+        <w:rPr>
+          <w:rFonts w:ascii="Segoe UI" w:eastAsia="Times New Roman" w:hAnsi="Segoe UI" w:cs="Segoe UI"/>
+          <w:b/>
+          <w:bCs/>
+          <w:sz w:val="21"/>
+          <w:szCs w:val="21"/>
+          <w:lang w:eastAsia="cs-CZ"/>
+        </w:rPr>
+        <w:t>Optimalizace nákupu</w:t>
+      </w:r>
+      <w:r>
+        <w:rPr>
+          <w:rFonts w:ascii="Segoe UI" w:eastAsia="Times New Roman" w:hAnsi="Segoe UI" w:cs="Segoe UI"/>
+          <w:b/>
+          <w:bCs/>
+          <w:sz w:val="21"/>
+          <w:szCs w:val="21"/>
+          <w:lang w:eastAsia="cs-CZ"/>
+        </w:rPr>
+        <w:br/>
+      </w:r>
+      <w:r>
+        <w:rPr>
+          <w:rFonts w:ascii="Segoe UI" w:eastAsia="Times New Roman" w:hAnsi="Segoe UI" w:cs="Segoe UI"/>
+          <w:sz w:val="21"/>
+          <w:szCs w:val="21"/>
+          <w:lang w:eastAsia="cs-CZ"/>
+        </w:rPr>
+        <w:t xml:space="preserve"> Na základě historických dat lze vypočítat:</w:t>
+      </w:r>
+    </w:p>
+    <w:p>
+      <w:pPr>
+        <w:pStyle w:val="Odstavecseseznamem"/>
+        <w:numPr>
+          <w:ilvl w:val="0"/>
+          <w:numId w:val="21"/>
+        </w:numPr>
+        <w:autoSpaceDE w:val="0"/>
+        <w:autoSpaceDN w:val="0"/>
+        <w:adjustRightInd w:val="0"/>
+        <w:rPr>
+          <w:rFonts w:ascii="Segoe UI" w:eastAsia="Times New Roman" w:hAnsi="Segoe UI" w:cs="Segoe UI"/>
+          <w:sz w:val="21"/>
+          <w:szCs w:val="21"/>
+          <w:lang w:eastAsia="cs-CZ"/>
+        </w:rPr>
+      </w:pPr>
+      <w:r>
+        <w:rPr>
+          <w:rFonts w:ascii="Segoe UI" w:eastAsia="Times New Roman" w:hAnsi="Segoe UI" w:cs="Segoe UI"/>
+          <w:sz w:val="21"/>
+          <w:szCs w:val="21"/>
+          <w:lang w:eastAsia="cs-CZ"/>
+        </w:rPr>
+        <w:t>průměrnou denní spotřebu,</w:t>
+      </w:r>
+    </w:p>
+    <w:p>
+      <w:pPr>
+        <w:pStyle w:val="Odstavecseseznamem"/>
+        <w:numPr>
+          <w:ilvl w:val="0"/>
+          <w:numId w:val="21"/>
+        </w:numPr>
+        <w:autoSpaceDE w:val="0"/>
+        <w:autoSpaceDN w:val="0"/>
+        <w:adjustRightInd w:val="0"/>
+        <w:rPr>
+          <w:rFonts w:ascii="Segoe UI" w:eastAsia="Times New Roman" w:hAnsi="Segoe UI" w:cs="Segoe UI"/>
+          <w:sz w:val="21"/>
+          <w:szCs w:val="21"/>
+          <w:lang w:eastAsia="cs-CZ"/>
+        </w:rPr>
+      </w:pPr>
+      <w:r>
+        <w:rPr>
+          <w:rFonts w:ascii="Segoe UI" w:eastAsia="Times New Roman" w:hAnsi="Segoe UI" w:cs="Segoe UI"/>
+          <w:sz w:val="21"/>
+          <w:szCs w:val="21"/>
+          <w:lang w:eastAsia="cs-CZ"/>
+        </w:rPr>
+        <w:t>sezónní výkyvy,</w:t>
+      </w:r>
+    </w:p>
+    <w:p>
+      <w:pPr>
+        <w:pStyle w:val="Odstavecseseznamem"/>
+        <w:numPr>
+          <w:ilvl w:val="0"/>
+          <w:numId w:val="21"/>
+        </w:numPr>
+        <w:autoSpaceDE w:val="0"/>
+        <w:autoSpaceDN w:val="0"/>
+        <w:adjustRightInd w:val="0"/>
+        <w:rPr>
+          <w:rFonts w:ascii="Segoe UI" w:eastAsia="Times New Roman" w:hAnsi="Segoe UI" w:cs="Segoe UI"/>
+          <w:sz w:val="21"/>
+          <w:szCs w:val="21"/>
+          <w:lang w:eastAsia="cs-CZ"/>
+        </w:rPr>
+      </w:pPr>
+      <w:r>
+        <w:rPr>
+          <w:rFonts w:ascii="Segoe UI" w:eastAsia="Times New Roman" w:hAnsi="Segoe UI" w:cs="Segoe UI"/>
+          <w:sz w:val="21"/>
+          <w:szCs w:val="21"/>
+          <w:lang w:eastAsia="cs-CZ"/>
+        </w:rPr>
+        <w:t>optimální objednací množství,</w:t>
+      </w:r>
+    </w:p>
+    <w:p>
+      <w:pPr>
+        <w:pStyle w:val="Odstavecseseznamem"/>
+        <w:numPr>
+          <w:ilvl w:val="0"/>
+          <w:numId w:val="21"/>
+        </w:numPr>
+        <w:autoSpaceDE w:val="0"/>
+        <w:autoSpaceDN w:val="0"/>
+        <w:adjustRightInd w:val="0"/>
+        <w:rPr>
+          <w:rFonts w:ascii="Segoe UI" w:eastAsia="Times New Roman" w:hAnsi="Segoe UI" w:cs="Segoe UI"/>
+          <w:sz w:val="21"/>
+          <w:szCs w:val="21"/>
+          <w:lang w:eastAsia="cs-CZ"/>
+        </w:rPr>
+      </w:pPr>
+      <w:r>
+        <w:rPr>
+          <w:rFonts w:ascii="Segoe UI" w:eastAsia="Times New Roman" w:hAnsi="Segoe UI" w:cs="Segoe UI"/>
+          <w:sz w:val="21"/>
+          <w:szCs w:val="21"/>
+          <w:lang w:eastAsia="cs-CZ"/>
+        </w:rPr>
+        <w:t>bezpečnostní zásobu.</w:t>
+      </w:r>
+    </w:p>
+    <w:p>
+      <w:pPr>
+        <w:pStyle w:val="Odstavecseseznamem"/>
+        <w:numPr>
+          <w:ilvl w:val="0"/>
+          <w:numId w:val="17"/>
+        </w:numPr>
+        <w:autoSpaceDE w:val="0"/>
+        <w:autoSpaceDN w:val="0"/>
+        <w:adjustRightInd w:val="0"/>
+        <w:rPr>
+          <w:rFonts w:ascii="Segoe UI" w:eastAsia="Times New Roman" w:hAnsi="Segoe UI" w:cs="Segoe UI"/>
+          <w:sz w:val="21"/>
+          <w:szCs w:val="21"/>
+          <w:lang w:eastAsia="cs-CZ"/>
+        </w:rPr>
+      </w:pPr>
+      <w:r>
+        <w:rPr>
+          <w:rFonts w:ascii="Segoe UI" w:eastAsia="Times New Roman" w:hAnsi="Segoe UI" w:cs="Segoe UI"/>
+          <w:b/>
+          <w:bCs/>
+          <w:sz w:val="21"/>
+          <w:szCs w:val="21"/>
+          <w:lang w:eastAsia="cs-CZ"/>
+        </w:rPr>
+        <w:t>Snížení plýtvání a nákladů</w:t>
+      </w:r>
+      <w:r>
+        <w:rPr>
+          <w:rFonts w:ascii="Segoe UI" w:eastAsia="Times New Roman" w:hAnsi="Segoe UI" w:cs="Segoe UI"/>
+          <w:b/>
+          <w:bCs/>
+          <w:sz w:val="21"/>
+          <w:szCs w:val="21"/>
+          <w:lang w:eastAsia="cs-CZ"/>
+        </w:rPr>
+        <w:br/>
+      </w:r>
+      <w:r>
+        <w:rPr>
+          <w:rFonts w:ascii="Segoe UI" w:eastAsia="Times New Roman" w:hAnsi="Segoe UI" w:cs="Segoe UI"/>
+          <w:sz w:val="21"/>
+          <w:szCs w:val="21"/>
+          <w:lang w:eastAsia="cs-CZ"/>
+        </w:rPr>
+        <w:t>Lepší kontrola expirací a plánování nákupu může snížit ztráty ze znehodnocených surovin.</w:t>
+      </w:r>
+      <w:r>
+        <w:rPr>
+          <w:rFonts w:ascii="Segoe UI" w:eastAsia="Times New Roman" w:hAnsi="Segoe UI" w:cs="Segoe UI"/>
+          <w:sz w:val="21"/>
+          <w:szCs w:val="21"/>
+          <w:lang w:eastAsia="cs-CZ"/>
+        </w:rPr>
+        <w:t xml:space="preserve"> </w:t>
+      </w:r>
+      <w:r>
+        <w:rPr>
+          <w:rFonts w:ascii="Segoe UI" w:eastAsia="Times New Roman" w:hAnsi="Segoe UI" w:cs="Segoe UI"/>
+          <w:sz w:val="21"/>
+          <w:szCs w:val="21"/>
+          <w:lang w:eastAsia="cs-CZ"/>
+        </w:rPr>
+        <w:t>U malého podniku může i několik procent úspory znamenat významný dopad na ziskovost.</w:t>
+      </w:r>
+      <w:r>
+        <w:rPr>
+          <w:rFonts w:ascii="Segoe UI" w:eastAsia="Times New Roman" w:hAnsi="Segoe UI" w:cs="Segoe UI"/>
+          <w:sz w:val="21"/>
+          <w:szCs w:val="21"/>
+          <w:lang w:eastAsia="cs-CZ"/>
+        </w:rPr>
+        <w:br/>
+      </w:r>
+    </w:p>
+    <w:p>
+      <w:pPr>
+        <w:pStyle w:val="Odstavecseseznamem"/>
+        <w:numPr>
+          <w:ilvl w:val="0"/>
+          <w:numId w:val="17"/>
+        </w:numPr>
+        <w:autoSpaceDE w:val="0"/>
+        <w:autoSpaceDN w:val="0"/>
+        <w:adjustRightInd w:val="0"/>
+        <w:rPr>
+          <w:rFonts w:ascii="Segoe UI" w:eastAsia="Times New Roman" w:hAnsi="Segoe UI" w:cs="Segoe UI"/>
+          <w:sz w:val="21"/>
+          <w:szCs w:val="21"/>
+          <w:lang w:eastAsia="cs-CZ"/>
+        </w:rPr>
+      </w:pPr>
+      <w:r>
+        <w:rPr>
+          <w:rFonts w:ascii="Segoe UI" w:eastAsia="Times New Roman" w:hAnsi="Segoe UI" w:cs="Segoe UI"/>
+          <w:b/>
+          <w:bCs/>
+          <w:sz w:val="21"/>
+          <w:szCs w:val="21"/>
+          <w:lang w:eastAsia="cs-CZ"/>
+        </w:rPr>
+        <w:t>Zvýšení kvality a konzistence</w:t>
+      </w:r>
+      <w:r>
+        <w:rPr>
+          <w:rFonts w:ascii="Segoe UI" w:eastAsia="Times New Roman" w:hAnsi="Segoe UI" w:cs="Segoe UI"/>
+          <w:b/>
+          <w:bCs/>
+          <w:sz w:val="21"/>
+          <w:szCs w:val="21"/>
+          <w:lang w:eastAsia="cs-CZ"/>
+        </w:rPr>
+        <w:br/>
+      </w:r>
+      <w:r>
+        <w:rPr>
+          <w:rFonts w:ascii="Segoe UI" w:eastAsia="Times New Roman" w:hAnsi="Segoe UI" w:cs="Segoe UI"/>
+          <w:sz w:val="21"/>
+          <w:szCs w:val="21"/>
+          <w:lang w:eastAsia="cs-CZ"/>
+        </w:rPr>
+        <w:t>Používání čerstvých zrn ve správném pořadí zlepší stabilitu kvality nápojů, což má přímý vliv na spokojenost zákazníků.</w:t>
+      </w:r>
+    </w:p>
+    <w:p>
+      <w:pPr>
+        <w:pStyle w:val="Nadpis3"/>
+        <w:rPr>
+          <w:rFonts w:eastAsia="Times New Roman"/>
+          <w:lang w:eastAsia="cs-CZ"/>
+        </w:rPr>
+      </w:pPr>
+      <w:r>
+        <w:rPr>
+          <w:rFonts w:eastAsia="Times New Roman"/>
+          <w:lang w:eastAsia="cs-CZ"/>
+        </w:rPr>
+        <w:t>Požadované změny</w:t>
+      </w:r>
+    </w:p>
+    <w:p>
+      <w:pPr>
+        <w:pStyle w:val="Odstavecseseznamem"/>
+        <w:numPr>
+          <w:ilvl w:val="0"/>
+          <w:numId w:val="30"/>
+        </w:numPr>
+        <w:autoSpaceDE w:val="0"/>
+        <w:autoSpaceDN w:val="0"/>
+        <w:adjustRightInd w:val="0"/>
+        <w:rPr>
+          <w:rFonts w:ascii="Segoe UI" w:eastAsia="Times New Roman" w:hAnsi="Segoe UI" w:cs="Segoe UI"/>
+          <w:sz w:val="21"/>
+          <w:szCs w:val="21"/>
+          <w:lang w:eastAsia="cs-CZ"/>
+        </w:rPr>
+      </w:pPr>
+      <w:r>
+        <w:rPr>
+          <w:rFonts w:ascii="Segoe UI" w:eastAsia="Times New Roman" w:hAnsi="Segoe UI" w:cs="Segoe UI"/>
+          <w:sz w:val="21"/>
+          <w:szCs w:val="21"/>
+          <w:lang w:eastAsia="cs-CZ"/>
+        </w:rPr>
+        <w:t>Zavedení centralizovaného systému pro evidenci skladových zásob a šarží.</w:t>
+      </w:r>
+    </w:p>
+    <w:p>
+      <w:pPr>
+        <w:pStyle w:val="Odstavecseseznamem"/>
+        <w:numPr>
+          <w:ilvl w:val="0"/>
+          <w:numId w:val="30"/>
+        </w:numPr>
+        <w:autoSpaceDE w:val="0"/>
+        <w:autoSpaceDN w:val="0"/>
+        <w:adjustRightInd w:val="0"/>
+        <w:rPr>
+          <w:rFonts w:ascii="Segoe UI" w:eastAsia="Times New Roman" w:hAnsi="Segoe UI" w:cs="Segoe UI"/>
+          <w:sz w:val="21"/>
+          <w:szCs w:val="21"/>
+          <w:lang w:eastAsia="cs-CZ"/>
+        </w:rPr>
+      </w:pPr>
+      <w:r>
+        <w:rPr>
+          <w:rFonts w:ascii="Segoe UI" w:eastAsia="Times New Roman" w:hAnsi="Segoe UI" w:cs="Segoe UI"/>
+          <w:sz w:val="21"/>
+          <w:szCs w:val="21"/>
+          <w:lang w:eastAsia="cs-CZ"/>
+        </w:rPr>
+        <w:t>Digitalizace procesu příjmu zboží (zadání data pražení, množství, dodavatele).</w:t>
+      </w:r>
+    </w:p>
+    <w:p>
+      <w:pPr>
+        <w:pStyle w:val="Odstavecseseznamem"/>
+        <w:numPr>
+          <w:ilvl w:val="0"/>
+          <w:numId w:val="30"/>
+        </w:numPr>
+        <w:autoSpaceDE w:val="0"/>
+        <w:autoSpaceDN w:val="0"/>
+        <w:adjustRightInd w:val="0"/>
+        <w:rPr>
+          <w:rFonts w:ascii="Segoe UI" w:eastAsia="Times New Roman" w:hAnsi="Segoe UI" w:cs="Segoe UI"/>
+          <w:sz w:val="21"/>
+          <w:szCs w:val="21"/>
+          <w:lang w:eastAsia="cs-CZ"/>
+        </w:rPr>
+      </w:pPr>
+      <w:r>
+        <w:rPr>
+          <w:rFonts w:ascii="Segoe UI" w:eastAsia="Times New Roman" w:hAnsi="Segoe UI" w:cs="Segoe UI"/>
+          <w:sz w:val="21"/>
+          <w:szCs w:val="21"/>
+          <w:lang w:eastAsia="cs-CZ"/>
+        </w:rPr>
+        <w:t>Nastavení pravidel spotřeby (FEFO).</w:t>
+      </w:r>
+    </w:p>
+    <w:p>
+      <w:pPr>
+        <w:pStyle w:val="Odstavecseseznamem"/>
+        <w:numPr>
+          <w:ilvl w:val="0"/>
+          <w:numId w:val="30"/>
+        </w:numPr>
+        <w:autoSpaceDE w:val="0"/>
+        <w:autoSpaceDN w:val="0"/>
+        <w:adjustRightInd w:val="0"/>
+        <w:rPr>
+          <w:rFonts w:ascii="Segoe UI" w:eastAsia="Times New Roman" w:hAnsi="Segoe UI" w:cs="Segoe UI"/>
+          <w:sz w:val="21"/>
+          <w:szCs w:val="21"/>
+          <w:lang w:eastAsia="cs-CZ"/>
+        </w:rPr>
+      </w:pPr>
+      <w:r>
+        <w:rPr>
+          <w:rFonts w:ascii="Segoe UI" w:eastAsia="Times New Roman" w:hAnsi="Segoe UI" w:cs="Segoe UI"/>
+          <w:sz w:val="21"/>
+          <w:szCs w:val="21"/>
+          <w:lang w:eastAsia="cs-CZ"/>
+        </w:rPr>
+        <w:t>Propojení pokladního systému se skladovou evidencí.</w:t>
+      </w:r>
+    </w:p>
+    <w:p>
+      <w:pPr>
+        <w:pStyle w:val="Odstavecseseznamem"/>
+        <w:numPr>
+          <w:ilvl w:val="0"/>
+          <w:numId w:val="30"/>
+        </w:numPr>
+        <w:autoSpaceDE w:val="0"/>
+        <w:autoSpaceDN w:val="0"/>
+        <w:adjustRightInd w:val="0"/>
+        <w:rPr>
+          <w:rFonts w:ascii="Segoe UI" w:eastAsia="Times New Roman" w:hAnsi="Segoe UI" w:cs="Segoe UI"/>
+          <w:sz w:val="21"/>
+          <w:szCs w:val="21"/>
+          <w:lang w:eastAsia="cs-CZ"/>
+        </w:rPr>
+      </w:pPr>
+      <w:r>
+        <w:rPr>
+          <w:rFonts w:ascii="Segoe UI" w:eastAsia="Times New Roman" w:hAnsi="Segoe UI" w:cs="Segoe UI"/>
+          <w:sz w:val="21"/>
+          <w:szCs w:val="21"/>
+          <w:lang w:eastAsia="cs-CZ"/>
+        </w:rPr>
+        <w:lastRenderedPageBreak/>
+        <w:t>Zavedení reportingu pro vedení (spotřeba, hodnota skladu, riziko expirace).</w:t>
+      </w:r>
+    </w:p>
+    <w:p>
+      <w:pPr>
+        <w:pStyle w:val="Odstavecseseznamem"/>
+        <w:numPr>
+          <w:ilvl w:val="0"/>
+          <w:numId w:val="30"/>
+        </w:numPr>
+        <w:autoSpaceDE w:val="0"/>
+        <w:autoSpaceDN w:val="0"/>
+        <w:adjustRightInd w:val="0"/>
+        <w:spacing w:after="0"/>
+        <w:rPr>
+          <w:rFonts w:ascii="Segoe UI" w:eastAsia="Times New Roman" w:hAnsi="Segoe UI" w:cs="Segoe UI"/>
+          <w:sz w:val="21"/>
+          <w:szCs w:val="21"/>
+          <w:lang w:eastAsia="cs-CZ"/>
+        </w:rPr>
+      </w:pPr>
+      <w:r>
+        <w:rPr>
+          <w:rFonts w:ascii="Segoe UI" w:eastAsia="Times New Roman" w:hAnsi="Segoe UI" w:cs="Segoe UI"/>
+          <w:sz w:val="21"/>
+          <w:szCs w:val="21"/>
+          <w:lang w:eastAsia="cs-CZ"/>
+        </w:rPr>
+        <w:t>Zaškolení personálu a úprava pracovních postupů.</w:t>
+      </w:r>
+    </w:p>
+    <w:p>
+      <w:pPr>
+        <w:pStyle w:val="Nadpis3"/>
+        <w:rPr>
+          <w:rFonts w:eastAsia="Times New Roman"/>
+          <w:lang w:eastAsia="cs-CZ"/>
+        </w:rPr>
+      </w:pPr>
+      <w:r>
+        <w:rPr>
+          <w:rFonts w:eastAsia="Times New Roman"/>
+          <w:lang w:eastAsia="cs-CZ"/>
+        </w:rPr>
+        <w:t>Omezení a podmínky</w:t>
+      </w:r>
+    </w:p>
+    <w:p>
+      <w:pPr>
+        <w:pStyle w:val="Odstavecseseznamem"/>
+        <w:numPr>
+          <w:ilvl w:val="0"/>
+          <w:numId w:val="25"/>
+        </w:numPr>
+        <w:autoSpaceDE w:val="0"/>
+        <w:autoSpaceDN w:val="0"/>
+        <w:adjustRightInd w:val="0"/>
+        <w:rPr>
+          <w:rFonts w:ascii="Segoe UI" w:eastAsia="Times New Roman" w:hAnsi="Segoe UI" w:cs="Segoe UI"/>
+          <w:sz w:val="21"/>
+          <w:szCs w:val="21"/>
+          <w:lang w:eastAsia="cs-CZ"/>
+        </w:rPr>
+      </w:pPr>
+      <w:r>
+        <w:rPr>
+          <w:rFonts w:ascii="Segoe UI" w:eastAsia="Times New Roman" w:hAnsi="Segoe UI" w:cs="Segoe UI"/>
+          <w:sz w:val="21"/>
+          <w:szCs w:val="21"/>
+          <w:lang w:eastAsia="cs-CZ"/>
+        </w:rPr>
+        <w:t>Personál nemá pokročilé IT znalosti, systém musí být jednoduchý.</w:t>
+      </w:r>
+    </w:p>
+    <w:p>
+      <w:pPr>
+        <w:pStyle w:val="Odstavecseseznamem"/>
+        <w:numPr>
+          <w:ilvl w:val="0"/>
+          <w:numId w:val="25"/>
+        </w:numPr>
+        <w:autoSpaceDE w:val="0"/>
+        <w:autoSpaceDN w:val="0"/>
+        <w:adjustRightInd w:val="0"/>
+        <w:spacing w:after="0"/>
+        <w:rPr>
+          <w:rFonts w:ascii="Segoe UI" w:eastAsia="Times New Roman" w:hAnsi="Segoe UI" w:cs="Segoe UI"/>
+          <w:sz w:val="21"/>
+          <w:szCs w:val="21"/>
+          <w:lang w:eastAsia="cs-CZ"/>
+        </w:rPr>
+      </w:pPr>
+      <w:r>
+        <w:rPr>
+          <w:rFonts w:ascii="Segoe UI" w:eastAsia="Times New Roman" w:hAnsi="Segoe UI" w:cs="Segoe UI"/>
+          <w:sz w:val="21"/>
+          <w:szCs w:val="21"/>
+          <w:lang w:eastAsia="cs-CZ"/>
+        </w:rPr>
+        <w:t>Implementace musí proběhnout bez výrazného omezení provozu kavárny.</w:t>
+      </w:r>
+    </w:p>
+    <w:p>
+      <w:pPr>
+        <w:pStyle w:val="Odstavecseseznamem"/>
+        <w:numPr>
+          <w:ilvl w:val="0"/>
+          <w:numId w:val="25"/>
+        </w:numPr>
+        <w:autoSpaceDE w:val="0"/>
+        <w:autoSpaceDN w:val="0"/>
+        <w:adjustRightInd w:val="0"/>
+        <w:spacing w:after="0"/>
+        <w:rPr>
+          <w:rFonts w:ascii="Segoe UI" w:eastAsia="Times New Roman" w:hAnsi="Segoe UI" w:cs="Segoe UI"/>
+          <w:sz w:val="21"/>
+          <w:szCs w:val="21"/>
+          <w:lang w:eastAsia="cs-CZ"/>
+        </w:rPr>
+      </w:pPr>
+      <w:r>
+        <w:rPr>
+          <w:rFonts w:ascii="Segoe UI" w:eastAsia="Times New Roman" w:hAnsi="Segoe UI" w:cs="Segoe UI"/>
+          <w:sz w:val="21"/>
+          <w:szCs w:val="21"/>
+          <w:lang w:eastAsia="cs-CZ"/>
+        </w:rPr>
+        <w:t>Systém musí být škálovatelný pro případ budoucího rozšíření (např. druhá pobočka).</w:t>
+      </w:r>
+    </w:p>
+    <w:p>
+      <w:pPr>
+        <w:pStyle w:val="Nadpis1"/>
+      </w:pPr>
+      <w:r>
+        <w:t xml:space="preserve">2. </w:t>
+      </w:r>
+      <w:r>
+        <w:t>Podniková architektura (20 bodů)</w:t>
+      </w:r>
+    </w:p>
+    <w:p>
+      <w:pPr>
+        <w:pStyle w:val="Nadpis2"/>
+      </w:pPr>
+      <w:r>
+        <w:t xml:space="preserve">2.1 </w:t>
+      </w:r>
+      <w:r>
+        <w:t>Vision</w:t>
+      </w:r>
+    </w:p>
+    <w:p>
+      <w:pPr>
+        <w:pStyle w:val="Nadpis3"/>
+      </w:pPr>
+      <w:r>
+        <w:t xml:space="preserve">Stakeholder </w:t>
       </w:r>
       <w:proofErr w:type="spellStart"/>
       <w:r>
-        <w:rPr>
-          <w:sz w:val="16"/>
-          <w:szCs w:val="16"/>
-        </w:rPr>
-        <w:t>Coordination</w:t>
+        <w:t>view</w:t>
       </w:r>
       <w:proofErr w:type="spellEnd"/>
-      <w:r>
-        <w:rPr>
-          <w:sz w:val="16"/>
-          <w:szCs w:val="16"/>
-        </w:rPr>
-        <w:t xml:space="preserve"> and support </w:t>
-      </w:r>
-      <w:proofErr w:type="spellStart"/>
-      <w:proofErr w:type="gramStart"/>
-      <w:r>
-        <w:rPr>
-          <w:sz w:val="16"/>
-          <w:szCs w:val="16"/>
-        </w:rPr>
-        <w:t>actions</w:t>
-      </w:r>
-      <w:proofErr w:type="spellEnd"/>
-      <w:r>
-        <w:rPr>
-          <w:sz w:val="16"/>
-          <w:szCs w:val="16"/>
-        </w:rPr>
-        <w:t xml:space="preserve"> - </w:t>
-      </w:r>
-      <w:proofErr w:type="spellStart"/>
-      <w:r>
-        <w:rPr>
-          <w:sz w:val="16"/>
-          <w:szCs w:val="16"/>
-        </w:rPr>
-        <w:t>Proposal</w:t>
-      </w:r>
-      <w:proofErr w:type="spellEnd"/>
-      <w:proofErr w:type="gramEnd"/>
-      <w:r>
-        <w:rPr>
-          <w:sz w:val="16"/>
-          <w:szCs w:val="16"/>
-        </w:rPr>
-        <w:t xml:space="preserve"> </w:t>
-      </w:r>
-      <w:proofErr w:type="spellStart"/>
-      <w:r>
-        <w:rPr>
-          <w:sz w:val="16"/>
-          <w:szCs w:val="16"/>
-        </w:rPr>
-        <w:t>template</w:t>
-      </w:r>
-      <w:proofErr w:type="spellEnd"/>
-      <w:r>
-        <w:rPr>
-          <w:sz w:val="16"/>
-          <w:szCs w:val="16"/>
-        </w:rPr>
-        <w:t xml:space="preserve"> (</w:t>
-      </w:r>
-      <w:proofErr w:type="spellStart"/>
-      <w:r>
-        <w:rPr>
-          <w:sz w:val="16"/>
-          <w:szCs w:val="16"/>
-        </w:rPr>
-        <w:t>technical</w:t>
-      </w:r>
-      <w:proofErr w:type="spellEnd"/>
-      <w:r>
-        <w:rPr>
-          <w:sz w:val="16"/>
-          <w:szCs w:val="16"/>
-        </w:rPr>
-        <w:t xml:space="preserve"> </w:t>
-      </w:r>
-      <w:proofErr w:type="spellStart"/>
-      <w:r>
-        <w:rPr>
-          <w:sz w:val="16"/>
-          <w:szCs w:val="16"/>
-        </w:rPr>
-        <w:t>annex</w:t>
-      </w:r>
-      <w:proofErr w:type="spellEnd"/>
-      <w:r>
-        <w:rPr>
-          <w:sz w:val="16"/>
-          <w:szCs w:val="16"/>
-        </w:rPr>
-        <w:t>)</w:t>
-      </w:r>
-    </w:p>
-    <w:p/>
-    <w:p>
-      <w:pPr>
-        <w:jc w:val="center"/>
-      </w:pPr>
-      <w:r>
-        <w:t xml:space="preserve">&lt;vložte úvodní stránku </w:t>
-      </w:r>
-      <w:r>
-        <w:t>(název, členové týmu, atd.</w:t>
-      </w:r>
-      <w:proofErr w:type="gramStart"/>
-      <w:r>
-        <w:t xml:space="preserve">) </w:t>
-      </w:r>
-      <w:r>
-        <w:t>&gt;</w:t>
-      </w:r>
-      <w:proofErr w:type="gramEnd"/>
-    </w:p>
-    <w:p>
-      <w:pPr>
-        <w:jc w:val="center"/>
-      </w:pPr>
-      <w:r>
-        <w:t>&lt;vložte obsah&gt;</w:t>
-      </w:r>
-    </w:p>
-    <w:p>
-      <w:pPr>
-        <w:jc w:val="center"/>
-      </w:pPr>
-      <w:r>
-        <w:t xml:space="preserve">&lt;pozn.: formátování lze </w:t>
-      </w:r>
-      <w:r>
-        <w:t>upravit dle potřeb</w:t>
-      </w:r>
-      <w:r>
-        <w:t>&gt;</w:t>
-      </w:r>
-    </w:p>
-    <w:p>
-      <w:pPr>
-        <w:jc w:val="center"/>
-      </w:pPr>
-    </w:p>
-    <w:p>
-      <w:pPr>
-        <w:pStyle w:val="Nadpis1"/>
-      </w:pPr>
-      <w:r>
-        <w:t>1</w:t>
-      </w:r>
-      <w:r>
-        <w:t xml:space="preserve">. </w:t>
-      </w:r>
-      <w:r>
-        <w:t>Vymezení firmy (5 bodů)</w:t>
-      </w:r>
-    </w:p>
-    <w:p>
-      <w:pPr>
-        <w:pStyle w:val="Nadpis2"/>
-      </w:pPr>
-      <w:r>
-        <w:t xml:space="preserve">1.1 </w:t>
-      </w:r>
-      <w:r>
-        <w:t>Popis firmy</w:t>
-      </w:r>
     </w:p>
     <w:p>
       <w:pPr>
@@ -226,36 +1543,7 @@
           <w:szCs w:val="21"/>
           <w:lang w:eastAsia="cs-CZ"/>
         </w:rPr>
-        <w:t>Popište společnost, její hlavní činnost, produkty a služby, konkurenci a situaci na trhu včetně trendů.</w:t>
-      </w:r>
-    </w:p>
-    <w:p>
-      <w:pPr>
-        <w:pStyle w:val="Odstavecseseznamem"/>
-        <w:spacing w:after="0" w:line="300" w:lineRule="atLeast"/>
-        <w:rPr>
-          <w:rFonts w:ascii="Segoe UI" w:eastAsia="Times New Roman" w:hAnsi="Segoe UI" w:cs="Segoe UI"/>
-          <w:sz w:val="21"/>
-          <w:szCs w:val="21"/>
-          <w:lang w:eastAsia="cs-CZ"/>
-        </w:rPr>
-      </w:pPr>
-    </w:p>
-    <w:p>
-      <w:pPr>
-        <w:pStyle w:val="Nadpis2"/>
-      </w:pPr>
-      <w:r>
-        <w:t>1.</w:t>
-      </w:r>
-      <w:r>
-        <w:t>2</w:t>
-      </w:r>
-      <w:r>
-        <w:t xml:space="preserve"> </w:t>
-      </w:r>
-      <w:r>
-        <w:t xml:space="preserve">Problémy, příležitosti a požadované změny </w:t>
+        <w:t>Na základě identifikovaných problémů a požadavků zainteresovaných stran byl vytvořen strategický pohled, který definuje hlavní cíle podniku, strategické iniciativy a potřebné schopnosti pro jejich dosažení.</w:t>
       </w:r>
     </w:p>
     <w:p>
@@ -280,44 +1568,27 @@
           <w:szCs w:val="21"/>
           <w:lang w:eastAsia="cs-CZ"/>
         </w:rPr>
-        <w:t>Stručně zdůrazněte problémy, které je třeba řešit, příležitosti, které lze využít, a specifické podmínky či omezení</w:t>
-      </w:r>
-    </w:p>
-    <w:p>
-      <w:pPr>
-        <w:pStyle w:val="Odstavecseseznamem"/>
-        <w:autoSpaceDE w:val="0"/>
-        <w:autoSpaceDN w:val="0"/>
-        <w:adjustRightInd w:val="0"/>
-        <w:spacing w:after="0" w:line="240" w:lineRule="auto"/>
-        <w:rPr>
-          <w:rFonts w:ascii="Times New Roman" w:hAnsi="Times New Roman" w:cs="Times New Roman"/>
-          <w:color w:val="000000"/>
-          <w:sz w:val="24"/>
-          <w:szCs w:val="24"/>
-        </w:rPr>
-      </w:pPr>
-    </w:p>
-    <w:p>
-      <w:pPr>
-        <w:pStyle w:val="Nadpis1"/>
-      </w:pPr>
-      <w:r>
-        <w:t xml:space="preserve">2. </w:t>
-      </w:r>
-      <w:r>
-        <w:t>Podniková architektura (20 bodů)</w:t>
-      </w:r>
-    </w:p>
-    <w:p>
-      <w:pPr>
-        <w:pStyle w:val="Nadpis2"/>
-      </w:pPr>
-      <w:r>
-        <w:t xml:space="preserve">2.1 </w:t>
-      </w:r>
-      <w:r>
-        <w:t>Vision</w:t>
+        <w:t>Hlavními hnacími silami změny (</w:t>
+      </w:r>
+      <w:proofErr w:type="spellStart"/>
+      <w:r>
+        <w:rPr>
+          <w:rFonts w:ascii="Segoe UI" w:eastAsia="Times New Roman" w:hAnsi="Segoe UI" w:cs="Segoe UI"/>
+          <w:sz w:val="21"/>
+          <w:szCs w:val="21"/>
+          <w:lang w:eastAsia="cs-CZ"/>
+        </w:rPr>
+        <w:t>drivers</w:t>
+      </w:r>
+      <w:proofErr w:type="spellEnd"/>
+      <w:r>
+        <w:rPr>
+          <w:rFonts w:ascii="Segoe UI" w:eastAsia="Times New Roman" w:hAnsi="Segoe UI" w:cs="Segoe UI"/>
+          <w:sz w:val="21"/>
+          <w:szCs w:val="21"/>
+          <w:lang w:eastAsia="cs-CZ"/>
+        </w:rPr>
+        <w:t>) jsou především neefektivní správa skladových zásob, manuální procesy a nepřesné plánování objednávek. Tyto faktory vedou ke zvýšenému plýtvání surovinami, kolísání kvality produktů a neoptimálním nákladům.</w:t>
       </w:r>
     </w:p>
     <w:p>
@@ -342,7 +1613,7 @@
           <w:szCs w:val="21"/>
           <w:lang w:eastAsia="cs-CZ"/>
         </w:rPr>
-        <w:t xml:space="preserve">Použijte pohled zainteresovaných stran (stakeholder </w:t>
+        <w:t>Na základě těchto driverů byly definovány následující strategické cíle (</w:t>
       </w:r>
       <w:proofErr w:type="spellStart"/>
       <w:r>
@@ -352,7 +1623,7 @@
           <w:szCs w:val="21"/>
           <w:lang w:eastAsia="cs-CZ"/>
         </w:rPr>
-        <w:t>viewpoint</w:t>
+        <w:t>goals</w:t>
       </w:r>
       <w:proofErr w:type="spellEnd"/>
       <w:r>
@@ -362,7 +1633,82 @@
           <w:szCs w:val="21"/>
           <w:lang w:eastAsia="cs-CZ"/>
         </w:rPr>
-        <w:t>) k poskytnutí přehledu o jednotlivých skupinách stakeholderů, jejich obavách, hodnoceních a vazbách na počáteční strategické cíle a výstupy, které tyto obavy a hodnocení řeší.</w:t>
+        <w:t>):</w:t>
+      </w:r>
+    </w:p>
+    <w:p>
+      <w:pPr>
+        <w:pStyle w:val="Odstavecseseznamem"/>
+        <w:numPr>
+          <w:ilvl w:val="1"/>
+          <w:numId w:val="2"/>
+        </w:numPr>
+        <w:spacing w:after="0" w:line="300" w:lineRule="atLeast"/>
+        <w:rPr>
+          <w:rFonts w:ascii="Segoe UI" w:eastAsia="Times New Roman" w:hAnsi="Segoe UI" w:cs="Segoe UI"/>
+          <w:sz w:val="21"/>
+          <w:szCs w:val="21"/>
+          <w:lang w:eastAsia="cs-CZ"/>
+        </w:rPr>
+      </w:pPr>
+      <w:r>
+        <w:rPr>
+          <w:rFonts w:ascii="Segoe UI" w:eastAsia="Times New Roman" w:hAnsi="Segoe UI" w:cs="Segoe UI"/>
+          <w:sz w:val="21"/>
+          <w:szCs w:val="21"/>
+          <w:lang w:eastAsia="cs-CZ"/>
+        </w:rPr>
+        <w:t xml:space="preserve">snížení plýtvání surovinami, </w:t>
+      </w:r>
+    </w:p>
+    <w:p>
+      <w:pPr>
+        <w:pStyle w:val="Odstavecseseznamem"/>
+        <w:numPr>
+          <w:ilvl w:val="1"/>
+          <w:numId w:val="2"/>
+        </w:numPr>
+        <w:spacing w:after="0" w:line="300" w:lineRule="atLeast"/>
+        <w:rPr>
+          <w:rFonts w:ascii="Segoe UI" w:eastAsia="Times New Roman" w:hAnsi="Segoe UI" w:cs="Segoe UI"/>
+          <w:sz w:val="21"/>
+          <w:szCs w:val="21"/>
+          <w:lang w:eastAsia="cs-CZ"/>
+        </w:rPr>
+      </w:pPr>
+      <w:r>
+        <w:rPr>
+          <w:rFonts w:ascii="Segoe UI" w:eastAsia="Times New Roman" w:hAnsi="Segoe UI" w:cs="Segoe UI"/>
+          <w:sz w:val="21"/>
+          <w:szCs w:val="21"/>
+          <w:lang w:eastAsia="cs-CZ"/>
+        </w:rPr>
+        <w:t xml:space="preserve">zlepšení kvality a konzistence produktů, </w:t>
+      </w:r>
+    </w:p>
+    <w:p>
+      <w:pPr>
+        <w:pStyle w:val="Odstavecseseznamem"/>
+        <w:numPr>
+          <w:ilvl w:val="1"/>
+          <w:numId w:val="2"/>
+        </w:numPr>
+        <w:spacing w:after="0" w:line="300" w:lineRule="atLeast"/>
+        <w:rPr>
+          <w:rFonts w:ascii="Segoe UI" w:eastAsia="Times New Roman" w:hAnsi="Segoe UI" w:cs="Segoe UI"/>
+          <w:sz w:val="21"/>
+          <w:szCs w:val="21"/>
+          <w:lang w:eastAsia="cs-CZ"/>
+        </w:rPr>
+      </w:pPr>
+      <w:r>
+        <w:rPr>
+          <w:rFonts w:ascii="Segoe UI" w:eastAsia="Times New Roman" w:hAnsi="Segoe UI" w:cs="Segoe UI"/>
+          <w:sz w:val="21"/>
+          <w:szCs w:val="21"/>
+          <w:lang w:eastAsia="cs-CZ"/>
+        </w:rPr>
+        <w:t xml:space="preserve">zefektivnění objednávání zásob. </w:t>
       </w:r>
     </w:p>
     <w:p>
@@ -387,24 +1733,129 @@
           <w:szCs w:val="21"/>
           <w:lang w:eastAsia="cs-CZ"/>
         </w:rPr>
-        <w:t>Použijte strategický pohled (</w:t>
+        <w:t>Tyto cíle přispívají k naplnění hlavního strategického cíle podniku, kterým je zvýšení ziskovosti.</w:t>
+      </w:r>
+    </w:p>
+    <w:p>
+      <w:pPr>
+        <w:pStyle w:val="Odstavecseseznamem"/>
+        <w:keepNext/>
+        <w:spacing w:after="0" w:line="300" w:lineRule="atLeast"/>
+      </w:pPr>
+      <w:r>
+        <w:rPr>
+          <w:noProof/>
+        </w:rPr>
+        <w:drawing>
+          <wp:inline distT="0" distB="0" distL="0" distR="0" wp14:anchorId="438B606A" wp14:editId="57DF15C1">
+            <wp:extent cx="5760720" cy="2920365"/>
+            <wp:effectExtent l="0" t="0" r="0" b="0"/>
+            <wp:docPr id="2115968485" name="Obrázek 1"/>
+            <wp:cNvGraphicFramePr>
+              <a:graphicFrameLocks xmlns:a="http://schemas.openxmlformats.org/drawingml/2006/main" noChangeAspect="1"/>
+            </wp:cNvGraphicFramePr>
+            <a:graphic xmlns:a="http://schemas.openxmlformats.org/drawingml/2006/main">
+              <a:graphicData uri="http://schemas.openxmlformats.org/drawingml/2006/picture">
+                <pic:pic xmlns:pic="http://schemas.openxmlformats.org/drawingml/2006/picture">
+                  <pic:nvPicPr>
+                    <pic:cNvPr id="0" name="Picture 1"/>
+                    <pic:cNvPicPr>
+                      <a:picLocks noChangeAspect="1" noChangeArrowheads="1"/>
+                    </pic:cNvPicPr>
+                  </pic:nvPicPr>
+                  <pic:blipFill>
+                    <a:blip r:embed="rId7" cstate="print">
+                      <a:extLst>
+                        <a:ext uri="{28A0092B-C50C-407E-A947-70E740481C1C}">
+                          <a14:useLocalDpi xmlns:a14="http://schemas.microsoft.com/office/drawing/2010/main" val="0"/>
+                        </a:ext>
+                      </a:extLst>
+                    </a:blip>
+                    <a:srcRect/>
+                    <a:stretch>
+                      <a:fillRect/>
+                    </a:stretch>
+                  </pic:blipFill>
+                  <pic:spPr bwMode="auto">
+                    <a:xfrm>
+                      <a:off x="0" y="0"/>
+                      <a:ext cx="5766667" cy="2923380"/>
+                    </a:xfrm>
+                    <a:prstGeom prst="rect">
+                      <a:avLst/>
+                    </a:prstGeom>
+                    <a:noFill/>
+                    <a:ln>
+                      <a:noFill/>
+                    </a:ln>
+                  </pic:spPr>
+                </pic:pic>
+              </a:graphicData>
+            </a:graphic>
+          </wp:inline>
+        </w:drawing>
+      </w:r>
+    </w:p>
+    <w:p>
+      <w:pPr>
+        <w:pStyle w:val="Titulek"/>
+        <w:rPr>
+          <w:rFonts w:ascii="Segoe UI" w:eastAsia="Times New Roman" w:hAnsi="Segoe UI" w:cs="Segoe UI"/>
+          <w:sz w:val="21"/>
+          <w:szCs w:val="21"/>
+          <w:lang w:eastAsia="cs-CZ"/>
+        </w:rPr>
+      </w:pPr>
+      <w:r>
+        <w:t xml:space="preserve">Obrázek </w:t>
+      </w:r>
+      <w:r>
+        <w:fldChar w:fldCharType="begin"/>
+      </w:r>
+      <w:r>
+        <w:instrText xml:space="preserve"> SEQ Obrázek \* ARABIC </w:instrText>
+      </w:r>
+      <w:r>
+        <w:fldChar w:fldCharType="separate"/>
+      </w:r>
+      <w:r>
+        <w:rPr>
+          <w:noProof/>
+        </w:rPr>
+        <w:t>1</w:t>
+      </w:r>
+      <w:r>
+        <w:fldChar w:fldCharType="end"/>
+      </w:r>
+      <w:r>
+        <w:t xml:space="preserve"> - Stakeholder </w:t>
       </w:r>
       <w:proofErr w:type="spellStart"/>
       <w:r>
-        <w:rPr>
-          <w:rFonts w:ascii="Segoe UI" w:eastAsia="Times New Roman" w:hAnsi="Segoe UI" w:cs="Segoe UI"/>
-          <w:sz w:val="21"/>
-          <w:szCs w:val="21"/>
-          <w:lang w:eastAsia="cs-CZ"/>
-        </w:rPr>
-        <w:t>strategy</w:t>
+        <w:t>view</w:t>
       </w:r>
       <w:proofErr w:type="spellEnd"/>
-      <w:r>
-        <w:rPr>
-          <w:rFonts w:ascii="Segoe UI" w:eastAsia="Times New Roman" w:hAnsi="Segoe UI" w:cs="Segoe UI"/>
-          <w:sz w:val="21"/>
-          <w:szCs w:val="21"/>
+    </w:p>
+    <w:p>
+      <w:pPr>
+        <w:pStyle w:val="Nadpis3"/>
+        <w:rPr>
+          <w:rFonts w:eastAsia="Times New Roman"/>
+          <w:lang w:eastAsia="cs-CZ"/>
+        </w:rPr>
+      </w:pPr>
+      <w:proofErr w:type="spellStart"/>
+      <w:r>
+        <w:rPr>
+          <w:rFonts w:eastAsia="Times New Roman"/>
+          <w:lang w:eastAsia="cs-CZ"/>
+        </w:rPr>
+        <w:t>Strategy</w:t>
+      </w:r>
+      <w:proofErr w:type="spellEnd"/>
+      <w:r>
+        <w:rPr>
+          <w:rFonts w:eastAsia="Times New Roman"/>
           <w:lang w:eastAsia="cs-CZ"/>
         </w:rPr>
         <w:t xml:space="preserve"> </w:t>
@@ -412,22 +1863,36 @@
       <w:proofErr w:type="spellStart"/>
       <w:r>
         <w:rPr>
-          <w:rFonts w:ascii="Segoe UI" w:eastAsia="Times New Roman" w:hAnsi="Segoe UI" w:cs="Segoe UI"/>
-          <w:sz w:val="21"/>
-          <w:szCs w:val="21"/>
-          <w:lang w:eastAsia="cs-CZ"/>
-        </w:rPr>
-        <w:t>viewpoint</w:t>
+          <w:rFonts w:eastAsia="Times New Roman"/>
+          <w:lang w:eastAsia="cs-CZ"/>
+        </w:rPr>
+        <w:t>view</w:t>
       </w:r>
       <w:proofErr w:type="spellEnd"/>
-      <w:r>
-        <w:rPr>
-          <w:rFonts w:ascii="Segoe UI" w:eastAsia="Times New Roman" w:hAnsi="Segoe UI" w:cs="Segoe UI"/>
-          <w:sz w:val="21"/>
-          <w:szCs w:val="21"/>
-          <w:lang w:eastAsia="cs-CZ"/>
-        </w:rPr>
-        <w:t>) k převedení výstupů do konkrétních plánů činností ve formě strategických iniciativ. Určete schopnosti (</w:t>
+    </w:p>
+    <w:p>
+      <w:pPr>
+        <w:pStyle w:val="Odstavecseseznamem"/>
+        <w:autoSpaceDE w:val="0"/>
+        <w:autoSpaceDN w:val="0"/>
+        <w:adjustRightInd w:val="0"/>
+        <w:spacing w:after="0"/>
+        <w:jc w:val="both"/>
+        <w:rPr>
+          <w:rFonts w:ascii="Segoe UI" w:eastAsia="Times New Roman" w:hAnsi="Segoe UI" w:cs="Segoe UI"/>
+          <w:sz w:val="21"/>
+          <w:szCs w:val="21"/>
+          <w:lang w:eastAsia="cs-CZ"/>
+        </w:rPr>
+      </w:pPr>
+      <w:r>
+        <w:rPr>
+          <w:rFonts w:ascii="Segoe UI" w:eastAsia="Times New Roman" w:hAnsi="Segoe UI" w:cs="Segoe UI"/>
+          <w:sz w:val="21"/>
+          <w:szCs w:val="21"/>
+          <w:lang w:eastAsia="cs-CZ"/>
+        </w:rPr>
+        <w:t>K dosažení těchto cílů byly navrženy konkrétní strategické iniciativy (</w:t>
       </w:r>
       <w:proofErr w:type="spellStart"/>
       <w:r>
@@ -437,6 +1902,239 @@
           <w:szCs w:val="21"/>
           <w:lang w:eastAsia="cs-CZ"/>
         </w:rPr>
+        <w:t>courses</w:t>
+      </w:r>
+      <w:proofErr w:type="spellEnd"/>
+      <w:r>
+        <w:rPr>
+          <w:rFonts w:ascii="Segoe UI" w:eastAsia="Times New Roman" w:hAnsi="Segoe UI" w:cs="Segoe UI"/>
+          <w:sz w:val="21"/>
+          <w:szCs w:val="21"/>
+          <w:lang w:eastAsia="cs-CZ"/>
+        </w:rPr>
+        <w:t xml:space="preserve"> </w:t>
+      </w:r>
+      <w:proofErr w:type="spellStart"/>
+      <w:r>
+        <w:rPr>
+          <w:rFonts w:ascii="Segoe UI" w:eastAsia="Times New Roman" w:hAnsi="Segoe UI" w:cs="Segoe UI"/>
+          <w:sz w:val="21"/>
+          <w:szCs w:val="21"/>
+          <w:lang w:eastAsia="cs-CZ"/>
+        </w:rPr>
+        <w:t>of</w:t>
+      </w:r>
+      <w:proofErr w:type="spellEnd"/>
+      <w:r>
+        <w:rPr>
+          <w:rFonts w:ascii="Segoe UI" w:eastAsia="Times New Roman" w:hAnsi="Segoe UI" w:cs="Segoe UI"/>
+          <w:sz w:val="21"/>
+          <w:szCs w:val="21"/>
+          <w:lang w:eastAsia="cs-CZ"/>
+        </w:rPr>
+        <w:t xml:space="preserve"> </w:t>
+      </w:r>
+      <w:proofErr w:type="spellStart"/>
+      <w:r>
+        <w:rPr>
+          <w:rFonts w:ascii="Segoe UI" w:eastAsia="Times New Roman" w:hAnsi="Segoe UI" w:cs="Segoe UI"/>
+          <w:sz w:val="21"/>
+          <w:szCs w:val="21"/>
+          <w:lang w:eastAsia="cs-CZ"/>
+        </w:rPr>
+        <w:t>action</w:t>
+      </w:r>
+      <w:proofErr w:type="spellEnd"/>
+      <w:r>
+        <w:rPr>
+          <w:rFonts w:ascii="Segoe UI" w:eastAsia="Times New Roman" w:hAnsi="Segoe UI" w:cs="Segoe UI"/>
+          <w:sz w:val="21"/>
+          <w:szCs w:val="21"/>
+          <w:lang w:eastAsia="cs-CZ"/>
+        </w:rPr>
+        <w:t>):</w:t>
+      </w:r>
+    </w:p>
+    <w:p>
+      <w:pPr>
+        <w:pStyle w:val="Odstavecseseznamem"/>
+        <w:numPr>
+          <w:ilvl w:val="0"/>
+          <w:numId w:val="32"/>
+        </w:numPr>
+        <w:autoSpaceDE w:val="0"/>
+        <w:autoSpaceDN w:val="0"/>
+        <w:adjustRightInd w:val="0"/>
+        <w:spacing w:after="0"/>
+        <w:jc w:val="both"/>
+        <w:rPr>
+          <w:rFonts w:ascii="Segoe UI" w:eastAsia="Times New Roman" w:hAnsi="Segoe UI" w:cs="Segoe UI"/>
+          <w:sz w:val="21"/>
+          <w:szCs w:val="21"/>
+          <w:lang w:eastAsia="cs-CZ"/>
+        </w:rPr>
+      </w:pPr>
+      <w:r>
+        <w:rPr>
+          <w:rFonts w:ascii="Segoe UI" w:eastAsia="Times New Roman" w:hAnsi="Segoe UI" w:cs="Segoe UI"/>
+          <w:sz w:val="21"/>
+          <w:szCs w:val="21"/>
+          <w:lang w:eastAsia="cs-CZ"/>
+        </w:rPr>
+        <w:t>implementace principu FEFO (</w:t>
+      </w:r>
+      <w:proofErr w:type="spellStart"/>
+      <w:r>
+        <w:rPr>
+          <w:rFonts w:ascii="Segoe UI" w:eastAsia="Times New Roman" w:hAnsi="Segoe UI" w:cs="Segoe UI"/>
+          <w:sz w:val="21"/>
+          <w:szCs w:val="21"/>
+          <w:lang w:eastAsia="cs-CZ"/>
+        </w:rPr>
+        <w:t>First</w:t>
+      </w:r>
+      <w:proofErr w:type="spellEnd"/>
+      <w:r>
+        <w:rPr>
+          <w:rFonts w:ascii="Segoe UI" w:eastAsia="Times New Roman" w:hAnsi="Segoe UI" w:cs="Segoe UI"/>
+          <w:sz w:val="21"/>
+          <w:szCs w:val="21"/>
+          <w:lang w:eastAsia="cs-CZ"/>
+        </w:rPr>
+        <w:t xml:space="preserve"> </w:t>
+      </w:r>
+      <w:proofErr w:type="spellStart"/>
+      <w:r>
+        <w:rPr>
+          <w:rFonts w:ascii="Segoe UI" w:eastAsia="Times New Roman" w:hAnsi="Segoe UI" w:cs="Segoe UI"/>
+          <w:sz w:val="21"/>
+          <w:szCs w:val="21"/>
+          <w:lang w:eastAsia="cs-CZ"/>
+        </w:rPr>
+        <w:t>Expired</w:t>
+      </w:r>
+      <w:proofErr w:type="spellEnd"/>
+      <w:r>
+        <w:rPr>
+          <w:rFonts w:ascii="Segoe UI" w:eastAsia="Times New Roman" w:hAnsi="Segoe UI" w:cs="Segoe UI"/>
+          <w:sz w:val="21"/>
+          <w:szCs w:val="21"/>
+          <w:lang w:eastAsia="cs-CZ"/>
+        </w:rPr>
+        <w:t xml:space="preserve">, </w:t>
+      </w:r>
+      <w:proofErr w:type="spellStart"/>
+      <w:r>
+        <w:rPr>
+          <w:rFonts w:ascii="Segoe UI" w:eastAsia="Times New Roman" w:hAnsi="Segoe UI" w:cs="Segoe UI"/>
+          <w:sz w:val="21"/>
+          <w:szCs w:val="21"/>
+          <w:lang w:eastAsia="cs-CZ"/>
+        </w:rPr>
+        <w:t>First</w:t>
+      </w:r>
+      <w:proofErr w:type="spellEnd"/>
+      <w:r>
+        <w:rPr>
+          <w:rFonts w:ascii="Segoe UI" w:eastAsia="Times New Roman" w:hAnsi="Segoe UI" w:cs="Segoe UI"/>
+          <w:sz w:val="21"/>
+          <w:szCs w:val="21"/>
+          <w:lang w:eastAsia="cs-CZ"/>
+        </w:rPr>
+        <w:t xml:space="preserve"> Out) pro řízení spotřeby zásob, </w:t>
+      </w:r>
+    </w:p>
+    <w:p>
+      <w:pPr>
+        <w:pStyle w:val="Odstavecseseznamem"/>
+        <w:numPr>
+          <w:ilvl w:val="0"/>
+          <w:numId w:val="32"/>
+        </w:numPr>
+        <w:autoSpaceDE w:val="0"/>
+        <w:autoSpaceDN w:val="0"/>
+        <w:adjustRightInd w:val="0"/>
+        <w:spacing w:after="0"/>
+        <w:jc w:val="both"/>
+        <w:rPr>
+          <w:rFonts w:ascii="Segoe UI" w:eastAsia="Times New Roman" w:hAnsi="Segoe UI" w:cs="Segoe UI"/>
+          <w:sz w:val="21"/>
+          <w:szCs w:val="21"/>
+          <w:lang w:eastAsia="cs-CZ"/>
+        </w:rPr>
+      </w:pPr>
+      <w:r>
+        <w:rPr>
+          <w:rFonts w:ascii="Segoe UI" w:eastAsia="Times New Roman" w:hAnsi="Segoe UI" w:cs="Segoe UI"/>
+          <w:sz w:val="21"/>
+          <w:szCs w:val="21"/>
+          <w:lang w:eastAsia="cs-CZ"/>
+        </w:rPr>
+        <w:t xml:space="preserve">zavedení centralizovaného skladového informačního systému, </w:t>
+      </w:r>
+    </w:p>
+    <w:p>
+      <w:pPr>
+        <w:pStyle w:val="Odstavecseseznamem"/>
+        <w:numPr>
+          <w:ilvl w:val="0"/>
+          <w:numId w:val="32"/>
+        </w:numPr>
+        <w:autoSpaceDE w:val="0"/>
+        <w:autoSpaceDN w:val="0"/>
+        <w:adjustRightInd w:val="0"/>
+        <w:spacing w:after="0"/>
+        <w:jc w:val="both"/>
+        <w:rPr>
+          <w:rFonts w:ascii="Segoe UI" w:eastAsia="Times New Roman" w:hAnsi="Segoe UI" w:cs="Segoe UI"/>
+          <w:sz w:val="21"/>
+          <w:szCs w:val="21"/>
+          <w:lang w:eastAsia="cs-CZ"/>
+        </w:rPr>
+      </w:pPr>
+      <w:r>
+        <w:rPr>
+          <w:rFonts w:ascii="Segoe UI" w:eastAsia="Times New Roman" w:hAnsi="Segoe UI" w:cs="Segoe UI"/>
+          <w:sz w:val="21"/>
+          <w:szCs w:val="21"/>
+          <w:lang w:eastAsia="cs-CZ"/>
+        </w:rPr>
+        <w:t xml:space="preserve">využití prediktivní analýzy pro plánování objednávek na základě historických prodejních dat. </w:t>
+      </w:r>
+    </w:p>
+    <w:p>
+      <w:pPr>
+        <w:pStyle w:val="Odstavecseseznamem"/>
+        <w:autoSpaceDE w:val="0"/>
+        <w:autoSpaceDN w:val="0"/>
+        <w:adjustRightInd w:val="0"/>
+        <w:spacing w:after="0"/>
+        <w:jc w:val="both"/>
+        <w:rPr>
+          <w:rFonts w:ascii="Segoe UI" w:eastAsia="Times New Roman" w:hAnsi="Segoe UI" w:cs="Segoe UI"/>
+          <w:sz w:val="21"/>
+          <w:szCs w:val="21"/>
+          <w:lang w:eastAsia="cs-CZ"/>
+        </w:rPr>
+      </w:pPr>
+      <w:r>
+        <w:rPr>
+          <w:rFonts w:ascii="Segoe UI" w:eastAsia="Times New Roman" w:hAnsi="Segoe UI" w:cs="Segoe UI"/>
+          <w:sz w:val="21"/>
+          <w:szCs w:val="21"/>
+          <w:lang w:eastAsia="cs-CZ"/>
+        </w:rPr>
+        <w:lastRenderedPageBreak/>
+        <w:t>Realizace těchto iniciativ vyžaduje rozvoj klíčových schopností podniku (</w:t>
+      </w:r>
+      <w:proofErr w:type="spellStart"/>
+      <w:r>
+        <w:rPr>
+          <w:rFonts w:ascii="Segoe UI" w:eastAsia="Times New Roman" w:hAnsi="Segoe UI" w:cs="Segoe UI"/>
+          <w:sz w:val="21"/>
+          <w:szCs w:val="21"/>
+          <w:lang w:eastAsia="cs-CZ"/>
+        </w:rPr>
         <w:t>capabilities</w:t>
       </w:r>
       <w:proofErr w:type="spellEnd"/>
@@ -447,8 +2145,252 @@
           <w:szCs w:val="21"/>
           <w:lang w:eastAsia="cs-CZ"/>
         </w:rPr>
-        <w:t>), které jsou potřebné k realizaci těchto plánovaných činností (strategií).</w:t>
-      </w:r>
+        <w:t>), mezi které patří:</w:t>
+      </w:r>
+    </w:p>
+    <w:p>
+      <w:pPr>
+        <w:pStyle w:val="Odstavecseseznamem"/>
+        <w:numPr>
+          <w:ilvl w:val="0"/>
+          <w:numId w:val="33"/>
+        </w:numPr>
+        <w:autoSpaceDE w:val="0"/>
+        <w:autoSpaceDN w:val="0"/>
+        <w:adjustRightInd w:val="0"/>
+        <w:spacing w:after="0"/>
+        <w:jc w:val="both"/>
+        <w:rPr>
+          <w:rFonts w:ascii="Segoe UI" w:eastAsia="Times New Roman" w:hAnsi="Segoe UI" w:cs="Segoe UI"/>
+          <w:sz w:val="21"/>
+          <w:szCs w:val="21"/>
+          <w:lang w:eastAsia="cs-CZ"/>
+        </w:rPr>
+      </w:pPr>
+      <w:r>
+        <w:rPr>
+          <w:rFonts w:ascii="Segoe UI" w:eastAsia="Times New Roman" w:hAnsi="Segoe UI" w:cs="Segoe UI"/>
+          <w:sz w:val="21"/>
+          <w:szCs w:val="21"/>
+          <w:lang w:eastAsia="cs-CZ"/>
+        </w:rPr>
+        <w:t xml:space="preserve">evidence skladových zásob, </w:t>
+      </w:r>
+    </w:p>
+    <w:p>
+      <w:pPr>
+        <w:pStyle w:val="Odstavecseseznamem"/>
+        <w:numPr>
+          <w:ilvl w:val="0"/>
+          <w:numId w:val="33"/>
+        </w:numPr>
+        <w:autoSpaceDE w:val="0"/>
+        <w:autoSpaceDN w:val="0"/>
+        <w:adjustRightInd w:val="0"/>
+        <w:spacing w:after="0"/>
+        <w:jc w:val="both"/>
+        <w:rPr>
+          <w:rFonts w:ascii="Segoe UI" w:eastAsia="Times New Roman" w:hAnsi="Segoe UI" w:cs="Segoe UI"/>
+          <w:sz w:val="21"/>
+          <w:szCs w:val="21"/>
+          <w:lang w:eastAsia="cs-CZ"/>
+        </w:rPr>
+      </w:pPr>
+      <w:r>
+        <w:rPr>
+          <w:rFonts w:ascii="Segoe UI" w:eastAsia="Times New Roman" w:hAnsi="Segoe UI" w:cs="Segoe UI"/>
+          <w:sz w:val="21"/>
+          <w:szCs w:val="21"/>
+          <w:lang w:eastAsia="cs-CZ"/>
+        </w:rPr>
+        <w:t xml:space="preserve">evidence šarží a expirací, </w:t>
+      </w:r>
+    </w:p>
+    <w:p>
+      <w:pPr>
+        <w:pStyle w:val="Odstavecseseznamem"/>
+        <w:numPr>
+          <w:ilvl w:val="0"/>
+          <w:numId w:val="33"/>
+        </w:numPr>
+        <w:autoSpaceDE w:val="0"/>
+        <w:autoSpaceDN w:val="0"/>
+        <w:adjustRightInd w:val="0"/>
+        <w:spacing w:after="0"/>
+        <w:jc w:val="both"/>
+        <w:rPr>
+          <w:rFonts w:ascii="Segoe UI" w:eastAsia="Times New Roman" w:hAnsi="Segoe UI" w:cs="Segoe UI"/>
+          <w:sz w:val="21"/>
+          <w:szCs w:val="21"/>
+          <w:lang w:eastAsia="cs-CZ"/>
+        </w:rPr>
+      </w:pPr>
+      <w:r>
+        <w:rPr>
+          <w:rFonts w:ascii="Segoe UI" w:eastAsia="Times New Roman" w:hAnsi="Segoe UI" w:cs="Segoe UI"/>
+          <w:sz w:val="21"/>
+          <w:szCs w:val="21"/>
+          <w:lang w:eastAsia="cs-CZ"/>
+        </w:rPr>
+        <w:t xml:space="preserve">automatický odpis zásob na základě prodeje, </w:t>
+      </w:r>
+    </w:p>
+    <w:p>
+      <w:pPr>
+        <w:pStyle w:val="Odstavecseseznamem"/>
+        <w:numPr>
+          <w:ilvl w:val="0"/>
+          <w:numId w:val="33"/>
+        </w:numPr>
+        <w:autoSpaceDE w:val="0"/>
+        <w:autoSpaceDN w:val="0"/>
+        <w:adjustRightInd w:val="0"/>
+        <w:spacing w:after="0"/>
+        <w:jc w:val="both"/>
+        <w:rPr>
+          <w:rFonts w:ascii="Segoe UI" w:eastAsia="Times New Roman" w:hAnsi="Segoe UI" w:cs="Segoe UI"/>
+          <w:sz w:val="21"/>
+          <w:szCs w:val="21"/>
+          <w:lang w:eastAsia="cs-CZ"/>
+        </w:rPr>
+      </w:pPr>
+      <w:r>
+        <w:rPr>
+          <w:rFonts w:ascii="Segoe UI" w:eastAsia="Times New Roman" w:hAnsi="Segoe UI" w:cs="Segoe UI"/>
+          <w:sz w:val="21"/>
+          <w:szCs w:val="21"/>
+          <w:lang w:eastAsia="cs-CZ"/>
+        </w:rPr>
+        <w:t xml:space="preserve">plánování objednávek a analýza spotřeby. </w:t>
+      </w:r>
+    </w:p>
+    <w:p>
+      <w:pPr>
+        <w:pStyle w:val="Odstavecseseznamem"/>
+        <w:autoSpaceDE w:val="0"/>
+        <w:autoSpaceDN w:val="0"/>
+        <w:adjustRightInd w:val="0"/>
+        <w:spacing w:after="0"/>
+        <w:jc w:val="both"/>
+        <w:rPr>
+          <w:rFonts w:ascii="Segoe UI" w:eastAsia="Times New Roman" w:hAnsi="Segoe UI" w:cs="Segoe UI"/>
+          <w:sz w:val="21"/>
+          <w:szCs w:val="21"/>
+          <w:lang w:eastAsia="cs-CZ"/>
+        </w:rPr>
+      </w:pPr>
+      <w:r>
+        <w:rPr>
+          <w:rFonts w:ascii="Segoe UI" w:eastAsia="Times New Roman" w:hAnsi="Segoe UI" w:cs="Segoe UI"/>
+          <w:sz w:val="21"/>
+          <w:szCs w:val="21"/>
+          <w:lang w:eastAsia="cs-CZ"/>
+        </w:rPr>
+        <w:t>Navržený strategický přístup umožní podniku lépe řídit skladové zásoby, snížit ztráty způsobené expirací surovin a zefektivnit rozhodování při objednávání, což se pozitivně projeví na kvalitě služeb i celkové ziskovosti podniku.</w:t>
+      </w:r>
+    </w:p>
+    <w:p>
+      <w:pPr>
+        <w:pStyle w:val="Odstavecseseznamem"/>
+        <w:keepNext/>
+        <w:autoSpaceDE w:val="0"/>
+        <w:autoSpaceDN w:val="0"/>
+        <w:adjustRightInd w:val="0"/>
+        <w:spacing w:after="0"/>
+        <w:jc w:val="both"/>
+      </w:pPr>
+      <w:r>
+        <w:rPr>
+          <w:rFonts w:ascii="Segoe UI" w:eastAsia="Times New Roman" w:hAnsi="Segoe UI" w:cs="Segoe UI"/>
+          <w:sz w:val="21"/>
+          <w:szCs w:val="21"/>
+          <w:lang w:eastAsia="cs-CZ"/>
+        </w:rPr>
+        <w:drawing>
+          <wp:inline distT="0" distB="0" distL="0" distR="0" wp14:anchorId="5F0583C5" wp14:editId="738428EE">
+            <wp:extent cx="4465125" cy="5000625"/>
+            <wp:effectExtent l="0" t="0" r="0" b="0"/>
+            <wp:docPr id="1835921083" name="Obrázek 1"/>
+            <wp:cNvGraphicFramePr>
+              <a:graphicFrameLocks xmlns:a="http://schemas.openxmlformats.org/drawingml/2006/main" noChangeAspect="1"/>
+            </wp:cNvGraphicFramePr>
+            <a:graphic xmlns:a="http://schemas.openxmlformats.org/drawingml/2006/main">
+              <a:graphicData uri="http://schemas.openxmlformats.org/drawingml/2006/picture">
+                <pic:pic xmlns:pic="http://schemas.openxmlformats.org/drawingml/2006/picture">
+                  <pic:nvPicPr>
+                    <pic:cNvPr id="1835921083" name=""/>
+                    <pic:cNvPicPr/>
+                  </pic:nvPicPr>
+                  <pic:blipFill>
+                    <a:blip r:embed="rId8"/>
+                    <a:stretch>
+                      <a:fillRect/>
+                    </a:stretch>
+                  </pic:blipFill>
+                  <pic:spPr>
+                    <a:xfrm>
+                      <a:off x="0" y="0"/>
+                      <a:ext cx="4469186" cy="5005173"/>
+                    </a:xfrm>
+                    <a:prstGeom prst="rect">
+                      <a:avLst/>
+                    </a:prstGeom>
+                  </pic:spPr>
+                </pic:pic>
+              </a:graphicData>
+            </a:graphic>
+          </wp:inline>
+        </w:drawing>
+      </w:r>
+    </w:p>
+    <w:p>
+      <w:pPr>
+        <w:pStyle w:val="Titulek"/>
+        <w:jc w:val="both"/>
+        <w:rPr>
+          <w:rFonts w:ascii="Segoe UI" w:eastAsia="Times New Roman" w:hAnsi="Segoe UI" w:cs="Segoe UI"/>
+          <w:sz w:val="21"/>
+          <w:szCs w:val="21"/>
+          <w:lang w:eastAsia="cs-CZ"/>
+        </w:rPr>
+      </w:pPr>
+      <w:r>
+        <w:t xml:space="preserve">Obrázek </w:t>
+      </w:r>
+      <w:r>
+        <w:fldChar w:fldCharType="begin"/>
+      </w:r>
+      <w:r>
+        <w:instrText xml:space="preserve"> SEQ Obrázek \* ARABIC </w:instrText>
+      </w:r>
+      <w:r>
+        <w:fldChar w:fldCharType="separate"/>
+      </w:r>
+      <w:r>
+        <w:rPr>
+          <w:noProof/>
+        </w:rPr>
+        <w:t>2</w:t>
+      </w:r>
+      <w:r>
+        <w:fldChar w:fldCharType="end"/>
+      </w:r>
+      <w:r>
+        <w:t xml:space="preserve"> - </w:t>
+      </w:r>
+      <w:proofErr w:type="spellStart"/>
+      <w:r>
+        <w:t>Strategy</w:t>
+      </w:r>
+      <w:proofErr w:type="spellEnd"/>
+      <w:r>
+        <w:t xml:space="preserve"> </w:t>
+      </w:r>
+      <w:proofErr w:type="spellStart"/>
+      <w:r>
+        <w:t>view</w:t>
+      </w:r>
+      <w:proofErr w:type="spellEnd"/>
     </w:p>
     <w:p>
       <w:pPr>
@@ -727,6 +2669,7 @@
         <w:pStyle w:val="Nadpis2"/>
       </w:pPr>
       <w:r>
+        <w:lastRenderedPageBreak/>
         <w:t xml:space="preserve">2.3 </w:t>
       </w:r>
       <w:proofErr w:type="spellStart"/>
@@ -870,7 +2813,6 @@
         <w:pStyle w:val="Nadpis1"/>
       </w:pPr>
       <w:r>
-        <w:lastRenderedPageBreak/>
         <w:t xml:space="preserve">3. </w:t>
       </w:r>
       <w:r>
@@ -1306,8 +3248,8 @@
       </w:pPr>
     </w:p>
     <w:sectPr>
-      <w:headerReference w:type="default" r:id="rId7"/>
-      <w:footerReference w:type="default" r:id="rId8"/>
+      <w:headerReference w:type="default" r:id="rId9"/>
+      <w:footerReference w:type="default" r:id="rId10"/>
       <w:pgSz w:w="11906" w:h="16838"/>
       <w:pgMar w:top="1417" w:right="1417" w:bottom="1417" w:left="1417" w:header="708" w:footer="708" w:gutter="0"/>
       <w:cols w:space="708"/>
@@ -1318,7 +3260,7 @@
 </file>
 
 <file path=word/endnotes.xml><?xml version="1.0" encoding="utf-8"?>
-<w:endnotes xmlns:wpc="http://schemas.microsoft.com/office/word/2010/wordprocessingCanvas" xmlns:cx="http://schemas.microsoft.com/office/drawing/2014/chartex" xmlns:cx1="http://schemas.microsoft.com/office/drawing/2015/9/8/chartex" xmlns:cx2="http://schemas.microsoft.com/office/drawing/2015/10/21/chartex" xmlns:cx3="http://schemas.microsoft.com/office/drawing/2016/5/9/chartex" xmlns:cx4="http://schemas.microsoft.com/office/drawing/2016/5/10/chartex" xmlns:cx5="http://schemas.microsoft.com/office/drawing/2016/5/11/chartex" xmlns:cx6="http://schemas.microsoft.com/office/drawing/2016/5/12/chartex" xmlns:cx7="http://schemas.microsoft.com/office/drawing/2016/5/13/chartex" xmlns:cx8="http://schemas.microsoft.com/office/drawing/2016/5/14/chartex" xmlns:mc="http://schemas.openxmlformats.org/markup-compatibility/2006" xmlns:aink="http://schemas.microsoft.com/office/drawing/2016/ink" xmlns:am3d="http://schemas.microsoft.com/office/drawing/2017/model3d" xmlns:o="urn:schemas-microsoft-com:office:office" xmlns:r="http://schemas.openxmlformats.org/officeDocument/2006/relationships" xmlns:m="http://schemas.openxmlformats.org/officeDocument/2006/math" xmlns:v="urn:schemas-microsoft-com:vml" xmlns:wp14="http://schemas.microsoft.com/office/word/2010/wordprocessingDrawing" xmlns:wp="http://schemas.openxmlformats.org/drawingml/2006/wordprocessingDrawing" xmlns:w10="urn:schemas-microsoft-com:office:word" xmlns:w="http://schemas.openxmlformats.org/wordprocessingml/2006/main" xmlns:w14="http://schemas.microsoft.com/office/word/2010/wordml" xmlns:w15="http://schemas.microsoft.com/office/word/2012/wordml" xmlns:w16cex="http://schemas.microsoft.com/office/word/2018/wordml/cex" xmlns:w16cid="http://schemas.microsoft.com/office/word/2016/wordml/cid" xmlns:w16="http://schemas.microsoft.com/office/word/2018/wordml" xmlns:w16sdtdh="http://schemas.microsoft.com/office/word/2020/wordml/sdtdatahash" xmlns:w16se="http://schemas.microsoft.com/office/word/2015/wordml/symex" xmlns:wpg="http://schemas.microsoft.com/office/word/2010/wordprocessingGroup" xmlns:wpi="http://schemas.microsoft.com/office/word/2010/wordprocessingInk" xmlns:wne="http://schemas.microsoft.com/office/word/2006/wordml" xmlns:wps="http://schemas.microsoft.com/office/word/2010/wordprocessingShape" mc:Ignorable="w14 w15 w16se w16cid w16 w16cex w16sdtdh wp14">
+<w:endnotes xmlns:wpc="http://schemas.microsoft.com/office/word/2010/wordprocessingCanvas" xmlns:cx="http://schemas.microsoft.com/office/drawing/2014/chartex" xmlns:cx1="http://schemas.microsoft.com/office/drawing/2015/9/8/chartex" xmlns:cx2="http://schemas.microsoft.com/office/drawing/2015/10/21/chartex" xmlns:cx3="http://schemas.microsoft.com/office/drawing/2016/5/9/chartex" xmlns:cx4="http://schemas.microsoft.com/office/drawing/2016/5/10/chartex" xmlns:cx5="http://schemas.microsoft.com/office/drawing/2016/5/11/chartex" xmlns:cx6="http://schemas.microsoft.com/office/drawing/2016/5/12/chartex" xmlns:cx7="http://schemas.microsoft.com/office/drawing/2016/5/13/chartex" xmlns:cx8="http://schemas.microsoft.com/office/drawing/2016/5/14/chartex" xmlns:mc="http://schemas.openxmlformats.org/markup-compatibility/2006" xmlns:aink="http://schemas.microsoft.com/office/drawing/2016/ink" xmlns:am3d="http://schemas.microsoft.com/office/drawing/2017/model3d" xmlns:o="urn:schemas-microsoft-com:office:office" xmlns:oel="http://schemas.microsoft.com/office/2019/extlst" xmlns:r="http://schemas.openxmlformats.org/officeDocument/2006/relationships" xmlns:m="http://schemas.openxmlformats.org/officeDocument/2006/math" xmlns:v="urn:schemas-microsoft-com:vml" xmlns:wp14="http://schemas.microsoft.com/office/word/2010/wordprocessingDrawing" xmlns:wp="http://schemas.openxmlformats.org/drawingml/2006/wordprocessingDrawing" xmlns:w10="urn:schemas-microsoft-com:office:word" xmlns:w="http://schemas.openxmlformats.org/wordprocessingml/2006/main" xmlns:w14="http://schemas.microsoft.com/office/word/2010/wordml" xmlns:w15="http://schemas.microsoft.com/office/word/2012/wordml" xmlns:w16cex="http://schemas.microsoft.com/office/word/2018/wordml/cex" xmlns:w16cid="http://schemas.microsoft.com/office/word/2016/wordml/cid" xmlns:w16="http://schemas.microsoft.com/office/word/2018/wordml" xmlns:w16du="http://schemas.microsoft.com/office/word/2023/wordml/word16du" xmlns:w16sdtdh="http://schemas.microsoft.com/office/word/2020/wordml/sdtdatahash" xmlns:w16sdtfl="http://schemas.microsoft.com/office/word/2024/wordml/sdtformatlock" xmlns:w16se="http://schemas.microsoft.com/office/word/2015/wordml/symex" xmlns:wpg="http://schemas.microsoft.com/office/word/2010/wordprocessingGroup" xmlns:wpi="http://schemas.microsoft.com/office/word/2010/wordprocessingInk" xmlns:wne="http://schemas.microsoft.com/office/word/2006/wordml" xmlns:wps="http://schemas.microsoft.com/office/word/2010/wordprocessingShape" mc:Ignorable="w14 w15 w16se w16cid w16 w16cex w16sdtdh w16sdtfl w16du wp14">
   <w:endnote w:type="separator" w:id="-1">
     <w:p>
       <w:pPr>
@@ -1343,7 +3285,7 @@
 </file>
 
 <file path=word/footer1.xml><?xml version="1.0" encoding="utf-8"?>
-<w:ftr xmlns:wpc="http://schemas.microsoft.com/office/word/2010/wordprocessingCanvas" xmlns:cx="http://schemas.microsoft.com/office/drawing/2014/chartex" xmlns:cx1="http://schemas.microsoft.com/office/drawing/2015/9/8/chartex" xmlns:cx2="http://schemas.microsoft.com/office/drawing/2015/10/21/chartex" xmlns:cx3="http://schemas.microsoft.com/office/drawing/2016/5/9/chartex" xmlns:cx4="http://schemas.microsoft.com/office/drawing/2016/5/10/chartex" xmlns:cx5="http://schemas.microsoft.com/office/drawing/2016/5/11/chartex" xmlns:cx6="http://schemas.microsoft.com/office/drawing/2016/5/12/chartex" xmlns:cx7="http://schemas.microsoft.com/office/drawing/2016/5/13/chartex" xmlns:cx8="http://schemas.microsoft.com/office/drawing/2016/5/14/chartex" xmlns:mc="http://schemas.openxmlformats.org/markup-compatibility/2006" xmlns:aink="http://schemas.microsoft.com/office/drawing/2016/ink" xmlns:am3d="http://schemas.microsoft.com/office/drawing/2017/model3d" xmlns:o="urn:schemas-microsoft-com:office:office" xmlns:r="http://schemas.openxmlformats.org/officeDocument/2006/relationships" xmlns:m="http://schemas.openxmlformats.org/officeDocument/2006/math" xmlns:v="urn:schemas-microsoft-com:vml" xmlns:wp14="http://schemas.microsoft.com/office/word/2010/wordprocessingDrawing" xmlns:wp="http://schemas.openxmlformats.org/drawingml/2006/wordprocessingDrawing" xmlns:w10="urn:schemas-microsoft-com:office:word" xmlns:w="http://schemas.openxmlformats.org/wordprocessingml/2006/main" xmlns:w14="http://schemas.microsoft.com/office/word/2010/wordml" xmlns:w15="http://schemas.microsoft.com/office/word/2012/wordml" xmlns:w16cex="http://schemas.microsoft.com/office/word/2018/wordml/cex" xmlns:w16cid="http://schemas.microsoft.com/office/word/2016/wordml/cid" xmlns:w16="http://schemas.microsoft.com/office/word/2018/wordml" xmlns:w16sdtdh="http://schemas.microsoft.com/office/word/2020/wordml/sdtdatahash" xmlns:w16se="http://schemas.microsoft.com/office/word/2015/wordml/symex" xmlns:wpg="http://schemas.microsoft.com/office/word/2010/wordprocessingGroup" xmlns:wpi="http://schemas.microsoft.com/office/word/2010/wordprocessingInk" xmlns:wne="http://schemas.microsoft.com/office/word/2006/wordml" xmlns:wps="http://schemas.microsoft.com/office/word/2010/wordprocessingShape" mc:Ignorable="w14 w15 w16se w16cid w16 w16cex w16sdtdh wp14">
+<w:ftr xmlns:wpc="http://schemas.microsoft.com/office/word/2010/wordprocessingCanvas" xmlns:cx="http://schemas.microsoft.com/office/drawing/2014/chartex" xmlns:cx1="http://schemas.microsoft.com/office/drawing/2015/9/8/chartex" xmlns:cx2="http://schemas.microsoft.com/office/drawing/2015/10/21/chartex" xmlns:cx3="http://schemas.microsoft.com/office/drawing/2016/5/9/chartex" xmlns:cx4="http://schemas.microsoft.com/office/drawing/2016/5/10/chartex" xmlns:cx5="http://schemas.microsoft.com/office/drawing/2016/5/11/chartex" xmlns:cx6="http://schemas.microsoft.com/office/drawing/2016/5/12/chartex" xmlns:cx7="http://schemas.microsoft.com/office/drawing/2016/5/13/chartex" xmlns:cx8="http://schemas.microsoft.com/office/drawing/2016/5/14/chartex" xmlns:mc="http://schemas.openxmlformats.org/markup-compatibility/2006" xmlns:aink="http://schemas.microsoft.com/office/drawing/2016/ink" xmlns:am3d="http://schemas.microsoft.com/office/drawing/2017/model3d" xmlns:o="urn:schemas-microsoft-com:office:office" xmlns:oel="http://schemas.microsoft.com/office/2019/extlst" xmlns:r="http://schemas.openxmlformats.org/officeDocument/2006/relationships" xmlns:m="http://schemas.openxmlformats.org/officeDocument/2006/math" xmlns:v="urn:schemas-microsoft-com:vml" xmlns:wp14="http://schemas.microsoft.com/office/word/2010/wordprocessingDrawing" xmlns:wp="http://schemas.openxmlformats.org/drawingml/2006/wordprocessingDrawing" xmlns:w10="urn:schemas-microsoft-com:office:word" xmlns:w="http://schemas.openxmlformats.org/wordprocessingml/2006/main" xmlns:w14="http://schemas.microsoft.com/office/word/2010/wordml" xmlns:w15="http://schemas.microsoft.com/office/word/2012/wordml" xmlns:w16cex="http://schemas.microsoft.com/office/word/2018/wordml/cex" xmlns:w16cid="http://schemas.microsoft.com/office/word/2016/wordml/cid" xmlns:w16="http://schemas.microsoft.com/office/word/2018/wordml" xmlns:w16du="http://schemas.microsoft.com/office/word/2023/wordml/word16du" xmlns:w16sdtdh="http://schemas.microsoft.com/office/word/2020/wordml/sdtdatahash" xmlns:w16sdtfl="http://schemas.microsoft.com/office/word/2024/wordml/sdtformatlock" xmlns:w16se="http://schemas.microsoft.com/office/word/2015/wordml/symex" xmlns:wpg="http://schemas.microsoft.com/office/word/2010/wordprocessingGroup" xmlns:wpi="http://schemas.microsoft.com/office/word/2010/wordprocessingInk" xmlns:wne="http://schemas.microsoft.com/office/word/2006/wordml" xmlns:wps="http://schemas.microsoft.com/office/word/2010/wordprocessingShape" mc:Ignorable="w14 w15 w16se w16cid w16 w16cex w16sdtdh w16sdtfl w16du wp14">
   <w:sdt>
     <w:sdtPr>
       <w:id w:val="-369310666"/>
@@ -1352,7 +3294,6 @@
         <w:docPartUnique/>
       </w:docPartObj>
     </w:sdtPr>
-    <w:sdtEndPr/>
     <w:sdtContent>
       <w:p>
         <w:pPr>
@@ -1395,7 +3336,7 @@
 </file>
 
 <file path=word/footnotes.xml><?xml version="1.0" encoding="utf-8"?>
-<w:footnotes xmlns:wpc="http://schemas.microsoft.com/office/word/2010/wordprocessingCanvas" xmlns:cx="http://schemas.microsoft.com/office/drawing/2014/chartex" xmlns:cx1="http://schemas.microsoft.com/office/drawing/2015/9/8/chartex" xmlns:cx2="http://schemas.microsoft.com/office/drawing/2015/10/21/chartex" xmlns:cx3="http://schemas.microsoft.com/office/drawing/2016/5/9/chartex" xmlns:cx4="http://schemas.microsoft.com/office/drawing/2016/5/10/chartex" xmlns:cx5="http://schemas.microsoft.com/office/drawing/2016/5/11/chartex" xmlns:cx6="http://schemas.microsoft.com/office/drawing/2016/5/12/chartex" xmlns:cx7="http://schemas.microsoft.com/office/drawing/2016/5/13/chartex" xmlns:cx8="http://schemas.microsoft.com/office/drawing/2016/5/14/chartex" xmlns:mc="http://schemas.openxmlformats.org/markup-compatibility/2006" xmlns:aink="http://schemas.microsoft.com/office/drawing/2016/ink" xmlns:am3d="http://schemas.microsoft.com/office/drawing/2017/model3d" xmlns:o="urn:schemas-microsoft-com:office:office" xmlns:r="http://schemas.openxmlformats.org/officeDocument/2006/relationships" xmlns:m="http://schemas.openxmlformats.org/officeDocument/2006/math" xmlns:v="urn:schemas-microsoft-com:vml" xmlns:wp14="http://schemas.microsoft.com/office/word/2010/wordprocessingDrawing" xmlns:wp="http://schemas.openxmlformats.org/drawingml/2006/wordprocessingDrawing" xmlns:w10="urn:schemas-microsoft-com:office:word" xmlns:w="http://schemas.openxmlformats.org/wordprocessingml/2006/main" xmlns:w14="http://schemas.microsoft.com/office/word/2010/wordml" xmlns:w15="http://schemas.microsoft.com/office/word/2012/wordml" xmlns:w16cex="http://schemas.microsoft.com/office/word/2018/wordml/cex" xmlns:w16cid="http://schemas.microsoft.com/office/word/2016/wordml/cid" xmlns:w16="http://schemas.microsoft.com/office/word/2018/wordml" xmlns:w16sdtdh="http://schemas.microsoft.com/office/word/2020/wordml/sdtdatahash" xmlns:w16se="http://schemas.microsoft.com/office/word/2015/wordml/symex" xmlns:wpg="http://schemas.microsoft.com/office/word/2010/wordprocessingGroup" xmlns:wpi="http://schemas.microsoft.com/office/word/2010/wordprocessingInk" xmlns:wne="http://schemas.microsoft.com/office/word/2006/wordml" xmlns:wps="http://schemas.microsoft.com/office/word/2010/wordprocessingShape" mc:Ignorable="w14 w15 w16se w16cid w16 w16cex w16sdtdh wp14">
+<w:footnotes xmlns:wpc="http://schemas.microsoft.com/office/word/2010/wordprocessingCanvas" xmlns:cx="http://schemas.microsoft.com/office/drawing/2014/chartex" xmlns:cx1="http://schemas.microsoft.com/office/drawing/2015/9/8/chartex" xmlns:cx2="http://schemas.microsoft.com/office/drawing/2015/10/21/chartex" xmlns:cx3="http://schemas.microsoft.com/office/drawing/2016/5/9/chartex" xmlns:cx4="http://schemas.microsoft.com/office/drawing/2016/5/10/chartex" xmlns:cx5="http://schemas.microsoft.com/office/drawing/2016/5/11/chartex" xmlns:cx6="http://schemas.microsoft.com/office/drawing/2016/5/12/chartex" xmlns:cx7="http://schemas.microsoft.com/office/drawing/2016/5/13/chartex" xmlns:cx8="http://schemas.microsoft.com/office/drawing/2016/5/14/chartex" xmlns:mc="http://schemas.openxmlformats.org/markup-compatibility/2006" xmlns:aink="http://schemas.microsoft.com/office/drawing/2016/ink" xmlns:am3d="http://schemas.microsoft.com/office/drawing/2017/model3d" xmlns:o="urn:schemas-microsoft-com:office:office" xmlns:oel="http://schemas.microsoft.com/office/2019/extlst" xmlns:r="http://schemas.openxmlformats.org/officeDocument/2006/relationships" xmlns:m="http://schemas.openxmlformats.org/officeDocument/2006/math" xmlns:v="urn:schemas-microsoft-com:vml" xmlns:wp14="http://schemas.microsoft.com/office/word/2010/wordprocessingDrawing" xmlns:wp="http://schemas.openxmlformats.org/drawingml/2006/wordprocessingDrawing" xmlns:w10="urn:schemas-microsoft-com:office:word" xmlns:w="http://schemas.openxmlformats.org/wordprocessingml/2006/main" xmlns:w14="http://schemas.microsoft.com/office/word/2010/wordml" xmlns:w15="http://schemas.microsoft.com/office/word/2012/wordml" xmlns:w16cex="http://schemas.microsoft.com/office/word/2018/wordml/cex" xmlns:w16cid="http://schemas.microsoft.com/office/word/2016/wordml/cid" xmlns:w16="http://schemas.microsoft.com/office/word/2018/wordml" xmlns:w16du="http://schemas.microsoft.com/office/word/2023/wordml/word16du" xmlns:w16sdtdh="http://schemas.microsoft.com/office/word/2020/wordml/sdtdatahash" xmlns:w16sdtfl="http://schemas.microsoft.com/office/word/2024/wordml/sdtformatlock" xmlns:w16se="http://schemas.microsoft.com/office/word/2015/wordml/symex" xmlns:wpg="http://schemas.microsoft.com/office/word/2010/wordprocessingGroup" xmlns:wpi="http://schemas.microsoft.com/office/word/2010/wordprocessingInk" xmlns:wne="http://schemas.microsoft.com/office/word/2006/wordml" xmlns:wps="http://schemas.microsoft.com/office/word/2010/wordprocessingShape" mc:Ignorable="w14 w15 w16se w16cid w16 w16cex w16sdtdh w16sdtfl w16du wp14">
   <w:footnote w:type="separator" w:id="-1">
     <w:p>
       <w:pPr>
@@ -1420,7 +3361,7 @@
 </file>
 
 <file path=word/header1.xml><?xml version="1.0" encoding="utf-8"?>
-<w:hdr xmlns:wpc="http://schemas.microsoft.com/office/word/2010/wordprocessingCanvas" xmlns:cx="http://schemas.microsoft.com/office/drawing/2014/chartex" xmlns:cx1="http://schemas.microsoft.com/office/drawing/2015/9/8/chartex" xmlns:cx2="http://schemas.microsoft.com/office/drawing/2015/10/21/chartex" xmlns:cx3="http://schemas.microsoft.com/office/drawing/2016/5/9/chartex" xmlns:cx4="http://schemas.microsoft.com/office/drawing/2016/5/10/chartex" xmlns:cx5="http://schemas.microsoft.com/office/drawing/2016/5/11/chartex" xmlns:cx6="http://schemas.microsoft.com/office/drawing/2016/5/12/chartex" xmlns:cx7="http://schemas.microsoft.com/office/drawing/2016/5/13/chartex" xmlns:cx8="http://schemas.microsoft.com/office/drawing/2016/5/14/chartex" xmlns:mc="http://schemas.openxmlformats.org/markup-compatibility/2006" xmlns:aink="http://schemas.microsoft.com/office/drawing/2016/ink" xmlns:am3d="http://schemas.microsoft.com/office/drawing/2017/model3d" xmlns:o="urn:schemas-microsoft-com:office:office" xmlns:r="http://schemas.openxmlformats.org/officeDocument/2006/relationships" xmlns:m="http://schemas.openxmlformats.org/officeDocument/2006/math" xmlns:v="urn:schemas-microsoft-com:vml" xmlns:wp14="http://schemas.microsoft.com/office/word/2010/wordprocessingDrawing" xmlns:wp="http://schemas.openxmlformats.org/drawingml/2006/wordprocessingDrawing" xmlns:w10="urn:schemas-microsoft-com:office:word" xmlns:w="http://schemas.openxmlformats.org/wordprocessingml/2006/main" xmlns:w14="http://schemas.microsoft.com/office/word/2010/wordml" xmlns:w15="http://schemas.microsoft.com/office/word/2012/wordml" xmlns:w16cex="http://schemas.microsoft.com/office/word/2018/wordml/cex" xmlns:w16cid="http://schemas.microsoft.com/office/word/2016/wordml/cid" xmlns:w16="http://schemas.microsoft.com/office/word/2018/wordml" xmlns:w16sdtdh="http://schemas.microsoft.com/office/word/2020/wordml/sdtdatahash" xmlns:w16se="http://schemas.microsoft.com/office/word/2015/wordml/symex" xmlns:wpg="http://schemas.microsoft.com/office/word/2010/wordprocessingGroup" xmlns:wpi="http://schemas.microsoft.com/office/word/2010/wordprocessingInk" xmlns:wne="http://schemas.microsoft.com/office/word/2006/wordml" xmlns:wps="http://schemas.microsoft.com/office/word/2010/wordprocessingShape" mc:Ignorable="w14 w15 w16se w16cid w16 w16cex w16sdtdh wp14">
+<w:hdr xmlns:wpc="http://schemas.microsoft.com/office/word/2010/wordprocessingCanvas" xmlns:cx="http://schemas.microsoft.com/office/drawing/2014/chartex" xmlns:cx1="http://schemas.microsoft.com/office/drawing/2015/9/8/chartex" xmlns:cx2="http://schemas.microsoft.com/office/drawing/2015/10/21/chartex" xmlns:cx3="http://schemas.microsoft.com/office/drawing/2016/5/9/chartex" xmlns:cx4="http://schemas.microsoft.com/office/drawing/2016/5/10/chartex" xmlns:cx5="http://schemas.microsoft.com/office/drawing/2016/5/11/chartex" xmlns:cx6="http://schemas.microsoft.com/office/drawing/2016/5/12/chartex" xmlns:cx7="http://schemas.microsoft.com/office/drawing/2016/5/13/chartex" xmlns:cx8="http://schemas.microsoft.com/office/drawing/2016/5/14/chartex" xmlns:mc="http://schemas.openxmlformats.org/markup-compatibility/2006" xmlns:aink="http://schemas.microsoft.com/office/drawing/2016/ink" xmlns:am3d="http://schemas.microsoft.com/office/drawing/2017/model3d" xmlns:o="urn:schemas-microsoft-com:office:office" xmlns:oel="http://schemas.microsoft.com/office/2019/extlst" xmlns:r="http://schemas.openxmlformats.org/officeDocument/2006/relationships" xmlns:m="http://schemas.openxmlformats.org/officeDocument/2006/math" xmlns:v="urn:schemas-microsoft-com:vml" xmlns:wp14="http://schemas.microsoft.com/office/word/2010/wordprocessingDrawing" xmlns:wp="http://schemas.openxmlformats.org/drawingml/2006/wordprocessingDrawing" xmlns:w10="urn:schemas-microsoft-com:office:word" xmlns:w="http://schemas.openxmlformats.org/wordprocessingml/2006/main" xmlns:w14="http://schemas.microsoft.com/office/word/2010/wordml" xmlns:w15="http://schemas.microsoft.com/office/word/2012/wordml" xmlns:w16cex="http://schemas.microsoft.com/office/word/2018/wordml/cex" xmlns:w16cid="http://schemas.microsoft.com/office/word/2016/wordml/cid" xmlns:w16="http://schemas.microsoft.com/office/word/2018/wordml" xmlns:w16du="http://schemas.microsoft.com/office/word/2023/wordml/word16du" xmlns:w16sdtdh="http://schemas.microsoft.com/office/word/2020/wordml/sdtdatahash" xmlns:w16sdtfl="http://schemas.microsoft.com/office/word/2024/wordml/sdtformatlock" xmlns:w16se="http://schemas.microsoft.com/office/word/2015/wordml/symex" xmlns:wpg="http://schemas.microsoft.com/office/word/2010/wordprocessingGroup" xmlns:wpi="http://schemas.microsoft.com/office/word/2010/wordprocessingInk" xmlns:wne="http://schemas.microsoft.com/office/word/2006/wordml" xmlns:wps="http://schemas.microsoft.com/office/word/2010/wordprocessingShape" mc:Ignorable="w14 w15 w16se w16cid w16 w16cex w16sdtdh w16sdtfl w16du wp14">
   <w:p>
     <w:pPr>
       <w:pStyle w:val="Zhlav"/>
@@ -1464,7 +3405,7 @@
 </file>
 
 <file path=word/numbering.xml><?xml version="1.0" encoding="utf-8"?>
-<w:numbering xmlns:wpc="http://schemas.microsoft.com/office/word/2010/wordprocessingCanvas" xmlns:cx="http://schemas.microsoft.com/office/drawing/2014/chartex" xmlns:cx1="http://schemas.microsoft.com/office/drawing/2015/9/8/chartex" xmlns:cx2="http://schemas.microsoft.com/office/drawing/2015/10/21/chartex" xmlns:cx3="http://schemas.microsoft.com/office/drawing/2016/5/9/chartex" xmlns:cx4="http://schemas.microsoft.com/office/drawing/2016/5/10/chartex" xmlns:cx5="http://schemas.microsoft.com/office/drawing/2016/5/11/chartex" xmlns:cx6="http://schemas.microsoft.com/office/drawing/2016/5/12/chartex" xmlns:cx7="http://schemas.microsoft.com/office/drawing/2016/5/13/chartex" xmlns:cx8="http://schemas.microsoft.com/office/drawing/2016/5/14/chartex" xmlns:mc="http://schemas.openxmlformats.org/markup-compatibility/2006" xmlns:aink="http://schemas.microsoft.com/office/drawing/2016/ink" xmlns:am3d="http://schemas.microsoft.com/office/drawing/2017/model3d" xmlns:o="urn:schemas-microsoft-com:office:office" xmlns:r="http://schemas.openxmlformats.org/officeDocument/2006/relationships" xmlns:m="http://schemas.openxmlformats.org/officeDocument/2006/math" xmlns:v="urn:schemas-microsoft-com:vml" xmlns:wp14="http://schemas.microsoft.com/office/word/2010/wordprocessingDrawing" xmlns:wp="http://schemas.openxmlformats.org/drawingml/2006/wordprocessingDrawing" xmlns:w10="urn:schemas-microsoft-com:office:word" xmlns:w="http://schemas.openxmlformats.org/wordprocessingml/2006/main" xmlns:w14="http://schemas.microsoft.com/office/word/2010/wordml" xmlns:w15="http://schemas.microsoft.com/office/word/2012/wordml" xmlns:w16cex="http://schemas.microsoft.com/office/word/2018/wordml/cex" xmlns:w16cid="http://schemas.microsoft.com/office/word/2016/wordml/cid" xmlns:w16="http://schemas.microsoft.com/office/word/2018/wordml" xmlns:w16sdtdh="http://schemas.microsoft.com/office/word/2020/wordml/sdtdatahash" xmlns:w16se="http://schemas.microsoft.com/office/word/2015/wordml/symex" xmlns:wpg="http://schemas.microsoft.com/office/word/2010/wordprocessingGroup" xmlns:wpi="http://schemas.microsoft.com/office/word/2010/wordprocessingInk" xmlns:wne="http://schemas.microsoft.com/office/word/2006/wordml" xmlns:wps="http://schemas.microsoft.com/office/word/2010/wordprocessingShape" mc:Ignorable="w14 w15 w16se w16cid w16 w16cex w16sdtdh wp14">
+<w:numbering xmlns:wpc="http://schemas.microsoft.com/office/word/2010/wordprocessingCanvas" xmlns:cx="http://schemas.microsoft.com/office/drawing/2014/chartex" xmlns:cx1="http://schemas.microsoft.com/office/drawing/2015/9/8/chartex" xmlns:cx2="http://schemas.microsoft.com/office/drawing/2015/10/21/chartex" xmlns:cx3="http://schemas.microsoft.com/office/drawing/2016/5/9/chartex" xmlns:cx4="http://schemas.microsoft.com/office/drawing/2016/5/10/chartex" xmlns:cx5="http://schemas.microsoft.com/office/drawing/2016/5/11/chartex" xmlns:cx6="http://schemas.microsoft.com/office/drawing/2016/5/12/chartex" xmlns:cx7="http://schemas.microsoft.com/office/drawing/2016/5/13/chartex" xmlns:cx8="http://schemas.microsoft.com/office/drawing/2016/5/14/chartex" xmlns:mc="http://schemas.openxmlformats.org/markup-compatibility/2006" xmlns:aink="http://schemas.microsoft.com/office/drawing/2016/ink" xmlns:am3d="http://schemas.microsoft.com/office/drawing/2017/model3d" xmlns:o="urn:schemas-microsoft-com:office:office" xmlns:oel="http://schemas.microsoft.com/office/2019/extlst" xmlns:r="http://schemas.openxmlformats.org/officeDocument/2006/relationships" xmlns:m="http://schemas.openxmlformats.org/officeDocument/2006/math" xmlns:v="urn:schemas-microsoft-com:vml" xmlns:wp14="http://schemas.microsoft.com/office/word/2010/wordprocessingDrawing" xmlns:wp="http://schemas.openxmlformats.org/drawingml/2006/wordprocessingDrawing" xmlns:w10="urn:schemas-microsoft-com:office:word" xmlns:w="http://schemas.openxmlformats.org/wordprocessingml/2006/main" xmlns:w14="http://schemas.microsoft.com/office/word/2010/wordml" xmlns:w15="http://schemas.microsoft.com/office/word/2012/wordml" xmlns:w16cex="http://schemas.microsoft.com/office/word/2018/wordml/cex" xmlns:w16cid="http://schemas.microsoft.com/office/word/2016/wordml/cid" xmlns:w16="http://schemas.microsoft.com/office/word/2018/wordml" xmlns:w16du="http://schemas.microsoft.com/office/word/2023/wordml/word16du" xmlns:w16sdtdh="http://schemas.microsoft.com/office/word/2020/wordml/sdtdatahash" xmlns:w16sdtfl="http://schemas.microsoft.com/office/word/2024/wordml/sdtformatlock" xmlns:w16se="http://schemas.microsoft.com/office/word/2015/wordml/symex" xmlns:wpg="http://schemas.microsoft.com/office/word/2010/wordprocessingGroup" xmlns:wpi="http://schemas.microsoft.com/office/word/2010/wordprocessingInk" xmlns:wne="http://schemas.microsoft.com/office/word/2006/wordml" xmlns:wps="http://schemas.microsoft.com/office/word/2010/wordprocessingShape" mc:Ignorable="w14 w15 w16se w16cid w16 w16cex w16sdtdh w16sdtfl w16du wp14">
   <w:abstractNum w:abstractNumId="0" w15:restartNumberingAfterBreak="0">
     <w:nsid w:val="00B7284D"/>
     <w:multiLevelType w:val="hybridMultilevel"/>
@@ -1578,6 +3519,119 @@
     </w:lvl>
   </w:abstractNum>
   <w:abstractNum w:abstractNumId="1" w15:restartNumberingAfterBreak="0">
+    <w:nsid w:val="01763D6B"/>
+    <w:multiLevelType w:val="multilevel"/>
+    <w:tmpl w:val="E0523002"/>
+    <w:lvl w:ilvl="0">
+      <w:start w:val="2"/>
+      <w:numFmt w:val="decimal"/>
+      <w:lvlText w:val="%1."/>
+      <w:lvlJc w:val="left"/>
+      <w:pPr>
+        <w:tabs>
+          <w:tab w:val="num" w:pos="720"/>
+        </w:tabs>
+        <w:ind w:left="720" w:hanging="360"/>
+      </w:pPr>
+    </w:lvl>
+    <w:lvl w:ilvl="1" w:tentative="1">
+      <w:start w:val="1"/>
+      <w:numFmt w:val="decimal"/>
+      <w:lvlText w:val="%2."/>
+      <w:lvlJc w:val="left"/>
+      <w:pPr>
+        <w:tabs>
+          <w:tab w:val="num" w:pos="1440"/>
+        </w:tabs>
+        <w:ind w:left="1440" w:hanging="360"/>
+      </w:pPr>
+    </w:lvl>
+    <w:lvl w:ilvl="2" w:tentative="1">
+      <w:start w:val="1"/>
+      <w:numFmt w:val="decimal"/>
+      <w:lvlText w:val="%3."/>
+      <w:lvlJc w:val="left"/>
+      <w:pPr>
+        <w:tabs>
+          <w:tab w:val="num" w:pos="2160"/>
+        </w:tabs>
+        <w:ind w:left="2160" w:hanging="360"/>
+      </w:pPr>
+    </w:lvl>
+    <w:lvl w:ilvl="3" w:tentative="1">
+      <w:start w:val="1"/>
+      <w:numFmt w:val="decimal"/>
+      <w:lvlText w:val="%4."/>
+      <w:lvlJc w:val="left"/>
+      <w:pPr>
+        <w:tabs>
+          <w:tab w:val="num" w:pos="2880"/>
+        </w:tabs>
+        <w:ind w:left="2880" w:hanging="360"/>
+      </w:pPr>
+    </w:lvl>
+    <w:lvl w:ilvl="4" w:tentative="1">
+      <w:start w:val="1"/>
+      <w:numFmt w:val="decimal"/>
+      <w:lvlText w:val="%5."/>
+      <w:lvlJc w:val="left"/>
+      <w:pPr>
+        <w:tabs>
+          <w:tab w:val="num" w:pos="3600"/>
+        </w:tabs>
+        <w:ind w:left="3600" w:hanging="360"/>
+      </w:pPr>
+    </w:lvl>
+    <w:lvl w:ilvl="5" w:tentative="1">
+      <w:start w:val="1"/>
+      <w:numFmt w:val="decimal"/>
+      <w:lvlText w:val="%6."/>
+      <w:lvlJc w:val="left"/>
+      <w:pPr>
+        <w:tabs>
+          <w:tab w:val="num" w:pos="4320"/>
+        </w:tabs>
+        <w:ind w:left="4320" w:hanging="360"/>
+      </w:pPr>
+    </w:lvl>
+    <w:lvl w:ilvl="6" w:tentative="1">
+      <w:start w:val="1"/>
+      <w:numFmt w:val="decimal"/>
+      <w:lvlText w:val="%7."/>
+      <w:lvlJc w:val="left"/>
+      <w:pPr>
+        <w:tabs>
+          <w:tab w:val="num" w:pos="5040"/>
+        </w:tabs>
+        <w:ind w:left="5040" w:hanging="360"/>
+      </w:pPr>
+    </w:lvl>
+    <w:lvl w:ilvl="7" w:tentative="1">
+      <w:start w:val="1"/>
+      <w:numFmt w:val="decimal"/>
+      <w:lvlText w:val="%8."/>
+      <w:lvlJc w:val="left"/>
+      <w:pPr>
+        <w:tabs>
+          <w:tab w:val="num" w:pos="5760"/>
+        </w:tabs>
+        <w:ind w:left="5760" w:hanging="360"/>
+      </w:pPr>
+    </w:lvl>
+    <w:lvl w:ilvl="8" w:tentative="1">
+      <w:start w:val="1"/>
+      <w:numFmt w:val="decimal"/>
+      <w:lvlText w:val="%9."/>
+      <w:lvlJc w:val="left"/>
+      <w:pPr>
+        <w:tabs>
+          <w:tab w:val="num" w:pos="6480"/>
+        </w:tabs>
+        <w:ind w:left="6480" w:hanging="360"/>
+      </w:pPr>
+    </w:lvl>
+  </w:abstractNum>
+  <w:abstractNum w:abstractNumId="2" w15:restartNumberingAfterBreak="0">
     <w:nsid w:val="02174DE9"/>
     <w:multiLevelType w:val="hybridMultilevel"/>
     <w:tmpl w:val="4F4448E4"/>
@@ -1690,7 +3744,418 @@
       </w:rPr>
     </w:lvl>
   </w:abstractNum>
-  <w:abstractNum w:abstractNumId="2" w15:restartNumberingAfterBreak="0">
+  <w:abstractNum w:abstractNumId="3" w15:restartNumberingAfterBreak="0">
+    <w:nsid w:val="03F33409"/>
+    <w:multiLevelType w:val="multilevel"/>
+    <w:tmpl w:val="1BFCEF94"/>
+    <w:lvl w:ilvl="0">
+      <w:start w:val="1"/>
+      <w:numFmt w:val="bullet"/>
+      <w:lvlText w:val=""/>
+      <w:lvlJc w:val="left"/>
+      <w:pPr>
+        <w:tabs>
+          <w:tab w:val="num" w:pos="1440"/>
+        </w:tabs>
+        <w:ind w:left="1440" w:hanging="360"/>
+      </w:pPr>
+      <w:rPr>
+        <w:rFonts w:ascii="Symbol" w:hAnsi="Symbol" w:hint="default"/>
+        <w:sz w:val="20"/>
+      </w:rPr>
+    </w:lvl>
+    <w:lvl w:ilvl="1" w:tentative="1">
+      <w:start w:val="1"/>
+      <w:numFmt w:val="bullet"/>
+      <w:lvlText w:val="o"/>
+      <w:lvlJc w:val="left"/>
+      <w:pPr>
+        <w:tabs>
+          <w:tab w:val="num" w:pos="2160"/>
+        </w:tabs>
+        <w:ind w:left="2160" w:hanging="360"/>
+      </w:pPr>
+      <w:rPr>
+        <w:rFonts w:ascii="Courier New" w:hAnsi="Courier New" w:hint="default"/>
+        <w:sz w:val="20"/>
+      </w:rPr>
+    </w:lvl>
+    <w:lvl w:ilvl="2" w:tentative="1">
+      <w:start w:val="1"/>
+      <w:numFmt w:val="bullet"/>
+      <w:lvlText w:val=""/>
+      <w:lvlJc w:val="left"/>
+      <w:pPr>
+        <w:tabs>
+          <w:tab w:val="num" w:pos="2880"/>
+        </w:tabs>
+        <w:ind w:left="2880" w:hanging="360"/>
+      </w:pPr>
+      <w:rPr>
+        <w:rFonts w:ascii="Wingdings" w:hAnsi="Wingdings" w:hint="default"/>
+        <w:sz w:val="20"/>
+      </w:rPr>
+    </w:lvl>
+    <w:lvl w:ilvl="3" w:tentative="1">
+      <w:start w:val="1"/>
+      <w:numFmt w:val="bullet"/>
+      <w:lvlText w:val=""/>
+      <w:lvlJc w:val="left"/>
+      <w:pPr>
+        <w:tabs>
+          <w:tab w:val="num" w:pos="3600"/>
+        </w:tabs>
+        <w:ind w:left="3600" w:hanging="360"/>
+      </w:pPr>
+      <w:rPr>
+        <w:rFonts w:ascii="Wingdings" w:hAnsi="Wingdings" w:hint="default"/>
+        <w:sz w:val="20"/>
+      </w:rPr>
+    </w:lvl>
+    <w:lvl w:ilvl="4" w:tentative="1">
+      <w:start w:val="1"/>
+      <w:numFmt w:val="bullet"/>
+      <w:lvlText w:val=""/>
+      <w:lvlJc w:val="left"/>
+      <w:pPr>
+        <w:tabs>
+          <w:tab w:val="num" w:pos="4320"/>
+        </w:tabs>
+        <w:ind w:left="4320" w:hanging="360"/>
+      </w:pPr>
+      <w:rPr>
+        <w:rFonts w:ascii="Wingdings" w:hAnsi="Wingdings" w:hint="default"/>
+        <w:sz w:val="20"/>
+      </w:rPr>
+    </w:lvl>
+    <w:lvl w:ilvl="5" w:tentative="1">
+      <w:start w:val="1"/>
+      <w:numFmt w:val="bullet"/>
+      <w:lvlText w:val=""/>
+      <w:lvlJc w:val="left"/>
+      <w:pPr>
+        <w:tabs>
+          <w:tab w:val="num" w:pos="5040"/>
+        </w:tabs>
+        <w:ind w:left="5040" w:hanging="360"/>
+      </w:pPr>
+      <w:rPr>
+        <w:rFonts w:ascii="Wingdings" w:hAnsi="Wingdings" w:hint="default"/>
+        <w:sz w:val="20"/>
+      </w:rPr>
+    </w:lvl>
+    <w:lvl w:ilvl="6" w:tentative="1">
+      <w:start w:val="1"/>
+      <w:numFmt w:val="bullet"/>
+      <w:lvlText w:val=""/>
+      <w:lvlJc w:val="left"/>
+      <w:pPr>
+        <w:tabs>
+          <w:tab w:val="num" w:pos="5760"/>
+        </w:tabs>
+        <w:ind w:left="5760" w:hanging="360"/>
+      </w:pPr>
+      <w:rPr>
+        <w:rFonts w:ascii="Wingdings" w:hAnsi="Wingdings" w:hint="default"/>
+        <w:sz w:val="20"/>
+      </w:rPr>
+    </w:lvl>
+    <w:lvl w:ilvl="7" w:tentative="1">
+      <w:start w:val="1"/>
+      <w:numFmt w:val="bullet"/>
+      <w:lvlText w:val=""/>
+      <w:lvlJc w:val="left"/>
+      <w:pPr>
+        <w:tabs>
+          <w:tab w:val="num" w:pos="6480"/>
+        </w:tabs>
+        <w:ind w:left="6480" w:hanging="360"/>
+      </w:pPr>
+      <w:rPr>
+        <w:rFonts w:ascii="Wingdings" w:hAnsi="Wingdings" w:hint="default"/>
+        <w:sz w:val="20"/>
+      </w:rPr>
+    </w:lvl>
+    <w:lvl w:ilvl="8" w:tentative="1">
+      <w:start w:val="1"/>
+      <w:numFmt w:val="bullet"/>
+      <w:lvlText w:val=""/>
+      <w:lvlJc w:val="left"/>
+      <w:pPr>
+        <w:tabs>
+          <w:tab w:val="num" w:pos="7200"/>
+        </w:tabs>
+        <w:ind w:left="7200" w:hanging="360"/>
+      </w:pPr>
+      <w:rPr>
+        <w:rFonts w:ascii="Wingdings" w:hAnsi="Wingdings" w:hint="default"/>
+        <w:sz w:val="20"/>
+      </w:rPr>
+    </w:lvl>
+  </w:abstractNum>
+  <w:abstractNum w:abstractNumId="4" w15:restartNumberingAfterBreak="0">
+    <w:nsid w:val="12E508A5"/>
+    <w:multiLevelType w:val="multilevel"/>
+    <w:tmpl w:val="97CE6528"/>
+    <w:lvl w:ilvl="0">
+      <w:start w:val="1"/>
+      <w:numFmt w:val="bullet"/>
+      <w:lvlText w:val=""/>
+      <w:lvlJc w:val="left"/>
+      <w:pPr>
+        <w:tabs>
+          <w:tab w:val="num" w:pos="1440"/>
+        </w:tabs>
+        <w:ind w:left="1440" w:hanging="360"/>
+      </w:pPr>
+      <w:rPr>
+        <w:rFonts w:ascii="Symbol" w:hAnsi="Symbol" w:hint="default"/>
+        <w:sz w:val="20"/>
+      </w:rPr>
+    </w:lvl>
+    <w:lvl w:ilvl="1" w:tentative="1">
+      <w:start w:val="1"/>
+      <w:numFmt w:val="bullet"/>
+      <w:lvlText w:val="o"/>
+      <w:lvlJc w:val="left"/>
+      <w:pPr>
+        <w:tabs>
+          <w:tab w:val="num" w:pos="2160"/>
+        </w:tabs>
+        <w:ind w:left="2160" w:hanging="360"/>
+      </w:pPr>
+      <w:rPr>
+        <w:rFonts w:ascii="Courier New" w:hAnsi="Courier New" w:hint="default"/>
+        <w:sz w:val="20"/>
+      </w:rPr>
+    </w:lvl>
+    <w:lvl w:ilvl="2" w:tentative="1">
+      <w:start w:val="1"/>
+      <w:numFmt w:val="bullet"/>
+      <w:lvlText w:val=""/>
+      <w:lvlJc w:val="left"/>
+      <w:pPr>
+        <w:tabs>
+          <w:tab w:val="num" w:pos="2880"/>
+        </w:tabs>
+        <w:ind w:left="2880" w:hanging="360"/>
+      </w:pPr>
+      <w:rPr>
+        <w:rFonts w:ascii="Wingdings" w:hAnsi="Wingdings" w:hint="default"/>
+        <w:sz w:val="20"/>
+      </w:rPr>
+    </w:lvl>
+    <w:lvl w:ilvl="3" w:tentative="1">
+      <w:start w:val="1"/>
+      <w:numFmt w:val="bullet"/>
+      <w:lvlText w:val=""/>
+      <w:lvlJc w:val="left"/>
+      <w:pPr>
+        <w:tabs>
+          <w:tab w:val="num" w:pos="3600"/>
+        </w:tabs>
+        <w:ind w:left="3600" w:hanging="360"/>
+      </w:pPr>
+      <w:rPr>
+        <w:rFonts w:ascii="Wingdings" w:hAnsi="Wingdings" w:hint="default"/>
+        <w:sz w:val="20"/>
+      </w:rPr>
+    </w:lvl>
+    <w:lvl w:ilvl="4" w:tentative="1">
+      <w:start w:val="1"/>
+      <w:numFmt w:val="bullet"/>
+      <w:lvlText w:val=""/>
+      <w:lvlJc w:val="left"/>
+      <w:pPr>
+        <w:tabs>
+          <w:tab w:val="num" w:pos="4320"/>
+        </w:tabs>
+        <w:ind w:left="4320" w:hanging="360"/>
+      </w:pPr>
+      <w:rPr>
+        <w:rFonts w:ascii="Wingdings" w:hAnsi="Wingdings" w:hint="default"/>
+        <w:sz w:val="20"/>
+      </w:rPr>
+    </w:lvl>
+    <w:lvl w:ilvl="5" w:tentative="1">
+      <w:start w:val="1"/>
+      <w:numFmt w:val="bullet"/>
+      <w:lvlText w:val=""/>
+      <w:lvlJc w:val="left"/>
+      <w:pPr>
+        <w:tabs>
+          <w:tab w:val="num" w:pos="5040"/>
+        </w:tabs>
+        <w:ind w:left="5040" w:hanging="360"/>
+      </w:pPr>
+      <w:rPr>
+        <w:rFonts w:ascii="Wingdings" w:hAnsi="Wingdings" w:hint="default"/>
+        <w:sz w:val="20"/>
+      </w:rPr>
+    </w:lvl>
+    <w:lvl w:ilvl="6" w:tentative="1">
+      <w:start w:val="1"/>
+      <w:numFmt w:val="bullet"/>
+      <w:lvlText w:val=""/>
+      <w:lvlJc w:val="left"/>
+      <w:pPr>
+        <w:tabs>
+          <w:tab w:val="num" w:pos="5760"/>
+        </w:tabs>
+        <w:ind w:left="5760" w:hanging="360"/>
+      </w:pPr>
+      <w:rPr>
+        <w:rFonts w:ascii="Wingdings" w:hAnsi="Wingdings" w:hint="default"/>
+        <w:sz w:val="20"/>
+      </w:rPr>
+    </w:lvl>
+    <w:lvl w:ilvl="7" w:tentative="1">
+      <w:start w:val="1"/>
+      <w:numFmt w:val="bullet"/>
+      <w:lvlText w:val=""/>
+      <w:lvlJc w:val="left"/>
+      <w:pPr>
+        <w:tabs>
+          <w:tab w:val="num" w:pos="6480"/>
+        </w:tabs>
+        <w:ind w:left="6480" w:hanging="360"/>
+      </w:pPr>
+      <w:rPr>
+        <w:rFonts w:ascii="Wingdings" w:hAnsi="Wingdings" w:hint="default"/>
+        <w:sz w:val="20"/>
+      </w:rPr>
+    </w:lvl>
+    <w:lvl w:ilvl="8" w:tentative="1">
+      <w:start w:val="1"/>
+      <w:numFmt w:val="bullet"/>
+      <w:lvlText w:val=""/>
+      <w:lvlJc w:val="left"/>
+      <w:pPr>
+        <w:tabs>
+          <w:tab w:val="num" w:pos="7200"/>
+        </w:tabs>
+        <w:ind w:left="7200" w:hanging="360"/>
+      </w:pPr>
+      <w:rPr>
+        <w:rFonts w:ascii="Wingdings" w:hAnsi="Wingdings" w:hint="default"/>
+        <w:sz w:val="20"/>
+      </w:rPr>
+    </w:lvl>
+  </w:abstractNum>
+  <w:abstractNum w:abstractNumId="5" w15:restartNumberingAfterBreak="0">
+    <w:nsid w:val="197D0C32"/>
+    <w:multiLevelType w:val="multilevel"/>
+    <w:tmpl w:val="229C080A"/>
+    <w:lvl w:ilvl="0">
+      <w:start w:val="1"/>
+      <w:numFmt w:val="decimal"/>
+      <w:lvlText w:val="%1."/>
+      <w:lvlJc w:val="left"/>
+      <w:pPr>
+        <w:tabs>
+          <w:tab w:val="num" w:pos="720"/>
+        </w:tabs>
+        <w:ind w:left="720" w:hanging="360"/>
+      </w:pPr>
+    </w:lvl>
+    <w:lvl w:ilvl="1" w:tentative="1">
+      <w:start w:val="1"/>
+      <w:numFmt w:val="decimal"/>
+      <w:lvlText w:val="%2."/>
+      <w:lvlJc w:val="left"/>
+      <w:pPr>
+        <w:tabs>
+          <w:tab w:val="num" w:pos="1440"/>
+        </w:tabs>
+        <w:ind w:left="1440" w:hanging="360"/>
+      </w:pPr>
+    </w:lvl>
+    <w:lvl w:ilvl="2" w:tentative="1">
+      <w:start w:val="1"/>
+      <w:numFmt w:val="decimal"/>
+      <w:lvlText w:val="%3."/>
+      <w:lvlJc w:val="left"/>
+      <w:pPr>
+        <w:tabs>
+          <w:tab w:val="num" w:pos="2160"/>
+        </w:tabs>
+        <w:ind w:left="2160" w:hanging="360"/>
+      </w:pPr>
+    </w:lvl>
+    <w:lvl w:ilvl="3" w:tentative="1">
+      <w:start w:val="1"/>
+      <w:numFmt w:val="decimal"/>
+      <w:lvlText w:val="%4."/>
+      <w:lvlJc w:val="left"/>
+      <w:pPr>
+        <w:tabs>
+          <w:tab w:val="num" w:pos="2880"/>
+        </w:tabs>
+        <w:ind w:left="2880" w:hanging="360"/>
+      </w:pPr>
+    </w:lvl>
+    <w:lvl w:ilvl="4" w:tentative="1">
+      <w:start w:val="1"/>
+      <w:numFmt w:val="decimal"/>
+      <w:lvlText w:val="%5."/>
+      <w:lvlJc w:val="left"/>
+      <w:pPr>
+        <w:tabs>
+          <w:tab w:val="num" w:pos="3600"/>
+        </w:tabs>
+        <w:ind w:left="3600" w:hanging="360"/>
+      </w:pPr>
+    </w:lvl>
+    <w:lvl w:ilvl="5" w:tentative="1">
+      <w:start w:val="1"/>
+      <w:numFmt w:val="decimal"/>
+      <w:lvlText w:val="%6."/>
+      <w:lvlJc w:val="left"/>
+      <w:pPr>
+        <w:tabs>
+          <w:tab w:val="num" w:pos="4320"/>
+        </w:tabs>
+        <w:ind w:left="4320" w:hanging="360"/>
+      </w:pPr>
+    </w:lvl>
+    <w:lvl w:ilvl="6" w:tentative="1">
+      <w:start w:val="1"/>
+      <w:numFmt w:val="decimal"/>
+      <w:lvlText w:val="%7."/>
+      <w:lvlJc w:val="left"/>
+      <w:pPr>
+        <w:tabs>
+          <w:tab w:val="num" w:pos="5040"/>
+        </w:tabs>
+        <w:ind w:left="5040" w:hanging="360"/>
+      </w:pPr>
+    </w:lvl>
+    <w:lvl w:ilvl="7" w:tentative="1">
+      <w:start w:val="1"/>
+      <w:numFmt w:val="decimal"/>
+      <w:lvlText w:val="%8."/>
+      <w:lvlJc w:val="left"/>
+      <w:pPr>
+        <w:tabs>
+          <w:tab w:val="num" w:pos="5760"/>
+        </w:tabs>
+        <w:ind w:left="5760" w:hanging="360"/>
+      </w:pPr>
+    </w:lvl>
+    <w:lvl w:ilvl="8" w:tentative="1">
+      <w:start w:val="1"/>
+      <w:numFmt w:val="decimal"/>
+      <w:lvlText w:val="%9."/>
+      <w:lvlJc w:val="left"/>
+      <w:pPr>
+        <w:tabs>
+          <w:tab w:val="num" w:pos="6480"/>
+        </w:tabs>
+        <w:ind w:left="6480" w:hanging="360"/>
+      </w:pPr>
+    </w:lvl>
+  </w:abstractNum>
+  <w:abstractNum w:abstractNumId="6" w15:restartNumberingAfterBreak="0">
     <w:nsid w:val="1A3E722F"/>
     <w:multiLevelType w:val="hybridMultilevel"/>
     <w:tmpl w:val="3F5AE9D6"/>
@@ -1803,7 +4268,495 @@
       </w:rPr>
     </w:lvl>
   </w:abstractNum>
-  <w:abstractNum w:abstractNumId="3" w15:restartNumberingAfterBreak="0">
+  <w:abstractNum w:abstractNumId="7" w15:restartNumberingAfterBreak="0">
+    <w:nsid w:val="218B0D31"/>
+    <w:multiLevelType w:val="multilevel"/>
+    <w:tmpl w:val="8FC64CBA"/>
+    <w:lvl w:ilvl="0">
+      <w:start w:val="1"/>
+      <w:numFmt w:val="decimal"/>
+      <w:lvlText w:val="%1."/>
+      <w:lvlJc w:val="left"/>
+      <w:pPr>
+        <w:tabs>
+          <w:tab w:val="num" w:pos="720"/>
+        </w:tabs>
+        <w:ind w:left="720" w:hanging="360"/>
+      </w:pPr>
+    </w:lvl>
+    <w:lvl w:ilvl="1" w:tentative="1">
+      <w:start w:val="1"/>
+      <w:numFmt w:val="decimal"/>
+      <w:lvlText w:val="%2."/>
+      <w:lvlJc w:val="left"/>
+      <w:pPr>
+        <w:tabs>
+          <w:tab w:val="num" w:pos="1440"/>
+        </w:tabs>
+        <w:ind w:left="1440" w:hanging="360"/>
+      </w:pPr>
+    </w:lvl>
+    <w:lvl w:ilvl="2" w:tentative="1">
+      <w:start w:val="1"/>
+      <w:numFmt w:val="decimal"/>
+      <w:lvlText w:val="%3."/>
+      <w:lvlJc w:val="left"/>
+      <w:pPr>
+        <w:tabs>
+          <w:tab w:val="num" w:pos="2160"/>
+        </w:tabs>
+        <w:ind w:left="2160" w:hanging="360"/>
+      </w:pPr>
+    </w:lvl>
+    <w:lvl w:ilvl="3" w:tentative="1">
+      <w:start w:val="1"/>
+      <w:numFmt w:val="decimal"/>
+      <w:lvlText w:val="%4."/>
+      <w:lvlJc w:val="left"/>
+      <w:pPr>
+        <w:tabs>
+          <w:tab w:val="num" w:pos="2880"/>
+        </w:tabs>
+        <w:ind w:left="2880" w:hanging="360"/>
+      </w:pPr>
+    </w:lvl>
+    <w:lvl w:ilvl="4" w:tentative="1">
+      <w:start w:val="1"/>
+      <w:numFmt w:val="decimal"/>
+      <w:lvlText w:val="%5."/>
+      <w:lvlJc w:val="left"/>
+      <w:pPr>
+        <w:tabs>
+          <w:tab w:val="num" w:pos="3600"/>
+        </w:tabs>
+        <w:ind w:left="3600" w:hanging="360"/>
+      </w:pPr>
+    </w:lvl>
+    <w:lvl w:ilvl="5" w:tentative="1">
+      <w:start w:val="1"/>
+      <w:numFmt w:val="decimal"/>
+      <w:lvlText w:val="%6."/>
+      <w:lvlJc w:val="left"/>
+      <w:pPr>
+        <w:tabs>
+          <w:tab w:val="num" w:pos="4320"/>
+        </w:tabs>
+        <w:ind w:left="4320" w:hanging="360"/>
+      </w:pPr>
+    </w:lvl>
+    <w:lvl w:ilvl="6" w:tentative="1">
+      <w:start w:val="1"/>
+      <w:numFmt w:val="decimal"/>
+      <w:lvlText w:val="%7."/>
+      <w:lvlJc w:val="left"/>
+      <w:pPr>
+        <w:tabs>
+          <w:tab w:val="num" w:pos="5040"/>
+        </w:tabs>
+        <w:ind w:left="5040" w:hanging="360"/>
+      </w:pPr>
+    </w:lvl>
+    <w:lvl w:ilvl="7" w:tentative="1">
+      <w:start w:val="1"/>
+      <w:numFmt w:val="decimal"/>
+      <w:lvlText w:val="%8."/>
+      <w:lvlJc w:val="left"/>
+      <w:pPr>
+        <w:tabs>
+          <w:tab w:val="num" w:pos="5760"/>
+        </w:tabs>
+        <w:ind w:left="5760" w:hanging="360"/>
+      </w:pPr>
+    </w:lvl>
+    <w:lvl w:ilvl="8" w:tentative="1">
+      <w:start w:val="1"/>
+      <w:numFmt w:val="decimal"/>
+      <w:lvlText w:val="%9."/>
+      <w:lvlJc w:val="left"/>
+      <w:pPr>
+        <w:tabs>
+          <w:tab w:val="num" w:pos="6480"/>
+        </w:tabs>
+        <w:ind w:left="6480" w:hanging="360"/>
+      </w:pPr>
+    </w:lvl>
+  </w:abstractNum>
+  <w:abstractNum w:abstractNumId="8" w15:restartNumberingAfterBreak="0">
+    <w:nsid w:val="23AF2045"/>
+    <w:multiLevelType w:val="multilevel"/>
+    <w:tmpl w:val="8FC64CBA"/>
+    <w:lvl w:ilvl="0">
+      <w:start w:val="1"/>
+      <w:numFmt w:val="decimal"/>
+      <w:lvlText w:val="%1."/>
+      <w:lvlJc w:val="left"/>
+      <w:pPr>
+        <w:tabs>
+          <w:tab w:val="num" w:pos="720"/>
+        </w:tabs>
+        <w:ind w:left="720" w:hanging="360"/>
+      </w:pPr>
+    </w:lvl>
+    <w:lvl w:ilvl="1" w:tentative="1">
+      <w:start w:val="1"/>
+      <w:numFmt w:val="decimal"/>
+      <w:lvlText w:val="%2."/>
+      <w:lvlJc w:val="left"/>
+      <w:pPr>
+        <w:tabs>
+          <w:tab w:val="num" w:pos="1440"/>
+        </w:tabs>
+        <w:ind w:left="1440" w:hanging="360"/>
+      </w:pPr>
+    </w:lvl>
+    <w:lvl w:ilvl="2" w:tentative="1">
+      <w:start w:val="1"/>
+      <w:numFmt w:val="decimal"/>
+      <w:lvlText w:val="%3."/>
+      <w:lvlJc w:val="left"/>
+      <w:pPr>
+        <w:tabs>
+          <w:tab w:val="num" w:pos="2160"/>
+        </w:tabs>
+        <w:ind w:left="2160" w:hanging="360"/>
+      </w:pPr>
+    </w:lvl>
+    <w:lvl w:ilvl="3" w:tentative="1">
+      <w:start w:val="1"/>
+      <w:numFmt w:val="decimal"/>
+      <w:lvlText w:val="%4."/>
+      <w:lvlJc w:val="left"/>
+      <w:pPr>
+        <w:tabs>
+          <w:tab w:val="num" w:pos="2880"/>
+        </w:tabs>
+        <w:ind w:left="2880" w:hanging="360"/>
+      </w:pPr>
+    </w:lvl>
+    <w:lvl w:ilvl="4" w:tentative="1">
+      <w:start w:val="1"/>
+      <w:numFmt w:val="decimal"/>
+      <w:lvlText w:val="%5."/>
+      <w:lvlJc w:val="left"/>
+      <w:pPr>
+        <w:tabs>
+          <w:tab w:val="num" w:pos="3600"/>
+        </w:tabs>
+        <w:ind w:left="3600" w:hanging="360"/>
+      </w:pPr>
+    </w:lvl>
+    <w:lvl w:ilvl="5" w:tentative="1">
+      <w:start w:val="1"/>
+      <w:numFmt w:val="decimal"/>
+      <w:lvlText w:val="%6."/>
+      <w:lvlJc w:val="left"/>
+      <w:pPr>
+        <w:tabs>
+          <w:tab w:val="num" w:pos="4320"/>
+        </w:tabs>
+        <w:ind w:left="4320" w:hanging="360"/>
+      </w:pPr>
+    </w:lvl>
+    <w:lvl w:ilvl="6" w:tentative="1">
+      <w:start w:val="1"/>
+      <w:numFmt w:val="decimal"/>
+      <w:lvlText w:val="%7."/>
+      <w:lvlJc w:val="left"/>
+      <w:pPr>
+        <w:tabs>
+          <w:tab w:val="num" w:pos="5040"/>
+        </w:tabs>
+        <w:ind w:left="5040" w:hanging="360"/>
+      </w:pPr>
+    </w:lvl>
+    <w:lvl w:ilvl="7" w:tentative="1">
+      <w:start w:val="1"/>
+      <w:numFmt w:val="decimal"/>
+      <w:lvlText w:val="%8."/>
+      <w:lvlJc w:val="left"/>
+      <w:pPr>
+        <w:tabs>
+          <w:tab w:val="num" w:pos="5760"/>
+        </w:tabs>
+        <w:ind w:left="5760" w:hanging="360"/>
+      </w:pPr>
+    </w:lvl>
+    <w:lvl w:ilvl="8" w:tentative="1">
+      <w:start w:val="1"/>
+      <w:numFmt w:val="decimal"/>
+      <w:lvlText w:val="%9."/>
+      <w:lvlJc w:val="left"/>
+      <w:pPr>
+        <w:tabs>
+          <w:tab w:val="num" w:pos="6480"/>
+        </w:tabs>
+        <w:ind w:left="6480" w:hanging="360"/>
+      </w:pPr>
+    </w:lvl>
+  </w:abstractNum>
+  <w:abstractNum w:abstractNumId="9" w15:restartNumberingAfterBreak="0">
+    <w:nsid w:val="289629DD"/>
+    <w:multiLevelType w:val="multilevel"/>
+    <w:tmpl w:val="5BD2D9FE"/>
+    <w:lvl w:ilvl="0">
+      <w:start w:val="1"/>
+      <w:numFmt w:val="bullet"/>
+      <w:lvlText w:val=""/>
+      <w:lvlJc w:val="left"/>
+      <w:pPr>
+        <w:tabs>
+          <w:tab w:val="num" w:pos="1440"/>
+        </w:tabs>
+        <w:ind w:left="1440" w:hanging="360"/>
+      </w:pPr>
+      <w:rPr>
+        <w:rFonts w:ascii="Symbol" w:hAnsi="Symbol" w:hint="default"/>
+        <w:sz w:val="20"/>
+      </w:rPr>
+    </w:lvl>
+    <w:lvl w:ilvl="1" w:tentative="1">
+      <w:start w:val="1"/>
+      <w:numFmt w:val="bullet"/>
+      <w:lvlText w:val="o"/>
+      <w:lvlJc w:val="left"/>
+      <w:pPr>
+        <w:tabs>
+          <w:tab w:val="num" w:pos="2160"/>
+        </w:tabs>
+        <w:ind w:left="2160" w:hanging="360"/>
+      </w:pPr>
+      <w:rPr>
+        <w:rFonts w:ascii="Courier New" w:hAnsi="Courier New" w:hint="default"/>
+        <w:sz w:val="20"/>
+      </w:rPr>
+    </w:lvl>
+    <w:lvl w:ilvl="2" w:tentative="1">
+      <w:start w:val="1"/>
+      <w:numFmt w:val="bullet"/>
+      <w:lvlText w:val=""/>
+      <w:lvlJc w:val="left"/>
+      <w:pPr>
+        <w:tabs>
+          <w:tab w:val="num" w:pos="2880"/>
+        </w:tabs>
+        <w:ind w:left="2880" w:hanging="360"/>
+      </w:pPr>
+      <w:rPr>
+        <w:rFonts w:ascii="Wingdings" w:hAnsi="Wingdings" w:hint="default"/>
+        <w:sz w:val="20"/>
+      </w:rPr>
+    </w:lvl>
+    <w:lvl w:ilvl="3" w:tentative="1">
+      <w:start w:val="1"/>
+      <w:numFmt w:val="bullet"/>
+      <w:lvlText w:val=""/>
+      <w:lvlJc w:val="left"/>
+      <w:pPr>
+        <w:tabs>
+          <w:tab w:val="num" w:pos="3600"/>
+        </w:tabs>
+        <w:ind w:left="3600" w:hanging="360"/>
+      </w:pPr>
+      <w:rPr>
+        <w:rFonts w:ascii="Wingdings" w:hAnsi="Wingdings" w:hint="default"/>
+        <w:sz w:val="20"/>
+      </w:rPr>
+    </w:lvl>
+    <w:lvl w:ilvl="4" w:tentative="1">
+      <w:start w:val="1"/>
+      <w:numFmt w:val="bullet"/>
+      <w:lvlText w:val=""/>
+      <w:lvlJc w:val="left"/>
+      <w:pPr>
+        <w:tabs>
+          <w:tab w:val="num" w:pos="4320"/>
+        </w:tabs>
+        <w:ind w:left="4320" w:hanging="360"/>
+      </w:pPr>
+      <w:rPr>
+        <w:rFonts w:ascii="Wingdings" w:hAnsi="Wingdings" w:hint="default"/>
+        <w:sz w:val="20"/>
+      </w:rPr>
+    </w:lvl>
+    <w:lvl w:ilvl="5" w:tentative="1">
+      <w:start w:val="1"/>
+      <w:numFmt w:val="bullet"/>
+      <w:lvlText w:val=""/>
+      <w:lvlJc w:val="left"/>
+      <w:pPr>
+        <w:tabs>
+          <w:tab w:val="num" w:pos="5040"/>
+        </w:tabs>
+        <w:ind w:left="5040" w:hanging="360"/>
+      </w:pPr>
+      <w:rPr>
+        <w:rFonts w:ascii="Wingdings" w:hAnsi="Wingdings" w:hint="default"/>
+        <w:sz w:val="20"/>
+      </w:rPr>
+    </w:lvl>
+    <w:lvl w:ilvl="6" w:tentative="1">
+      <w:start w:val="1"/>
+      <w:numFmt w:val="bullet"/>
+      <w:lvlText w:val=""/>
+      <w:lvlJc w:val="left"/>
+      <w:pPr>
+        <w:tabs>
+          <w:tab w:val="num" w:pos="5760"/>
+        </w:tabs>
+        <w:ind w:left="5760" w:hanging="360"/>
+      </w:pPr>
+      <w:rPr>
+        <w:rFonts w:ascii="Wingdings" w:hAnsi="Wingdings" w:hint="default"/>
+        <w:sz w:val="20"/>
+      </w:rPr>
+    </w:lvl>
+    <w:lvl w:ilvl="7" w:tentative="1">
+      <w:start w:val="1"/>
+      <w:numFmt w:val="bullet"/>
+      <w:lvlText w:val=""/>
+      <w:lvlJc w:val="left"/>
+      <w:pPr>
+        <w:tabs>
+          <w:tab w:val="num" w:pos="6480"/>
+        </w:tabs>
+        <w:ind w:left="6480" w:hanging="360"/>
+      </w:pPr>
+      <w:rPr>
+        <w:rFonts w:ascii="Wingdings" w:hAnsi="Wingdings" w:hint="default"/>
+        <w:sz w:val="20"/>
+      </w:rPr>
+    </w:lvl>
+    <w:lvl w:ilvl="8" w:tentative="1">
+      <w:start w:val="1"/>
+      <w:numFmt w:val="bullet"/>
+      <w:lvlText w:val=""/>
+      <w:lvlJc w:val="left"/>
+      <w:pPr>
+        <w:tabs>
+          <w:tab w:val="num" w:pos="7200"/>
+        </w:tabs>
+        <w:ind w:left="7200" w:hanging="360"/>
+      </w:pPr>
+      <w:rPr>
+        <w:rFonts w:ascii="Wingdings" w:hAnsi="Wingdings" w:hint="default"/>
+        <w:sz w:val="20"/>
+      </w:rPr>
+    </w:lvl>
+  </w:abstractNum>
+  <w:abstractNum w:abstractNumId="10" w15:restartNumberingAfterBreak="0">
+    <w:nsid w:val="2A553AA0"/>
+    <w:multiLevelType w:val="multilevel"/>
+    <w:tmpl w:val="8FC64CBA"/>
+    <w:lvl w:ilvl="0">
+      <w:start w:val="1"/>
+      <w:numFmt w:val="decimal"/>
+      <w:lvlText w:val="%1."/>
+      <w:lvlJc w:val="left"/>
+      <w:pPr>
+        <w:tabs>
+          <w:tab w:val="num" w:pos="720"/>
+        </w:tabs>
+        <w:ind w:left="720" w:hanging="360"/>
+      </w:pPr>
+    </w:lvl>
+    <w:lvl w:ilvl="1" w:tentative="1">
+      <w:start w:val="1"/>
+      <w:numFmt w:val="decimal"/>
+      <w:lvlText w:val="%2."/>
+      <w:lvlJc w:val="left"/>
+      <w:pPr>
+        <w:tabs>
+          <w:tab w:val="num" w:pos="1440"/>
+        </w:tabs>
+        <w:ind w:left="1440" w:hanging="360"/>
+      </w:pPr>
+    </w:lvl>
+    <w:lvl w:ilvl="2" w:tentative="1">
+      <w:start w:val="1"/>
+      <w:numFmt w:val="decimal"/>
+      <w:lvlText w:val="%3."/>
+      <w:lvlJc w:val="left"/>
+      <w:pPr>
+        <w:tabs>
+          <w:tab w:val="num" w:pos="2160"/>
+        </w:tabs>
+        <w:ind w:left="2160" w:hanging="360"/>
+      </w:pPr>
+    </w:lvl>
+    <w:lvl w:ilvl="3" w:tentative="1">
+      <w:start w:val="1"/>
+      <w:numFmt w:val="decimal"/>
+      <w:lvlText w:val="%4."/>
+      <w:lvlJc w:val="left"/>
+      <w:pPr>
+        <w:tabs>
+          <w:tab w:val="num" w:pos="2880"/>
+        </w:tabs>
+        <w:ind w:left="2880" w:hanging="360"/>
+      </w:pPr>
+    </w:lvl>
+    <w:lvl w:ilvl="4" w:tentative="1">
+      <w:start w:val="1"/>
+      <w:numFmt w:val="decimal"/>
+      <w:lvlText w:val="%5."/>
+      <w:lvlJc w:val="left"/>
+      <w:pPr>
+        <w:tabs>
+          <w:tab w:val="num" w:pos="3600"/>
+        </w:tabs>
+        <w:ind w:left="3600" w:hanging="360"/>
+      </w:pPr>
+    </w:lvl>
+    <w:lvl w:ilvl="5" w:tentative="1">
+      <w:start w:val="1"/>
+      <w:numFmt w:val="decimal"/>
+      <w:lvlText w:val="%6."/>
+      <w:lvlJc w:val="left"/>
+      <w:pPr>
+        <w:tabs>
+          <w:tab w:val="num" w:pos="4320"/>
+        </w:tabs>
+        <w:ind w:left="4320" w:hanging="360"/>
+      </w:pPr>
+    </w:lvl>
+    <w:lvl w:ilvl="6" w:tentative="1">
+      <w:start w:val="1"/>
+      <w:numFmt w:val="decimal"/>
+      <w:lvlText w:val="%7."/>
+      <w:lvlJc w:val="left"/>
+      <w:pPr>
+        <w:tabs>
+          <w:tab w:val="num" w:pos="5040"/>
+        </w:tabs>
+        <w:ind w:left="5040" w:hanging="360"/>
+      </w:pPr>
+    </w:lvl>
+    <w:lvl w:ilvl="7" w:tentative="1">
+      <w:start w:val="1"/>
+      <w:numFmt w:val="decimal"/>
+      <w:lvlText w:val="%8."/>
+      <w:lvlJc w:val="left"/>
+      <w:pPr>
+        <w:tabs>
+          <w:tab w:val="num" w:pos="5760"/>
+        </w:tabs>
+        <w:ind w:left="5760" w:hanging="360"/>
+      </w:pPr>
+    </w:lvl>
+    <w:lvl w:ilvl="8" w:tentative="1">
+      <w:start w:val="1"/>
+      <w:numFmt w:val="decimal"/>
+      <w:lvlText w:val="%9."/>
+      <w:lvlJc w:val="left"/>
+      <w:pPr>
+        <w:tabs>
+          <w:tab w:val="num" w:pos="6480"/>
+        </w:tabs>
+        <w:ind w:left="6480" w:hanging="360"/>
+      </w:pPr>
+    </w:lvl>
+  </w:abstractNum>
+  <w:abstractNum w:abstractNumId="11" w15:restartNumberingAfterBreak="0">
     <w:nsid w:val="39EF5514"/>
     <w:multiLevelType w:val="hybridMultilevel"/>
     <w:tmpl w:val="477CE060"/>
@@ -1915,7 +4868,156 @@
       </w:rPr>
     </w:lvl>
   </w:abstractNum>
-  <w:abstractNum w:abstractNumId="4" w15:restartNumberingAfterBreak="0">
+  <w:abstractNum w:abstractNumId="12" w15:restartNumberingAfterBreak="0">
+    <w:nsid w:val="3CB8167E"/>
+    <w:multiLevelType w:val="multilevel"/>
+    <w:tmpl w:val="0F6AB39C"/>
+    <w:lvl w:ilvl="0">
+      <w:start w:val="1"/>
+      <w:numFmt w:val="bullet"/>
+      <w:lvlText w:val=""/>
+      <w:lvlJc w:val="left"/>
+      <w:pPr>
+        <w:tabs>
+          <w:tab w:val="num" w:pos="1440"/>
+        </w:tabs>
+        <w:ind w:left="1440" w:hanging="360"/>
+      </w:pPr>
+      <w:rPr>
+        <w:rFonts w:ascii="Symbol" w:hAnsi="Symbol" w:hint="default"/>
+        <w:sz w:val="20"/>
+      </w:rPr>
+    </w:lvl>
+    <w:lvl w:ilvl="1" w:tentative="1">
+      <w:start w:val="1"/>
+      <w:numFmt w:val="bullet"/>
+      <w:lvlText w:val="o"/>
+      <w:lvlJc w:val="left"/>
+      <w:pPr>
+        <w:tabs>
+          <w:tab w:val="num" w:pos="2160"/>
+        </w:tabs>
+        <w:ind w:left="2160" w:hanging="360"/>
+      </w:pPr>
+      <w:rPr>
+        <w:rFonts w:ascii="Courier New" w:hAnsi="Courier New" w:hint="default"/>
+        <w:sz w:val="20"/>
+      </w:rPr>
+    </w:lvl>
+    <w:lvl w:ilvl="2" w:tentative="1">
+      <w:start w:val="1"/>
+      <w:numFmt w:val="bullet"/>
+      <w:lvlText w:val=""/>
+      <w:lvlJc w:val="left"/>
+      <w:pPr>
+        <w:tabs>
+          <w:tab w:val="num" w:pos="2880"/>
+        </w:tabs>
+        <w:ind w:left="2880" w:hanging="360"/>
+      </w:pPr>
+      <w:rPr>
+        <w:rFonts w:ascii="Wingdings" w:hAnsi="Wingdings" w:hint="default"/>
+        <w:sz w:val="20"/>
+      </w:rPr>
+    </w:lvl>
+    <w:lvl w:ilvl="3" w:tentative="1">
+      <w:start w:val="1"/>
+      <w:numFmt w:val="bullet"/>
+      <w:lvlText w:val=""/>
+      <w:lvlJc w:val="left"/>
+      <w:pPr>
+        <w:tabs>
+          <w:tab w:val="num" w:pos="3600"/>
+        </w:tabs>
+        <w:ind w:left="3600" w:hanging="360"/>
+      </w:pPr>
+      <w:rPr>
+        <w:rFonts w:ascii="Wingdings" w:hAnsi="Wingdings" w:hint="default"/>
+        <w:sz w:val="20"/>
+      </w:rPr>
+    </w:lvl>
+    <w:lvl w:ilvl="4" w:tentative="1">
+      <w:start w:val="1"/>
+      <w:numFmt w:val="bullet"/>
+      <w:lvlText w:val=""/>
+      <w:lvlJc w:val="left"/>
+      <w:pPr>
+        <w:tabs>
+          <w:tab w:val="num" w:pos="4320"/>
+        </w:tabs>
+        <w:ind w:left="4320" w:hanging="360"/>
+      </w:pPr>
+      <w:rPr>
+        <w:rFonts w:ascii="Wingdings" w:hAnsi="Wingdings" w:hint="default"/>
+        <w:sz w:val="20"/>
+      </w:rPr>
+    </w:lvl>
+    <w:lvl w:ilvl="5" w:tentative="1">
+      <w:start w:val="1"/>
+      <w:numFmt w:val="bullet"/>
+      <w:lvlText w:val=""/>
+      <w:lvlJc w:val="left"/>
+      <w:pPr>
+        <w:tabs>
+          <w:tab w:val="num" w:pos="5040"/>
+        </w:tabs>
+        <w:ind w:left="5040" w:hanging="360"/>
+      </w:pPr>
+      <w:rPr>
+        <w:rFonts w:ascii="Wingdings" w:hAnsi="Wingdings" w:hint="default"/>
+        <w:sz w:val="20"/>
+      </w:rPr>
+    </w:lvl>
+    <w:lvl w:ilvl="6" w:tentative="1">
+      <w:start w:val="1"/>
+      <w:numFmt w:val="bullet"/>
+      <w:lvlText w:val=""/>
+      <w:lvlJc w:val="left"/>
+      <w:pPr>
+        <w:tabs>
+          <w:tab w:val="num" w:pos="5760"/>
+        </w:tabs>
+        <w:ind w:left="5760" w:hanging="360"/>
+      </w:pPr>
+      <w:rPr>
+        <w:rFonts w:ascii="Wingdings" w:hAnsi="Wingdings" w:hint="default"/>
+        <w:sz w:val="20"/>
+      </w:rPr>
+    </w:lvl>
+    <w:lvl w:ilvl="7" w:tentative="1">
+      <w:start w:val="1"/>
+      <w:numFmt w:val="bullet"/>
+      <w:lvlText w:val=""/>
+      <w:lvlJc w:val="left"/>
+      <w:pPr>
+        <w:tabs>
+          <w:tab w:val="num" w:pos="6480"/>
+        </w:tabs>
+        <w:ind w:left="6480" w:hanging="360"/>
+      </w:pPr>
+      <w:rPr>
+        <w:rFonts w:ascii="Wingdings" w:hAnsi="Wingdings" w:hint="default"/>
+        <w:sz w:val="20"/>
+      </w:rPr>
+    </w:lvl>
+    <w:lvl w:ilvl="8" w:tentative="1">
+      <w:start w:val="1"/>
+      <w:numFmt w:val="bullet"/>
+      <w:lvlText w:val=""/>
+      <w:lvlJc w:val="left"/>
+      <w:pPr>
+        <w:tabs>
+          <w:tab w:val="num" w:pos="7200"/>
+        </w:tabs>
+        <w:ind w:left="7200" w:hanging="360"/>
+      </w:pPr>
+      <w:rPr>
+        <w:rFonts w:ascii="Wingdings" w:hAnsi="Wingdings" w:hint="default"/>
+        <w:sz w:val="20"/>
+      </w:rPr>
+    </w:lvl>
+  </w:abstractNum>
+  <w:abstractNum w:abstractNumId="13" w15:restartNumberingAfterBreak="0">
     <w:nsid w:val="3FAF5CE7"/>
     <w:multiLevelType w:val="hybridMultilevel"/>
     <w:tmpl w:val="96FEF5EE"/>
@@ -2028,7 +5130,7 @@
       </w:rPr>
     </w:lvl>
   </w:abstractNum>
-  <w:abstractNum w:abstractNumId="5" w15:restartNumberingAfterBreak="0">
+  <w:abstractNum w:abstractNumId="14" w15:restartNumberingAfterBreak="0">
     <w:nsid w:val="42851E41"/>
     <w:multiLevelType w:val="hybridMultilevel"/>
     <w:tmpl w:val="208A9B6C"/>
@@ -2141,7 +5243,269 @@
       </w:rPr>
     </w:lvl>
   </w:abstractNum>
-  <w:abstractNum w:abstractNumId="6" w15:restartNumberingAfterBreak="0">
+  <w:abstractNum w:abstractNumId="15" w15:restartNumberingAfterBreak="0">
+    <w:nsid w:val="433A3B0A"/>
+    <w:multiLevelType w:val="multilevel"/>
+    <w:tmpl w:val="611CFE0C"/>
+    <w:lvl w:ilvl="0">
+      <w:start w:val="1"/>
+      <w:numFmt w:val="bullet"/>
+      <w:lvlText w:val=""/>
+      <w:lvlJc w:val="left"/>
+      <w:pPr>
+        <w:tabs>
+          <w:tab w:val="num" w:pos="1440"/>
+        </w:tabs>
+        <w:ind w:left="1440" w:hanging="360"/>
+      </w:pPr>
+      <w:rPr>
+        <w:rFonts w:ascii="Symbol" w:hAnsi="Symbol" w:hint="default"/>
+        <w:sz w:val="20"/>
+      </w:rPr>
+    </w:lvl>
+    <w:lvl w:ilvl="1" w:tentative="1">
+      <w:start w:val="1"/>
+      <w:numFmt w:val="bullet"/>
+      <w:lvlText w:val="o"/>
+      <w:lvlJc w:val="left"/>
+      <w:pPr>
+        <w:tabs>
+          <w:tab w:val="num" w:pos="2160"/>
+        </w:tabs>
+        <w:ind w:left="2160" w:hanging="360"/>
+      </w:pPr>
+      <w:rPr>
+        <w:rFonts w:ascii="Courier New" w:hAnsi="Courier New" w:hint="default"/>
+        <w:sz w:val="20"/>
+      </w:rPr>
+    </w:lvl>
+    <w:lvl w:ilvl="2" w:tentative="1">
+      <w:start w:val="1"/>
+      <w:numFmt w:val="bullet"/>
+      <w:lvlText w:val=""/>
+      <w:lvlJc w:val="left"/>
+      <w:pPr>
+        <w:tabs>
+          <w:tab w:val="num" w:pos="2880"/>
+        </w:tabs>
+        <w:ind w:left="2880" w:hanging="360"/>
+      </w:pPr>
+      <w:rPr>
+        <w:rFonts w:ascii="Wingdings" w:hAnsi="Wingdings" w:hint="default"/>
+        <w:sz w:val="20"/>
+      </w:rPr>
+    </w:lvl>
+    <w:lvl w:ilvl="3" w:tentative="1">
+      <w:start w:val="1"/>
+      <w:numFmt w:val="bullet"/>
+      <w:lvlText w:val=""/>
+      <w:lvlJc w:val="left"/>
+      <w:pPr>
+        <w:tabs>
+          <w:tab w:val="num" w:pos="3600"/>
+        </w:tabs>
+        <w:ind w:left="3600" w:hanging="360"/>
+      </w:pPr>
+      <w:rPr>
+        <w:rFonts w:ascii="Wingdings" w:hAnsi="Wingdings" w:hint="default"/>
+        <w:sz w:val="20"/>
+      </w:rPr>
+    </w:lvl>
+    <w:lvl w:ilvl="4" w:tentative="1">
+      <w:start w:val="1"/>
+      <w:numFmt w:val="bullet"/>
+      <w:lvlText w:val=""/>
+      <w:lvlJc w:val="left"/>
+      <w:pPr>
+        <w:tabs>
+          <w:tab w:val="num" w:pos="4320"/>
+        </w:tabs>
+        <w:ind w:left="4320" w:hanging="360"/>
+      </w:pPr>
+      <w:rPr>
+        <w:rFonts w:ascii="Wingdings" w:hAnsi="Wingdings" w:hint="default"/>
+        <w:sz w:val="20"/>
+      </w:rPr>
+    </w:lvl>
+    <w:lvl w:ilvl="5" w:tentative="1">
+      <w:start w:val="1"/>
+      <w:numFmt w:val="bullet"/>
+      <w:lvlText w:val=""/>
+      <w:lvlJc w:val="left"/>
+      <w:pPr>
+        <w:tabs>
+          <w:tab w:val="num" w:pos="5040"/>
+        </w:tabs>
+        <w:ind w:left="5040" w:hanging="360"/>
+      </w:pPr>
+      <w:rPr>
+        <w:rFonts w:ascii="Wingdings" w:hAnsi="Wingdings" w:hint="default"/>
+        <w:sz w:val="20"/>
+      </w:rPr>
+    </w:lvl>
+    <w:lvl w:ilvl="6" w:tentative="1">
+      <w:start w:val="1"/>
+      <w:numFmt w:val="bullet"/>
+      <w:lvlText w:val=""/>
+      <w:lvlJc w:val="left"/>
+      <w:pPr>
+        <w:tabs>
+          <w:tab w:val="num" w:pos="5760"/>
+        </w:tabs>
+        <w:ind w:left="5760" w:hanging="360"/>
+      </w:pPr>
+      <w:rPr>
+        <w:rFonts w:ascii="Wingdings" w:hAnsi="Wingdings" w:hint="default"/>
+        <w:sz w:val="20"/>
+      </w:rPr>
+    </w:lvl>
+    <w:lvl w:ilvl="7" w:tentative="1">
+      <w:start w:val="1"/>
+      <w:numFmt w:val="bullet"/>
+      <w:lvlText w:val=""/>
+      <w:lvlJc w:val="left"/>
+      <w:pPr>
+        <w:tabs>
+          <w:tab w:val="num" w:pos="6480"/>
+        </w:tabs>
+        <w:ind w:left="6480" w:hanging="360"/>
+      </w:pPr>
+      <w:rPr>
+        <w:rFonts w:ascii="Wingdings" w:hAnsi="Wingdings" w:hint="default"/>
+        <w:sz w:val="20"/>
+      </w:rPr>
+    </w:lvl>
+    <w:lvl w:ilvl="8" w:tentative="1">
+      <w:start w:val="1"/>
+      <w:numFmt w:val="bullet"/>
+      <w:lvlText w:val=""/>
+      <w:lvlJc w:val="left"/>
+      <w:pPr>
+        <w:tabs>
+          <w:tab w:val="num" w:pos="7200"/>
+        </w:tabs>
+        <w:ind w:left="7200" w:hanging="360"/>
+      </w:pPr>
+      <w:rPr>
+        <w:rFonts w:ascii="Wingdings" w:hAnsi="Wingdings" w:hint="default"/>
+        <w:sz w:val="20"/>
+      </w:rPr>
+    </w:lvl>
+  </w:abstractNum>
+  <w:abstractNum w:abstractNumId="16" w15:restartNumberingAfterBreak="0">
+    <w:nsid w:val="45FC1C1F"/>
+    <w:multiLevelType w:val="multilevel"/>
+    <w:tmpl w:val="8FC64CBA"/>
+    <w:lvl w:ilvl="0">
+      <w:start w:val="1"/>
+      <w:numFmt w:val="decimal"/>
+      <w:lvlText w:val="%1."/>
+      <w:lvlJc w:val="left"/>
+      <w:pPr>
+        <w:tabs>
+          <w:tab w:val="num" w:pos="720"/>
+        </w:tabs>
+        <w:ind w:left="720" w:hanging="360"/>
+      </w:pPr>
+    </w:lvl>
+    <w:lvl w:ilvl="1" w:tentative="1">
+      <w:start w:val="1"/>
+      <w:numFmt w:val="decimal"/>
+      <w:lvlText w:val="%2."/>
+      <w:lvlJc w:val="left"/>
+      <w:pPr>
+        <w:tabs>
+          <w:tab w:val="num" w:pos="1440"/>
+        </w:tabs>
+        <w:ind w:left="1440" w:hanging="360"/>
+      </w:pPr>
+    </w:lvl>
+    <w:lvl w:ilvl="2" w:tentative="1">
+      <w:start w:val="1"/>
+      <w:numFmt w:val="decimal"/>
+      <w:lvlText w:val="%3."/>
+      <w:lvlJc w:val="left"/>
+      <w:pPr>
+        <w:tabs>
+          <w:tab w:val="num" w:pos="2160"/>
+        </w:tabs>
+        <w:ind w:left="2160" w:hanging="360"/>
+      </w:pPr>
+    </w:lvl>
+    <w:lvl w:ilvl="3" w:tentative="1">
+      <w:start w:val="1"/>
+      <w:numFmt w:val="decimal"/>
+      <w:lvlText w:val="%4."/>
+      <w:lvlJc w:val="left"/>
+      <w:pPr>
+        <w:tabs>
+          <w:tab w:val="num" w:pos="2880"/>
+        </w:tabs>
+        <w:ind w:left="2880" w:hanging="360"/>
+      </w:pPr>
+    </w:lvl>
+    <w:lvl w:ilvl="4" w:tentative="1">
+      <w:start w:val="1"/>
+      <w:numFmt w:val="decimal"/>
+      <w:lvlText w:val="%5."/>
+      <w:lvlJc w:val="left"/>
+      <w:pPr>
+        <w:tabs>
+          <w:tab w:val="num" w:pos="3600"/>
+        </w:tabs>
+        <w:ind w:left="3600" w:hanging="360"/>
+      </w:pPr>
+    </w:lvl>
+    <w:lvl w:ilvl="5" w:tentative="1">
+      <w:start w:val="1"/>
+      <w:numFmt w:val="decimal"/>
+      <w:lvlText w:val="%6."/>
+      <w:lvlJc w:val="left"/>
+      <w:pPr>
+        <w:tabs>
+          <w:tab w:val="num" w:pos="4320"/>
+        </w:tabs>
+        <w:ind w:left="4320" w:hanging="360"/>
+      </w:pPr>
+    </w:lvl>
+    <w:lvl w:ilvl="6" w:tentative="1">
+      <w:start w:val="1"/>
+      <w:numFmt w:val="decimal"/>
+      <w:lvlText w:val="%7."/>
+      <w:lvlJc w:val="left"/>
+      <w:pPr>
+        <w:tabs>
+          <w:tab w:val="num" w:pos="5040"/>
+        </w:tabs>
+        <w:ind w:left="5040" w:hanging="360"/>
+      </w:pPr>
+    </w:lvl>
+    <w:lvl w:ilvl="7" w:tentative="1">
+      <w:start w:val="1"/>
+      <w:numFmt w:val="decimal"/>
+      <w:lvlText w:val="%8."/>
+      <w:lvlJc w:val="left"/>
+      <w:pPr>
+        <w:tabs>
+          <w:tab w:val="num" w:pos="5760"/>
+        </w:tabs>
+        <w:ind w:left="5760" w:hanging="360"/>
+      </w:pPr>
+    </w:lvl>
+    <w:lvl w:ilvl="8" w:tentative="1">
+      <w:start w:val="1"/>
+      <w:numFmt w:val="decimal"/>
+      <w:lvlText w:val="%9."/>
+      <w:lvlJc w:val="left"/>
+      <w:pPr>
+        <w:tabs>
+          <w:tab w:val="num" w:pos="6480"/>
+        </w:tabs>
+        <w:ind w:left="6480" w:hanging="360"/>
+      </w:pPr>
+    </w:lvl>
+  </w:abstractNum>
+  <w:abstractNum w:abstractNumId="17" w15:restartNumberingAfterBreak="0">
     <w:nsid w:val="46990F13"/>
     <w:multiLevelType w:val="hybridMultilevel"/>
     <w:tmpl w:val="EF345556"/>
@@ -2253,7 +5617,7 @@
       </w:rPr>
     </w:lvl>
   </w:abstractNum>
-  <w:abstractNum w:abstractNumId="7" w15:restartNumberingAfterBreak="0">
+  <w:abstractNum w:abstractNumId="18" w15:restartNumberingAfterBreak="0">
     <w:nsid w:val="46C95401"/>
     <w:multiLevelType w:val="hybridMultilevel"/>
     <w:tmpl w:val="010CA71E"/>
@@ -2366,7 +5730,233 @@
       </w:rPr>
     </w:lvl>
   </w:abstractNum>
-  <w:abstractNum w:abstractNumId="8" w15:restartNumberingAfterBreak="0">
+  <w:abstractNum w:abstractNumId="19" w15:restartNumberingAfterBreak="0">
+    <w:nsid w:val="51E80714"/>
+    <w:multiLevelType w:val="multilevel"/>
+    <w:tmpl w:val="66E03422"/>
+    <w:lvl w:ilvl="0">
+      <w:start w:val="1"/>
+      <w:numFmt w:val="decimal"/>
+      <w:lvlText w:val="%1."/>
+      <w:lvlJc w:val="left"/>
+      <w:pPr>
+        <w:tabs>
+          <w:tab w:val="num" w:pos="720"/>
+        </w:tabs>
+        <w:ind w:left="720" w:hanging="360"/>
+      </w:pPr>
+    </w:lvl>
+    <w:lvl w:ilvl="1" w:tentative="1">
+      <w:start w:val="1"/>
+      <w:numFmt w:val="decimal"/>
+      <w:lvlText w:val="%2."/>
+      <w:lvlJc w:val="left"/>
+      <w:pPr>
+        <w:tabs>
+          <w:tab w:val="num" w:pos="1440"/>
+        </w:tabs>
+        <w:ind w:left="1440" w:hanging="360"/>
+      </w:pPr>
+    </w:lvl>
+    <w:lvl w:ilvl="2" w:tentative="1">
+      <w:start w:val="1"/>
+      <w:numFmt w:val="decimal"/>
+      <w:lvlText w:val="%3."/>
+      <w:lvlJc w:val="left"/>
+      <w:pPr>
+        <w:tabs>
+          <w:tab w:val="num" w:pos="2160"/>
+        </w:tabs>
+        <w:ind w:left="2160" w:hanging="360"/>
+      </w:pPr>
+    </w:lvl>
+    <w:lvl w:ilvl="3" w:tentative="1">
+      <w:start w:val="1"/>
+      <w:numFmt w:val="decimal"/>
+      <w:lvlText w:val="%4."/>
+      <w:lvlJc w:val="left"/>
+      <w:pPr>
+        <w:tabs>
+          <w:tab w:val="num" w:pos="2880"/>
+        </w:tabs>
+        <w:ind w:left="2880" w:hanging="360"/>
+      </w:pPr>
+    </w:lvl>
+    <w:lvl w:ilvl="4" w:tentative="1">
+      <w:start w:val="1"/>
+      <w:numFmt w:val="decimal"/>
+      <w:lvlText w:val="%5."/>
+      <w:lvlJc w:val="left"/>
+      <w:pPr>
+        <w:tabs>
+          <w:tab w:val="num" w:pos="3600"/>
+        </w:tabs>
+        <w:ind w:left="3600" w:hanging="360"/>
+      </w:pPr>
+    </w:lvl>
+    <w:lvl w:ilvl="5" w:tentative="1">
+      <w:start w:val="1"/>
+      <w:numFmt w:val="decimal"/>
+      <w:lvlText w:val="%6."/>
+      <w:lvlJc w:val="left"/>
+      <w:pPr>
+        <w:tabs>
+          <w:tab w:val="num" w:pos="4320"/>
+        </w:tabs>
+        <w:ind w:left="4320" w:hanging="360"/>
+      </w:pPr>
+    </w:lvl>
+    <w:lvl w:ilvl="6" w:tentative="1">
+      <w:start w:val="1"/>
+      <w:numFmt w:val="decimal"/>
+      <w:lvlText w:val="%7."/>
+      <w:lvlJc w:val="left"/>
+      <w:pPr>
+        <w:tabs>
+          <w:tab w:val="num" w:pos="5040"/>
+        </w:tabs>
+        <w:ind w:left="5040" w:hanging="360"/>
+      </w:pPr>
+    </w:lvl>
+    <w:lvl w:ilvl="7" w:tentative="1">
+      <w:start w:val="1"/>
+      <w:numFmt w:val="decimal"/>
+      <w:lvlText w:val="%8."/>
+      <w:lvlJc w:val="left"/>
+      <w:pPr>
+        <w:tabs>
+          <w:tab w:val="num" w:pos="5760"/>
+        </w:tabs>
+        <w:ind w:left="5760" w:hanging="360"/>
+      </w:pPr>
+    </w:lvl>
+    <w:lvl w:ilvl="8" w:tentative="1">
+      <w:start w:val="1"/>
+      <w:numFmt w:val="decimal"/>
+      <w:lvlText w:val="%9."/>
+      <w:lvlJc w:val="left"/>
+      <w:pPr>
+        <w:tabs>
+          <w:tab w:val="num" w:pos="6480"/>
+        </w:tabs>
+        <w:ind w:left="6480" w:hanging="360"/>
+      </w:pPr>
+    </w:lvl>
+  </w:abstractNum>
+  <w:abstractNum w:abstractNumId="20" w15:restartNumberingAfterBreak="0">
+    <w:nsid w:val="580205B6"/>
+    <w:multiLevelType w:val="multilevel"/>
+    <w:tmpl w:val="AF70F432"/>
+    <w:lvl w:ilvl="0">
+      <w:start w:val="4"/>
+      <w:numFmt w:val="decimal"/>
+      <w:lvlText w:val="%1."/>
+      <w:lvlJc w:val="left"/>
+      <w:pPr>
+        <w:tabs>
+          <w:tab w:val="num" w:pos="720"/>
+        </w:tabs>
+        <w:ind w:left="720" w:hanging="360"/>
+      </w:pPr>
+    </w:lvl>
+    <w:lvl w:ilvl="1" w:tentative="1">
+      <w:start w:val="1"/>
+      <w:numFmt w:val="decimal"/>
+      <w:lvlText w:val="%2."/>
+      <w:lvlJc w:val="left"/>
+      <w:pPr>
+        <w:tabs>
+          <w:tab w:val="num" w:pos="1440"/>
+        </w:tabs>
+        <w:ind w:left="1440" w:hanging="360"/>
+      </w:pPr>
+    </w:lvl>
+    <w:lvl w:ilvl="2" w:tentative="1">
+      <w:start w:val="1"/>
+      <w:numFmt w:val="decimal"/>
+      <w:lvlText w:val="%3."/>
+      <w:lvlJc w:val="left"/>
+      <w:pPr>
+        <w:tabs>
+          <w:tab w:val="num" w:pos="2160"/>
+        </w:tabs>
+        <w:ind w:left="2160" w:hanging="360"/>
+      </w:pPr>
+    </w:lvl>
+    <w:lvl w:ilvl="3" w:tentative="1">
+      <w:start w:val="1"/>
+      <w:numFmt w:val="decimal"/>
+      <w:lvlText w:val="%4."/>
+      <w:lvlJc w:val="left"/>
+      <w:pPr>
+        <w:tabs>
+          <w:tab w:val="num" w:pos="2880"/>
+        </w:tabs>
+        <w:ind w:left="2880" w:hanging="360"/>
+      </w:pPr>
+    </w:lvl>
+    <w:lvl w:ilvl="4" w:tentative="1">
+      <w:start w:val="1"/>
+      <w:numFmt w:val="decimal"/>
+      <w:lvlText w:val="%5."/>
+      <w:lvlJc w:val="left"/>
+      <w:pPr>
+        <w:tabs>
+          <w:tab w:val="num" w:pos="3600"/>
+        </w:tabs>
+        <w:ind w:left="3600" w:hanging="360"/>
+      </w:pPr>
+    </w:lvl>
+    <w:lvl w:ilvl="5" w:tentative="1">
+      <w:start w:val="1"/>
+      <w:numFmt w:val="decimal"/>
+      <w:lvlText w:val="%6."/>
+      <w:lvlJc w:val="left"/>
+      <w:pPr>
+        <w:tabs>
+          <w:tab w:val="num" w:pos="4320"/>
+        </w:tabs>
+        <w:ind w:left="4320" w:hanging="360"/>
+      </w:pPr>
+    </w:lvl>
+    <w:lvl w:ilvl="6" w:tentative="1">
+      <w:start w:val="1"/>
+      <w:numFmt w:val="decimal"/>
+      <w:lvlText w:val="%7."/>
+      <w:lvlJc w:val="left"/>
+      <w:pPr>
+        <w:tabs>
+          <w:tab w:val="num" w:pos="5040"/>
+        </w:tabs>
+        <w:ind w:left="5040" w:hanging="360"/>
+      </w:pPr>
+    </w:lvl>
+    <w:lvl w:ilvl="7" w:tentative="1">
+      <w:start w:val="1"/>
+      <w:numFmt w:val="decimal"/>
+      <w:lvlText w:val="%8."/>
+      <w:lvlJc w:val="left"/>
+      <w:pPr>
+        <w:tabs>
+          <w:tab w:val="num" w:pos="5760"/>
+        </w:tabs>
+        <w:ind w:left="5760" w:hanging="360"/>
+      </w:pPr>
+    </w:lvl>
+    <w:lvl w:ilvl="8" w:tentative="1">
+      <w:start w:val="1"/>
+      <w:numFmt w:val="decimal"/>
+      <w:lvlText w:val="%9."/>
+      <w:lvlJc w:val="left"/>
+      <w:pPr>
+        <w:tabs>
+          <w:tab w:val="num" w:pos="6480"/>
+        </w:tabs>
+        <w:ind w:left="6480" w:hanging="360"/>
+      </w:pPr>
+    </w:lvl>
+  </w:abstractNum>
+  <w:abstractNum w:abstractNumId="21" w15:restartNumberingAfterBreak="0">
     <w:nsid w:val="583069CE"/>
     <w:multiLevelType w:val="hybridMultilevel"/>
     <w:tmpl w:val="C8CE3400"/>
@@ -2479,7 +6069,156 @@
       </w:rPr>
     </w:lvl>
   </w:abstractNum>
-  <w:abstractNum w:abstractNumId="9" w15:restartNumberingAfterBreak="0">
+  <w:abstractNum w:abstractNumId="22" w15:restartNumberingAfterBreak="0">
+    <w:nsid w:val="62496128"/>
+    <w:multiLevelType w:val="multilevel"/>
+    <w:tmpl w:val="3266BEDE"/>
+    <w:lvl w:ilvl="0">
+      <w:start w:val="1"/>
+      <w:numFmt w:val="bullet"/>
+      <w:lvlText w:val=""/>
+      <w:lvlJc w:val="left"/>
+      <w:pPr>
+        <w:tabs>
+          <w:tab w:val="num" w:pos="1440"/>
+        </w:tabs>
+        <w:ind w:left="1440" w:hanging="360"/>
+      </w:pPr>
+      <w:rPr>
+        <w:rFonts w:ascii="Symbol" w:hAnsi="Symbol" w:hint="default"/>
+        <w:sz w:val="20"/>
+      </w:rPr>
+    </w:lvl>
+    <w:lvl w:ilvl="1" w:tentative="1">
+      <w:start w:val="1"/>
+      <w:numFmt w:val="bullet"/>
+      <w:lvlText w:val="o"/>
+      <w:lvlJc w:val="left"/>
+      <w:pPr>
+        <w:tabs>
+          <w:tab w:val="num" w:pos="2160"/>
+        </w:tabs>
+        <w:ind w:left="2160" w:hanging="360"/>
+      </w:pPr>
+      <w:rPr>
+        <w:rFonts w:ascii="Courier New" w:hAnsi="Courier New" w:hint="default"/>
+        <w:sz w:val="20"/>
+      </w:rPr>
+    </w:lvl>
+    <w:lvl w:ilvl="2" w:tentative="1">
+      <w:start w:val="1"/>
+      <w:numFmt w:val="bullet"/>
+      <w:lvlText w:val=""/>
+      <w:lvlJc w:val="left"/>
+      <w:pPr>
+        <w:tabs>
+          <w:tab w:val="num" w:pos="2880"/>
+        </w:tabs>
+        <w:ind w:left="2880" w:hanging="360"/>
+      </w:pPr>
+      <w:rPr>
+        <w:rFonts w:ascii="Wingdings" w:hAnsi="Wingdings" w:hint="default"/>
+        <w:sz w:val="20"/>
+      </w:rPr>
+    </w:lvl>
+    <w:lvl w:ilvl="3" w:tentative="1">
+      <w:start w:val="1"/>
+      <w:numFmt w:val="bullet"/>
+      <w:lvlText w:val=""/>
+      <w:lvlJc w:val="left"/>
+      <w:pPr>
+        <w:tabs>
+          <w:tab w:val="num" w:pos="3600"/>
+        </w:tabs>
+        <w:ind w:left="3600" w:hanging="360"/>
+      </w:pPr>
+      <w:rPr>
+        <w:rFonts w:ascii="Wingdings" w:hAnsi="Wingdings" w:hint="default"/>
+        <w:sz w:val="20"/>
+      </w:rPr>
+    </w:lvl>
+    <w:lvl w:ilvl="4" w:tentative="1">
+      <w:start w:val="1"/>
+      <w:numFmt w:val="bullet"/>
+      <w:lvlText w:val=""/>
+      <w:lvlJc w:val="left"/>
+      <w:pPr>
+        <w:tabs>
+          <w:tab w:val="num" w:pos="4320"/>
+        </w:tabs>
+        <w:ind w:left="4320" w:hanging="360"/>
+      </w:pPr>
+      <w:rPr>
+        <w:rFonts w:ascii="Wingdings" w:hAnsi="Wingdings" w:hint="default"/>
+        <w:sz w:val="20"/>
+      </w:rPr>
+    </w:lvl>
+    <w:lvl w:ilvl="5" w:tentative="1">
+      <w:start w:val="1"/>
+      <w:numFmt w:val="bullet"/>
+      <w:lvlText w:val=""/>
+      <w:lvlJc w:val="left"/>
+      <w:pPr>
+        <w:tabs>
+          <w:tab w:val="num" w:pos="5040"/>
+        </w:tabs>
+        <w:ind w:left="5040" w:hanging="360"/>
+      </w:pPr>
+      <w:rPr>
+        <w:rFonts w:ascii="Wingdings" w:hAnsi="Wingdings" w:hint="default"/>
+        <w:sz w:val="20"/>
+      </w:rPr>
+    </w:lvl>
+    <w:lvl w:ilvl="6" w:tentative="1">
+      <w:start w:val="1"/>
+      <w:numFmt w:val="bullet"/>
+      <w:lvlText w:val=""/>
+      <w:lvlJc w:val="left"/>
+      <w:pPr>
+        <w:tabs>
+          <w:tab w:val="num" w:pos="5760"/>
+        </w:tabs>
+        <w:ind w:left="5760" w:hanging="360"/>
+      </w:pPr>
+      <w:rPr>
+        <w:rFonts w:ascii="Wingdings" w:hAnsi="Wingdings" w:hint="default"/>
+        <w:sz w:val="20"/>
+      </w:rPr>
+    </w:lvl>
+    <w:lvl w:ilvl="7" w:tentative="1">
+      <w:start w:val="1"/>
+      <w:numFmt w:val="bullet"/>
+      <w:lvlText w:val=""/>
+      <w:lvlJc w:val="left"/>
+      <w:pPr>
+        <w:tabs>
+          <w:tab w:val="num" w:pos="6480"/>
+        </w:tabs>
+        <w:ind w:left="6480" w:hanging="360"/>
+      </w:pPr>
+      <w:rPr>
+        <w:rFonts w:ascii="Wingdings" w:hAnsi="Wingdings" w:hint="default"/>
+        <w:sz w:val="20"/>
+      </w:rPr>
+    </w:lvl>
+    <w:lvl w:ilvl="8" w:tentative="1">
+      <w:start w:val="1"/>
+      <w:numFmt w:val="bullet"/>
+      <w:lvlText w:val=""/>
+      <w:lvlJc w:val="left"/>
+      <w:pPr>
+        <w:tabs>
+          <w:tab w:val="num" w:pos="7200"/>
+        </w:tabs>
+        <w:ind w:left="7200" w:hanging="360"/>
+      </w:pPr>
+      <w:rPr>
+        <w:rFonts w:ascii="Wingdings" w:hAnsi="Wingdings" w:hint="default"/>
+        <w:sz w:val="20"/>
+      </w:rPr>
+    </w:lvl>
+  </w:abstractNum>
+  <w:abstractNum w:abstractNumId="23" w15:restartNumberingAfterBreak="0">
     <w:nsid w:val="678B087A"/>
     <w:multiLevelType w:val="hybridMultilevel"/>
     <w:tmpl w:val="AAA627F8"/>
@@ -2591,7 +6330,418 @@
       </w:rPr>
     </w:lvl>
   </w:abstractNum>
-  <w:abstractNum w:abstractNumId="10" w15:restartNumberingAfterBreak="0">
+  <w:abstractNum w:abstractNumId="24" w15:restartNumberingAfterBreak="0">
+    <w:nsid w:val="6ACF4938"/>
+    <w:multiLevelType w:val="multilevel"/>
+    <w:tmpl w:val="72A246B0"/>
+    <w:lvl w:ilvl="0">
+      <w:start w:val="1"/>
+      <w:numFmt w:val="bullet"/>
+      <w:lvlText w:val=""/>
+      <w:lvlJc w:val="left"/>
+      <w:pPr>
+        <w:tabs>
+          <w:tab w:val="num" w:pos="720"/>
+        </w:tabs>
+        <w:ind w:left="720" w:hanging="360"/>
+      </w:pPr>
+      <w:rPr>
+        <w:rFonts w:ascii="Symbol" w:hAnsi="Symbol" w:hint="default"/>
+        <w:sz w:val="20"/>
+      </w:rPr>
+    </w:lvl>
+    <w:lvl w:ilvl="1" w:tentative="1">
+      <w:start w:val="1"/>
+      <w:numFmt w:val="bullet"/>
+      <w:lvlText w:val="o"/>
+      <w:lvlJc w:val="left"/>
+      <w:pPr>
+        <w:tabs>
+          <w:tab w:val="num" w:pos="1440"/>
+        </w:tabs>
+        <w:ind w:left="1440" w:hanging="360"/>
+      </w:pPr>
+      <w:rPr>
+        <w:rFonts w:ascii="Courier New" w:hAnsi="Courier New" w:hint="default"/>
+        <w:sz w:val="20"/>
+      </w:rPr>
+    </w:lvl>
+    <w:lvl w:ilvl="2" w:tentative="1">
+      <w:start w:val="1"/>
+      <w:numFmt w:val="bullet"/>
+      <w:lvlText w:val=""/>
+      <w:lvlJc w:val="left"/>
+      <w:pPr>
+        <w:tabs>
+          <w:tab w:val="num" w:pos="2160"/>
+        </w:tabs>
+        <w:ind w:left="2160" w:hanging="360"/>
+      </w:pPr>
+      <w:rPr>
+        <w:rFonts w:ascii="Wingdings" w:hAnsi="Wingdings" w:hint="default"/>
+        <w:sz w:val="20"/>
+      </w:rPr>
+    </w:lvl>
+    <w:lvl w:ilvl="3" w:tentative="1">
+      <w:start w:val="1"/>
+      <w:numFmt w:val="bullet"/>
+      <w:lvlText w:val=""/>
+      <w:lvlJc w:val="left"/>
+      <w:pPr>
+        <w:tabs>
+          <w:tab w:val="num" w:pos="2880"/>
+        </w:tabs>
+        <w:ind w:left="2880" w:hanging="360"/>
+      </w:pPr>
+      <w:rPr>
+        <w:rFonts w:ascii="Wingdings" w:hAnsi="Wingdings" w:hint="default"/>
+        <w:sz w:val="20"/>
+      </w:rPr>
+    </w:lvl>
+    <w:lvl w:ilvl="4" w:tentative="1">
+      <w:start w:val="1"/>
+      <w:numFmt w:val="bullet"/>
+      <w:lvlText w:val=""/>
+      <w:lvlJc w:val="left"/>
+      <w:pPr>
+        <w:tabs>
+          <w:tab w:val="num" w:pos="3600"/>
+        </w:tabs>
+        <w:ind w:left="3600" w:hanging="360"/>
+      </w:pPr>
+      <w:rPr>
+        <w:rFonts w:ascii="Wingdings" w:hAnsi="Wingdings" w:hint="default"/>
+        <w:sz w:val="20"/>
+      </w:rPr>
+    </w:lvl>
+    <w:lvl w:ilvl="5" w:tentative="1">
+      <w:start w:val="1"/>
+      <w:numFmt w:val="bullet"/>
+      <w:lvlText w:val=""/>
+      <w:lvlJc w:val="left"/>
+      <w:pPr>
+        <w:tabs>
+          <w:tab w:val="num" w:pos="4320"/>
+        </w:tabs>
+        <w:ind w:left="4320" w:hanging="360"/>
+      </w:pPr>
+      <w:rPr>
+        <w:rFonts w:ascii="Wingdings" w:hAnsi="Wingdings" w:hint="default"/>
+        <w:sz w:val="20"/>
+      </w:rPr>
+    </w:lvl>
+    <w:lvl w:ilvl="6" w:tentative="1">
+      <w:start w:val="1"/>
+      <w:numFmt w:val="bullet"/>
+      <w:lvlText w:val=""/>
+      <w:lvlJc w:val="left"/>
+      <w:pPr>
+        <w:tabs>
+          <w:tab w:val="num" w:pos="5040"/>
+        </w:tabs>
+        <w:ind w:left="5040" w:hanging="360"/>
+      </w:pPr>
+      <w:rPr>
+        <w:rFonts w:ascii="Wingdings" w:hAnsi="Wingdings" w:hint="default"/>
+        <w:sz w:val="20"/>
+      </w:rPr>
+    </w:lvl>
+    <w:lvl w:ilvl="7" w:tentative="1">
+      <w:start w:val="1"/>
+      <w:numFmt w:val="bullet"/>
+      <w:lvlText w:val=""/>
+      <w:lvlJc w:val="left"/>
+      <w:pPr>
+        <w:tabs>
+          <w:tab w:val="num" w:pos="5760"/>
+        </w:tabs>
+        <w:ind w:left="5760" w:hanging="360"/>
+      </w:pPr>
+      <w:rPr>
+        <w:rFonts w:ascii="Wingdings" w:hAnsi="Wingdings" w:hint="default"/>
+        <w:sz w:val="20"/>
+      </w:rPr>
+    </w:lvl>
+    <w:lvl w:ilvl="8" w:tentative="1">
+      <w:start w:val="1"/>
+      <w:numFmt w:val="bullet"/>
+      <w:lvlText w:val=""/>
+      <w:lvlJc w:val="left"/>
+      <w:pPr>
+        <w:tabs>
+          <w:tab w:val="num" w:pos="6480"/>
+        </w:tabs>
+        <w:ind w:left="6480" w:hanging="360"/>
+      </w:pPr>
+      <w:rPr>
+        <w:rFonts w:ascii="Wingdings" w:hAnsi="Wingdings" w:hint="default"/>
+        <w:sz w:val="20"/>
+      </w:rPr>
+    </w:lvl>
+  </w:abstractNum>
+  <w:abstractNum w:abstractNumId="25" w15:restartNumberingAfterBreak="0">
+    <w:nsid w:val="72031A97"/>
+    <w:multiLevelType w:val="multilevel"/>
+    <w:tmpl w:val="7D8A9DEA"/>
+    <w:lvl w:ilvl="0">
+      <w:start w:val="1"/>
+      <w:numFmt w:val="bullet"/>
+      <w:lvlText w:val=""/>
+      <w:lvlJc w:val="left"/>
+      <w:pPr>
+        <w:tabs>
+          <w:tab w:val="num" w:pos="720"/>
+        </w:tabs>
+        <w:ind w:left="720" w:hanging="360"/>
+      </w:pPr>
+      <w:rPr>
+        <w:rFonts w:ascii="Symbol" w:hAnsi="Symbol" w:hint="default"/>
+        <w:sz w:val="20"/>
+      </w:rPr>
+    </w:lvl>
+    <w:lvl w:ilvl="1" w:tentative="1">
+      <w:start w:val="1"/>
+      <w:numFmt w:val="bullet"/>
+      <w:lvlText w:val="o"/>
+      <w:lvlJc w:val="left"/>
+      <w:pPr>
+        <w:tabs>
+          <w:tab w:val="num" w:pos="1440"/>
+        </w:tabs>
+        <w:ind w:left="1440" w:hanging="360"/>
+      </w:pPr>
+      <w:rPr>
+        <w:rFonts w:ascii="Courier New" w:hAnsi="Courier New" w:hint="default"/>
+        <w:sz w:val="20"/>
+      </w:rPr>
+    </w:lvl>
+    <w:lvl w:ilvl="2" w:tentative="1">
+      <w:start w:val="1"/>
+      <w:numFmt w:val="bullet"/>
+      <w:lvlText w:val=""/>
+      <w:lvlJc w:val="left"/>
+      <w:pPr>
+        <w:tabs>
+          <w:tab w:val="num" w:pos="2160"/>
+        </w:tabs>
+        <w:ind w:left="2160" w:hanging="360"/>
+      </w:pPr>
+      <w:rPr>
+        <w:rFonts w:ascii="Wingdings" w:hAnsi="Wingdings" w:hint="default"/>
+        <w:sz w:val="20"/>
+      </w:rPr>
+    </w:lvl>
+    <w:lvl w:ilvl="3" w:tentative="1">
+      <w:start w:val="1"/>
+      <w:numFmt w:val="bullet"/>
+      <w:lvlText w:val=""/>
+      <w:lvlJc w:val="left"/>
+      <w:pPr>
+        <w:tabs>
+          <w:tab w:val="num" w:pos="2880"/>
+        </w:tabs>
+        <w:ind w:left="2880" w:hanging="360"/>
+      </w:pPr>
+      <w:rPr>
+        <w:rFonts w:ascii="Wingdings" w:hAnsi="Wingdings" w:hint="default"/>
+        <w:sz w:val="20"/>
+      </w:rPr>
+    </w:lvl>
+    <w:lvl w:ilvl="4" w:tentative="1">
+      <w:start w:val="1"/>
+      <w:numFmt w:val="bullet"/>
+      <w:lvlText w:val=""/>
+      <w:lvlJc w:val="left"/>
+      <w:pPr>
+        <w:tabs>
+          <w:tab w:val="num" w:pos="3600"/>
+        </w:tabs>
+        <w:ind w:left="3600" w:hanging="360"/>
+      </w:pPr>
+      <w:rPr>
+        <w:rFonts w:ascii="Wingdings" w:hAnsi="Wingdings" w:hint="default"/>
+        <w:sz w:val="20"/>
+      </w:rPr>
+    </w:lvl>
+    <w:lvl w:ilvl="5" w:tentative="1">
+      <w:start w:val="1"/>
+      <w:numFmt w:val="bullet"/>
+      <w:lvlText w:val=""/>
+      <w:lvlJc w:val="left"/>
+      <w:pPr>
+        <w:tabs>
+          <w:tab w:val="num" w:pos="4320"/>
+        </w:tabs>
+        <w:ind w:left="4320" w:hanging="360"/>
+      </w:pPr>
+      <w:rPr>
+        <w:rFonts w:ascii="Wingdings" w:hAnsi="Wingdings" w:hint="default"/>
+        <w:sz w:val="20"/>
+      </w:rPr>
+    </w:lvl>
+    <w:lvl w:ilvl="6" w:tentative="1">
+      <w:start w:val="1"/>
+      <w:numFmt w:val="bullet"/>
+      <w:lvlText w:val=""/>
+      <w:lvlJc w:val="left"/>
+      <w:pPr>
+        <w:tabs>
+          <w:tab w:val="num" w:pos="5040"/>
+        </w:tabs>
+        <w:ind w:left="5040" w:hanging="360"/>
+      </w:pPr>
+      <w:rPr>
+        <w:rFonts w:ascii="Wingdings" w:hAnsi="Wingdings" w:hint="default"/>
+        <w:sz w:val="20"/>
+      </w:rPr>
+    </w:lvl>
+    <w:lvl w:ilvl="7" w:tentative="1">
+      <w:start w:val="1"/>
+      <w:numFmt w:val="bullet"/>
+      <w:lvlText w:val=""/>
+      <w:lvlJc w:val="left"/>
+      <w:pPr>
+        <w:tabs>
+          <w:tab w:val="num" w:pos="5760"/>
+        </w:tabs>
+        <w:ind w:left="5760" w:hanging="360"/>
+      </w:pPr>
+      <w:rPr>
+        <w:rFonts w:ascii="Wingdings" w:hAnsi="Wingdings" w:hint="default"/>
+        <w:sz w:val="20"/>
+      </w:rPr>
+    </w:lvl>
+    <w:lvl w:ilvl="8" w:tentative="1">
+      <w:start w:val="1"/>
+      <w:numFmt w:val="bullet"/>
+      <w:lvlText w:val=""/>
+      <w:lvlJc w:val="left"/>
+      <w:pPr>
+        <w:tabs>
+          <w:tab w:val="num" w:pos="6480"/>
+        </w:tabs>
+        <w:ind w:left="6480" w:hanging="360"/>
+      </w:pPr>
+      <w:rPr>
+        <w:rFonts w:ascii="Wingdings" w:hAnsi="Wingdings" w:hint="default"/>
+        <w:sz w:val="20"/>
+      </w:rPr>
+    </w:lvl>
+  </w:abstractNum>
+  <w:abstractNum w:abstractNumId="26" w15:restartNumberingAfterBreak="0">
+    <w:nsid w:val="727E247A"/>
+    <w:multiLevelType w:val="multilevel"/>
+    <w:tmpl w:val="66E03422"/>
+    <w:lvl w:ilvl="0">
+      <w:start w:val="1"/>
+      <w:numFmt w:val="decimal"/>
+      <w:lvlText w:val="%1."/>
+      <w:lvlJc w:val="left"/>
+      <w:pPr>
+        <w:tabs>
+          <w:tab w:val="num" w:pos="720"/>
+        </w:tabs>
+        <w:ind w:left="720" w:hanging="360"/>
+      </w:pPr>
+    </w:lvl>
+    <w:lvl w:ilvl="1" w:tentative="1">
+      <w:start w:val="1"/>
+      <w:numFmt w:val="decimal"/>
+      <w:lvlText w:val="%2."/>
+      <w:lvlJc w:val="left"/>
+      <w:pPr>
+        <w:tabs>
+          <w:tab w:val="num" w:pos="1440"/>
+        </w:tabs>
+        <w:ind w:left="1440" w:hanging="360"/>
+      </w:pPr>
+    </w:lvl>
+    <w:lvl w:ilvl="2" w:tentative="1">
+      <w:start w:val="1"/>
+      <w:numFmt w:val="decimal"/>
+      <w:lvlText w:val="%3."/>
+      <w:lvlJc w:val="left"/>
+      <w:pPr>
+        <w:tabs>
+          <w:tab w:val="num" w:pos="2160"/>
+        </w:tabs>
+        <w:ind w:left="2160" w:hanging="360"/>
+      </w:pPr>
+    </w:lvl>
+    <w:lvl w:ilvl="3" w:tentative="1">
+      <w:start w:val="1"/>
+      <w:numFmt w:val="decimal"/>
+      <w:lvlText w:val="%4."/>
+      <w:lvlJc w:val="left"/>
+      <w:pPr>
+        <w:tabs>
+          <w:tab w:val="num" w:pos="2880"/>
+        </w:tabs>
+        <w:ind w:left="2880" w:hanging="360"/>
+      </w:pPr>
+    </w:lvl>
+    <w:lvl w:ilvl="4" w:tentative="1">
+      <w:start w:val="1"/>
+      <w:numFmt w:val="decimal"/>
+      <w:lvlText w:val="%5."/>
+      <w:lvlJc w:val="left"/>
+      <w:pPr>
+        <w:tabs>
+          <w:tab w:val="num" w:pos="3600"/>
+        </w:tabs>
+        <w:ind w:left="3600" w:hanging="360"/>
+      </w:pPr>
+    </w:lvl>
+    <w:lvl w:ilvl="5" w:tentative="1">
+      <w:start w:val="1"/>
+      <w:numFmt w:val="decimal"/>
+      <w:lvlText w:val="%6."/>
+      <w:lvlJc w:val="left"/>
+      <w:pPr>
+        <w:tabs>
+          <w:tab w:val="num" w:pos="4320"/>
+        </w:tabs>
+        <w:ind w:left="4320" w:hanging="360"/>
+      </w:pPr>
+    </w:lvl>
+    <w:lvl w:ilvl="6" w:tentative="1">
+      <w:start w:val="1"/>
+      <w:numFmt w:val="decimal"/>
+      <w:lvlText w:val="%7."/>
+      <w:lvlJc w:val="left"/>
+      <w:pPr>
+        <w:tabs>
+          <w:tab w:val="num" w:pos="5040"/>
+        </w:tabs>
+        <w:ind w:left="5040" w:hanging="360"/>
+      </w:pPr>
+    </w:lvl>
+    <w:lvl w:ilvl="7" w:tentative="1">
+      <w:start w:val="1"/>
+      <w:numFmt w:val="decimal"/>
+      <w:lvlText w:val="%8."/>
+      <w:lvlJc w:val="left"/>
+      <w:pPr>
+        <w:tabs>
+          <w:tab w:val="num" w:pos="5760"/>
+        </w:tabs>
+        <w:ind w:left="5760" w:hanging="360"/>
+      </w:pPr>
+    </w:lvl>
+    <w:lvl w:ilvl="8" w:tentative="1">
+      <w:start w:val="1"/>
+      <w:numFmt w:val="decimal"/>
+      <w:lvlText w:val="%9."/>
+      <w:lvlJc w:val="left"/>
+      <w:pPr>
+        <w:tabs>
+          <w:tab w:val="num" w:pos="6480"/>
+        </w:tabs>
+        <w:ind w:left="6480" w:hanging="360"/>
+      </w:pPr>
+    </w:lvl>
+  </w:abstractNum>
+  <w:abstractNum w:abstractNumId="27" w15:restartNumberingAfterBreak="0">
     <w:nsid w:val="78064EF8"/>
     <w:multiLevelType w:val="hybridMultilevel"/>
     <w:tmpl w:val="9F700CA2"/>
@@ -2703,7 +6853,7 @@
       </w:rPr>
     </w:lvl>
   </w:abstractNum>
-  <w:abstractNum w:abstractNumId="11" w15:restartNumberingAfterBreak="0">
+  <w:abstractNum w:abstractNumId="28" w15:restartNumberingAfterBreak="0">
     <w:nsid w:val="79243758"/>
     <w:multiLevelType w:val="hybridMultilevel"/>
     <w:tmpl w:val="F452A40C"/>
@@ -2816,7 +6966,93 @@
       </w:rPr>
     </w:lvl>
   </w:abstractNum>
-  <w:abstractNum w:abstractNumId="12" w15:restartNumberingAfterBreak="0">
+  <w:abstractNum w:abstractNumId="29" w15:restartNumberingAfterBreak="0">
+    <w:nsid w:val="7A4E567F"/>
+    <w:multiLevelType w:val="hybridMultilevel"/>
+    <w:tmpl w:val="FDC072DC"/>
+    <w:lvl w:ilvl="0" w:tplc="0405000F">
+      <w:start w:val="1"/>
+      <w:numFmt w:val="decimal"/>
+      <w:lvlText w:val="%1."/>
+      <w:lvlJc w:val="left"/>
+      <w:pPr>
+        <w:ind w:left="720" w:hanging="360"/>
+      </w:pPr>
+    </w:lvl>
+    <w:lvl w:ilvl="1" w:tplc="04050019" w:tentative="1">
+      <w:start w:val="1"/>
+      <w:numFmt w:val="lowerLetter"/>
+      <w:lvlText w:val="%2."/>
+      <w:lvlJc w:val="left"/>
+      <w:pPr>
+        <w:ind w:left="1440" w:hanging="360"/>
+      </w:pPr>
+    </w:lvl>
+    <w:lvl w:ilvl="2" w:tplc="0405001B" w:tentative="1">
+      <w:start w:val="1"/>
+      <w:numFmt w:val="lowerRoman"/>
+      <w:lvlText w:val="%3."/>
+      <w:lvlJc w:val="right"/>
+      <w:pPr>
+        <w:ind w:left="2160" w:hanging="180"/>
+      </w:pPr>
+    </w:lvl>
+    <w:lvl w:ilvl="3" w:tplc="0405000F" w:tentative="1">
+      <w:start w:val="1"/>
+      <w:numFmt w:val="decimal"/>
+      <w:lvlText w:val="%4."/>
+      <w:lvlJc w:val="left"/>
+      <w:pPr>
+        <w:ind w:left="2880" w:hanging="360"/>
+      </w:pPr>
+    </w:lvl>
+    <w:lvl w:ilvl="4" w:tplc="04050019" w:tentative="1">
+      <w:start w:val="1"/>
+      <w:numFmt w:val="lowerLetter"/>
+      <w:lvlText w:val="%5."/>
+      <w:lvlJc w:val="left"/>
+      <w:pPr>
+        <w:ind w:left="3600" w:hanging="360"/>
+      </w:pPr>
+    </w:lvl>
+    <w:lvl w:ilvl="5" w:tplc="0405001B" w:tentative="1">
+      <w:start w:val="1"/>
+      <w:numFmt w:val="lowerRoman"/>
+      <w:lvlText w:val="%6."/>
+      <w:lvlJc w:val="right"/>
+      <w:pPr>
+        <w:ind w:left="4320" w:hanging="180"/>
+      </w:pPr>
+    </w:lvl>
+    <w:lvl w:ilvl="6" w:tplc="0405000F" w:tentative="1">
+      <w:start w:val="1"/>
+      <w:numFmt w:val="decimal"/>
+      <w:lvlText w:val="%7."/>
+      <w:lvlJc w:val="left"/>
+      <w:pPr>
+        <w:ind w:left="5040" w:hanging="360"/>
+      </w:pPr>
+    </w:lvl>
+    <w:lvl w:ilvl="7" w:tplc="04050019" w:tentative="1">
+      <w:start w:val="1"/>
+      <w:numFmt w:val="lowerLetter"/>
+      <w:lvlText w:val="%8."/>
+      <w:lvlJc w:val="left"/>
+      <w:pPr>
+        <w:ind w:left="5760" w:hanging="360"/>
+      </w:pPr>
+    </w:lvl>
+    <w:lvl w:ilvl="8" w:tplc="0405001B" w:tentative="1">
+      <w:start w:val="1"/>
+      <w:numFmt w:val="lowerRoman"/>
+      <w:lvlText w:val="%9."/>
+      <w:lvlJc w:val="right"/>
+      <w:pPr>
+        <w:ind w:left="6480" w:hanging="180"/>
+      </w:pPr>
+    </w:lvl>
+  </w:abstractNum>
+  <w:abstractNum w:abstractNumId="30" w15:restartNumberingAfterBreak="0">
     <w:nsid w:val="7EC802A9"/>
     <w:multiLevelType w:val="hybridMultilevel"/>
     <w:tmpl w:val="90741626"/>
@@ -2929,50 +7165,138 @@
       </w:rPr>
     </w:lvl>
   </w:abstractNum>
-  <w:num w:numId="1">
+  <w:num w:numId="1" w16cid:durableId="801850592">
+    <w:abstractNumId w:val="28"/>
+  </w:num>
+  <w:num w:numId="2" w16cid:durableId="1955865495">
+    <w:abstractNumId w:val="0"/>
+  </w:num>
+  <w:num w:numId="3" w16cid:durableId="640574586">
+    <w:abstractNumId w:val="23"/>
+  </w:num>
+  <w:num w:numId="4" w16cid:durableId="526261825">
     <w:abstractNumId w:val="11"/>
   </w:num>
-  <w:num w:numId="2">
-    <w:abstractNumId w:val="0"/>
+  <w:num w:numId="5" w16cid:durableId="143157480">
+    <w:abstractNumId w:val="13"/>
   </w:num>
-  <w:num w:numId="3">
+  <w:num w:numId="6" w16cid:durableId="1356082670">
+    <w:abstractNumId w:val="18"/>
+  </w:num>
+  <w:num w:numId="7" w16cid:durableId="805852546">
+    <w:abstractNumId w:val="6"/>
+  </w:num>
+  <w:num w:numId="8" w16cid:durableId="64836766">
+    <w:abstractNumId w:val="14"/>
+  </w:num>
+  <w:num w:numId="9" w16cid:durableId="1227642736">
+    <w:abstractNumId w:val="2"/>
+  </w:num>
+  <w:num w:numId="10" w16cid:durableId="1196038140">
+    <w:abstractNumId w:val="30"/>
+  </w:num>
+  <w:num w:numId="11" w16cid:durableId="1022442424">
+    <w:abstractNumId w:val="27"/>
+  </w:num>
+  <w:num w:numId="12" w16cid:durableId="2140757540">
+    <w:abstractNumId w:val="17"/>
+  </w:num>
+  <w:num w:numId="13" w16cid:durableId="1836069747">
+    <w:abstractNumId w:val="21"/>
+  </w:num>
+  <w:num w:numId="14" w16cid:durableId="1066948709">
     <w:abstractNumId w:val="9"/>
   </w:num>
-  <w:num w:numId="4">
+  <w:num w:numId="15" w16cid:durableId="1416242311">
+    <w:abstractNumId w:val="5"/>
+  </w:num>
+  <w:num w:numId="16" w16cid:durableId="568274851">
+    <w:abstractNumId w:val="4"/>
+  </w:num>
+  <w:num w:numId="17" w16cid:durableId="25374480">
+    <w:abstractNumId w:val="10"/>
+  </w:num>
+  <w:num w:numId="18" w16cid:durableId="1644844334">
+    <w:abstractNumId w:val="15"/>
+  </w:num>
+  <w:num w:numId="19" w16cid:durableId="2124298120">
+    <w:abstractNumId w:val="1"/>
+    <w:lvlOverride w:ilvl="0">
+      <w:lvl w:ilvl="0">
+        <w:numFmt w:val="decimal"/>
+        <w:lvlText w:val="%1."/>
+        <w:lvlJc w:val="left"/>
+      </w:lvl>
+    </w:lvlOverride>
+  </w:num>
+  <w:num w:numId="20" w16cid:durableId="632449437">
+    <w:abstractNumId w:val="1"/>
+    <w:lvlOverride w:ilvl="0">
+      <w:lvl w:ilvl="0">
+        <w:numFmt w:val="decimal"/>
+        <w:lvlText w:val="%1."/>
+        <w:lvlJc w:val="left"/>
+      </w:lvl>
+    </w:lvlOverride>
+  </w:num>
+  <w:num w:numId="21" w16cid:durableId="1143278404">
     <w:abstractNumId w:val="3"/>
   </w:num>
-  <w:num w:numId="5">
-    <w:abstractNumId w:val="4"/>
+  <w:num w:numId="22" w16cid:durableId="551692649">
+    <w:abstractNumId w:val="20"/>
+    <w:lvlOverride w:ilvl="0">
+      <w:lvl w:ilvl="0">
+        <w:numFmt w:val="decimal"/>
+        <w:lvlText w:val="%1."/>
+        <w:lvlJc w:val="left"/>
+      </w:lvl>
+    </w:lvlOverride>
   </w:num>
-  <w:num w:numId="6">
+  <w:num w:numId="23" w16cid:durableId="1603564770">
+    <w:abstractNumId w:val="20"/>
+    <w:lvlOverride w:ilvl="0">
+      <w:lvl w:ilvl="0">
+        <w:numFmt w:val="decimal"/>
+        <w:lvlText w:val="%1."/>
+        <w:lvlJc w:val="left"/>
+      </w:lvl>
+    </w:lvlOverride>
+  </w:num>
+  <w:num w:numId="24" w16cid:durableId="1153908195">
+    <w:abstractNumId w:val="19"/>
+  </w:num>
+  <w:num w:numId="25" w16cid:durableId="1267932256">
+    <w:abstractNumId w:val="25"/>
+  </w:num>
+  <w:num w:numId="26" w16cid:durableId="1810779047">
+    <w:abstractNumId w:val="29"/>
+  </w:num>
+  <w:num w:numId="27" w16cid:durableId="181170704">
+    <w:abstractNumId w:val="8"/>
+  </w:num>
+  <w:num w:numId="28" w16cid:durableId="865632218">
     <w:abstractNumId w:val="7"/>
   </w:num>
-  <w:num w:numId="7">
-    <w:abstractNumId w:val="2"/>
+  <w:num w:numId="29" w16cid:durableId="781001161">
+    <w:abstractNumId w:val="16"/>
   </w:num>
-  <w:num w:numId="8">
-    <w:abstractNumId w:val="5"/>
+  <w:num w:numId="30" w16cid:durableId="592906759">
+    <w:abstractNumId w:val="26"/>
   </w:num>
-  <w:num w:numId="9">
-    <w:abstractNumId w:val="1"/>
+  <w:num w:numId="31" w16cid:durableId="307175063">
+    <w:abstractNumId w:val="24"/>
   </w:num>
-  <w:num w:numId="10">
+  <w:num w:numId="32" w16cid:durableId="2125952139">
+    <w:abstractNumId w:val="22"/>
+  </w:num>
+  <w:num w:numId="33" w16cid:durableId="144855136">
     <w:abstractNumId w:val="12"/>
-  </w:num>
-  <w:num w:numId="11">
-    <w:abstractNumId w:val="10"/>
-  </w:num>
-  <w:num w:numId="12">
-    <w:abstractNumId w:val="6"/>
-  </w:num>
-  <w:num w:numId="13">
-    <w:abstractNumId w:val="8"/>
   </w:num>
 </w:numbering>
 </file>
 
 <file path=word/styles.xml><?xml version="1.0" encoding="utf-8"?>
-<w:styles xmlns:mc="http://schemas.openxmlformats.org/markup-compatibility/2006" xmlns:r="http://schemas.openxmlformats.org/officeDocument/2006/relationships" xmlns:w="http://schemas.openxmlformats.org/wordprocessingml/2006/main" xmlns:w14="http://schemas.microsoft.com/office/word/2010/wordml" xmlns:w15="http://schemas.microsoft.com/office/word/2012/wordml" xmlns:w16cex="http://schemas.microsoft.com/office/word/2018/wordml/cex" xmlns:w16cid="http://schemas.microsoft.com/office/word/2016/wordml/cid" xmlns:w16="http://schemas.microsoft.com/office/word/2018/wordml" xmlns:w16sdtdh="http://schemas.microsoft.com/office/word/2020/wordml/sdtdatahash" xmlns:w16se="http://schemas.microsoft.com/office/word/2015/wordml/symex" mc:Ignorable="w14 w15 w16se w16cid w16 w16cex w16sdtdh">
+<w:styles xmlns:mc="http://schemas.openxmlformats.org/markup-compatibility/2006" xmlns:r="http://schemas.openxmlformats.org/officeDocument/2006/relationships" xmlns:w="http://schemas.openxmlformats.org/wordprocessingml/2006/main" xmlns:w14="http://schemas.microsoft.com/office/word/2010/wordml" xmlns:w15="http://schemas.microsoft.com/office/word/2012/wordml" xmlns:w16cex="http://schemas.microsoft.com/office/word/2018/wordml/cex" xmlns:w16cid="http://schemas.microsoft.com/office/word/2016/wordml/cid" xmlns:w16="http://schemas.microsoft.com/office/word/2018/wordml" xmlns:w16du="http://schemas.microsoft.com/office/word/2023/wordml/word16du" xmlns:w16sdtdh="http://schemas.microsoft.com/office/word/2020/wordml/sdtdatahash" xmlns:w16sdtfl="http://schemas.microsoft.com/office/word/2024/wordml/sdtformatlock" xmlns:w16se="http://schemas.microsoft.com/office/word/2015/wordml/symex" mc:Ignorable="w14 w15 w16se w16cid w16 w16cex w16sdtdh w16sdtfl w16du">
   <w:docDefaults>
     <w:rPrDefault>
       <w:rPr>
@@ -3413,10 +7737,31 @@
       <w:szCs w:val="26"/>
     </w:rPr>
   </w:style>
+  <w:style w:type="paragraph" w:styleId="Nadpis3">
+    <w:name w:val="heading 3"/>
+    <w:basedOn w:val="Normln"/>
+    <w:next w:val="Normln"/>
+    <w:link w:val="Nadpis3Char"/>
+    <w:uiPriority w:val="9"/>
+    <w:unhideWhenUsed/>
+    <w:qFormat/>
+    <w:rsid w:val="006E4CFA"/>
+    <w:pPr>
+      <w:keepNext/>
+      <w:keepLines/>
+      <w:spacing w:before="40" w:after="0"/>
+      <w:outlineLvl w:val="2"/>
+    </w:pPr>
+    <w:rPr>
+      <w:rFonts w:asciiTheme="majorHAnsi" w:eastAsiaTheme="majorEastAsia" w:hAnsiTheme="majorHAnsi" w:cstheme="majorBidi"/>
+      <w:color w:val="1F4D78" w:themeColor="accent1" w:themeShade="7F"/>
+      <w:sz w:val="24"/>
+      <w:szCs w:val="24"/>
+    </w:rPr>
+  </w:style>
   <w:style w:type="character" w:default="1" w:styleId="Standardnpsmoodstavce">
     <w:name w:val="Default Paragraph Font"/>
     <w:uiPriority w:val="1"/>
-    <w:semiHidden/>
     <w:unhideWhenUsed/>
   </w:style>
   <w:style w:type="table" w:default="1" w:styleId="Normlntabulka">
@@ -3683,6 +8028,38 @@
       <w:szCs w:val="26"/>
     </w:rPr>
   </w:style>
+  <w:style w:type="character" w:customStyle="1" w:styleId="Nadpis3Char">
+    <w:name w:val="Nadpis 3 Char"/>
+    <w:basedOn w:val="Standardnpsmoodstavce"/>
+    <w:link w:val="Nadpis3"/>
+    <w:uiPriority w:val="9"/>
+    <w:rsid w:val="006E4CFA"/>
+    <w:rPr>
+      <w:rFonts w:asciiTheme="majorHAnsi" w:eastAsiaTheme="majorEastAsia" w:hAnsiTheme="majorHAnsi" w:cstheme="majorBidi"/>
+      <w:color w:val="1F4D78" w:themeColor="accent1" w:themeShade="7F"/>
+      <w:sz w:val="24"/>
+      <w:szCs w:val="24"/>
+    </w:rPr>
+  </w:style>
+  <w:style w:type="paragraph" w:styleId="Titulek">
+    <w:name w:val="caption"/>
+    <w:basedOn w:val="Normln"/>
+    <w:next w:val="Normln"/>
+    <w:uiPriority w:val="35"/>
+    <w:unhideWhenUsed/>
+    <w:qFormat/>
+    <w:rsid w:val="00804F6C"/>
+    <w:pPr>
+      <w:spacing w:after="200" w:line="240" w:lineRule="auto"/>
+    </w:pPr>
+    <w:rPr>
+      <w:i/>
+      <w:iCs/>
+      <w:color w:val="44546A" w:themeColor="text2"/>
+      <w:sz w:val="18"/>
+      <w:szCs w:val="18"/>
+    </w:rPr>
+  </w:style>
 </w:styles>
 </file>
 

--- a/Project PRI1 - template - 2026.docx
+++ b/Project PRI1 - template - 2026.docx
@@ -7,48 +7,99 @@
         <w:pStyle w:val="Nzev"/>
         <w:ind w:firstLine="708"/>
         <w:jc w:val="center"/>
-      </w:pPr>
-      <w:r>
+        <w:rPr>
+          <w:rFonts w:ascii="Segoe UI" w:hAnsi="Segoe UI" w:cs="Segoe UI"/>
+        </w:rPr>
+      </w:pPr>
+      <w:r>
+        <w:rPr>
+          <w:rFonts w:ascii="Segoe UI" w:hAnsi="Segoe UI" w:cs="Segoe UI"/>
+        </w:rPr>
         <w:t>KAVÁRNA – SKLAD</w:t>
       </w:r>
     </w:p>
     <w:p>
-      <w:r>
+      <w:pPr>
+        <w:rPr>
+          <w:rFonts w:ascii="Segoe UI" w:hAnsi="Segoe UI" w:cs="Segoe UI"/>
+        </w:rPr>
+      </w:pPr>
+      <w:r>
+        <w:rPr>
+          <w:rFonts w:ascii="Segoe UI" w:hAnsi="Segoe UI" w:cs="Segoe UI"/>
+        </w:rPr>
         <w:t>Bc. Tomáš Dvořák</w:t>
       </w:r>
     </w:p>
     <w:p>
-      <w:r>
+      <w:pPr>
+        <w:rPr>
+          <w:rFonts w:ascii="Segoe UI" w:hAnsi="Segoe UI" w:cs="Segoe UI"/>
+        </w:rPr>
+      </w:pPr>
+      <w:r>
+        <w:rPr>
+          <w:rFonts w:ascii="Segoe UI" w:hAnsi="Segoe UI" w:cs="Segoe UI"/>
+        </w:rPr>
         <w:t>Bc. Šimon Hrdý</w:t>
       </w:r>
     </w:p>
     <w:p>
-      <w:r>
+      <w:pPr>
+        <w:rPr>
+          <w:rFonts w:ascii="Segoe UI" w:hAnsi="Segoe UI" w:cs="Segoe UI"/>
+        </w:rPr>
+      </w:pPr>
+      <w:r>
+        <w:rPr>
+          <w:rFonts w:ascii="Segoe UI" w:hAnsi="Segoe UI" w:cs="Segoe UI"/>
+        </w:rPr>
         <w:t>Bc. Antonín Pecka</w:t>
       </w:r>
     </w:p>
     <w:p>
       <w:pPr>
         <w:pStyle w:val="Nadpis1"/>
-      </w:pPr>
-      <w:r>
+        <w:rPr>
+          <w:rFonts w:ascii="Segoe UI" w:hAnsi="Segoe UI" w:cs="Segoe UI"/>
+        </w:rPr>
+      </w:pPr>
+      <w:r>
+        <w:rPr>
+          <w:rFonts w:ascii="Segoe UI" w:hAnsi="Segoe UI" w:cs="Segoe UI"/>
+        </w:rPr>
         <w:t>1</w:t>
       </w:r>
       <w:r>
+        <w:rPr>
+          <w:rFonts w:ascii="Segoe UI" w:hAnsi="Segoe UI" w:cs="Segoe UI"/>
+        </w:rPr>
         <w:t xml:space="preserve">. </w:t>
       </w:r>
       <w:r>
+        <w:rPr>
+          <w:rFonts w:ascii="Segoe UI" w:hAnsi="Segoe UI" w:cs="Segoe UI"/>
+        </w:rPr>
         <w:t>Vymezení firmy (5 bodů)</w:t>
       </w:r>
     </w:p>
     <w:p>
       <w:pPr>
         <w:pStyle w:val="Nadpis2"/>
-      </w:pPr>
-      <w:r>
+        <w:rPr>
+          <w:rFonts w:ascii="Segoe UI" w:hAnsi="Segoe UI" w:cs="Segoe UI"/>
+        </w:rPr>
+      </w:pPr>
+      <w:r>
+        <w:rPr>
+          <w:rFonts w:ascii="Segoe UI" w:hAnsi="Segoe UI" w:cs="Segoe UI"/>
+        </w:rPr>
         <w:t xml:space="preserve">1.1 </w:t>
       </w:r>
       <w:r>
+        <w:rPr>
+          <w:rFonts w:ascii="Segoe UI" w:hAnsi="Segoe UI" w:cs="Segoe UI"/>
+        </w:rPr>
         <w:t>Popis firmy</w:t>
       </w:r>
     </w:p>
@@ -56,6 +107,7 @@
       <w:pPr>
         <w:pStyle w:val="Odstavecseseznamem"/>
         <w:spacing w:after="0" w:line="300" w:lineRule="atLeast"/>
+        <w:jc w:val="both"/>
         <w:rPr>
           <w:rFonts w:ascii="Segoe UI" w:eastAsia="Times New Roman" w:hAnsi="Segoe UI" w:cs="Segoe UI"/>
           <w:sz w:val="21"/>
@@ -77,6 +129,7 @@
       <w:pPr>
         <w:pStyle w:val="Odstavecseseznamem"/>
         <w:spacing w:after="0" w:line="300" w:lineRule="atLeast"/>
+        <w:jc w:val="both"/>
         <w:rPr>
           <w:rFonts w:ascii="Segoe UI" w:eastAsia="Times New Roman" w:hAnsi="Segoe UI" w:cs="Segoe UI"/>
           <w:sz w:val="21"/>
@@ -102,6 +155,7 @@
           <w:numId w:val="14"/>
         </w:numPr>
         <w:spacing w:line="300" w:lineRule="atLeast"/>
+        <w:jc w:val="both"/>
         <w:rPr>
           <w:rFonts w:ascii="Segoe UI" w:eastAsia="Times New Roman" w:hAnsi="Segoe UI" w:cs="Segoe UI"/>
           <w:sz w:val="21"/>
@@ -127,6 +181,7 @@
           <w:numId w:val="14"/>
         </w:numPr>
         <w:spacing w:line="300" w:lineRule="atLeast"/>
+        <w:jc w:val="both"/>
         <w:rPr>
           <w:rFonts w:ascii="Segoe UI" w:eastAsia="Times New Roman" w:hAnsi="Segoe UI" w:cs="Segoe UI"/>
           <w:sz w:val="21"/>
@@ -152,6 +207,7 @@
           <w:numId w:val="14"/>
         </w:numPr>
         <w:spacing w:after="0" w:line="300" w:lineRule="atLeast"/>
+        <w:jc w:val="both"/>
         <w:rPr>
           <w:rFonts w:ascii="Segoe UI" w:eastAsia="Times New Roman" w:hAnsi="Segoe UI" w:cs="Segoe UI"/>
           <w:sz w:val="21"/>
@@ -173,6 +229,7 @@
       <w:pPr>
         <w:pStyle w:val="Odstavecseseznamem"/>
         <w:spacing w:after="0" w:line="300" w:lineRule="atLeast"/>
+        <w:jc w:val="both"/>
         <w:rPr>
           <w:rFonts w:ascii="Segoe UI" w:eastAsia="Times New Roman" w:hAnsi="Segoe UI" w:cs="Segoe UI"/>
           <w:sz w:val="21"/>
@@ -194,6 +251,7 @@
       <w:pPr>
         <w:pStyle w:val="Odstavecseseznamem"/>
         <w:spacing w:after="0" w:line="300" w:lineRule="atLeast"/>
+        <w:jc w:val="both"/>
         <w:rPr>
           <w:rFonts w:ascii="Segoe UI" w:eastAsia="Times New Roman" w:hAnsi="Segoe UI" w:cs="Segoe UI"/>
           <w:sz w:val="21"/>
@@ -215,6 +273,7 @@
       <w:pPr>
         <w:pStyle w:val="Odstavecseseznamem"/>
         <w:spacing w:after="0" w:line="300" w:lineRule="atLeast"/>
+        <w:jc w:val="both"/>
         <w:rPr>
           <w:rFonts w:ascii="Segoe UI" w:eastAsia="Times New Roman" w:hAnsi="Segoe UI" w:cs="Segoe UI"/>
           <w:sz w:val="21"/>
@@ -256,6 +315,7 @@
       <w:pPr>
         <w:pStyle w:val="Odstavecseseznamem"/>
         <w:spacing w:after="0" w:line="300" w:lineRule="atLeast"/>
+        <w:jc w:val="both"/>
         <w:rPr>
           <w:rFonts w:ascii="Segoe UI" w:eastAsia="Times New Roman" w:hAnsi="Segoe UI" w:cs="Segoe UI"/>
           <w:sz w:val="21"/>
@@ -288,17 +348,32 @@
     <w:p>
       <w:pPr>
         <w:pStyle w:val="Nadpis2"/>
-      </w:pPr>
-      <w:r>
+        <w:rPr>
+          <w:rFonts w:ascii="Segoe UI" w:hAnsi="Segoe UI" w:cs="Segoe UI"/>
+        </w:rPr>
+      </w:pPr>
+      <w:r>
+        <w:rPr>
+          <w:rFonts w:ascii="Segoe UI" w:hAnsi="Segoe UI" w:cs="Segoe UI"/>
+        </w:rPr>
         <w:t>1.</w:t>
       </w:r>
       <w:r>
+        <w:rPr>
+          <w:rFonts w:ascii="Segoe UI" w:hAnsi="Segoe UI" w:cs="Segoe UI"/>
+        </w:rPr>
         <w:t>2</w:t>
       </w:r>
       <w:r>
+        <w:rPr>
+          <w:rFonts w:ascii="Segoe UI" w:hAnsi="Segoe UI" w:cs="Segoe UI"/>
+        </w:rPr>
         <w:t xml:space="preserve"> </w:t>
       </w:r>
       <w:r>
+        <w:rPr>
+          <w:rFonts w:ascii="Segoe UI" w:hAnsi="Segoe UI" w:cs="Segoe UI"/>
+        </w:rPr>
         <w:t xml:space="preserve">Problémy, příležitosti a požadované změny </w:t>
       </w:r>
     </w:p>
@@ -306,13 +381,13 @@
       <w:pPr>
         <w:pStyle w:val="Nadpis3"/>
         <w:rPr>
-          <w:rFonts w:eastAsia="Times New Roman"/>
-          <w:lang w:eastAsia="cs-CZ"/>
-        </w:rPr>
-      </w:pPr>
-      <w:r>
-        <w:rPr>
-          <w:rFonts w:eastAsia="Times New Roman"/>
+          <w:rFonts w:ascii="Segoe UI" w:eastAsia="Times New Roman" w:hAnsi="Segoe UI" w:cs="Segoe UI"/>
+          <w:lang w:eastAsia="cs-CZ"/>
+        </w:rPr>
+      </w:pPr>
+      <w:r>
+        <w:rPr>
+          <w:rFonts w:ascii="Segoe UI" w:eastAsia="Times New Roman" w:hAnsi="Segoe UI" w:cs="Segoe UI"/>
           <w:lang w:eastAsia="cs-CZ"/>
         </w:rPr>
         <w:t>Identifikované problémy</w:t>
@@ -422,7 +497,17 @@
           <w:szCs w:val="21"/>
           <w:lang w:eastAsia="cs-CZ"/>
         </w:rPr>
-        <w:t>Personál nemá jasně definovaný postup, které zásoby mají být spotřebovány jako první. Rozhodování probíhá intuitivně podle umístění balení ve skladu. To zvyšuje riziko plýtvání.</w:t>
+        <w:t xml:space="preserve">Personál nemá jasně definovaný postup, které zásoby mají být spotřebovány jako první. </w:t>
+      </w:r>
+      <w:r>
+        <w:rPr>
+          <w:rFonts w:ascii="Segoe UI" w:eastAsia="Times New Roman" w:hAnsi="Segoe UI" w:cs="Segoe UI"/>
+          <w:sz w:val="21"/>
+          <w:szCs w:val="21"/>
+          <w:lang w:eastAsia="cs-CZ"/>
+        </w:rPr>
+        <w:lastRenderedPageBreak/>
+        <w:t>Rozhodování probíhá intuitivně podle umístění balení ve skladu. To zvyšuje riziko plýtvání.</w:t>
       </w:r>
       <w:r>
         <w:rPr>
@@ -460,7 +545,6 @@
           <w:szCs w:val="21"/>
           <w:lang w:eastAsia="cs-CZ"/>
         </w:rPr>
-        <w:lastRenderedPageBreak/>
         <w:t>Objednávky založené na odhadu</w:t>
       </w:r>
       <w:r>
@@ -704,13 +788,13 @@
       <w:pPr>
         <w:pStyle w:val="Nadpis3"/>
         <w:rPr>
-          <w:rFonts w:eastAsia="Times New Roman"/>
-          <w:lang w:eastAsia="cs-CZ"/>
-        </w:rPr>
-      </w:pPr>
-      <w:r>
-        <w:rPr>
-          <w:rFonts w:eastAsia="Times New Roman"/>
+          <w:rFonts w:ascii="Segoe UI" w:eastAsia="Times New Roman" w:hAnsi="Segoe UI" w:cs="Segoe UI"/>
+          <w:lang w:eastAsia="cs-CZ"/>
+        </w:rPr>
+      </w:pPr>
+      <w:r>
+        <w:rPr>
+          <w:rFonts w:ascii="Segoe UI" w:eastAsia="Times New Roman" w:hAnsi="Segoe UI" w:cs="Segoe UI"/>
           <w:lang w:eastAsia="cs-CZ"/>
         </w:rPr>
         <w:t>Příležitosti</w:t>
@@ -1193,13 +1277,13 @@
       <w:pPr>
         <w:pStyle w:val="Nadpis3"/>
         <w:rPr>
-          <w:rFonts w:eastAsia="Times New Roman"/>
-          <w:lang w:eastAsia="cs-CZ"/>
-        </w:rPr>
-      </w:pPr>
-      <w:r>
-        <w:rPr>
-          <w:rFonts w:eastAsia="Times New Roman"/>
+          <w:rFonts w:ascii="Segoe UI" w:eastAsia="Times New Roman" w:hAnsi="Segoe UI" w:cs="Segoe UI"/>
+          <w:lang w:eastAsia="cs-CZ"/>
+        </w:rPr>
+      </w:pPr>
+      <w:r>
+        <w:rPr>
+          <w:rFonts w:ascii="Segoe UI" w:eastAsia="Times New Roman" w:hAnsi="Segoe UI" w:cs="Segoe UI"/>
           <w:lang w:eastAsia="cs-CZ"/>
         </w:rPr>
         <w:t>Požadované změny</w:t>
@@ -1283,6 +1367,7 @@
           <w:szCs w:val="21"/>
           <w:lang w:eastAsia="cs-CZ"/>
         </w:rPr>
+        <w:lastRenderedPageBreak/>
         <w:t>Nastavení pravidel spotřeby (FEFO).</w:t>
       </w:r>
     </w:p>
@@ -1337,7 +1422,6 @@
           <w:szCs w:val="21"/>
           <w:lang w:eastAsia="cs-CZ"/>
         </w:rPr>
-        <w:lastRenderedPageBreak/>
         <w:t>Zavedení reportingu pro vedení (spotřeba, hodnota skladu, riziko expirace).</w:t>
       </w:r>
     </w:p>
@@ -1373,13 +1457,13 @@
       <w:pPr>
         <w:pStyle w:val="Nadpis3"/>
         <w:rPr>
-          <w:rFonts w:eastAsia="Times New Roman"/>
-          <w:lang w:eastAsia="cs-CZ"/>
-        </w:rPr>
-      </w:pPr>
-      <w:r>
-        <w:rPr>
-          <w:rFonts w:eastAsia="Times New Roman"/>
+          <w:rFonts w:ascii="Segoe UI" w:eastAsia="Times New Roman" w:hAnsi="Segoe UI" w:cs="Segoe UI"/>
+          <w:lang w:eastAsia="cs-CZ"/>
+        </w:rPr>
+      </w:pPr>
+      <w:r>
+        <w:rPr>
+          <w:rFonts w:ascii="Segoe UI" w:eastAsia="Times New Roman" w:hAnsi="Segoe UI" w:cs="Segoe UI"/>
           <w:lang w:eastAsia="cs-CZ"/>
         </w:rPr>
         <w:t>Omezení a podmínky</w:t>
@@ -1471,34 +1555,61 @@
     <w:p>
       <w:pPr>
         <w:pStyle w:val="Nadpis1"/>
-      </w:pPr>
-      <w:r>
+        <w:rPr>
+          <w:rFonts w:ascii="Segoe UI" w:hAnsi="Segoe UI" w:cs="Segoe UI"/>
+        </w:rPr>
+      </w:pPr>
+      <w:r>
+        <w:rPr>
+          <w:rFonts w:ascii="Segoe UI" w:hAnsi="Segoe UI" w:cs="Segoe UI"/>
+        </w:rPr>
         <w:t xml:space="preserve">2. </w:t>
       </w:r>
       <w:r>
+        <w:rPr>
+          <w:rFonts w:ascii="Segoe UI" w:hAnsi="Segoe UI" w:cs="Segoe UI"/>
+        </w:rPr>
         <w:t>Podniková architektura (20 bodů)</w:t>
       </w:r>
     </w:p>
     <w:p>
       <w:pPr>
         <w:pStyle w:val="Nadpis2"/>
-      </w:pPr>
-      <w:r>
+        <w:rPr>
+          <w:rFonts w:ascii="Segoe UI" w:hAnsi="Segoe UI" w:cs="Segoe UI"/>
+        </w:rPr>
+      </w:pPr>
+      <w:r>
+        <w:rPr>
+          <w:rFonts w:ascii="Segoe UI" w:hAnsi="Segoe UI" w:cs="Segoe UI"/>
+        </w:rPr>
         <w:t xml:space="preserve">2.1 </w:t>
       </w:r>
       <w:r>
+        <w:rPr>
+          <w:rFonts w:ascii="Segoe UI" w:hAnsi="Segoe UI" w:cs="Segoe UI"/>
+        </w:rPr>
         <w:t>Vision</w:t>
       </w:r>
     </w:p>
     <w:p>
       <w:pPr>
         <w:pStyle w:val="Nadpis3"/>
-      </w:pPr>
-      <w:r>
+        <w:rPr>
+          <w:rFonts w:ascii="Segoe UI" w:hAnsi="Segoe UI" w:cs="Segoe UI"/>
+        </w:rPr>
+      </w:pPr>
+      <w:r>
+        <w:rPr>
+          <w:rFonts w:ascii="Segoe UI" w:hAnsi="Segoe UI" w:cs="Segoe UI"/>
+        </w:rPr>
         <w:t xml:space="preserve">Stakeholder </w:t>
       </w:r>
       <w:proofErr w:type="spellStart"/>
       <w:r>
+        <w:rPr>
+          <w:rFonts w:ascii="Segoe UI" w:hAnsi="Segoe UI" w:cs="Segoe UI"/>
+        </w:rPr>
         <w:t>view</w:t>
       </w:r>
       <w:proofErr w:type="spellEnd"/>
@@ -1511,6 +1622,7 @@
           <w:numId w:val="2"/>
         </w:numPr>
         <w:spacing w:after="0" w:line="300" w:lineRule="atLeast"/>
+        <w:jc w:val="both"/>
         <w:rPr>
           <w:rFonts w:ascii="Segoe UI" w:eastAsia="Times New Roman" w:hAnsi="Segoe UI" w:cs="Segoe UI"/>
           <w:sz w:val="21"/>
@@ -1536,6 +1648,7 @@
           <w:numId w:val="2"/>
         </w:numPr>
         <w:spacing w:after="0" w:line="300" w:lineRule="atLeast"/>
+        <w:jc w:val="both"/>
         <w:rPr>
           <w:rFonts w:ascii="Segoe UI" w:eastAsia="Times New Roman" w:hAnsi="Segoe UI" w:cs="Segoe UI"/>
           <w:sz w:val="21"/>
@@ -1581,6 +1694,7 @@
           <w:numId w:val="2"/>
         </w:numPr>
         <w:spacing w:after="0" w:line="300" w:lineRule="atLeast"/>
+        <w:jc w:val="both"/>
         <w:rPr>
           <w:rFonts w:ascii="Segoe UI" w:eastAsia="Times New Roman" w:hAnsi="Segoe UI" w:cs="Segoe UI"/>
           <w:sz w:val="21"/>
@@ -1626,6 +1740,7 @@
           <w:numId w:val="2"/>
         </w:numPr>
         <w:spacing w:after="0" w:line="300" w:lineRule="atLeast"/>
+        <w:jc w:val="both"/>
         <w:rPr>
           <w:rFonts w:ascii="Segoe UI" w:eastAsia="Times New Roman" w:hAnsi="Segoe UI" w:cs="Segoe UI"/>
           <w:sz w:val="21"/>
@@ -1651,6 +1766,7 @@
           <w:numId w:val="2"/>
         </w:numPr>
         <w:spacing w:after="0" w:line="300" w:lineRule="atLeast"/>
+        <w:jc w:val="both"/>
         <w:rPr>
           <w:rFonts w:ascii="Segoe UI" w:eastAsia="Times New Roman" w:hAnsi="Segoe UI" w:cs="Segoe UI"/>
           <w:sz w:val="21"/>
@@ -1676,6 +1792,7 @@
           <w:numId w:val="2"/>
         </w:numPr>
         <w:spacing w:after="0" w:line="300" w:lineRule="atLeast"/>
+        <w:jc w:val="both"/>
         <w:rPr>
           <w:rFonts w:ascii="Segoe UI" w:eastAsia="Times New Roman" w:hAnsi="Segoe UI" w:cs="Segoe UI"/>
           <w:sz w:val="21"/>
@@ -1701,6 +1818,7 @@
           <w:numId w:val="2"/>
         </w:numPr>
         <w:spacing w:after="0" w:line="300" w:lineRule="atLeast"/>
+        <w:jc w:val="both"/>
         <w:rPr>
           <w:rFonts w:ascii="Segoe UI" w:eastAsia="Times New Roman" w:hAnsi="Segoe UI" w:cs="Segoe UI"/>
           <w:sz w:val="21"/>
@@ -1720,17 +1838,20 @@
     </w:p>
     <w:p>
       <w:pPr>
-        <w:pStyle w:val="Odstavecseseznamem"/>
         <w:keepNext/>
         <w:spacing w:after="0" w:line="300" w:lineRule="atLeast"/>
-      </w:pPr>
-      <w:r>
-        <w:rPr>
+        <w:rPr>
+          <w:rFonts w:ascii="Segoe UI" w:hAnsi="Segoe UI" w:cs="Segoe UI"/>
+        </w:rPr>
+      </w:pPr>
+      <w:r>
+        <w:rPr>
+          <w:rFonts w:ascii="Segoe UI" w:hAnsi="Segoe UI" w:cs="Segoe UI"/>
           <w:noProof/>
         </w:rPr>
         <w:drawing>
-          <wp:inline distT="0" distB="0" distL="0" distR="0" wp14:anchorId="438B606A" wp14:editId="57DF15C1">
-            <wp:extent cx="5760720" cy="2920365"/>
+          <wp:inline distT="0" distB="0" distL="0" distR="0" wp14:anchorId="438B606A" wp14:editId="460D2FA1">
+            <wp:extent cx="5791200" cy="2935817"/>
             <wp:effectExtent l="0" t="0" r="0" b="0"/>
             <wp:docPr id="2115968485" name="Obrázek 1"/>
             <wp:cNvGraphicFramePr>
@@ -1761,7 +1882,7 @@
                   <pic:spPr bwMode="auto">
                     <a:xfrm>
                       <a:off x="0" y="0"/>
-                      <a:ext cx="5766667" cy="2923380"/>
+                      <a:ext cx="5826003" cy="2953460"/>
                     </a:xfrm>
                     <a:prstGeom prst="rect">
                       <a:avLst/>
@@ -1789,31 +1910,53 @@
         </w:rPr>
       </w:pPr>
       <w:r>
+        <w:rPr>
+          <w:rFonts w:ascii="Segoe UI" w:hAnsi="Segoe UI" w:cs="Segoe UI"/>
+        </w:rPr>
         <w:t xml:space="preserve">Obrázek </w:t>
       </w:r>
       <w:r>
+        <w:rPr>
+          <w:rFonts w:ascii="Segoe UI" w:hAnsi="Segoe UI" w:cs="Segoe UI"/>
+        </w:rPr>
         <w:fldChar w:fldCharType="begin"/>
       </w:r>
       <w:r>
+        <w:rPr>
+          <w:rFonts w:ascii="Segoe UI" w:hAnsi="Segoe UI" w:cs="Segoe UI"/>
+        </w:rPr>
         <w:instrText xml:space="preserve"> SEQ Obrázek \* ARABIC </w:instrText>
       </w:r>
       <w:r>
+        <w:rPr>
+          <w:rFonts w:ascii="Segoe UI" w:hAnsi="Segoe UI" w:cs="Segoe UI"/>
+        </w:rPr>
         <w:fldChar w:fldCharType="separate"/>
       </w:r>
       <w:r>
         <w:rPr>
+          <w:rFonts w:ascii="Segoe UI" w:hAnsi="Segoe UI" w:cs="Segoe UI"/>
           <w:noProof/>
         </w:rPr>
         <w:t>1</w:t>
       </w:r>
       <w:r>
+        <w:rPr>
+          <w:rFonts w:ascii="Segoe UI" w:hAnsi="Segoe UI" w:cs="Segoe UI"/>
+        </w:rPr>
         <w:fldChar w:fldCharType="end"/>
       </w:r>
       <w:r>
+        <w:rPr>
+          <w:rFonts w:ascii="Segoe UI" w:hAnsi="Segoe UI" w:cs="Segoe UI"/>
+        </w:rPr>
         <w:t xml:space="preserve"> - Stakeholder </w:t>
       </w:r>
       <w:proofErr w:type="spellStart"/>
       <w:r>
+        <w:rPr>
+          <w:rFonts w:ascii="Segoe UI" w:hAnsi="Segoe UI" w:cs="Segoe UI"/>
+        </w:rPr>
         <w:t>view</w:t>
       </w:r>
       <w:proofErr w:type="spellEnd"/>
@@ -1822,14 +1965,14 @@
       <w:pPr>
         <w:pStyle w:val="Nadpis3"/>
         <w:rPr>
-          <w:rFonts w:eastAsia="Times New Roman"/>
+          <w:rFonts w:ascii="Segoe UI" w:eastAsia="Times New Roman" w:hAnsi="Segoe UI" w:cs="Segoe UI"/>
           <w:lang w:eastAsia="cs-CZ"/>
         </w:rPr>
       </w:pPr>
       <w:proofErr w:type="spellStart"/>
       <w:r>
         <w:rPr>
-          <w:rFonts w:eastAsia="Times New Roman"/>
+          <w:rFonts w:ascii="Segoe UI" w:eastAsia="Times New Roman" w:hAnsi="Segoe UI" w:cs="Segoe UI"/>
           <w:lang w:eastAsia="cs-CZ"/>
         </w:rPr>
         <w:t>Strategy</w:t>
@@ -1837,7 +1980,7 @@
       <w:proofErr w:type="spellEnd"/>
       <w:r>
         <w:rPr>
-          <w:rFonts w:eastAsia="Times New Roman"/>
+          <w:rFonts w:ascii="Segoe UI" w:eastAsia="Times New Roman" w:hAnsi="Segoe UI" w:cs="Segoe UI"/>
           <w:lang w:eastAsia="cs-CZ"/>
         </w:rPr>
         <w:t xml:space="preserve"> </w:t>
@@ -1845,7 +1988,7 @@
       <w:proofErr w:type="spellStart"/>
       <w:r>
         <w:rPr>
-          <w:rFonts w:eastAsia="Times New Roman"/>
+          <w:rFonts w:ascii="Segoe UI" w:eastAsia="Times New Roman" w:hAnsi="Segoe UI" w:cs="Segoe UI"/>
           <w:lang w:eastAsia="cs-CZ"/>
         </w:rPr>
         <w:t>view</w:t>
@@ -2081,6 +2224,7 @@
           <w:szCs w:val="21"/>
           <w:lang w:eastAsia="cs-CZ"/>
         </w:rPr>
+        <w:lastRenderedPageBreak/>
         <w:t xml:space="preserve">využití prediktivní analýzy pro plánování objednávek na základě historických prodejních dat. </w:t>
       </w:r>
     </w:p>
@@ -2106,7 +2250,6 @@
           <w:szCs w:val="21"/>
           <w:lang w:eastAsia="cs-CZ"/>
         </w:rPr>
-        <w:lastRenderedPageBreak/>
         <w:t>Realizace těchto iniciativ vyžaduje rozvoj klíčových schopností podniku (</w:t>
       </w:r>
       <w:proofErr w:type="spellStart"/>
@@ -2273,25 +2416,25 @@
     </w:p>
     <w:p>
       <w:pPr>
-        <w:pStyle w:val="Odstavecseseznamem"/>
         <w:keepNext/>
         <w:autoSpaceDE w:val="0"/>
         <w:autoSpaceDN w:val="0"/>
         <w:adjustRightInd w:val="0"/>
         <w:spacing w:after="0"/>
         <w:jc w:val="both"/>
-      </w:pPr>
-      <w:r>
-        <w:rPr>
-          <w:rFonts w:ascii="Segoe UI" w:eastAsia="Times New Roman" w:hAnsi="Segoe UI" w:cs="Segoe UI"/>
+        <w:rPr>
+          <w:rFonts w:ascii="Segoe UI" w:hAnsi="Segoe UI" w:cs="Segoe UI"/>
+        </w:rPr>
+      </w:pPr>
+      <w:r>
+        <w:rPr>
+          <w:rFonts w:ascii="Segoe UI" w:hAnsi="Segoe UI" w:cs="Segoe UI"/>
           <w:noProof/>
-          <w:sz w:val="21"/>
-          <w:szCs w:val="21"/>
           <w:lang w:eastAsia="cs-CZ"/>
         </w:rPr>
         <w:drawing>
-          <wp:inline distT="0" distB="0" distL="0" distR="0" wp14:anchorId="5F0583C5" wp14:editId="738428EE">
-            <wp:extent cx="4465125" cy="5000625"/>
+          <wp:inline distT="0" distB="0" distL="0" distR="0" wp14:anchorId="5F0583C5" wp14:editId="248E802D">
+            <wp:extent cx="5734050" cy="6421731"/>
             <wp:effectExtent l="0" t="0" r="0" b="0"/>
             <wp:docPr id="1835921083" name="Obrázek 1"/>
             <wp:cNvGraphicFramePr>
@@ -2313,7 +2456,7 @@
                   <pic:spPr>
                     <a:xfrm>
                       <a:off x="0" y="0"/>
-                      <a:ext cx="4469186" cy="5005173"/>
+                      <a:ext cx="5749028" cy="6438506"/>
                     </a:xfrm>
                     <a:prstGeom prst="rect">
                       <a:avLst/>
@@ -2331,49 +2474,364 @@
         <w:pStyle w:val="Titulek"/>
         <w:jc w:val="both"/>
         <w:rPr>
-          <w:rFonts w:ascii="Segoe UI" w:eastAsia="Times New Roman" w:hAnsi="Segoe UI" w:cs="Segoe UI"/>
-          <w:sz w:val="21"/>
-          <w:szCs w:val="21"/>
-          <w:lang w:eastAsia="cs-CZ"/>
-        </w:rPr>
-      </w:pPr>
-      <w:r>
+          <w:rFonts w:ascii="Segoe UI" w:hAnsi="Segoe UI" w:cs="Segoe UI"/>
+        </w:rPr>
+      </w:pPr>
+      <w:r>
+        <w:rPr>
+          <w:rFonts w:ascii="Segoe UI" w:hAnsi="Segoe UI" w:cs="Segoe UI"/>
+        </w:rPr>
         <w:t xml:space="preserve">Obrázek </w:t>
       </w:r>
       <w:r>
+        <w:rPr>
+          <w:rFonts w:ascii="Segoe UI" w:hAnsi="Segoe UI" w:cs="Segoe UI"/>
+        </w:rPr>
         <w:fldChar w:fldCharType="begin"/>
       </w:r>
       <w:r>
+        <w:rPr>
+          <w:rFonts w:ascii="Segoe UI" w:hAnsi="Segoe UI" w:cs="Segoe UI"/>
+        </w:rPr>
         <w:instrText xml:space="preserve"> SEQ Obrázek \* ARABIC </w:instrText>
       </w:r>
       <w:r>
+        <w:rPr>
+          <w:rFonts w:ascii="Segoe UI" w:hAnsi="Segoe UI" w:cs="Segoe UI"/>
+        </w:rPr>
         <w:fldChar w:fldCharType="separate"/>
       </w:r>
       <w:r>
         <w:rPr>
+          <w:rFonts w:ascii="Segoe UI" w:hAnsi="Segoe UI" w:cs="Segoe UI"/>
           <w:noProof/>
         </w:rPr>
         <w:t>2</w:t>
       </w:r>
       <w:r>
+        <w:rPr>
+          <w:rFonts w:ascii="Segoe UI" w:hAnsi="Segoe UI" w:cs="Segoe UI"/>
+        </w:rPr>
         <w:fldChar w:fldCharType="end"/>
       </w:r>
       <w:r>
+        <w:rPr>
+          <w:rFonts w:ascii="Segoe UI" w:hAnsi="Segoe UI" w:cs="Segoe UI"/>
+        </w:rPr>
         <w:t xml:space="preserve"> - </w:t>
       </w:r>
       <w:proofErr w:type="spellStart"/>
       <w:r>
+        <w:rPr>
+          <w:rFonts w:ascii="Segoe UI" w:hAnsi="Segoe UI" w:cs="Segoe UI"/>
+        </w:rPr>
         <w:t>Strategy</w:t>
       </w:r>
       <w:proofErr w:type="spellEnd"/>
       <w:r>
+        <w:rPr>
+          <w:rFonts w:ascii="Segoe UI" w:hAnsi="Segoe UI" w:cs="Segoe UI"/>
+        </w:rPr>
         <w:t xml:space="preserve"> </w:t>
       </w:r>
       <w:proofErr w:type="spellStart"/>
       <w:r>
+        <w:rPr>
+          <w:rFonts w:ascii="Segoe UI" w:hAnsi="Segoe UI" w:cs="Segoe UI"/>
+        </w:rPr>
         <w:t>view</w:t>
       </w:r>
       <w:proofErr w:type="spellEnd"/>
+    </w:p>
+    <w:p>
+      <w:pPr>
+        <w:pStyle w:val="Nadpis3"/>
+        <w:rPr>
+          <w:rFonts w:ascii="Segoe UI" w:hAnsi="Segoe UI" w:cs="Segoe UI"/>
+        </w:rPr>
+      </w:pPr>
+      <w:proofErr w:type="spellStart"/>
+      <w:r>
+        <w:rPr>
+          <w:rFonts w:ascii="Segoe UI" w:hAnsi="Segoe UI" w:cs="Segoe UI"/>
+        </w:rPr>
+        <w:lastRenderedPageBreak/>
+        <w:t>Capability</w:t>
+      </w:r>
+      <w:proofErr w:type="spellEnd"/>
+      <w:r>
+        <w:rPr>
+          <w:rFonts w:ascii="Segoe UI" w:hAnsi="Segoe UI" w:cs="Segoe UI"/>
+        </w:rPr>
+        <w:t xml:space="preserve"> </w:t>
+      </w:r>
+      <w:proofErr w:type="spellStart"/>
+      <w:r>
+        <w:rPr>
+          <w:rFonts w:ascii="Segoe UI" w:hAnsi="Segoe UI" w:cs="Segoe UI"/>
+        </w:rPr>
+        <w:t>view</w:t>
+      </w:r>
+      <w:proofErr w:type="spellEnd"/>
+    </w:p>
+    <w:p>
+      <w:pPr>
+        <w:rPr>
+          <w:rFonts w:ascii="Segoe UI" w:hAnsi="Segoe UI" w:cs="Segoe UI"/>
+        </w:rPr>
+      </w:pPr>
+      <w:r>
+        <w:rPr>
+          <w:rFonts w:ascii="Segoe UI" w:hAnsi="Segoe UI" w:cs="Segoe UI"/>
+        </w:rPr>
+        <w:t>Tento pohled definuje klíčové schopnosti, které musí kavárna rozvinout pro naplnění strategických cílů a eliminaci identifikovaných problémů:</w:t>
+      </w:r>
+    </w:p>
+    <w:p>
+      <w:pPr>
+        <w:numPr>
+          <w:ilvl w:val="0"/>
+          <w:numId w:val="44"/>
+        </w:numPr>
+        <w:rPr>
+          <w:rFonts w:ascii="Segoe UI" w:hAnsi="Segoe UI" w:cs="Segoe UI"/>
+        </w:rPr>
+      </w:pPr>
+      <w:r>
+        <w:rPr>
+          <w:rFonts w:ascii="Segoe UI" w:hAnsi="Segoe UI" w:cs="Segoe UI"/>
+          <w:b/>
+          <w:bCs/>
+        </w:rPr>
+        <w:t>Evidence skladových zásob a expirací:</w:t>
+      </w:r>
+      <w:r>
+        <w:rPr>
+          <w:rFonts w:ascii="Segoe UI" w:hAnsi="Segoe UI" w:cs="Segoe UI"/>
+        </w:rPr>
+        <w:t xml:space="preserve"> Schopnost systémově sledovat aktuální stavy surovin, konkrétní šarže a data pražení. Tato schopnost přímo řeší problém s neřízenou expirací kávových zrn. </w:t>
+      </w:r>
+    </w:p>
+    <w:p>
+      <w:pPr>
+        <w:numPr>
+          <w:ilvl w:val="0"/>
+          <w:numId w:val="44"/>
+        </w:numPr>
+        <w:rPr>
+          <w:rFonts w:ascii="Segoe UI" w:hAnsi="Segoe UI" w:cs="Segoe UI"/>
+        </w:rPr>
+      </w:pPr>
+      <w:r>
+        <w:rPr>
+          <w:rFonts w:ascii="Segoe UI" w:hAnsi="Segoe UI" w:cs="Segoe UI"/>
+          <w:b/>
+          <w:bCs/>
+        </w:rPr>
+        <w:t>Automatizace odpisů:</w:t>
+      </w:r>
+      <w:r>
+        <w:rPr>
+          <w:rFonts w:ascii="Segoe UI" w:hAnsi="Segoe UI" w:cs="Segoe UI"/>
+        </w:rPr>
+        <w:t xml:space="preserve"> Schopnost automaticky odepisovat suroviny ze skladu na základě realizovaných prodejů a definovaných receptur. Tím se eliminuje potřeba manuálního přepočtu zásob a chybovost v evidenci. </w:t>
+      </w:r>
+    </w:p>
+    <w:p>
+      <w:pPr>
+        <w:numPr>
+          <w:ilvl w:val="0"/>
+          <w:numId w:val="44"/>
+        </w:numPr>
+        <w:rPr>
+          <w:rFonts w:ascii="Segoe UI" w:hAnsi="Segoe UI" w:cs="Segoe UI"/>
+        </w:rPr>
+      </w:pPr>
+      <w:r>
+        <w:rPr>
+          <w:rFonts w:ascii="Segoe UI" w:hAnsi="Segoe UI" w:cs="Segoe UI"/>
+          <w:b/>
+          <w:bCs/>
+        </w:rPr>
+        <w:t>Analytické plánování objednávek:</w:t>
+      </w:r>
+      <w:r>
+        <w:rPr>
+          <w:rFonts w:ascii="Segoe UI" w:hAnsi="Segoe UI" w:cs="Segoe UI"/>
+        </w:rPr>
+        <w:t xml:space="preserve"> Schopnost vyhodnocovat historická prodejní data pro přesné stanovení objednacího množství a bezpečnostních zásob. To nahrazuje dosavadní objednávání založené na odhadu a pocitech. </w:t>
+      </w:r>
+    </w:p>
+    <w:p>
+      <w:pPr>
+        <w:numPr>
+          <w:ilvl w:val="0"/>
+          <w:numId w:val="44"/>
+        </w:numPr>
+        <w:rPr>
+          <w:rFonts w:ascii="Segoe UI" w:hAnsi="Segoe UI" w:cs="Segoe UI"/>
+        </w:rPr>
+      </w:pPr>
+      <w:r>
+        <w:rPr>
+          <w:rFonts w:ascii="Segoe UI" w:hAnsi="Segoe UI" w:cs="Segoe UI"/>
+          <w:b/>
+          <w:bCs/>
+        </w:rPr>
+        <w:t>Manažerský reporting:</w:t>
+      </w:r>
+      <w:r>
+        <w:rPr>
+          <w:rFonts w:ascii="Segoe UI" w:hAnsi="Segoe UI" w:cs="Segoe UI"/>
+        </w:rPr>
+        <w:t xml:space="preserve"> Schopnost generovat v reálném čase přehledy o hodnotě skladu, průměrné spotřebě a rizicích expirace. Tato schopnost poskytuje vedení data nezbytná pro efektivní rozhodování. </w:t>
+      </w:r>
+    </w:p>
+    <w:p>
+      <w:pPr>
+        <w:pStyle w:val="Nadpis3"/>
+        <w:rPr>
+          <w:rFonts w:ascii="Segoe UI" w:hAnsi="Segoe UI" w:cs="Segoe UI"/>
+          <w:lang w:eastAsia="cs-CZ"/>
+        </w:rPr>
+      </w:pPr>
+    </w:p>
+    <w:p>
+      <w:pPr>
+        <w:keepNext/>
+        <w:rPr>
+          <w:rFonts w:ascii="Segoe UI" w:hAnsi="Segoe UI" w:cs="Segoe UI"/>
+        </w:rPr>
+      </w:pPr>
+      <w:r>
+        <w:rPr>
+          <w:rFonts w:ascii="Segoe UI" w:hAnsi="Segoe UI" w:cs="Segoe UI"/>
+          <w:lang w:eastAsia="cs-CZ"/>
+        </w:rPr>
+        <w:drawing>
+          <wp:inline distT="0" distB="0" distL="0" distR="0" wp14:anchorId="417CE515" wp14:editId="0827C320">
+            <wp:extent cx="5760720" cy="4090035"/>
+            <wp:effectExtent l="0" t="0" r="0" b="5715"/>
+            <wp:docPr id="319824618" name="Obrázek 1"/>
+            <wp:cNvGraphicFramePr>
+              <a:graphicFrameLocks xmlns:a="http://schemas.openxmlformats.org/drawingml/2006/main" noChangeAspect="1"/>
+            </wp:cNvGraphicFramePr>
+            <a:graphic xmlns:a="http://schemas.openxmlformats.org/drawingml/2006/main">
+              <a:graphicData uri="http://schemas.openxmlformats.org/drawingml/2006/picture">
+                <pic:pic xmlns:pic="http://schemas.openxmlformats.org/drawingml/2006/picture">
+                  <pic:nvPicPr>
+                    <pic:cNvPr id="319824618" name=""/>
+                    <pic:cNvPicPr/>
+                  </pic:nvPicPr>
+                  <pic:blipFill>
+                    <a:blip r:embed="rId9"/>
+                    <a:stretch>
+                      <a:fillRect/>
+                    </a:stretch>
+                  </pic:blipFill>
+                  <pic:spPr>
+                    <a:xfrm>
+                      <a:off x="0" y="0"/>
+                      <a:ext cx="5760720" cy="4090035"/>
+                    </a:xfrm>
+                    <a:prstGeom prst="rect">
+                      <a:avLst/>
+                    </a:prstGeom>
+                  </pic:spPr>
+                </pic:pic>
+              </a:graphicData>
+            </a:graphic>
+          </wp:inline>
+        </w:drawing>
+      </w:r>
+    </w:p>
+    <w:p>
+      <w:pPr>
+        <w:pStyle w:val="Titulek"/>
+        <w:rPr>
+          <w:rFonts w:ascii="Segoe UI" w:hAnsi="Segoe UI" w:cs="Segoe UI"/>
+        </w:rPr>
+      </w:pPr>
+      <w:r>
+        <w:rPr>
+          <w:rFonts w:ascii="Segoe UI" w:hAnsi="Segoe UI" w:cs="Segoe UI"/>
+        </w:rPr>
+        <w:t xml:space="preserve">Obrázek </w:t>
+      </w:r>
+      <w:r>
+        <w:rPr>
+          <w:rFonts w:ascii="Segoe UI" w:hAnsi="Segoe UI" w:cs="Segoe UI"/>
+        </w:rPr>
+        <w:fldChar w:fldCharType="begin"/>
+      </w:r>
+      <w:r>
+        <w:rPr>
+          <w:rFonts w:ascii="Segoe UI" w:hAnsi="Segoe UI" w:cs="Segoe UI"/>
+        </w:rPr>
+        <w:instrText xml:space="preserve"> SEQ Obrázek \* ARABIC </w:instrText>
+      </w:r>
+      <w:r>
+        <w:rPr>
+          <w:rFonts w:ascii="Segoe UI" w:hAnsi="Segoe UI" w:cs="Segoe UI"/>
+        </w:rPr>
+        <w:fldChar w:fldCharType="separate"/>
+      </w:r>
+      <w:r>
+        <w:rPr>
+          <w:rFonts w:ascii="Segoe UI" w:hAnsi="Segoe UI" w:cs="Segoe UI"/>
+          <w:noProof/>
+        </w:rPr>
+        <w:t>3</w:t>
+      </w:r>
+      <w:r>
+        <w:rPr>
+          <w:rFonts w:ascii="Segoe UI" w:hAnsi="Segoe UI" w:cs="Segoe UI"/>
+        </w:rPr>
+        <w:fldChar w:fldCharType="end"/>
+      </w:r>
+      <w:r>
+        <w:rPr>
+          <w:rFonts w:ascii="Segoe UI" w:hAnsi="Segoe UI" w:cs="Segoe UI"/>
+        </w:rPr>
+        <w:t xml:space="preserve"> - </w:t>
+      </w:r>
+      <w:proofErr w:type="spellStart"/>
+      <w:r>
+        <w:rPr>
+          <w:rFonts w:ascii="Segoe UI" w:hAnsi="Segoe UI" w:cs="Segoe UI"/>
+        </w:rPr>
+        <w:t>Capability</w:t>
+      </w:r>
+      <w:proofErr w:type="spellEnd"/>
+      <w:r>
+        <w:rPr>
+          <w:rFonts w:ascii="Segoe UI" w:hAnsi="Segoe UI" w:cs="Segoe UI"/>
+        </w:rPr>
+        <w:t xml:space="preserve"> </w:t>
+      </w:r>
+      <w:proofErr w:type="spellStart"/>
+      <w:r>
+        <w:rPr>
+          <w:rFonts w:ascii="Segoe UI" w:hAnsi="Segoe UI" w:cs="Segoe UI"/>
+        </w:rPr>
+        <w:t>view</w:t>
+      </w:r>
+      <w:proofErr w:type="spellEnd"/>
+    </w:p>
+    <w:p>
+      <w:pPr>
+        <w:rPr>
+          <w:rFonts w:ascii="Segoe UI" w:hAnsi="Segoe UI" w:cs="Segoe UI"/>
+          <w:lang w:eastAsia="cs-CZ"/>
+        </w:rPr>
+      </w:pPr>
+      <w:r>
+        <w:rPr>
+          <w:rFonts w:ascii="Segoe UI" w:hAnsi="Segoe UI" w:cs="Segoe UI"/>
+          <w:lang w:eastAsia="cs-CZ"/>
+        </w:rPr>
+        <w:br w:type="page"/>
+      </w:r>
     </w:p>
     <w:p>
       <w:pPr>
@@ -2384,7 +2842,7 @@
         <w:spacing w:after="0" w:line="240" w:lineRule="auto"/>
         <w:jc w:val="both"/>
         <w:rPr>
-          <w:rFonts w:ascii="Times New Roman" w:hAnsi="Times New Roman" w:cs="Times New Roman"/>
+          <w:rFonts w:ascii="Segoe UI" w:hAnsi="Segoe UI" w:cs="Segoe UI"/>
           <w:color w:val="000000"/>
           <w:sz w:val="24"/>
           <w:szCs w:val="24"/>
@@ -2394,27 +2852,48 @@
     <w:p>
       <w:pPr>
         <w:pStyle w:val="Nadpis2"/>
-      </w:pPr>
-      <w:r>
+        <w:rPr>
+          <w:rFonts w:ascii="Segoe UI" w:hAnsi="Segoe UI" w:cs="Segoe UI"/>
+        </w:rPr>
+      </w:pPr>
+      <w:r>
+        <w:rPr>
+          <w:rFonts w:ascii="Segoe UI" w:hAnsi="Segoe UI" w:cs="Segoe UI"/>
+        </w:rPr>
         <w:t xml:space="preserve">2.2 </w:t>
       </w:r>
       <w:proofErr w:type="spellStart"/>
       <w:r>
+        <w:rPr>
+          <w:rFonts w:ascii="Segoe UI" w:hAnsi="Segoe UI" w:cs="Segoe UI"/>
+        </w:rPr>
         <w:t>Baseline</w:t>
       </w:r>
       <w:proofErr w:type="spellEnd"/>
       <w:r>
+        <w:rPr>
+          <w:rFonts w:ascii="Segoe UI" w:hAnsi="Segoe UI" w:cs="Segoe UI"/>
+        </w:rPr>
         <w:t xml:space="preserve"> and Target </w:t>
       </w:r>
       <w:proofErr w:type="spellStart"/>
       <w:r>
+        <w:rPr>
+          <w:rFonts w:ascii="Segoe UI" w:hAnsi="Segoe UI" w:cs="Segoe UI"/>
+        </w:rPr>
         <w:t>Architecture</w:t>
       </w:r>
       <w:proofErr w:type="spellEnd"/>
     </w:p>
     <w:p>
-      <w:r>
-        <w:rPr>
+      <w:pPr>
+        <w:rPr>
+          <w:rFonts w:ascii="Segoe UI" w:hAnsi="Segoe UI" w:cs="Segoe UI"/>
+        </w:rPr>
+      </w:pPr>
+      <w:r>
+        <w:rPr>
+          <w:rFonts w:ascii="Segoe UI" w:hAnsi="Segoe UI" w:cs="Segoe UI"/>
           <w:b/>
           <w:bCs/>
         </w:rPr>
@@ -2423,6 +2902,7 @@
       <w:proofErr w:type="spellStart"/>
       <w:r>
         <w:rPr>
+          <w:rFonts w:ascii="Segoe UI" w:hAnsi="Segoe UI" w:cs="Segoe UI"/>
           <w:b/>
           <w:bCs/>
         </w:rPr>
@@ -2431,6 +2911,7 @@
       <w:proofErr w:type="spellEnd"/>
       <w:r>
         <w:rPr>
+          <w:rFonts w:ascii="Segoe UI" w:hAnsi="Segoe UI" w:cs="Segoe UI"/>
           <w:b/>
           <w:bCs/>
         </w:rPr>
@@ -2439,6 +2920,7 @@
       <w:proofErr w:type="spellStart"/>
       <w:r>
         <w:rPr>
+          <w:rFonts w:ascii="Segoe UI" w:hAnsi="Segoe UI" w:cs="Segoe UI"/>
           <w:b/>
           <w:bCs/>
         </w:rPr>
@@ -2447,12 +2929,16 @@
       <w:proofErr w:type="spellEnd"/>
       <w:r>
         <w:rPr>
+          <w:rFonts w:ascii="Segoe UI" w:hAnsi="Segoe UI" w:cs="Segoe UI"/>
           <w:b/>
           <w:bCs/>
         </w:rPr>
         <w:t>)</w:t>
       </w:r>
       <w:r>
+        <w:rPr>
+          <w:rFonts w:ascii="Segoe UI" w:hAnsi="Segoe UI" w:cs="Segoe UI"/>
+        </w:rPr>
         <w:t xml:space="preserve"> Výchozí stav kavárny je charakterizován vysokým podílem manuální práce a oddělenými systémy, což vede k neefektivitě a plýtvání:</w:t>
       </w:r>
     </w:p>
@@ -2474,40 +2960,213 @@
       </w:pPr>
       <w:r>
         <w:rPr>
+          <w:rFonts w:ascii="Segoe UI" w:hAnsi="Segoe UI" w:cs="Segoe UI"/>
           <w:b/>
           <w:bCs/>
         </w:rPr>
         <w:t>Business vrstva:</w:t>
       </w:r>
       <w:r>
+        <w:rPr>
+          <w:rFonts w:ascii="Segoe UI" w:hAnsi="Segoe UI" w:cs="Segoe UI"/>
+        </w:rPr>
         <w:t xml:space="preserve"> Procesy příjmu a evidence zboží probíhají převážně manuálně. </w:t>
       </w:r>
       <w:r>
         <w:rPr>
           <w:rStyle w:val="citation-146"/>
+          <w:rFonts w:ascii="Segoe UI" w:hAnsi="Segoe UI" w:cs="Segoe UI"/>
         </w:rPr>
         <w:t>Kontrola expirace probíhá pouze vizuálně při příjmu nebo namátkově během provozu</w:t>
       </w:r>
       <w:r>
+        <w:rPr>
+          <w:rFonts w:ascii="Segoe UI" w:hAnsi="Segoe UI" w:cs="Segoe UI"/>
+        </w:rPr>
         <w:t xml:space="preserve">. </w:t>
       </w:r>
       <w:r>
         <w:rPr>
           <w:rStyle w:val="citation-145"/>
+          <w:rFonts w:ascii="Segoe UI" w:hAnsi="Segoe UI" w:cs="Segoe UI"/>
         </w:rPr>
         <w:t>Personál nemá definovaný postup spotřeby zásob a neřídí se principy FIFO/FEFO</w:t>
       </w:r>
       <w:r>
+        <w:rPr>
+          <w:rFonts w:ascii="Segoe UI" w:hAnsi="Segoe UI" w:cs="Segoe UI"/>
+        </w:rPr>
         <w:t xml:space="preserve">. </w:t>
       </w:r>
       <w:r>
         <w:rPr>
           <w:rStyle w:val="citation-144"/>
+          <w:rFonts w:ascii="Segoe UI" w:hAnsi="Segoe UI" w:cs="Segoe UI"/>
         </w:rPr>
         <w:t>Provozní manažer realizuje objednávky intuitivně na základě odhadů, nikoliv na základě reálných dat</w:t>
       </w:r>
       <w:r>
+        <w:rPr>
+          <w:rFonts w:ascii="Segoe UI" w:hAnsi="Segoe UI" w:cs="Segoe UI"/>
+        </w:rPr>
         <w:t>.</w:t>
+      </w:r>
+    </w:p>
+    <w:p>
+      <w:pPr>
+        <w:pStyle w:val="Odstavecseseznamem"/>
+        <w:spacing w:after="0" w:line="300" w:lineRule="atLeast"/>
+        <w:ind w:left="1080"/>
+        <w:jc w:val="both"/>
+        <w:rPr>
+          <w:rFonts w:ascii="Segoe UI" w:eastAsia="Times New Roman" w:hAnsi="Segoe UI" w:cs="Segoe UI"/>
+          <w:sz w:val="21"/>
+          <w:szCs w:val="21"/>
+          <w:lang w:eastAsia="cs-CZ"/>
+        </w:rPr>
+      </w:pPr>
+    </w:p>
+    <w:p>
+      <w:pPr>
+        <w:keepNext/>
+        <w:spacing w:after="0" w:line="300" w:lineRule="atLeast"/>
+        <w:jc w:val="both"/>
+        <w:rPr>
+          <w:rFonts w:ascii="Segoe UI" w:hAnsi="Segoe UI" w:cs="Segoe UI"/>
+        </w:rPr>
+      </w:pPr>
+      <w:r>
+        <w:rPr>
+          <w:rFonts w:ascii="Segoe UI" w:hAnsi="Segoe UI" w:cs="Segoe UI"/>
+          <w:lang w:eastAsia="cs-CZ"/>
+        </w:rPr>
+        <w:drawing>
+          <wp:inline distT="0" distB="0" distL="0" distR="0" wp14:anchorId="4F39C074" wp14:editId="5141CED6">
+            <wp:extent cx="5819775" cy="3161361"/>
+            <wp:effectExtent l="0" t="0" r="0" b="1270"/>
+            <wp:docPr id="977059533" name="Obrázek 1"/>
+            <wp:cNvGraphicFramePr>
+              <a:graphicFrameLocks xmlns:a="http://schemas.openxmlformats.org/drawingml/2006/main" noChangeAspect="1"/>
+            </wp:cNvGraphicFramePr>
+            <a:graphic xmlns:a="http://schemas.openxmlformats.org/drawingml/2006/main">
+              <a:graphicData uri="http://schemas.openxmlformats.org/drawingml/2006/picture">
+                <pic:pic xmlns:pic="http://schemas.openxmlformats.org/drawingml/2006/picture">
+                  <pic:nvPicPr>
+                    <pic:cNvPr id="977059533" name=""/>
+                    <pic:cNvPicPr/>
+                  </pic:nvPicPr>
+                  <pic:blipFill>
+                    <a:blip r:embed="rId10"/>
+                    <a:stretch>
+                      <a:fillRect/>
+                    </a:stretch>
+                  </pic:blipFill>
+                  <pic:spPr>
+                    <a:xfrm>
+                      <a:off x="0" y="0"/>
+                      <a:ext cx="5868330" cy="3187737"/>
+                    </a:xfrm>
+                    <a:prstGeom prst="rect">
+                      <a:avLst/>
+                    </a:prstGeom>
+                  </pic:spPr>
+                </pic:pic>
+              </a:graphicData>
+            </a:graphic>
+          </wp:inline>
+        </w:drawing>
+      </w:r>
+    </w:p>
+    <w:p>
+      <w:pPr>
+        <w:pStyle w:val="Titulek"/>
+        <w:jc w:val="both"/>
+        <w:rPr>
+          <w:rFonts w:ascii="Segoe UI" w:hAnsi="Segoe UI" w:cs="Segoe UI"/>
+        </w:rPr>
+      </w:pPr>
+      <w:r>
+        <w:rPr>
+          <w:rFonts w:ascii="Segoe UI" w:hAnsi="Segoe UI" w:cs="Segoe UI"/>
+        </w:rPr>
+        <w:t xml:space="preserve">Obrázek </w:t>
+      </w:r>
+      <w:r>
+        <w:rPr>
+          <w:rFonts w:ascii="Segoe UI" w:hAnsi="Segoe UI" w:cs="Segoe UI"/>
+        </w:rPr>
+        <w:fldChar w:fldCharType="begin"/>
+      </w:r>
+      <w:r>
+        <w:rPr>
+          <w:rFonts w:ascii="Segoe UI" w:hAnsi="Segoe UI" w:cs="Segoe UI"/>
+        </w:rPr>
+        <w:instrText xml:space="preserve"> SEQ Obrázek \* ARABIC </w:instrText>
+      </w:r>
+      <w:r>
+        <w:rPr>
+          <w:rFonts w:ascii="Segoe UI" w:hAnsi="Segoe UI" w:cs="Segoe UI"/>
+        </w:rPr>
+        <w:fldChar w:fldCharType="separate"/>
+      </w:r>
+      <w:r>
+        <w:rPr>
+          <w:rFonts w:ascii="Segoe UI" w:hAnsi="Segoe UI" w:cs="Segoe UI"/>
+          <w:noProof/>
+        </w:rPr>
+        <w:t>4</w:t>
+      </w:r>
+      <w:r>
+        <w:rPr>
+          <w:rFonts w:ascii="Segoe UI" w:hAnsi="Segoe UI" w:cs="Segoe UI"/>
+        </w:rPr>
+        <w:fldChar w:fldCharType="end"/>
+      </w:r>
+      <w:r>
+        <w:rPr>
+          <w:rFonts w:ascii="Segoe UI" w:hAnsi="Segoe UI" w:cs="Segoe UI"/>
+        </w:rPr>
+        <w:t xml:space="preserve"> - </w:t>
+      </w:r>
+      <w:proofErr w:type="spellStart"/>
+      <w:r>
+        <w:rPr>
+          <w:rFonts w:ascii="Segoe UI" w:hAnsi="Segoe UI" w:cs="Segoe UI"/>
+        </w:rPr>
+        <w:t>Baseline</w:t>
+      </w:r>
+      <w:proofErr w:type="spellEnd"/>
+      <w:r>
+        <w:rPr>
+          <w:rFonts w:ascii="Segoe UI" w:hAnsi="Segoe UI" w:cs="Segoe UI"/>
+        </w:rPr>
+        <w:t xml:space="preserve"> business </w:t>
+      </w:r>
+      <w:proofErr w:type="spellStart"/>
+      <w:r>
+        <w:rPr>
+          <w:rFonts w:ascii="Segoe UI" w:hAnsi="Segoe UI" w:cs="Segoe UI"/>
+        </w:rPr>
+        <w:t>view</w:t>
+      </w:r>
+      <w:proofErr w:type="spellEnd"/>
+    </w:p>
+    <w:p>
+      <w:pPr>
+        <w:rPr>
+          <w:rFonts w:ascii="Segoe UI" w:hAnsi="Segoe UI" w:cs="Segoe UI"/>
+          <w:i/>
+          <w:iCs/>
+          <w:color w:val="44546A" w:themeColor="text2"/>
+          <w:sz w:val="18"/>
+          <w:szCs w:val="18"/>
+        </w:rPr>
+      </w:pPr>
+      <w:r>
+        <w:rPr>
+          <w:rFonts w:ascii="Segoe UI" w:hAnsi="Segoe UI" w:cs="Segoe UI"/>
+        </w:rPr>
+        <w:br w:type="page"/>
       </w:r>
     </w:p>
     <w:p>
@@ -2528,6 +3187,7 @@
       </w:pPr>
       <w:r>
         <w:rPr>
+          <w:rFonts w:ascii="Segoe UI" w:hAnsi="Segoe UI" w:cs="Segoe UI"/>
           <w:b/>
           <w:bCs/>
         </w:rPr>
@@ -2535,35 +3195,205 @@
         <w:t>Aplikační vrstva:</w:t>
       </w:r>
       <w:r>
+        <w:rPr>
+          <w:rFonts w:ascii="Segoe UI" w:hAnsi="Segoe UI" w:cs="Segoe UI"/>
+        </w:rPr>
         <w:t xml:space="preserve"> Architektura aplikací je roztříštěná. </w:t>
       </w:r>
       <w:r>
         <w:rPr>
           <w:rStyle w:val="citation-143"/>
+          <w:rFonts w:ascii="Segoe UI" w:hAnsi="Segoe UI" w:cs="Segoe UI"/>
         </w:rPr>
         <w:t>Podnik využívá pokladní systém pro evidenci prodejů a oddělenou excelovou tabulku pro částečnou evidenci zásob</w:t>
       </w:r>
       <w:r>
+        <w:rPr>
+          <w:rFonts w:ascii="Segoe UI" w:hAnsi="Segoe UI" w:cs="Segoe UI"/>
+        </w:rPr>
         <w:t xml:space="preserve">. </w:t>
       </w:r>
       <w:r>
         <w:rPr>
           <w:rStyle w:val="citation-142"/>
+          <w:rFonts w:ascii="Segoe UI" w:hAnsi="Segoe UI" w:cs="Segoe UI"/>
         </w:rPr>
         <w:t>Tyto systémy nejsou nijak propojeny</w:t>
       </w:r>
       <w:r>
+        <w:rPr>
+          <w:rFonts w:ascii="Segoe UI" w:hAnsi="Segoe UI" w:cs="Segoe UI"/>
+        </w:rPr>
         <w:t xml:space="preserve">. </w:t>
       </w:r>
       <w:r>
         <w:rPr>
           <w:rStyle w:val="citation-141"/>
+          <w:rFonts w:ascii="Segoe UI" w:hAnsi="Segoe UI" w:cs="Segoe UI"/>
         </w:rPr>
         <w:t>Neexistuje žádný centrální systém pro sledování dat expirace</w:t>
       </w:r>
       <w:r>
+        <w:rPr>
+          <w:rFonts w:ascii="Segoe UI" w:hAnsi="Segoe UI" w:cs="Segoe UI"/>
+        </w:rPr>
         <w:t>.</w:t>
       </w:r>
+    </w:p>
+    <w:p>
+      <w:pPr>
+        <w:pStyle w:val="Odstavecseseznamem"/>
+        <w:spacing w:after="0" w:line="300" w:lineRule="atLeast"/>
+        <w:jc w:val="both"/>
+        <w:rPr>
+          <w:rFonts w:ascii="Segoe UI" w:eastAsia="Times New Roman" w:hAnsi="Segoe UI" w:cs="Segoe UI"/>
+          <w:sz w:val="21"/>
+          <w:szCs w:val="21"/>
+          <w:lang w:eastAsia="cs-CZ"/>
+        </w:rPr>
+      </w:pPr>
+    </w:p>
+    <w:p>
+      <w:pPr>
+        <w:keepNext/>
+        <w:spacing w:after="0" w:line="300" w:lineRule="atLeast"/>
+        <w:jc w:val="both"/>
+        <w:rPr>
+          <w:rFonts w:ascii="Segoe UI" w:hAnsi="Segoe UI" w:cs="Segoe UI"/>
+        </w:rPr>
+      </w:pPr>
+      <w:r>
+        <w:rPr>
+          <w:rFonts w:ascii="Segoe UI" w:hAnsi="Segoe UI" w:cs="Segoe UI"/>
+          <w:lang w:eastAsia="cs-CZ"/>
+        </w:rPr>
+        <w:drawing>
+          <wp:inline distT="0" distB="0" distL="0" distR="0" wp14:anchorId="212000F7" wp14:editId="579E796D">
+            <wp:extent cx="5759669" cy="2743200"/>
+            <wp:effectExtent l="0" t="0" r="0" b="0"/>
+            <wp:docPr id="442935145" name="Obrázek 1"/>
+            <wp:cNvGraphicFramePr>
+              <a:graphicFrameLocks xmlns:a="http://schemas.openxmlformats.org/drawingml/2006/main" noChangeAspect="1"/>
+            </wp:cNvGraphicFramePr>
+            <a:graphic xmlns:a="http://schemas.openxmlformats.org/drawingml/2006/main">
+              <a:graphicData uri="http://schemas.openxmlformats.org/drawingml/2006/picture">
+                <pic:pic xmlns:pic="http://schemas.openxmlformats.org/drawingml/2006/picture">
+                  <pic:nvPicPr>
+                    <pic:cNvPr id="442935145" name=""/>
+                    <pic:cNvPicPr/>
+                  </pic:nvPicPr>
+                  <pic:blipFill>
+                    <a:blip r:embed="rId11"/>
+                    <a:stretch>
+                      <a:fillRect/>
+                    </a:stretch>
+                  </pic:blipFill>
+                  <pic:spPr>
+                    <a:xfrm>
+                      <a:off x="0" y="0"/>
+                      <a:ext cx="5767937" cy="2747138"/>
+                    </a:xfrm>
+                    <a:prstGeom prst="rect">
+                      <a:avLst/>
+                    </a:prstGeom>
+                  </pic:spPr>
+                </pic:pic>
+              </a:graphicData>
+            </a:graphic>
+          </wp:inline>
+        </w:drawing>
+      </w:r>
+    </w:p>
+    <w:p>
+      <w:pPr>
+        <w:pStyle w:val="Titulek"/>
+        <w:jc w:val="both"/>
+        <w:rPr>
+          <w:rFonts w:ascii="Segoe UI" w:eastAsia="Times New Roman" w:hAnsi="Segoe UI" w:cs="Segoe UI"/>
+          <w:sz w:val="21"/>
+          <w:szCs w:val="21"/>
+          <w:lang w:eastAsia="cs-CZ"/>
+        </w:rPr>
+      </w:pPr>
+      <w:r>
+        <w:rPr>
+          <w:rFonts w:ascii="Segoe UI" w:hAnsi="Segoe UI" w:cs="Segoe UI"/>
+        </w:rPr>
+        <w:t xml:space="preserve">Obrázek </w:t>
+      </w:r>
+      <w:r>
+        <w:rPr>
+          <w:rFonts w:ascii="Segoe UI" w:hAnsi="Segoe UI" w:cs="Segoe UI"/>
+        </w:rPr>
+        <w:fldChar w:fldCharType="begin"/>
+      </w:r>
+      <w:r>
+        <w:rPr>
+          <w:rFonts w:ascii="Segoe UI" w:hAnsi="Segoe UI" w:cs="Segoe UI"/>
+        </w:rPr>
+        <w:instrText xml:space="preserve"> SEQ Obrázek \* ARABIC </w:instrText>
+      </w:r>
+      <w:r>
+        <w:rPr>
+          <w:rFonts w:ascii="Segoe UI" w:hAnsi="Segoe UI" w:cs="Segoe UI"/>
+        </w:rPr>
+        <w:fldChar w:fldCharType="separate"/>
+      </w:r>
+      <w:r>
+        <w:rPr>
+          <w:rFonts w:ascii="Segoe UI" w:hAnsi="Segoe UI" w:cs="Segoe UI"/>
+          <w:noProof/>
+        </w:rPr>
+        <w:t>5</w:t>
+      </w:r>
+      <w:r>
+        <w:rPr>
+          <w:rFonts w:ascii="Segoe UI" w:hAnsi="Segoe UI" w:cs="Segoe UI"/>
+        </w:rPr>
+        <w:fldChar w:fldCharType="end"/>
+      </w:r>
+      <w:r>
+        <w:rPr>
+          <w:rFonts w:ascii="Segoe UI" w:hAnsi="Segoe UI" w:cs="Segoe UI"/>
+        </w:rPr>
+        <w:t xml:space="preserve"> - </w:t>
+      </w:r>
+      <w:proofErr w:type="spellStart"/>
+      <w:r>
+        <w:rPr>
+          <w:rFonts w:ascii="Segoe UI" w:hAnsi="Segoe UI" w:cs="Segoe UI"/>
+        </w:rPr>
+        <w:t>Baseline</w:t>
+      </w:r>
+      <w:proofErr w:type="spellEnd"/>
+      <w:r>
+        <w:rPr>
+          <w:rFonts w:ascii="Segoe UI" w:hAnsi="Segoe UI" w:cs="Segoe UI"/>
+        </w:rPr>
+        <w:t xml:space="preserve"> </w:t>
+      </w:r>
+      <w:proofErr w:type="spellStart"/>
+      <w:r>
+        <w:rPr>
+          <w:rFonts w:ascii="Segoe UI" w:hAnsi="Segoe UI" w:cs="Segoe UI"/>
+        </w:rPr>
+        <w:t>application</w:t>
+      </w:r>
+      <w:proofErr w:type="spellEnd"/>
+      <w:r>
+        <w:rPr>
+          <w:rFonts w:ascii="Segoe UI" w:hAnsi="Segoe UI" w:cs="Segoe UI"/>
+        </w:rPr>
+        <w:t xml:space="preserve"> </w:t>
+      </w:r>
+      <w:proofErr w:type="spellStart"/>
+      <w:r>
+        <w:rPr>
+          <w:rFonts w:ascii="Segoe UI" w:hAnsi="Segoe UI" w:cs="Segoe UI"/>
+        </w:rPr>
+        <w:t>view</w:t>
+      </w:r>
+      <w:proofErr w:type="spellEnd"/>
     </w:p>
     <w:p>
       <w:pPr>
@@ -2583,38 +3413,266 @@
       </w:pPr>
       <w:r>
         <w:rPr>
+          <w:rFonts w:ascii="Segoe UI" w:hAnsi="Segoe UI" w:cs="Segoe UI"/>
           <w:b/>
           <w:bCs/>
         </w:rPr>
         <w:t>Technologická vrstva:</w:t>
       </w:r>
       <w:r>
+        <w:rPr>
+          <w:rFonts w:ascii="Segoe UI" w:hAnsi="Segoe UI" w:cs="Segoe UI"/>
+        </w:rPr>
         <w:t xml:space="preserve"> IT infrastruktura je velmi základní. </w:t>
       </w:r>
       <w:r>
         <w:rPr>
           <w:rStyle w:val="citation-140"/>
+          <w:rFonts w:ascii="Segoe UI" w:hAnsi="Segoe UI" w:cs="Segoe UI"/>
         </w:rPr>
         <w:t>Skládá se z jednoho počítače umístěného v zázemí, pokladního systému (terminálu) na baru a běžného internetového připojení</w:t>
       </w:r>
       <w:r>
+        <w:rPr>
+          <w:rFonts w:ascii="Segoe UI" w:hAnsi="Segoe UI" w:cs="Segoe UI"/>
+        </w:rPr>
         <w:t>.</w:t>
       </w:r>
     </w:p>
     <w:p>
       <w:pPr>
+        <w:pStyle w:val="Odstavecseseznamem"/>
         <w:spacing w:after="0" w:line="300" w:lineRule="atLeast"/>
-      </w:pPr>
-      <w:r>
-        <w:rPr>
+        <w:jc w:val="both"/>
+        <w:rPr>
+          <w:rFonts w:ascii="Segoe UI" w:eastAsia="Times New Roman" w:hAnsi="Segoe UI" w:cs="Segoe UI"/>
+          <w:sz w:val="21"/>
+          <w:szCs w:val="21"/>
+          <w:lang w:eastAsia="cs-CZ"/>
+        </w:rPr>
+      </w:pPr>
+      <w:r>
+        <w:rPr>
+          <w:lang w:eastAsia="cs-CZ"/>
+        </w:rPr>
+        <w:drawing>
+          <wp:anchor distT="0" distB="0" distL="114300" distR="114300" simplePos="0" relativeHeight="251658240" behindDoc="0" locked="0" layoutInCell="1" allowOverlap="1" wp14:anchorId="5843D2FD" wp14:editId="7A2A1F43">
+            <wp:simplePos x="0" y="0"/>
+            <wp:positionH relativeFrom="column">
+              <wp:posOffset>4401820</wp:posOffset>
+            </wp:positionH>
+            <wp:positionV relativeFrom="paragraph">
+              <wp:posOffset>2790825</wp:posOffset>
+            </wp:positionV>
+            <wp:extent cx="1352550" cy="1447800"/>
+            <wp:effectExtent l="0" t="0" r="0" b="0"/>
+            <wp:wrapTopAndBottom/>
+            <wp:docPr id="1322286245" name="Obrázek 1"/>
+            <wp:cNvGraphicFramePr>
+              <a:graphicFrameLocks xmlns:a="http://schemas.openxmlformats.org/drawingml/2006/main" noChangeAspect="1"/>
+            </wp:cNvGraphicFramePr>
+            <a:graphic xmlns:a="http://schemas.openxmlformats.org/drawingml/2006/main">
+              <a:graphicData uri="http://schemas.openxmlformats.org/drawingml/2006/picture">
+                <pic:pic xmlns:pic="http://schemas.openxmlformats.org/drawingml/2006/picture">
+                  <pic:nvPicPr>
+                    <pic:cNvPr id="1322286245" name=""/>
+                    <pic:cNvPicPr/>
+                  </pic:nvPicPr>
+                  <pic:blipFill>
+                    <a:blip r:embed="rId12">
+                      <a:extLst>
+                        <a:ext uri="{28A0092B-C50C-407E-A947-70E740481C1C}">
+                          <a14:useLocalDpi xmlns:a14="http://schemas.microsoft.com/office/drawing/2010/main" val="0"/>
+                        </a:ext>
+                      </a:extLst>
+                    </a:blip>
+                    <a:stretch>
+                      <a:fillRect/>
+                    </a:stretch>
+                  </pic:blipFill>
+                  <pic:spPr>
+                    <a:xfrm>
+                      <a:off x="0" y="0"/>
+                      <a:ext cx="1352550" cy="1447800"/>
+                    </a:xfrm>
+                    <a:prstGeom prst="rect">
+                      <a:avLst/>
+                    </a:prstGeom>
+                  </pic:spPr>
+                </pic:pic>
+              </a:graphicData>
+            </a:graphic>
+            <wp14:sizeRelH relativeFrom="page">
+              <wp14:pctWidth>0</wp14:pctWidth>
+            </wp14:sizeRelH>
+            <wp14:sizeRelV relativeFrom="page">
+              <wp14:pctHeight>0</wp14:pctHeight>
+            </wp14:sizeRelV>
+          </wp:anchor>
+        </w:drawing>
+      </w:r>
+    </w:p>
+    <w:p>
+      <w:pPr>
+        <w:keepNext/>
+        <w:spacing w:after="0" w:line="300" w:lineRule="atLeast"/>
+        <w:jc w:val="both"/>
+        <w:rPr>
+          <w:rFonts w:ascii="Segoe UI" w:hAnsi="Segoe UI" w:cs="Segoe UI"/>
+        </w:rPr>
+      </w:pPr>
+      <w:r>
+        <w:rPr>
+          <w:lang w:eastAsia="cs-CZ"/>
+        </w:rPr>
+        <w:drawing>
+          <wp:inline distT="0" distB="0" distL="0" distR="0" wp14:anchorId="69F20C8C" wp14:editId="29483F18">
+            <wp:extent cx="5759450" cy="2443855"/>
+            <wp:effectExtent l="0" t="0" r="0" b="0"/>
+            <wp:docPr id="864520799" name="Obrázek 1"/>
+            <wp:cNvGraphicFramePr>
+              <a:graphicFrameLocks xmlns:a="http://schemas.openxmlformats.org/drawingml/2006/main" noChangeAspect="1"/>
+            </wp:cNvGraphicFramePr>
+            <a:graphic xmlns:a="http://schemas.openxmlformats.org/drawingml/2006/main">
+              <a:graphicData uri="http://schemas.openxmlformats.org/drawingml/2006/picture">
+                <pic:pic xmlns:pic="http://schemas.openxmlformats.org/drawingml/2006/picture">
+                  <pic:nvPicPr>
+                    <pic:cNvPr id="864520799" name=""/>
+                    <pic:cNvPicPr/>
+                  </pic:nvPicPr>
+                  <pic:blipFill>
+                    <a:blip r:embed="rId13"/>
+                    <a:stretch>
+                      <a:fillRect/>
+                    </a:stretch>
+                  </pic:blipFill>
+                  <pic:spPr>
+                    <a:xfrm>
+                      <a:off x="0" y="0"/>
+                      <a:ext cx="5771565" cy="2448996"/>
+                    </a:xfrm>
+                    <a:prstGeom prst="rect">
+                      <a:avLst/>
+                    </a:prstGeom>
+                  </pic:spPr>
+                </pic:pic>
+              </a:graphicData>
+            </a:graphic>
+          </wp:inline>
+        </w:drawing>
+      </w:r>
+    </w:p>
+    <w:p>
+      <w:pPr>
+        <w:pStyle w:val="Titulek"/>
+        <w:jc w:val="both"/>
+        <w:rPr>
+          <w:rFonts w:ascii="Segoe UI" w:eastAsia="Times New Roman" w:hAnsi="Segoe UI" w:cs="Segoe UI"/>
+          <w:sz w:val="21"/>
+          <w:szCs w:val="21"/>
+          <w:lang w:eastAsia="cs-CZ"/>
+        </w:rPr>
+      </w:pPr>
+      <w:r>
+        <w:rPr>
+          <w:rFonts w:ascii="Segoe UI" w:hAnsi="Segoe UI" w:cs="Segoe UI"/>
+        </w:rPr>
+        <w:t xml:space="preserve">Obrázek </w:t>
+      </w:r>
+      <w:r>
+        <w:rPr>
+          <w:rFonts w:ascii="Segoe UI" w:hAnsi="Segoe UI" w:cs="Segoe UI"/>
+        </w:rPr>
+        <w:fldChar w:fldCharType="begin"/>
+      </w:r>
+      <w:r>
+        <w:rPr>
+          <w:rFonts w:ascii="Segoe UI" w:hAnsi="Segoe UI" w:cs="Segoe UI"/>
+        </w:rPr>
+        <w:instrText xml:space="preserve"> SEQ Obrázek \* ARABIC </w:instrText>
+      </w:r>
+      <w:r>
+        <w:rPr>
+          <w:rFonts w:ascii="Segoe UI" w:hAnsi="Segoe UI" w:cs="Segoe UI"/>
+        </w:rPr>
+        <w:fldChar w:fldCharType="separate"/>
+      </w:r>
+      <w:r>
+        <w:rPr>
+          <w:rFonts w:ascii="Segoe UI" w:hAnsi="Segoe UI" w:cs="Segoe UI"/>
+          <w:noProof/>
+        </w:rPr>
+        <w:t>6</w:t>
+      </w:r>
+      <w:r>
+        <w:rPr>
+          <w:rFonts w:ascii="Segoe UI" w:hAnsi="Segoe UI" w:cs="Segoe UI"/>
+        </w:rPr>
+        <w:fldChar w:fldCharType="end"/>
+      </w:r>
+      <w:r>
+        <w:rPr>
+          <w:rFonts w:ascii="Segoe UI" w:hAnsi="Segoe UI" w:cs="Segoe UI"/>
+        </w:rPr>
+        <w:t xml:space="preserve"> - </w:t>
+      </w:r>
+      <w:proofErr w:type="spellStart"/>
+      <w:r>
+        <w:rPr>
+          <w:rFonts w:ascii="Segoe UI" w:hAnsi="Segoe UI" w:cs="Segoe UI"/>
+        </w:rPr>
+        <w:t>Baseline</w:t>
+      </w:r>
+      <w:proofErr w:type="spellEnd"/>
+      <w:r>
+        <w:rPr>
+          <w:rFonts w:ascii="Segoe UI" w:hAnsi="Segoe UI" w:cs="Segoe UI"/>
+        </w:rPr>
+        <w:t xml:space="preserve"> </w:t>
+      </w:r>
+      <w:proofErr w:type="spellStart"/>
+      <w:r>
+        <w:rPr>
+          <w:rFonts w:ascii="Segoe UI" w:hAnsi="Segoe UI" w:cs="Segoe UI"/>
+        </w:rPr>
+        <w:t>infrastructure</w:t>
+      </w:r>
+      <w:proofErr w:type="spellEnd"/>
+      <w:r>
+        <w:rPr>
+          <w:rFonts w:ascii="Segoe UI" w:hAnsi="Segoe UI" w:cs="Segoe UI"/>
+        </w:rPr>
+        <w:t xml:space="preserve"> </w:t>
+      </w:r>
+      <w:proofErr w:type="spellStart"/>
+      <w:r>
+        <w:rPr>
+          <w:rFonts w:ascii="Segoe UI" w:hAnsi="Segoe UI" w:cs="Segoe UI"/>
+        </w:rPr>
+        <w:t>view</w:t>
+      </w:r>
+      <w:proofErr w:type="spellEnd"/>
+    </w:p>
+    <w:p>
+      <w:pPr>
+        <w:spacing w:after="0" w:line="300" w:lineRule="atLeast"/>
+        <w:rPr>
+          <w:rFonts w:ascii="Segoe UI" w:hAnsi="Segoe UI" w:cs="Segoe UI"/>
+        </w:rPr>
+      </w:pPr>
+      <w:r>
+        <w:rPr>
+          <w:rFonts w:ascii="Segoe UI" w:hAnsi="Segoe UI" w:cs="Segoe UI"/>
           <w:b/>
           <w:bCs/>
         </w:rPr>
+        <w:lastRenderedPageBreak/>
         <w:t xml:space="preserve">Cílová architektura (Target </w:t>
       </w:r>
       <w:proofErr w:type="spellStart"/>
       <w:r>
         <w:rPr>
+          <w:rFonts w:ascii="Segoe UI" w:hAnsi="Segoe UI" w:cs="Segoe UI"/>
           <w:b/>
           <w:bCs/>
         </w:rPr>
@@ -2623,21 +3681,29 @@
       <w:proofErr w:type="spellEnd"/>
       <w:r>
         <w:rPr>
+          <w:rFonts w:ascii="Segoe UI" w:hAnsi="Segoe UI" w:cs="Segoe UI"/>
           <w:b/>
           <w:bCs/>
         </w:rPr>
         <w:t>)</w:t>
       </w:r>
       <w:r>
+        <w:rPr>
+          <w:rFonts w:ascii="Segoe UI" w:hAnsi="Segoe UI" w:cs="Segoe UI"/>
+        </w:rPr>
         <w:t xml:space="preserve"> </w:t>
       </w:r>
       <w:r>
         <w:rPr>
           <w:rStyle w:val="citation-139"/>
+          <w:rFonts w:ascii="Segoe UI" w:hAnsi="Segoe UI" w:cs="Segoe UI"/>
         </w:rPr>
         <w:t>Cílový stav se zaměřuje na integraci, automatizaci a využití dat pro podporu rozhodování, přičemž respektuje požadavek na jednoduchost pro personál</w:t>
       </w:r>
       <w:r>
+        <w:rPr>
+          <w:rFonts w:ascii="Segoe UI" w:hAnsi="Segoe UI" w:cs="Segoe UI"/>
+        </w:rPr>
         <w:t>:</w:t>
       </w:r>
     </w:p>
@@ -2651,31 +3717,165 @@
         <w:spacing w:after="0" w:line="300" w:lineRule="atLeast"/>
         <w:jc w:val="both"/>
         <w:rPr>
+          <w:rFonts w:ascii="Segoe UI" w:hAnsi="Segoe UI" w:cs="Segoe UI"/>
           <w:b/>
           <w:bCs/>
         </w:rPr>
       </w:pPr>
       <w:r>
         <w:rPr>
+          <w:rFonts w:ascii="Segoe UI" w:hAnsi="Segoe UI" w:cs="Segoe UI"/>
           <w:b/>
           <w:bCs/>
         </w:rPr>
         <w:t xml:space="preserve">Business vrstva: </w:t>
       </w:r>
       <w:r>
-        <w:t>Zavedení standardizovaného procesu řízené spotřeby podle principu FEFO. Procesy příjmu zboží budou plně digitalizovány, včetně evidence data pražení a</w:t>
-      </w:r>
-      <w:r>
-        <w:t> </w:t>
-      </w:r>
-      <w:r>
-        <w:t>dodavatele. Objednávkový proces bude optimalizován na základě historických dat a</w:t>
-      </w:r>
-      <w:r>
-        <w:t> </w:t>
-      </w:r>
-      <w:r>
-        <w:t>prediktivních výpočtů denní spotřeby.</w:t>
+        <w:rPr>
+          <w:rFonts w:ascii="Segoe UI" w:hAnsi="Segoe UI" w:cs="Segoe UI"/>
+        </w:rPr>
+        <w:t>Zavedení standardizovaného procesu řízené spotřeby podle principu FEFO. Procesy příjmu zboží budou plně digitalizovány, včetně evidence data pražení a dodavatele. Objednávkový proces bude optimalizován na základě historických dat a prediktivních výpočtů denní spotřeby.</w:t>
+      </w:r>
+    </w:p>
+    <w:p>
+      <w:pPr>
+        <w:pStyle w:val="Odstavecseseznamem"/>
+        <w:spacing w:after="0" w:line="300" w:lineRule="atLeast"/>
+        <w:ind w:left="1080"/>
+        <w:jc w:val="both"/>
+        <w:rPr>
+          <w:rFonts w:ascii="Segoe UI" w:hAnsi="Segoe UI" w:cs="Segoe UI"/>
+          <w:b/>
+          <w:bCs/>
+        </w:rPr>
+      </w:pPr>
+    </w:p>
+    <w:p>
+      <w:pPr>
+        <w:keepNext/>
+        <w:spacing w:after="0" w:line="300" w:lineRule="atLeast"/>
+        <w:jc w:val="both"/>
+        <w:rPr>
+          <w:rFonts w:ascii="Segoe UI" w:hAnsi="Segoe UI" w:cs="Segoe UI"/>
+        </w:rPr>
+      </w:pPr>
+      <w:r>
+        <w:rPr>
+          <w:rFonts w:ascii="Segoe UI" w:hAnsi="Segoe UI" w:cs="Segoe UI"/>
+        </w:rPr>
+        <w:drawing>
+          <wp:inline distT="0" distB="0" distL="0" distR="0" wp14:anchorId="5F34E246" wp14:editId="6EA8EDF6">
+            <wp:extent cx="5772150" cy="4125509"/>
+            <wp:effectExtent l="0" t="0" r="0" b="8890"/>
+            <wp:docPr id="1575817833" name="Obrázek 1"/>
+            <wp:cNvGraphicFramePr>
+              <a:graphicFrameLocks xmlns:a="http://schemas.openxmlformats.org/drawingml/2006/main" noChangeAspect="1"/>
+            </wp:cNvGraphicFramePr>
+            <a:graphic xmlns:a="http://schemas.openxmlformats.org/drawingml/2006/main">
+              <a:graphicData uri="http://schemas.openxmlformats.org/drawingml/2006/picture">
+                <pic:pic xmlns:pic="http://schemas.openxmlformats.org/drawingml/2006/picture">
+                  <pic:nvPicPr>
+                    <pic:cNvPr id="1575817833" name=""/>
+                    <pic:cNvPicPr/>
+                  </pic:nvPicPr>
+                  <pic:blipFill>
+                    <a:blip r:embed="rId14"/>
+                    <a:stretch>
+                      <a:fillRect/>
+                    </a:stretch>
+                  </pic:blipFill>
+                  <pic:spPr>
+                    <a:xfrm>
+                      <a:off x="0" y="0"/>
+                      <a:ext cx="5788438" cy="4137151"/>
+                    </a:xfrm>
+                    <a:prstGeom prst="rect">
+                      <a:avLst/>
+                    </a:prstGeom>
+                  </pic:spPr>
+                </pic:pic>
+              </a:graphicData>
+            </a:graphic>
+          </wp:inline>
+        </w:drawing>
+      </w:r>
+    </w:p>
+    <w:p>
+      <w:pPr>
+        <w:pStyle w:val="Titulek"/>
+        <w:jc w:val="both"/>
+        <w:rPr>
+          <w:rFonts w:ascii="Segoe UI" w:hAnsi="Segoe UI" w:cs="Segoe UI"/>
+        </w:rPr>
+      </w:pPr>
+      <w:r>
+        <w:rPr>
+          <w:rFonts w:ascii="Segoe UI" w:hAnsi="Segoe UI" w:cs="Segoe UI"/>
+        </w:rPr>
+        <w:t xml:space="preserve">Obrázek </w:t>
+      </w:r>
+      <w:r>
+        <w:rPr>
+          <w:rFonts w:ascii="Segoe UI" w:hAnsi="Segoe UI" w:cs="Segoe UI"/>
+        </w:rPr>
+        <w:fldChar w:fldCharType="begin"/>
+      </w:r>
+      <w:r>
+        <w:rPr>
+          <w:rFonts w:ascii="Segoe UI" w:hAnsi="Segoe UI" w:cs="Segoe UI"/>
+        </w:rPr>
+        <w:instrText xml:space="preserve"> SEQ Obrázek \* ARABIC </w:instrText>
+      </w:r>
+      <w:r>
+        <w:rPr>
+          <w:rFonts w:ascii="Segoe UI" w:hAnsi="Segoe UI" w:cs="Segoe UI"/>
+        </w:rPr>
+        <w:fldChar w:fldCharType="separate"/>
+      </w:r>
+      <w:r>
+        <w:rPr>
+          <w:rFonts w:ascii="Segoe UI" w:hAnsi="Segoe UI" w:cs="Segoe UI"/>
+          <w:noProof/>
+        </w:rPr>
+        <w:t>7</w:t>
+      </w:r>
+      <w:r>
+        <w:rPr>
+          <w:rFonts w:ascii="Segoe UI" w:hAnsi="Segoe UI" w:cs="Segoe UI"/>
+        </w:rPr>
+        <w:fldChar w:fldCharType="end"/>
+      </w:r>
+      <w:r>
+        <w:rPr>
+          <w:rFonts w:ascii="Segoe UI" w:hAnsi="Segoe UI" w:cs="Segoe UI"/>
+        </w:rPr>
+        <w:t xml:space="preserve"> - Target business </w:t>
+      </w:r>
+      <w:proofErr w:type="spellStart"/>
+      <w:r>
+        <w:rPr>
+          <w:rFonts w:ascii="Segoe UI" w:hAnsi="Segoe UI" w:cs="Segoe UI"/>
+        </w:rPr>
+        <w:t>architecture</w:t>
+      </w:r>
+      <w:proofErr w:type="spellEnd"/>
+    </w:p>
+    <w:p>
+      <w:pPr>
+        <w:rPr>
+          <w:rFonts w:ascii="Segoe UI" w:hAnsi="Segoe UI" w:cs="Segoe UI"/>
+          <w:i/>
+          <w:iCs/>
+          <w:color w:val="44546A" w:themeColor="text2"/>
+          <w:sz w:val="18"/>
+          <w:szCs w:val="18"/>
+        </w:rPr>
+      </w:pPr>
+      <w:r>
+        <w:rPr>
+          <w:rFonts w:ascii="Segoe UI" w:hAnsi="Segoe UI" w:cs="Segoe UI"/>
+        </w:rPr>
+        <w:br w:type="page"/>
       </w:r>
     </w:p>
     <w:p>
@@ -2688,6 +3888,7 @@
         <w:spacing w:after="0" w:line="300" w:lineRule="atLeast"/>
         <w:jc w:val="both"/>
         <w:rPr>
+          <w:rFonts w:ascii="Segoe UI" w:hAnsi="Segoe UI" w:cs="Segoe UI"/>
           <w:b/>
           <w:bCs/>
         </w:rPr>
@@ -2695,50 +3896,212 @@
       <w:r>
         <w:rPr>
           <w:rStyle w:val="citation-135"/>
+          <w:rFonts w:ascii="Segoe UI" w:hAnsi="Segoe UI" w:cs="Segoe UI"/>
           <w:b/>
           <w:bCs/>
         </w:rPr>
+        <w:lastRenderedPageBreak/>
         <w:t>Aplikační vrstva:</w:t>
       </w:r>
       <w:r>
         <w:rPr>
           <w:rStyle w:val="citation-135"/>
-        </w:rPr>
-        <w:t xml:space="preserve"> Zavedení centralizovaného skladového </w:t>
-      </w:r>
-      <w:r>
-        <w:rPr>
-          <w:rStyle w:val="citation-135"/>
-        </w:rPr>
-        <w:t>systému,</w:t>
+          <w:rFonts w:ascii="Segoe UI" w:hAnsi="Segoe UI" w:cs="Segoe UI"/>
+        </w:rPr>
+        <w:t xml:space="preserve"> Zavedení centralizovaného skladového systému,</w:t>
       </w:r>
       <w:r>
         <w:rPr>
           <w:rStyle w:val="citation-134"/>
+          <w:rFonts w:ascii="Segoe UI" w:hAnsi="Segoe UI" w:cs="Segoe UI"/>
         </w:rPr>
         <w:t xml:space="preserve"> který bude prostřednictvím API přímo propojen se stávajícím pokladním systémem</w:t>
       </w:r>
       <w:r>
+        <w:rPr>
+          <w:rFonts w:ascii="Segoe UI" w:hAnsi="Segoe UI" w:cs="Segoe UI"/>
+        </w:rPr>
         <w:t xml:space="preserve">. </w:t>
       </w:r>
       <w:r>
         <w:rPr>
           <w:rStyle w:val="citation-133"/>
+          <w:rFonts w:ascii="Segoe UI" w:hAnsi="Segoe UI" w:cs="Segoe UI"/>
         </w:rPr>
         <w:t>Toto propojení zajistí automatický odpis zásob na základě prodaných nápojů a receptur</w:t>
       </w:r>
       <w:r>
+        <w:rPr>
+          <w:rFonts w:ascii="Segoe UI" w:hAnsi="Segoe UI" w:cs="Segoe UI"/>
+        </w:rPr>
         <w:t xml:space="preserve">. </w:t>
       </w:r>
       <w:r>
         <w:rPr>
           <w:rStyle w:val="citation-132"/>
-        </w:rPr>
-        <w:t>Systém bude obsahovat manažerský reporting pro sledování hodnoty skladu a rizika expirace</w:t>
-      </w:r>
-      <w:r>
+          <w:rFonts w:ascii="Segoe UI" w:hAnsi="Segoe UI" w:cs="Segoe UI"/>
+        </w:rPr>
+        <w:t>Systém bude obsahovat manažerský reporting pro sledování hodnoty skladu a</w:t>
+      </w:r>
+      <w:r>
+        <w:rPr>
+          <w:rStyle w:val="citation-132"/>
+          <w:rFonts w:ascii="Segoe UI" w:hAnsi="Segoe UI" w:cs="Segoe UI"/>
+        </w:rPr>
+        <w:t> </w:t>
+      </w:r>
+      <w:r>
+        <w:rPr>
+          <w:rStyle w:val="citation-132"/>
+          <w:rFonts w:ascii="Segoe UI" w:hAnsi="Segoe UI" w:cs="Segoe UI"/>
+        </w:rPr>
+        <w:t>rizika expirace</w:t>
+      </w:r>
+      <w:r>
+        <w:rPr>
+          <w:rFonts w:ascii="Segoe UI" w:hAnsi="Segoe UI" w:cs="Segoe UI"/>
+        </w:rPr>
         <w:t>.</w:t>
       </w:r>
+    </w:p>
+    <w:p>
+      <w:pPr>
+        <w:pStyle w:val="Odstavecseseznamem"/>
+        <w:spacing w:after="0" w:line="300" w:lineRule="atLeast"/>
+        <w:ind w:left="1080"/>
+        <w:jc w:val="both"/>
+        <w:rPr>
+          <w:rFonts w:ascii="Segoe UI" w:hAnsi="Segoe UI" w:cs="Segoe UI"/>
+          <w:b/>
+          <w:bCs/>
+        </w:rPr>
+      </w:pPr>
+    </w:p>
+    <w:p>
+      <w:pPr>
+        <w:keepNext/>
+        <w:spacing w:after="0" w:line="300" w:lineRule="atLeast"/>
+        <w:jc w:val="both"/>
+        <w:rPr>
+          <w:rFonts w:ascii="Segoe UI" w:hAnsi="Segoe UI" w:cs="Segoe UI"/>
+        </w:rPr>
+      </w:pPr>
+      <w:r>
+        <w:rPr>
+          <w:rFonts w:ascii="Segoe UI" w:hAnsi="Segoe UI" w:cs="Segoe UI"/>
+        </w:rPr>
+        <w:drawing>
+          <wp:inline distT="0" distB="0" distL="0" distR="0" wp14:anchorId="70BD7520" wp14:editId="14F91FB7">
+            <wp:extent cx="5734050" cy="4852326"/>
+            <wp:effectExtent l="0" t="0" r="0" b="5715"/>
+            <wp:docPr id="1799141239" name="Obrázek 1"/>
+            <wp:cNvGraphicFramePr>
+              <a:graphicFrameLocks xmlns:a="http://schemas.openxmlformats.org/drawingml/2006/main" noChangeAspect="1"/>
+            </wp:cNvGraphicFramePr>
+            <a:graphic xmlns:a="http://schemas.openxmlformats.org/drawingml/2006/main">
+              <a:graphicData uri="http://schemas.openxmlformats.org/drawingml/2006/picture">
+                <pic:pic xmlns:pic="http://schemas.openxmlformats.org/drawingml/2006/picture">
+                  <pic:nvPicPr>
+                    <pic:cNvPr id="1799141239" name=""/>
+                    <pic:cNvPicPr/>
+                  </pic:nvPicPr>
+                  <pic:blipFill>
+                    <a:blip r:embed="rId15"/>
+                    <a:stretch>
+                      <a:fillRect/>
+                    </a:stretch>
+                  </pic:blipFill>
+                  <pic:spPr>
+                    <a:xfrm>
+                      <a:off x="0" y="0"/>
+                      <a:ext cx="5756413" cy="4871250"/>
+                    </a:xfrm>
+                    <a:prstGeom prst="rect">
+                      <a:avLst/>
+                    </a:prstGeom>
+                  </pic:spPr>
+                </pic:pic>
+              </a:graphicData>
+            </a:graphic>
+          </wp:inline>
+        </w:drawing>
+      </w:r>
+    </w:p>
+    <w:p>
+      <w:pPr>
+        <w:pStyle w:val="Titulek"/>
+        <w:jc w:val="both"/>
+        <w:rPr>
+          <w:rFonts w:ascii="Segoe UI" w:hAnsi="Segoe UI" w:cs="Segoe UI"/>
+          <w:b/>
+          <w:bCs/>
+        </w:rPr>
+      </w:pPr>
+      <w:r>
+        <w:rPr>
+          <w:rFonts w:ascii="Segoe UI" w:hAnsi="Segoe UI" w:cs="Segoe UI"/>
+        </w:rPr>
+        <w:t xml:space="preserve">Obrázek </w:t>
+      </w:r>
+      <w:r>
+        <w:rPr>
+          <w:rFonts w:ascii="Segoe UI" w:hAnsi="Segoe UI" w:cs="Segoe UI"/>
+        </w:rPr>
+        <w:fldChar w:fldCharType="begin"/>
+      </w:r>
+      <w:r>
+        <w:rPr>
+          <w:rFonts w:ascii="Segoe UI" w:hAnsi="Segoe UI" w:cs="Segoe UI"/>
+        </w:rPr>
+        <w:instrText xml:space="preserve"> SEQ Obrázek \* ARABIC </w:instrText>
+      </w:r>
+      <w:r>
+        <w:rPr>
+          <w:rFonts w:ascii="Segoe UI" w:hAnsi="Segoe UI" w:cs="Segoe UI"/>
+        </w:rPr>
+        <w:fldChar w:fldCharType="separate"/>
+      </w:r>
+      <w:r>
+        <w:rPr>
+          <w:rFonts w:ascii="Segoe UI" w:hAnsi="Segoe UI" w:cs="Segoe UI"/>
+          <w:noProof/>
+        </w:rPr>
+        <w:t>8</w:t>
+      </w:r>
+      <w:r>
+        <w:rPr>
+          <w:rFonts w:ascii="Segoe UI" w:hAnsi="Segoe UI" w:cs="Segoe UI"/>
+        </w:rPr>
+        <w:fldChar w:fldCharType="end"/>
+      </w:r>
+      <w:r>
+        <w:rPr>
+          <w:rFonts w:ascii="Segoe UI" w:hAnsi="Segoe UI" w:cs="Segoe UI"/>
+        </w:rPr>
+        <w:t xml:space="preserve"> - Target </w:t>
+      </w:r>
+      <w:proofErr w:type="spellStart"/>
+      <w:r>
+        <w:rPr>
+          <w:rFonts w:ascii="Segoe UI" w:hAnsi="Segoe UI" w:cs="Segoe UI"/>
+        </w:rPr>
+        <w:t>application</w:t>
+      </w:r>
+      <w:proofErr w:type="spellEnd"/>
+      <w:r>
+        <w:rPr>
+          <w:rFonts w:ascii="Segoe UI" w:hAnsi="Segoe UI" w:cs="Segoe UI"/>
+        </w:rPr>
+        <w:t xml:space="preserve"> </w:t>
+      </w:r>
+      <w:proofErr w:type="spellStart"/>
+      <w:r>
+        <w:rPr>
+          <w:rFonts w:ascii="Segoe UI" w:hAnsi="Segoe UI" w:cs="Segoe UI"/>
+        </w:rPr>
+        <w:t>view</w:t>
+      </w:r>
+      <w:proofErr w:type="spellEnd"/>
     </w:p>
     <w:p>
       <w:pPr>
@@ -2750,6 +4113,7 @@
         <w:spacing w:after="0" w:line="300" w:lineRule="atLeast"/>
         <w:jc w:val="both"/>
         <w:rPr>
+          <w:rFonts w:ascii="Segoe UI" w:hAnsi="Segoe UI" w:cs="Segoe UI"/>
           <w:b/>
           <w:bCs/>
         </w:rPr>
@@ -2757,6 +4121,7 @@
       <w:r>
         <w:rPr>
           <w:rStyle w:val="citation-131"/>
+          <w:rFonts w:ascii="Segoe UI" w:hAnsi="Segoe UI" w:cs="Segoe UI"/>
           <w:b/>
           <w:bCs/>
         </w:rPr>
@@ -2765,15 +4130,34 @@
       <w:r>
         <w:rPr>
           <w:rStyle w:val="citation-131"/>
-        </w:rPr>
-        <w:t xml:space="preserve"> Stávající hardwarová infrastruktura zůstane zachována a bude plně využita</w:t>
-      </w:r>
-      <w:r>
+          <w:rFonts w:ascii="Segoe UI" w:hAnsi="Segoe UI" w:cs="Segoe UI"/>
+        </w:rPr>
+        <w:t xml:space="preserve"> Stávající hardwarová infrastruktura zůstane zachována a</w:t>
+      </w:r>
+      <w:r>
+        <w:rPr>
+          <w:rStyle w:val="citation-131"/>
+          <w:rFonts w:ascii="Segoe UI" w:hAnsi="Segoe UI" w:cs="Segoe UI"/>
+        </w:rPr>
+        <w:t> </w:t>
+      </w:r>
+      <w:r>
+        <w:rPr>
+          <w:rStyle w:val="citation-131"/>
+          <w:rFonts w:ascii="Segoe UI" w:hAnsi="Segoe UI" w:cs="Segoe UI"/>
+        </w:rPr>
+        <w:t>bude plně využita</w:t>
+      </w:r>
+      <w:r>
+        <w:rPr>
+          <w:rFonts w:ascii="Segoe UI" w:hAnsi="Segoe UI" w:cs="Segoe UI"/>
+        </w:rPr>
         <w:t xml:space="preserve">. </w:t>
       </w:r>
       <w:r>
         <w:rPr>
           <w:rStyle w:val="citation-130"/>
+          <w:rFonts w:ascii="Segoe UI" w:hAnsi="Segoe UI" w:cs="Segoe UI"/>
         </w:rPr>
         <w:t>Nový skladový systém bude implementován jako cloudová služba (</w:t>
       </w:r>
@@ -2781,6 +4165,7 @@
       <w:r>
         <w:rPr>
           <w:rStyle w:val="citation-130"/>
+          <w:rFonts w:ascii="Segoe UI" w:hAnsi="Segoe UI" w:cs="Segoe UI"/>
         </w:rPr>
         <w:t>SaaS</w:t>
       </w:r>
@@ -2788,106 +4173,259 @@
       <w:r>
         <w:rPr>
           <w:rStyle w:val="citation-130"/>
+          <w:rFonts w:ascii="Segoe UI" w:hAnsi="Segoe UI" w:cs="Segoe UI"/>
         </w:rPr>
         <w:t xml:space="preserve">) dostupná z existujícího počítače a případně z tabletů či mobilních zařízení, což zajistí škálovatelnost pro případ budoucího rozšíření </w:t>
       </w:r>
       <w:r>
+        <w:rPr>
+          <w:rFonts w:ascii="Segoe UI" w:hAnsi="Segoe UI" w:cs="Segoe UI"/>
+        </w:rPr>
         <w:t>bez nutnosti investic do vlastních serverů.</w:t>
       </w:r>
     </w:p>
     <w:p>
       <w:pPr>
-        <w:pStyle w:val="Nadpis2"/>
-      </w:pPr>
-      <w:r>
-        <w:t xml:space="preserve">2.3 </w:t>
+        <w:keepNext/>
+        <w:spacing w:after="0" w:line="300" w:lineRule="atLeast"/>
+        <w:jc w:val="both"/>
+        <w:rPr>
+          <w:rFonts w:ascii="Segoe UI" w:hAnsi="Segoe UI" w:cs="Segoe UI"/>
+        </w:rPr>
+      </w:pPr>
+      <w:r>
+        <w:rPr>
+          <w:rFonts w:ascii="Segoe UI" w:hAnsi="Segoe UI" w:cs="Segoe UI"/>
+        </w:rPr>
+        <w:lastRenderedPageBreak/>
+        <w:drawing>
+          <wp:inline distT="0" distB="0" distL="0" distR="0" wp14:anchorId="739D950C" wp14:editId="3F7E0F8C">
+            <wp:extent cx="5734050" cy="4174126"/>
+            <wp:effectExtent l="0" t="0" r="0" b="0"/>
+            <wp:docPr id="1854786345" name="Obrázek 1"/>
+            <wp:cNvGraphicFramePr>
+              <a:graphicFrameLocks xmlns:a="http://schemas.openxmlformats.org/drawingml/2006/main" noChangeAspect="1"/>
+            </wp:cNvGraphicFramePr>
+            <a:graphic xmlns:a="http://schemas.openxmlformats.org/drawingml/2006/main">
+              <a:graphicData uri="http://schemas.openxmlformats.org/drawingml/2006/picture">
+                <pic:pic xmlns:pic="http://schemas.openxmlformats.org/drawingml/2006/picture">
+                  <pic:nvPicPr>
+                    <pic:cNvPr id="1854786345" name=""/>
+                    <pic:cNvPicPr/>
+                  </pic:nvPicPr>
+                  <pic:blipFill>
+                    <a:blip r:embed="rId16"/>
+                    <a:stretch>
+                      <a:fillRect/>
+                    </a:stretch>
+                  </pic:blipFill>
+                  <pic:spPr>
+                    <a:xfrm>
+                      <a:off x="0" y="0"/>
+                      <a:ext cx="5753959" cy="4188619"/>
+                    </a:xfrm>
+                    <a:prstGeom prst="rect">
+                      <a:avLst/>
+                    </a:prstGeom>
+                  </pic:spPr>
+                </pic:pic>
+              </a:graphicData>
+            </a:graphic>
+          </wp:inline>
+        </w:drawing>
+      </w:r>
+    </w:p>
+    <w:p>
+      <w:pPr>
+        <w:pStyle w:val="Titulek"/>
+        <w:jc w:val="both"/>
+        <w:rPr>
+          <w:rFonts w:ascii="Segoe UI" w:hAnsi="Segoe UI" w:cs="Segoe UI"/>
+          <w:b/>
+          <w:bCs/>
+        </w:rPr>
+      </w:pPr>
+      <w:r>
+        <w:rPr>
+          <w:rFonts w:ascii="Segoe UI" w:hAnsi="Segoe UI" w:cs="Segoe UI"/>
+        </w:rPr>
+        <w:t xml:space="preserve">Obrázek </w:t>
+      </w:r>
+      <w:r>
+        <w:rPr>
+          <w:rFonts w:ascii="Segoe UI" w:hAnsi="Segoe UI" w:cs="Segoe UI"/>
+        </w:rPr>
+        <w:fldChar w:fldCharType="begin"/>
+      </w:r>
+      <w:r>
+        <w:rPr>
+          <w:rFonts w:ascii="Segoe UI" w:hAnsi="Segoe UI" w:cs="Segoe UI"/>
+        </w:rPr>
+        <w:instrText xml:space="preserve"> SEQ Obrázek \* ARABIC </w:instrText>
+      </w:r>
+      <w:r>
+        <w:rPr>
+          <w:rFonts w:ascii="Segoe UI" w:hAnsi="Segoe UI" w:cs="Segoe UI"/>
+        </w:rPr>
+        <w:fldChar w:fldCharType="separate"/>
+      </w:r>
+      <w:r>
+        <w:rPr>
+          <w:rFonts w:ascii="Segoe UI" w:hAnsi="Segoe UI" w:cs="Segoe UI"/>
+          <w:noProof/>
+        </w:rPr>
+        <w:t>9</w:t>
+      </w:r>
+      <w:r>
+        <w:rPr>
+          <w:rFonts w:ascii="Segoe UI" w:hAnsi="Segoe UI" w:cs="Segoe UI"/>
+        </w:rPr>
+        <w:fldChar w:fldCharType="end"/>
+      </w:r>
+      <w:r>
+        <w:rPr>
+          <w:rFonts w:ascii="Segoe UI" w:hAnsi="Segoe UI" w:cs="Segoe UI"/>
+        </w:rPr>
+        <w:t xml:space="preserve"> - Target </w:t>
       </w:r>
       <w:proofErr w:type="spellStart"/>
       <w:r>
-        <w:t>Migration</w:t>
+        <w:rPr>
+          <w:rFonts w:ascii="Segoe UI" w:hAnsi="Segoe UI" w:cs="Segoe UI"/>
+        </w:rPr>
+        <w:t>infrastructure</w:t>
+      </w:r>
+      <w:proofErr w:type="spellEnd"/>
+      <w:r>
+        <w:rPr>
+          <w:rFonts w:ascii="Segoe UI" w:hAnsi="Segoe UI" w:cs="Segoe UI"/>
+        </w:rPr>
+        <w:t xml:space="preserve"> </w:t>
+      </w:r>
+      <w:proofErr w:type="spellStart"/>
+      <w:r>
+        <w:rPr>
+          <w:rFonts w:ascii="Segoe UI" w:hAnsi="Segoe UI" w:cs="Segoe UI"/>
+        </w:rPr>
+        <w:t>view</w:t>
       </w:r>
       <w:proofErr w:type="spellEnd"/>
     </w:p>
     <w:p>
       <w:pPr>
-        <w:jc w:val="both"/>
-      </w:pPr>
-      <w:r>
-        <w:rPr>
-          <w:rStyle w:val="citation-129"/>
-        </w:rPr>
-        <w:t>Přechod (</w:t>
+        <w:pStyle w:val="Nadpis2"/>
+        <w:rPr>
+          <w:rFonts w:ascii="Segoe UI" w:hAnsi="Segoe UI" w:cs="Segoe UI"/>
+        </w:rPr>
+      </w:pPr>
+      <w:r>
+        <w:rPr>
+          <w:rFonts w:ascii="Segoe UI" w:hAnsi="Segoe UI" w:cs="Segoe UI"/>
+        </w:rPr>
+        <w:t xml:space="preserve">2.3 </w:t>
       </w:r>
       <w:proofErr w:type="spellStart"/>
       <w:r>
         <w:rPr>
-          <w:rStyle w:val="citation-129"/>
-        </w:rPr>
-        <w:t>migration</w:t>
+          <w:rFonts w:ascii="Segoe UI" w:hAnsi="Segoe UI" w:cs="Segoe UI"/>
+        </w:rPr>
+        <w:t>Migration</w:t>
       </w:r>
       <w:proofErr w:type="spellEnd"/>
-      <w:r>
-        <w:rPr>
-          <w:rStyle w:val="citation-129"/>
-        </w:rPr>
-        <w:t xml:space="preserve"> </w:t>
-      </w:r>
-      <w:proofErr w:type="spellStart"/>
-      <w:r>
-        <w:rPr>
-          <w:rStyle w:val="citation-129"/>
-        </w:rPr>
-        <w:t>view</w:t>
-      </w:r>
-      <w:proofErr w:type="spellEnd"/>
-      <w:r>
-        <w:rPr>
-          <w:rStyle w:val="citation-129"/>
-        </w:rPr>
-        <w:t>) z výchozí do cílové architektury bude realizován postupně, aby nedošlo k</w:t>
-      </w:r>
-      <w:r>
-        <w:rPr>
-          <w:rStyle w:val="citation-129"/>
-        </w:rPr>
-        <w:t> </w:t>
-      </w:r>
-      <w:r>
-        <w:rPr>
-          <w:rStyle w:val="citation-129"/>
-        </w:rPr>
-        <w:t>výraznému omezení běžného provozu kavárny</w:t>
-      </w:r>
-      <w:r>
-        <w:t>. Transformace je rozdělena do tří hlavních fází (</w:t>
-      </w:r>
-      <w:proofErr w:type="spellStart"/>
-      <w:r>
-        <w:t>Phases</w:t>
-      </w:r>
-      <w:proofErr w:type="spellEnd"/>
-      <w:r>
-        <w:t>) tvořených konkrétními pracovními balíčky (</w:t>
-      </w:r>
-      <w:proofErr w:type="spellStart"/>
-      <w:r>
-        <w:t>Workpackages</w:t>
-      </w:r>
-      <w:proofErr w:type="spellEnd"/>
-      <w:r>
-        <w:t>).</w:t>
-      </w:r>
     </w:p>
     <w:p>
       <w:pPr>
+        <w:jc w:val="both"/>
+        <w:rPr>
+          <w:rFonts w:ascii="Segoe UI" w:hAnsi="Segoe UI" w:cs="Segoe UI"/>
+        </w:rPr>
+      </w:pPr>
+      <w:r>
+        <w:rPr>
+          <w:rStyle w:val="citation-129"/>
+          <w:rFonts w:ascii="Segoe UI" w:hAnsi="Segoe UI" w:cs="Segoe UI"/>
+        </w:rPr>
+        <w:t>Přechod (</w:t>
+      </w:r>
+      <w:proofErr w:type="spellStart"/>
+      <w:r>
+        <w:rPr>
+          <w:rStyle w:val="citation-129"/>
+          <w:rFonts w:ascii="Segoe UI" w:hAnsi="Segoe UI" w:cs="Segoe UI"/>
+        </w:rPr>
+        <w:t>migration</w:t>
+      </w:r>
+      <w:proofErr w:type="spellEnd"/>
+      <w:r>
+        <w:rPr>
+          <w:rStyle w:val="citation-129"/>
+          <w:rFonts w:ascii="Segoe UI" w:hAnsi="Segoe UI" w:cs="Segoe UI"/>
+        </w:rPr>
+        <w:t xml:space="preserve"> </w:t>
+      </w:r>
+      <w:proofErr w:type="spellStart"/>
+      <w:r>
+        <w:rPr>
+          <w:rStyle w:val="citation-129"/>
+          <w:rFonts w:ascii="Segoe UI" w:hAnsi="Segoe UI" w:cs="Segoe UI"/>
+        </w:rPr>
+        <w:t>view</w:t>
+      </w:r>
+      <w:proofErr w:type="spellEnd"/>
+      <w:r>
+        <w:rPr>
+          <w:rStyle w:val="citation-129"/>
+          <w:rFonts w:ascii="Segoe UI" w:hAnsi="Segoe UI" w:cs="Segoe UI"/>
+        </w:rPr>
+        <w:t>) z výchozí do cílové architektury bude realizován postupně, aby nedošlo k výraznému omezení běžného provozu kavárny</w:t>
+      </w:r>
+      <w:r>
+        <w:rPr>
+          <w:rFonts w:ascii="Segoe UI" w:hAnsi="Segoe UI" w:cs="Segoe UI"/>
+        </w:rPr>
+        <w:t>. Transformace je rozdělena do tří hlavních fází (</w:t>
+      </w:r>
+      <w:proofErr w:type="spellStart"/>
+      <w:r>
+        <w:rPr>
+          <w:rFonts w:ascii="Segoe UI" w:hAnsi="Segoe UI" w:cs="Segoe UI"/>
+        </w:rPr>
+        <w:t>Phases</w:t>
+      </w:r>
+      <w:proofErr w:type="spellEnd"/>
+      <w:r>
+        <w:rPr>
+          <w:rFonts w:ascii="Segoe UI" w:hAnsi="Segoe UI" w:cs="Segoe UI"/>
+        </w:rPr>
+        <w:t>) tvořených konkrétními pracovními balíčky (</w:t>
+      </w:r>
+      <w:proofErr w:type="spellStart"/>
+      <w:r>
+        <w:rPr>
+          <w:rFonts w:ascii="Segoe UI" w:hAnsi="Segoe UI" w:cs="Segoe UI"/>
+        </w:rPr>
+        <w:t>Workpackages</w:t>
+      </w:r>
+      <w:proofErr w:type="spellEnd"/>
+      <w:r>
+        <w:rPr>
+          <w:rFonts w:ascii="Segoe UI" w:hAnsi="Segoe UI" w:cs="Segoe UI"/>
+        </w:rPr>
+        <w:t>).</w:t>
+      </w:r>
+    </w:p>
+    <w:p>
+      <w:pPr>
         <w:pStyle w:val="Nadpis3"/>
         <w:rPr>
           <w:rStyle w:val="citation-130"/>
+          <w:rFonts w:ascii="Segoe UI" w:hAnsi="Segoe UI" w:cs="Segoe UI"/>
         </w:rPr>
       </w:pPr>
       <w:r>
         <w:rPr>
           <w:rStyle w:val="citation-130"/>
+          <w:rFonts w:ascii="Segoe UI" w:hAnsi="Segoe UI" w:cs="Segoe UI"/>
         </w:rPr>
         <w:t>Fáze 1: Analýza a výběr řešení</w:t>
       </w:r>
@@ -2903,12 +4441,14 @@
         <w:jc w:val="both"/>
         <w:rPr>
           <w:rStyle w:val="citation-130"/>
+          <w:rFonts w:ascii="Segoe UI" w:hAnsi="Segoe UI" w:cs="Segoe UI"/>
         </w:rPr>
       </w:pPr>
       <w:proofErr w:type="spellStart"/>
       <w:r>
         <w:rPr>
           <w:rStyle w:val="citation-130"/>
+          <w:rFonts w:ascii="Segoe UI" w:hAnsi="Segoe UI" w:cs="Segoe UI"/>
           <w:b/>
           <w:bCs/>
         </w:rPr>
@@ -2918,6 +4458,7 @@
       <w:r>
         <w:rPr>
           <w:rStyle w:val="citation-130"/>
+          <w:rFonts w:ascii="Segoe UI" w:hAnsi="Segoe UI" w:cs="Segoe UI"/>
           <w:b/>
           <w:bCs/>
         </w:rPr>
@@ -2926,18 +4467,21 @@
       <w:r>
         <w:rPr>
           <w:rStyle w:val="citation-130"/>
+          <w:rFonts w:ascii="Segoe UI" w:hAnsi="Segoe UI" w:cs="Segoe UI"/>
         </w:rPr>
         <w:t xml:space="preserve"> Sběr detailních požadavků a </w:t>
       </w:r>
       <w:r>
         <w:rPr>
           <w:rStyle w:val="citation-133"/>
+          <w:rFonts w:ascii="Segoe UI" w:hAnsi="Segoe UI" w:cs="Segoe UI"/>
         </w:rPr>
         <w:t>mapování současných</w:t>
       </w:r>
       <w:r>
         <w:rPr>
           <w:rStyle w:val="citation-130"/>
+          <w:rFonts w:ascii="Segoe UI" w:hAnsi="Segoe UI" w:cs="Segoe UI"/>
         </w:rPr>
         <w:t xml:space="preserve"> receptur.</w:t>
       </w:r>
@@ -2953,12 +4497,14 @@
         <w:jc w:val="both"/>
         <w:rPr>
           <w:rStyle w:val="citation-130"/>
+          <w:rFonts w:ascii="Segoe UI" w:hAnsi="Segoe UI" w:cs="Segoe UI"/>
         </w:rPr>
       </w:pPr>
       <w:proofErr w:type="spellStart"/>
       <w:r>
         <w:rPr>
           <w:rStyle w:val="citation-130"/>
+          <w:rFonts w:ascii="Segoe UI" w:hAnsi="Segoe UI" w:cs="Segoe UI"/>
           <w:b/>
           <w:bCs/>
         </w:rPr>
@@ -2968,6 +4514,7 @@
       <w:r>
         <w:rPr>
           <w:rStyle w:val="citation-130"/>
+          <w:rFonts w:ascii="Segoe UI" w:hAnsi="Segoe UI" w:cs="Segoe UI"/>
           <w:b/>
           <w:bCs/>
         </w:rPr>
@@ -2976,6 +4523,7 @@
       <w:r>
         <w:rPr>
           <w:rStyle w:val="citation-130"/>
+          <w:rFonts w:ascii="Segoe UI" w:hAnsi="Segoe UI" w:cs="Segoe UI"/>
         </w:rPr>
         <w:t xml:space="preserve"> Průzkum trhu s cloudovými skladovými systémy (</w:t>
       </w:r>
@@ -2983,6 +4531,7 @@
       <w:r>
         <w:rPr>
           <w:rStyle w:val="citation-130"/>
+          <w:rFonts w:ascii="Segoe UI" w:hAnsi="Segoe UI" w:cs="Segoe UI"/>
         </w:rPr>
         <w:t>SaaS</w:t>
       </w:r>
@@ -2990,6 +4539,7 @@
       <w:r>
         <w:rPr>
           <w:rStyle w:val="citation-130"/>
+          <w:rFonts w:ascii="Segoe UI" w:hAnsi="Segoe UI" w:cs="Segoe UI"/>
         </w:rPr>
         <w:t>) a výběr nejvhodnějšího dodavatele umožňujícího integraci s pokladnou.</w:t>
       </w:r>
@@ -3005,12 +4555,14 @@
         <w:jc w:val="both"/>
         <w:rPr>
           <w:rStyle w:val="citation-130"/>
+          <w:rFonts w:ascii="Segoe UI" w:hAnsi="Segoe UI" w:cs="Segoe UI"/>
         </w:rPr>
       </w:pPr>
       <w:proofErr w:type="spellStart"/>
       <w:r>
         <w:rPr>
           <w:rStyle w:val="citation-130"/>
+          <w:rFonts w:ascii="Segoe UI" w:hAnsi="Segoe UI" w:cs="Segoe UI"/>
           <w:b/>
           <w:bCs/>
         </w:rPr>
@@ -3020,6 +4572,7 @@
       <w:r>
         <w:rPr>
           <w:rStyle w:val="citation-130"/>
+          <w:rFonts w:ascii="Segoe UI" w:hAnsi="Segoe UI" w:cs="Segoe UI"/>
           <w:b/>
           <w:bCs/>
         </w:rPr>
@@ -3028,6 +4581,7 @@
       <w:r>
         <w:rPr>
           <w:rStyle w:val="citation-130"/>
+          <w:rFonts w:ascii="Segoe UI" w:hAnsi="Segoe UI" w:cs="Segoe UI"/>
         </w:rPr>
         <w:t xml:space="preserve"> Analytická zpráva a Výběrový protokol řešení.</w:t>
       </w:r>
@@ -3035,8 +4589,14 @@
     <w:p>
       <w:pPr>
         <w:pStyle w:val="Nadpis3"/>
-      </w:pPr>
-      <w:r>
+        <w:rPr>
+          <w:rFonts w:ascii="Segoe UI" w:hAnsi="Segoe UI" w:cs="Segoe UI"/>
+        </w:rPr>
+      </w:pPr>
+      <w:r>
+        <w:rPr>
+          <w:rFonts w:ascii="Segoe UI" w:hAnsi="Segoe UI" w:cs="Segoe UI"/>
+        </w:rPr>
         <w:t>Fáze 2: Implementace a integrace systémů</w:t>
       </w:r>
     </w:p>
@@ -3050,7 +4610,7 @@
         <w:spacing w:before="0" w:beforeAutospacing="0"/>
         <w:rPr>
           <w:rStyle w:val="citation-130"/>
-          <w:rFonts w:asciiTheme="minorHAnsi" w:eastAsiaTheme="minorHAnsi" w:hAnsiTheme="minorHAnsi" w:cstheme="minorBidi"/>
+          <w:rFonts w:ascii="Segoe UI" w:eastAsiaTheme="minorHAnsi" w:hAnsi="Segoe UI" w:cs="Segoe UI"/>
           <w:sz w:val="22"/>
           <w:szCs w:val="22"/>
           <w:lang w:eastAsia="en-US"/>
@@ -3060,7 +4620,7 @@
       <w:r>
         <w:rPr>
           <w:rStyle w:val="citation-130"/>
-          <w:rFonts w:asciiTheme="minorHAnsi" w:eastAsiaTheme="minorHAnsi" w:hAnsiTheme="minorHAnsi" w:cstheme="minorBidi"/>
+          <w:rFonts w:ascii="Segoe UI" w:eastAsiaTheme="minorHAnsi" w:hAnsi="Segoe UI" w:cs="Segoe UI"/>
           <w:b/>
           <w:bCs/>
           <w:sz w:val="22"/>
@@ -3073,7 +4633,7 @@
       <w:r>
         <w:rPr>
           <w:rStyle w:val="citation-130"/>
-          <w:rFonts w:asciiTheme="minorHAnsi" w:eastAsiaTheme="minorHAnsi" w:hAnsiTheme="minorHAnsi" w:cstheme="minorBidi"/>
+          <w:rFonts w:ascii="Segoe UI" w:eastAsiaTheme="minorHAnsi" w:hAnsi="Segoe UI" w:cs="Segoe UI"/>
           <w:b/>
           <w:bCs/>
           <w:sz w:val="22"/>
@@ -3085,62 +4645,12 @@
       <w:r>
         <w:rPr>
           <w:rStyle w:val="citation-130"/>
-          <w:rFonts w:asciiTheme="minorHAnsi" w:eastAsiaTheme="minorHAnsi" w:hAnsiTheme="minorHAnsi" w:cstheme="minorBidi"/>
+          <w:rFonts w:ascii="Segoe UI" w:eastAsiaTheme="minorHAnsi" w:hAnsi="Segoe UI" w:cs="Segoe UI"/>
           <w:sz w:val="22"/>
           <w:szCs w:val="22"/>
           <w:lang w:eastAsia="en-US"/>
         </w:rPr>
-        <w:t xml:space="preserve"> Nasazení cloudového systému a nahrání kmenových dat (dodavatelé, </w:t>
-      </w:r>
-      <w:r>
-        <w:rPr>
-          <w:rStyle w:val="citation-130"/>
-          <w:rFonts w:asciiTheme="minorHAnsi" w:eastAsiaTheme="minorHAnsi" w:hAnsiTheme="minorHAnsi" w:cstheme="minorBidi"/>
-          <w:sz w:val="22"/>
-          <w:szCs w:val="22"/>
-          <w:lang w:eastAsia="en-US"/>
-        </w:rPr>
-        <w:t>suroviny,</w:t>
-      </w:r>
-      <w:r>
-        <w:rPr>
-          <w:rStyle w:val="citation-130"/>
-          <w:rFonts w:asciiTheme="minorHAnsi" w:eastAsiaTheme="minorHAnsi" w:hAnsiTheme="minorHAnsi" w:cstheme="minorBidi"/>
-          <w:sz w:val="22"/>
-          <w:szCs w:val="22"/>
-          <w:lang w:eastAsia="en-US"/>
-        </w:rPr>
-        <w:t xml:space="preserve"> </w:t>
-      </w:r>
-      <w:r>
-        <w:rPr>
-          <w:rStyle w:val="citation-130"/>
-          <w:rFonts w:asciiTheme="minorHAnsi" w:eastAsiaTheme="minorHAnsi" w:hAnsiTheme="minorHAnsi" w:cstheme="minorBidi"/>
-          <w:sz w:val="22"/>
-          <w:szCs w:val="22"/>
-          <w:lang w:eastAsia="en-US"/>
-        </w:rPr>
-        <w:t>suroviny</w:t>
-      </w:r>
-      <w:r>
-        <w:rPr>
-          <w:rStyle w:val="citation-130"/>
-          <w:rFonts w:asciiTheme="minorHAnsi" w:eastAsiaTheme="minorHAnsi" w:hAnsiTheme="minorHAnsi" w:cstheme="minorBidi"/>
-          <w:sz w:val="22"/>
-          <w:szCs w:val="22"/>
-          <w:lang w:eastAsia="en-US"/>
-        </w:rPr>
-        <w:t>).</w:t>
-      </w:r>
-      <w:r>
-        <w:rPr>
-          <w:rStyle w:val="citation-130"/>
-          <w:rFonts w:asciiTheme="minorHAnsi" w:eastAsiaTheme="minorHAnsi" w:hAnsiTheme="minorHAnsi" w:cstheme="minorBidi"/>
-          <w:sz w:val="22"/>
-          <w:szCs w:val="22"/>
-          <w:lang w:eastAsia="en-US"/>
-        </w:rPr>
-        <w:t xml:space="preserve"> </w:t>
+        <w:t xml:space="preserve"> Nasazení cloudového systému a nahrání kmenových dat (dodavatelé, suroviny, suroviny). </w:t>
       </w:r>
     </w:p>
     <w:p>
@@ -3153,7 +4663,7 @@
         <w:spacing w:before="0" w:beforeAutospacing="0"/>
         <w:rPr>
           <w:rStyle w:val="citation-130"/>
-          <w:rFonts w:asciiTheme="minorHAnsi" w:eastAsiaTheme="minorHAnsi" w:hAnsiTheme="minorHAnsi" w:cstheme="minorBidi"/>
+          <w:rFonts w:ascii="Segoe UI" w:eastAsiaTheme="minorHAnsi" w:hAnsi="Segoe UI" w:cs="Segoe UI"/>
           <w:sz w:val="22"/>
           <w:szCs w:val="22"/>
           <w:lang w:eastAsia="en-US"/>
@@ -3163,7 +4673,7 @@
       <w:r>
         <w:rPr>
           <w:rStyle w:val="citation-130"/>
-          <w:rFonts w:asciiTheme="minorHAnsi" w:eastAsiaTheme="minorHAnsi" w:hAnsiTheme="minorHAnsi" w:cstheme="minorBidi"/>
+          <w:rFonts w:ascii="Segoe UI" w:eastAsiaTheme="minorHAnsi" w:hAnsi="Segoe UI" w:cs="Segoe UI"/>
           <w:b/>
           <w:bCs/>
           <w:sz w:val="22"/>
@@ -3176,7 +4686,7 @@
       <w:r>
         <w:rPr>
           <w:rStyle w:val="citation-130"/>
-          <w:rFonts w:asciiTheme="minorHAnsi" w:eastAsiaTheme="minorHAnsi" w:hAnsiTheme="minorHAnsi" w:cstheme="minorBidi"/>
+          <w:rFonts w:ascii="Segoe UI" w:eastAsiaTheme="minorHAnsi" w:hAnsi="Segoe UI" w:cs="Segoe UI"/>
           <w:b/>
           <w:bCs/>
           <w:sz w:val="22"/>
@@ -3188,12 +4698,32 @@
       <w:r>
         <w:rPr>
           <w:rStyle w:val="citation-130"/>
-          <w:rFonts w:asciiTheme="minorHAnsi" w:eastAsiaTheme="minorHAnsi" w:hAnsiTheme="minorHAnsi" w:cstheme="minorBidi"/>
+          <w:rFonts w:ascii="Segoe UI" w:eastAsiaTheme="minorHAnsi" w:hAnsi="Segoe UI" w:cs="Segoe UI"/>
           <w:sz w:val="22"/>
           <w:szCs w:val="22"/>
           <w:lang w:eastAsia="en-US"/>
         </w:rPr>
-        <w:t xml:space="preserve"> Propojení pokladního systému se skladovou evidencí a testování automatického odepisování. </w:t>
+        <w:t xml:space="preserve"> Propojení pokladního systému se skladovou evidencí a</w:t>
+      </w:r>
+      <w:r>
+        <w:rPr>
+          <w:rStyle w:val="citation-130"/>
+          <w:rFonts w:ascii="Segoe UI" w:eastAsiaTheme="minorHAnsi" w:hAnsi="Segoe UI" w:cs="Segoe UI"/>
+          <w:sz w:val="22"/>
+          <w:szCs w:val="22"/>
+          <w:lang w:eastAsia="en-US"/>
+        </w:rPr>
+        <w:t> </w:t>
+      </w:r>
+      <w:r>
+        <w:rPr>
+          <w:rStyle w:val="citation-130"/>
+          <w:rFonts w:ascii="Segoe UI" w:eastAsiaTheme="minorHAnsi" w:hAnsi="Segoe UI" w:cs="Segoe UI"/>
+          <w:sz w:val="22"/>
+          <w:szCs w:val="22"/>
+          <w:lang w:eastAsia="en-US"/>
+        </w:rPr>
+        <w:t xml:space="preserve">testování automatického odepisování. </w:t>
       </w:r>
     </w:p>
     <w:p>
@@ -3206,7 +4736,7 @@
         <w:spacing w:before="0" w:beforeAutospacing="0"/>
         <w:rPr>
           <w:rStyle w:val="citation-130"/>
-          <w:rFonts w:asciiTheme="minorHAnsi" w:eastAsiaTheme="minorHAnsi" w:hAnsiTheme="minorHAnsi" w:cstheme="minorBidi"/>
+          <w:rFonts w:ascii="Segoe UI" w:eastAsiaTheme="minorHAnsi" w:hAnsi="Segoe UI" w:cs="Segoe UI"/>
           <w:sz w:val="22"/>
           <w:szCs w:val="22"/>
           <w:lang w:eastAsia="en-US"/>
@@ -3216,7 +4746,7 @@
       <w:r>
         <w:rPr>
           <w:rStyle w:val="citation-130"/>
-          <w:rFonts w:asciiTheme="minorHAnsi" w:eastAsiaTheme="minorHAnsi" w:hAnsiTheme="minorHAnsi" w:cstheme="minorBidi"/>
+          <w:rFonts w:ascii="Segoe UI" w:eastAsiaTheme="minorHAnsi" w:hAnsi="Segoe UI" w:cs="Segoe UI"/>
           <w:b/>
           <w:bCs/>
           <w:sz w:val="22"/>
@@ -3229,7 +4759,7 @@
       <w:r>
         <w:rPr>
           <w:rStyle w:val="citation-130"/>
-          <w:rFonts w:asciiTheme="minorHAnsi" w:eastAsiaTheme="minorHAnsi" w:hAnsiTheme="minorHAnsi" w:cstheme="minorBidi"/>
+          <w:rFonts w:ascii="Segoe UI" w:eastAsiaTheme="minorHAnsi" w:hAnsi="Segoe UI" w:cs="Segoe UI"/>
           <w:b/>
           <w:bCs/>
           <w:sz w:val="22"/>
@@ -3241,7 +4771,7 @@
       <w:r>
         <w:rPr>
           <w:rStyle w:val="citation-130"/>
-          <w:rFonts w:asciiTheme="minorHAnsi" w:eastAsiaTheme="minorHAnsi" w:hAnsiTheme="minorHAnsi" w:cstheme="minorBidi"/>
+          <w:rFonts w:ascii="Segoe UI" w:eastAsiaTheme="minorHAnsi" w:hAnsi="Segoe UI" w:cs="Segoe UI"/>
           <w:sz w:val="22"/>
           <w:szCs w:val="22"/>
           <w:lang w:eastAsia="en-US"/>
@@ -3252,7 +4782,7 @@
       <w:r>
         <w:rPr>
           <w:rStyle w:val="citation-130"/>
-          <w:rFonts w:asciiTheme="minorHAnsi" w:eastAsiaTheme="minorHAnsi" w:hAnsiTheme="minorHAnsi" w:cstheme="minorBidi"/>
+          <w:rFonts w:ascii="Segoe UI" w:eastAsiaTheme="minorHAnsi" w:hAnsi="Segoe UI" w:cs="Segoe UI"/>
           <w:sz w:val="22"/>
           <w:szCs w:val="22"/>
           <w:lang w:eastAsia="en-US"/>
@@ -3263,7 +4793,7 @@
       <w:r>
         <w:rPr>
           <w:rStyle w:val="citation-130"/>
-          <w:rFonts w:asciiTheme="minorHAnsi" w:eastAsiaTheme="minorHAnsi" w:hAnsiTheme="minorHAnsi" w:cstheme="minorBidi"/>
+          <w:rFonts w:ascii="Segoe UI" w:eastAsiaTheme="minorHAnsi" w:hAnsi="Segoe UI" w:cs="Segoe UI"/>
           <w:sz w:val="22"/>
           <w:szCs w:val="22"/>
           <w:lang w:eastAsia="en-US"/>
@@ -3274,8 +4804,14 @@
     <w:p>
       <w:pPr>
         <w:pStyle w:val="Nadpis3"/>
-      </w:pPr>
-      <w:r>
+        <w:rPr>
+          <w:rFonts w:ascii="Segoe UI" w:hAnsi="Segoe UI" w:cs="Segoe UI"/>
+        </w:rPr>
+      </w:pPr>
+      <w:r>
+        <w:rPr>
+          <w:rFonts w:ascii="Segoe UI" w:hAnsi="Segoe UI" w:cs="Segoe UI"/>
+        </w:rPr>
         <w:t>Fáze 3: Transformace procesů a nasazení</w:t>
       </w:r>
     </w:p>
@@ -3289,7 +4825,7 @@
         <w:spacing w:before="0" w:beforeAutospacing="0"/>
         <w:rPr>
           <w:rStyle w:val="citation-130"/>
-          <w:rFonts w:asciiTheme="minorHAnsi" w:eastAsiaTheme="minorHAnsi" w:hAnsiTheme="minorHAnsi" w:cstheme="minorBidi"/>
+          <w:rFonts w:ascii="Segoe UI" w:eastAsiaTheme="minorHAnsi" w:hAnsi="Segoe UI" w:cs="Segoe UI"/>
           <w:b/>
           <w:bCs/>
           <w:sz w:val="22"/>
@@ -3301,7 +4837,7 @@
       <w:r>
         <w:rPr>
           <w:rStyle w:val="citation-130"/>
-          <w:rFonts w:asciiTheme="minorHAnsi" w:eastAsiaTheme="minorHAnsi" w:hAnsiTheme="minorHAnsi" w:cstheme="minorBidi"/>
+          <w:rFonts w:ascii="Segoe UI" w:eastAsiaTheme="minorHAnsi" w:hAnsi="Segoe UI" w:cs="Segoe UI"/>
           <w:b/>
           <w:bCs/>
           <w:sz w:val="22"/>
@@ -3314,7 +4850,7 @@
       <w:r>
         <w:rPr>
           <w:rStyle w:val="citation-130"/>
-          <w:rFonts w:asciiTheme="minorHAnsi" w:eastAsiaTheme="minorHAnsi" w:hAnsiTheme="minorHAnsi" w:cstheme="minorBidi"/>
+          <w:rFonts w:ascii="Segoe UI" w:eastAsiaTheme="minorHAnsi" w:hAnsi="Segoe UI" w:cs="Segoe UI"/>
           <w:b/>
           <w:bCs/>
           <w:sz w:val="22"/>
@@ -3326,17 +4862,37 @@
       <w:r>
         <w:rPr>
           <w:rStyle w:val="citation-130"/>
-          <w:rFonts w:asciiTheme="minorHAnsi" w:eastAsiaTheme="minorHAnsi" w:hAnsiTheme="minorHAnsi" w:cstheme="minorBidi"/>
+          <w:rFonts w:ascii="Segoe UI" w:eastAsiaTheme="minorHAnsi" w:hAnsi="Segoe UI" w:cs="Segoe UI"/>
           <w:sz w:val="22"/>
           <w:szCs w:val="22"/>
           <w:lang w:eastAsia="en-US"/>
         </w:rPr>
-        <w:t>Zaškolení personálu pro práci v novém systému a seznámení s úpravou pracovních postupů (pravidla FEFO).</w:t>
+        <w:t>Zaškolení personálu pro práci v novém systému a seznámení s</w:t>
       </w:r>
       <w:r>
         <w:rPr>
           <w:rStyle w:val="citation-130"/>
-          <w:rFonts w:asciiTheme="minorHAnsi" w:eastAsiaTheme="minorHAnsi" w:hAnsiTheme="minorHAnsi" w:cstheme="minorBidi"/>
+          <w:rFonts w:ascii="Segoe UI" w:eastAsiaTheme="minorHAnsi" w:hAnsi="Segoe UI" w:cs="Segoe UI"/>
+          <w:sz w:val="22"/>
+          <w:szCs w:val="22"/>
+          <w:lang w:eastAsia="en-US"/>
+        </w:rPr>
+        <w:t> </w:t>
+      </w:r>
+      <w:r>
+        <w:rPr>
+          <w:rStyle w:val="citation-130"/>
+          <w:rFonts w:ascii="Segoe UI" w:eastAsiaTheme="minorHAnsi" w:hAnsi="Segoe UI" w:cs="Segoe UI"/>
+          <w:sz w:val="22"/>
+          <w:szCs w:val="22"/>
+          <w:lang w:eastAsia="en-US"/>
+        </w:rPr>
+        <w:t>úpravou pracovních postupů (pravidla FEFO).</w:t>
+      </w:r>
+      <w:r>
+        <w:rPr>
+          <w:rStyle w:val="citation-130"/>
+          <w:rFonts w:ascii="Segoe UI" w:eastAsiaTheme="minorHAnsi" w:hAnsi="Segoe UI" w:cs="Segoe UI"/>
           <w:b/>
           <w:bCs/>
           <w:sz w:val="22"/>
@@ -3356,7 +4912,7 @@
         <w:spacing w:before="0" w:beforeAutospacing="0"/>
         <w:rPr>
           <w:rStyle w:val="citation-130"/>
-          <w:rFonts w:asciiTheme="minorHAnsi" w:eastAsiaTheme="minorHAnsi" w:hAnsiTheme="minorHAnsi" w:cstheme="minorBidi"/>
+          <w:rFonts w:ascii="Segoe UI" w:eastAsiaTheme="minorHAnsi" w:hAnsi="Segoe UI" w:cs="Segoe UI"/>
           <w:sz w:val="22"/>
           <w:szCs w:val="22"/>
           <w:lang w:eastAsia="en-US"/>
@@ -3366,7 +4922,7 @@
       <w:r>
         <w:rPr>
           <w:rStyle w:val="citation-130"/>
-          <w:rFonts w:asciiTheme="minorHAnsi" w:eastAsiaTheme="minorHAnsi" w:hAnsiTheme="minorHAnsi" w:cstheme="minorBidi"/>
+          <w:rFonts w:ascii="Segoe UI" w:eastAsiaTheme="minorHAnsi" w:hAnsi="Segoe UI" w:cs="Segoe UI"/>
           <w:b/>
           <w:bCs/>
           <w:sz w:val="22"/>
@@ -3379,7 +4935,7 @@
       <w:r>
         <w:rPr>
           <w:rStyle w:val="citation-130"/>
-          <w:rFonts w:asciiTheme="minorHAnsi" w:eastAsiaTheme="minorHAnsi" w:hAnsiTheme="minorHAnsi" w:cstheme="minorBidi"/>
+          <w:rFonts w:ascii="Segoe UI" w:eastAsiaTheme="minorHAnsi" w:hAnsi="Segoe UI" w:cs="Segoe UI"/>
           <w:b/>
           <w:bCs/>
           <w:sz w:val="22"/>
@@ -3391,7 +4947,7 @@
       <w:r>
         <w:rPr>
           <w:rStyle w:val="citation-130"/>
-          <w:rFonts w:asciiTheme="minorHAnsi" w:eastAsiaTheme="minorHAnsi" w:hAnsiTheme="minorHAnsi" w:cstheme="minorBidi"/>
+          <w:rFonts w:ascii="Segoe UI" w:eastAsiaTheme="minorHAnsi" w:hAnsi="Segoe UI" w:cs="Segoe UI"/>
           <w:sz w:val="22"/>
           <w:szCs w:val="22"/>
           <w:lang w:eastAsia="en-US"/>
@@ -3409,7 +4965,7 @@
         <w:spacing w:before="0" w:beforeAutospacing="0"/>
         <w:rPr>
           <w:rStyle w:val="citation-130"/>
-          <w:rFonts w:asciiTheme="minorHAnsi" w:eastAsiaTheme="minorHAnsi" w:hAnsiTheme="minorHAnsi" w:cstheme="minorBidi"/>
+          <w:rFonts w:ascii="Segoe UI" w:eastAsiaTheme="minorHAnsi" w:hAnsi="Segoe UI" w:cs="Segoe UI"/>
           <w:b/>
           <w:bCs/>
           <w:sz w:val="22"/>
@@ -3421,20 +4977,21 @@
       <w:r>
         <w:rPr>
           <w:rStyle w:val="citation-130"/>
-          <w:rFonts w:asciiTheme="minorHAnsi" w:eastAsiaTheme="minorHAnsi" w:hAnsiTheme="minorHAnsi" w:cstheme="minorBidi"/>
+          <w:rFonts w:ascii="Segoe UI" w:eastAsiaTheme="minorHAnsi" w:hAnsi="Segoe UI" w:cs="Segoe UI"/>
           <w:b/>
           <w:bCs/>
           <w:sz w:val="22"/>
           <w:szCs w:val="22"/>
           <w:lang w:eastAsia="en-US"/>
         </w:rPr>
+        <w:lastRenderedPageBreak/>
         <w:t>Deliverable</w:t>
       </w:r>
       <w:proofErr w:type="spellEnd"/>
       <w:r>
         <w:rPr>
           <w:rStyle w:val="citation-130"/>
-          <w:rFonts w:asciiTheme="minorHAnsi" w:eastAsiaTheme="minorHAnsi" w:hAnsiTheme="minorHAnsi" w:cstheme="minorBidi"/>
+          <w:rFonts w:ascii="Segoe UI" w:eastAsiaTheme="minorHAnsi" w:hAnsi="Segoe UI" w:cs="Segoe UI"/>
           <w:b/>
           <w:bCs/>
           <w:sz w:val="22"/>
@@ -3446,7 +5003,7 @@
       <w:r>
         <w:rPr>
           <w:rStyle w:val="citation-130"/>
-          <w:rFonts w:asciiTheme="minorHAnsi" w:eastAsiaTheme="minorHAnsi" w:hAnsiTheme="minorHAnsi" w:cstheme="minorBidi"/>
+          <w:rFonts w:ascii="Segoe UI" w:eastAsiaTheme="minorHAnsi" w:hAnsi="Segoe UI" w:cs="Segoe UI"/>
           <w:sz w:val="22"/>
           <w:szCs w:val="22"/>
           <w:lang w:eastAsia="en-US"/>
@@ -3457,54 +5014,208 @@
     <w:p>
       <w:pPr>
         <w:pStyle w:val="Normlnweb"/>
+        <w:keepNext/>
         <w:spacing w:before="0" w:beforeAutospacing="0"/>
         <w:rPr>
-          <w:rStyle w:val="citation-130"/>
-          <w:rFonts w:asciiTheme="minorHAnsi" w:eastAsiaTheme="minorHAnsi" w:hAnsiTheme="minorHAnsi" w:cstheme="minorBidi"/>
+          <w:rFonts w:ascii="Segoe UI" w:hAnsi="Segoe UI" w:cs="Segoe UI"/>
+        </w:rPr>
+      </w:pPr>
+      <w:r>
+        <w:rPr>
+          <w:rFonts w:ascii="Segoe UI" w:hAnsi="Segoe UI" w:cs="Segoe UI"/>
+          <w:noProof/>
+        </w:rPr>
+        <w:drawing>
+          <wp:inline distT="0" distB="0" distL="0" distR="0" wp14:anchorId="72B46880" wp14:editId="662AF483">
+            <wp:extent cx="5760720" cy="4692650"/>
+            <wp:effectExtent l="0" t="0" r="0" b="0"/>
+            <wp:docPr id="669066699" name="Obrázek 1"/>
+            <wp:cNvGraphicFramePr>
+              <a:graphicFrameLocks xmlns:a="http://schemas.openxmlformats.org/drawingml/2006/main" noChangeAspect="1"/>
+            </wp:cNvGraphicFramePr>
+            <a:graphic xmlns:a="http://schemas.openxmlformats.org/drawingml/2006/main">
+              <a:graphicData uri="http://schemas.openxmlformats.org/drawingml/2006/picture">
+                <pic:pic xmlns:pic="http://schemas.openxmlformats.org/drawingml/2006/picture">
+                  <pic:nvPicPr>
+                    <pic:cNvPr id="0" name="Picture 1"/>
+                    <pic:cNvPicPr>
+                      <a:picLocks noChangeAspect="1" noChangeArrowheads="1"/>
+                    </pic:cNvPicPr>
+                  </pic:nvPicPr>
+                  <pic:blipFill>
+                    <a:blip r:embed="rId17" cstate="print">
+                      <a:extLst>
+                        <a:ext uri="{28A0092B-C50C-407E-A947-70E740481C1C}">
+                          <a14:useLocalDpi xmlns:a14="http://schemas.microsoft.com/office/drawing/2010/main" val="0"/>
+                        </a:ext>
+                      </a:extLst>
+                    </a:blip>
+                    <a:srcRect/>
+                    <a:stretch>
+                      <a:fillRect/>
+                    </a:stretch>
+                  </pic:blipFill>
+                  <pic:spPr bwMode="auto">
+                    <a:xfrm>
+                      <a:off x="0" y="0"/>
+                      <a:ext cx="5760720" cy="4692650"/>
+                    </a:xfrm>
+                    <a:prstGeom prst="rect">
+                      <a:avLst/>
+                    </a:prstGeom>
+                    <a:noFill/>
+                    <a:ln>
+                      <a:noFill/>
+                    </a:ln>
+                  </pic:spPr>
+                </pic:pic>
+              </a:graphicData>
+            </a:graphic>
+          </wp:inline>
+        </w:drawing>
+      </w:r>
+    </w:p>
+    <w:p>
+      <w:pPr>
+        <w:pStyle w:val="Titulek"/>
+        <w:rPr>
+          <w:rFonts w:ascii="Segoe UI" w:hAnsi="Segoe UI" w:cs="Segoe UI"/>
+          <w:b/>
+          <w:bCs/>
           <w:sz w:val="22"/>
           <w:szCs w:val="22"/>
-          <w:lang w:eastAsia="en-US"/>
-        </w:rPr>
-      </w:pPr>
+        </w:rPr>
+      </w:pPr>
+      <w:r>
+        <w:rPr>
+          <w:rFonts w:ascii="Segoe UI" w:hAnsi="Segoe UI" w:cs="Segoe UI"/>
+        </w:rPr>
+        <w:t xml:space="preserve">Obrázek </w:t>
+      </w:r>
+      <w:r>
+        <w:rPr>
+          <w:rFonts w:ascii="Segoe UI" w:hAnsi="Segoe UI" w:cs="Segoe UI"/>
+        </w:rPr>
+        <w:fldChar w:fldCharType="begin"/>
+      </w:r>
+      <w:r>
+        <w:rPr>
+          <w:rFonts w:ascii="Segoe UI" w:hAnsi="Segoe UI" w:cs="Segoe UI"/>
+        </w:rPr>
+        <w:instrText xml:space="preserve"> SEQ Obrázek \* ARABIC </w:instrText>
+      </w:r>
+      <w:r>
+        <w:rPr>
+          <w:rFonts w:ascii="Segoe UI" w:hAnsi="Segoe UI" w:cs="Segoe UI"/>
+        </w:rPr>
+        <w:fldChar w:fldCharType="separate"/>
+      </w:r>
+      <w:r>
+        <w:rPr>
+          <w:rFonts w:ascii="Segoe UI" w:hAnsi="Segoe UI" w:cs="Segoe UI"/>
+          <w:noProof/>
+        </w:rPr>
+        <w:t>10</w:t>
+      </w:r>
+      <w:r>
+        <w:rPr>
+          <w:rFonts w:ascii="Segoe UI" w:hAnsi="Segoe UI" w:cs="Segoe UI"/>
+        </w:rPr>
+        <w:fldChar w:fldCharType="end"/>
+      </w:r>
+      <w:r>
+        <w:rPr>
+          <w:rFonts w:ascii="Segoe UI" w:hAnsi="Segoe UI" w:cs="Segoe UI"/>
+        </w:rPr>
+        <w:t xml:space="preserve"> - </w:t>
+      </w:r>
+      <w:proofErr w:type="spellStart"/>
+      <w:r>
+        <w:rPr>
+          <w:rFonts w:ascii="Segoe UI" w:hAnsi="Segoe UI" w:cs="Segoe UI"/>
+        </w:rPr>
+        <w:t>Migration</w:t>
+      </w:r>
+      <w:proofErr w:type="spellEnd"/>
+      <w:r>
+        <w:rPr>
+          <w:rFonts w:ascii="Segoe UI" w:hAnsi="Segoe UI" w:cs="Segoe UI"/>
+        </w:rPr>
+        <w:t xml:space="preserve"> </w:t>
+      </w:r>
+      <w:proofErr w:type="spellStart"/>
+      <w:r>
+        <w:rPr>
+          <w:rFonts w:ascii="Segoe UI" w:hAnsi="Segoe UI" w:cs="Segoe UI"/>
+        </w:rPr>
+        <w:t>view</w:t>
+      </w:r>
+      <w:proofErr w:type="spellEnd"/>
     </w:p>
     <w:p>
       <w:pPr>
-        <w:jc w:val="both"/>
-      </w:pPr>
+        <w:pStyle w:val="Nadpis1"/>
+        <w:rPr>
+          <w:rFonts w:ascii="Segoe UI" w:hAnsi="Segoe UI" w:cs="Segoe UI"/>
+        </w:rPr>
+      </w:pPr>
+      <w:r>
+        <w:rPr>
+          <w:rFonts w:ascii="Segoe UI" w:hAnsi="Segoe UI" w:cs="Segoe UI"/>
+        </w:rPr>
+        <w:t xml:space="preserve">3. </w:t>
+      </w:r>
+      <w:r>
+        <w:rPr>
+          <w:rFonts w:ascii="Segoe UI" w:hAnsi="Segoe UI" w:cs="Segoe UI"/>
+        </w:rPr>
+        <w:t>Implementace (8 bodů)</w:t>
+      </w:r>
     </w:p>
     <w:p>
       <w:pPr>
-        <w:pStyle w:val="Nadpis1"/>
-      </w:pPr>
-      <w:r>
-        <w:lastRenderedPageBreak/>
-        <w:t xml:space="preserve">3. </w:t>
-      </w:r>
-      <w:r>
-        <w:t>Implementace (8 bodů)</w:t>
+        <w:pStyle w:val="Nadpis2"/>
+        <w:rPr>
+          <w:rFonts w:ascii="Segoe UI" w:hAnsi="Segoe UI" w:cs="Segoe UI"/>
+        </w:rPr>
+      </w:pPr>
+      <w:r>
+        <w:rPr>
+          <w:rFonts w:ascii="Segoe UI" w:hAnsi="Segoe UI" w:cs="Segoe UI"/>
+        </w:rPr>
+        <w:t xml:space="preserve">3.1 </w:t>
+      </w:r>
+      <w:r>
+        <w:rPr>
+          <w:rFonts w:ascii="Segoe UI" w:hAnsi="Segoe UI" w:cs="Segoe UI"/>
+        </w:rPr>
+        <w:t>Plán prací – pracovní balíčky, výstupy a milníky</w:t>
       </w:r>
     </w:p>
     <w:p>
       <w:pPr>
-        <w:pStyle w:val="Nadpis2"/>
-      </w:pPr>
-      <w:r>
-        <w:t xml:space="preserve">3.1 </w:t>
-      </w:r>
-      <w:r>
-        <w:t>Plán prací – pracovní balíčky, výstupy a milníky</w:t>
+        <w:rPr>
+          <w:rFonts w:ascii="Segoe UI" w:hAnsi="Segoe UI" w:cs="Segoe UI"/>
+        </w:rPr>
+      </w:pPr>
+      <w:r>
+        <w:rPr>
+          <w:rFonts w:ascii="Segoe UI" w:hAnsi="Segoe UI" w:cs="Segoe UI"/>
+        </w:rPr>
+        <w:t>Projekt je naplánován na dobu 6 týdnů s ohledem na velikost podniku.</w:t>
       </w:r>
     </w:p>
     <w:p>
-      <w:r>
-        <w:t>Projekt je naplánován na dobu 6 týdnů s ohledem na velikost podniku.</w:t>
-      </w:r>
-    </w:p>
-    <w:p>
       <w:pPr>
         <w:pStyle w:val="Nadpis3"/>
-      </w:pPr>
-      <w:r>
+        <w:rPr>
+          <w:rFonts w:ascii="Segoe UI" w:hAnsi="Segoe UI" w:cs="Segoe UI"/>
+        </w:rPr>
+      </w:pPr>
+      <w:r>
+        <w:rPr>
+          <w:rFonts w:ascii="Segoe UI" w:hAnsi="Segoe UI" w:cs="Segoe UI"/>
+        </w:rPr>
         <w:t>Milníky projektu:</w:t>
       </w:r>
     </w:p>
@@ -3517,8 +5228,8 @@
         </w:numPr>
         <w:rPr>
           <w:rFonts w:ascii="Segoe UI" w:hAnsi="Segoe UI" w:cs="Segoe UI"/>
-          <w:sz w:val="21"/>
-          <w:szCs w:val="21"/>
+          <w:sz w:val="22"/>
+          <w:szCs w:val="22"/>
         </w:rPr>
       </w:pPr>
       <w:r>
@@ -3526,16 +5237,16 @@
           <w:rFonts w:ascii="Segoe UI" w:hAnsi="Segoe UI" w:cs="Segoe UI"/>
           <w:b/>
           <w:bCs/>
-          <w:sz w:val="21"/>
-          <w:szCs w:val="21"/>
+          <w:sz w:val="22"/>
+          <w:szCs w:val="22"/>
         </w:rPr>
         <w:t>M1 (Konec Týdne 2):</w:t>
       </w:r>
       <w:r>
         <w:rPr>
           <w:rFonts w:ascii="Segoe UI" w:hAnsi="Segoe UI" w:cs="Segoe UI"/>
-          <w:sz w:val="21"/>
-          <w:szCs w:val="21"/>
+          <w:sz w:val="22"/>
+          <w:szCs w:val="22"/>
         </w:rPr>
         <w:t xml:space="preserve"> Vybráno a schváleno softwarové řešení.</w:t>
       </w:r>
@@ -3549,8 +5260,8 @@
         </w:numPr>
         <w:rPr>
           <w:rFonts w:ascii="Segoe UI" w:hAnsi="Segoe UI" w:cs="Segoe UI"/>
-          <w:sz w:val="21"/>
-          <w:szCs w:val="21"/>
+          <w:sz w:val="22"/>
+          <w:szCs w:val="22"/>
         </w:rPr>
       </w:pPr>
       <w:r>
@@ -3558,16 +5269,16 @@
           <w:rFonts w:ascii="Segoe UI" w:hAnsi="Segoe UI" w:cs="Segoe UI"/>
           <w:b/>
           <w:bCs/>
-          <w:sz w:val="21"/>
-          <w:szCs w:val="21"/>
+          <w:sz w:val="22"/>
+          <w:szCs w:val="22"/>
         </w:rPr>
         <w:t>M2 (Konec Týdne 4):</w:t>
       </w:r>
       <w:r>
         <w:rPr>
           <w:rFonts w:ascii="Segoe UI" w:hAnsi="Segoe UI" w:cs="Segoe UI"/>
-          <w:sz w:val="21"/>
-          <w:szCs w:val="21"/>
+          <w:sz w:val="22"/>
+          <w:szCs w:val="22"/>
         </w:rPr>
         <w:t xml:space="preserve"> Systém je plně integrován a otestován.</w:t>
       </w:r>
@@ -3581,43 +5292,77 @@
         </w:numPr>
         <w:rPr>
           <w:rFonts w:ascii="Segoe UI" w:hAnsi="Segoe UI" w:cs="Segoe UI"/>
+          <w:sz w:val="22"/>
+          <w:szCs w:val="22"/>
+        </w:rPr>
+      </w:pPr>
+      <w:r>
+        <w:rPr>
+          <w:rFonts w:ascii="Segoe UI" w:hAnsi="Segoe UI" w:cs="Segoe UI"/>
+          <w:b/>
+          <w:bCs/>
+          <w:sz w:val="22"/>
+          <w:szCs w:val="22"/>
+        </w:rPr>
+        <w:t>M3 (Konec Týdne 6):</w:t>
+      </w:r>
+      <w:r>
+        <w:rPr>
+          <w:rFonts w:ascii="Segoe UI" w:hAnsi="Segoe UI" w:cs="Segoe UI"/>
+          <w:sz w:val="22"/>
+          <w:szCs w:val="22"/>
+        </w:rPr>
+        <w:t xml:space="preserve"> Dokončeno školení personálu, systém je v ostrém provozu.</w:t>
+      </w:r>
+    </w:p>
+    <w:p>
+      <w:pPr>
+        <w:rPr>
+          <w:rFonts w:ascii="Segoe UI" w:eastAsia="Times New Roman" w:hAnsi="Segoe UI" w:cs="Segoe UI"/>
           <w:sz w:val="21"/>
           <w:szCs w:val="21"/>
-        </w:rPr>
-      </w:pPr>
-      <w:r>
-        <w:rPr>
-          <w:rFonts w:ascii="Segoe UI" w:hAnsi="Segoe UI" w:cs="Segoe UI"/>
-          <w:b/>
-          <w:bCs/>
+          <w:lang w:eastAsia="cs-CZ"/>
+        </w:rPr>
+      </w:pPr>
+      <w:r>
+        <w:rPr>
+          <w:rFonts w:ascii="Segoe UI" w:hAnsi="Segoe UI" w:cs="Segoe UI"/>
           <w:sz w:val="21"/>
           <w:szCs w:val="21"/>
         </w:rPr>
-        <w:t>M3 (Konec Týdne 6):</w:t>
-      </w:r>
-      <w:r>
-        <w:rPr>
-          <w:rFonts w:ascii="Segoe UI" w:hAnsi="Segoe UI" w:cs="Segoe UI"/>
-          <w:sz w:val="21"/>
-          <w:szCs w:val="21"/>
-        </w:rPr>
-        <w:t xml:space="preserve"> Dokončeno školení personálu, systém je v ostrém provozu.</w:t>
+        <w:br w:type="page"/>
       </w:r>
     </w:p>
     <w:p>
       <w:pPr>
         <w:pStyle w:val="Nadpis3"/>
+        <w:rPr>
+          <w:rFonts w:ascii="Segoe UI" w:hAnsi="Segoe UI" w:cs="Segoe UI"/>
+        </w:rPr>
       </w:pPr>
       <w:proofErr w:type="spellStart"/>
       <w:r>
+        <w:rPr>
+          <w:rFonts w:ascii="Segoe UI" w:hAnsi="Segoe UI" w:cs="Segoe UI"/>
+        </w:rPr>
+        <w:lastRenderedPageBreak/>
         <w:t>Ganttův</w:t>
       </w:r>
       <w:proofErr w:type="spellEnd"/>
       <w:r>
+        <w:rPr>
+          <w:rFonts w:ascii="Segoe UI" w:hAnsi="Segoe UI" w:cs="Segoe UI"/>
+        </w:rPr>
         <w:t xml:space="preserve"> diagram</w:t>
       </w:r>
     </w:p>
-    <w:p/>
+    <w:p>
+      <w:pPr>
+        <w:rPr>
+          <w:rFonts w:ascii="Segoe UI" w:hAnsi="Segoe UI" w:cs="Segoe UI"/>
+        </w:rPr>
+      </w:pPr>
+    </w:p>
     <w:tbl>
       <w:tblPr>
         <w:tblW w:w="9170" w:type="dxa"/>
@@ -3628,15 +5373,15 @@
         <w:tblLook w:val="04A0" w:firstRow="1" w:lastRow="0" w:firstColumn="1" w:lastColumn="0" w:noHBand="0" w:noVBand="1"/>
       </w:tblPr>
       <w:tblGrid>
-        <w:gridCol w:w="965"/>
+        <w:gridCol w:w="1075"/>
         <w:gridCol w:w="2883"/>
         <w:gridCol w:w="1602"/>
-        <w:gridCol w:w="700"/>
-        <w:gridCol w:w="700"/>
-        <w:gridCol w:w="700"/>
-        <w:gridCol w:w="700"/>
-        <w:gridCol w:w="700"/>
-        <w:gridCol w:w="700"/>
+        <w:gridCol w:w="776"/>
+        <w:gridCol w:w="776"/>
+        <w:gridCol w:w="776"/>
+        <w:gridCol w:w="776"/>
+        <w:gridCol w:w="776"/>
+        <w:gridCol w:w="776"/>
       </w:tblGrid>
       <w:tr>
         <w:trPr>
@@ -3661,7 +5406,7 @@
               <w:spacing w:after="0" w:line="240" w:lineRule="auto"/>
               <w:jc w:val="center"/>
               <w:rPr>
-                <w:rFonts w:ascii="Calibri" w:eastAsia="Times New Roman" w:hAnsi="Calibri" w:cs="Calibri"/>
+                <w:rFonts w:ascii="Segoe UI" w:eastAsia="Times New Roman" w:hAnsi="Segoe UI" w:cs="Segoe UI"/>
                 <w:b/>
                 <w:bCs/>
                 <w:color w:val="FFFFFF"/>
@@ -3670,7 +5415,7 @@
             </w:pPr>
             <w:r>
               <w:rPr>
-                <w:rFonts w:ascii="Calibri" w:eastAsia="Times New Roman" w:hAnsi="Calibri" w:cs="Calibri"/>
+                <w:rFonts w:ascii="Segoe UI" w:eastAsia="Times New Roman" w:hAnsi="Segoe UI" w:cs="Segoe UI"/>
                 <w:b/>
                 <w:bCs/>
                 <w:color w:val="FFFFFF"/>
@@ -3699,7 +5444,7 @@
               <w:spacing w:after="0" w:line="240" w:lineRule="auto"/>
               <w:jc w:val="center"/>
               <w:rPr>
-                <w:rFonts w:ascii="Calibri" w:eastAsia="Times New Roman" w:hAnsi="Calibri" w:cs="Calibri"/>
+                <w:rFonts w:ascii="Segoe UI" w:eastAsia="Times New Roman" w:hAnsi="Segoe UI" w:cs="Segoe UI"/>
                 <w:b/>
                 <w:bCs/>
                 <w:color w:val="FFFFFF"/>
@@ -3708,7 +5453,7 @@
             </w:pPr>
             <w:r>
               <w:rPr>
-                <w:rFonts w:ascii="Calibri" w:eastAsia="Times New Roman" w:hAnsi="Calibri" w:cs="Calibri"/>
+                <w:rFonts w:ascii="Segoe UI" w:eastAsia="Times New Roman" w:hAnsi="Segoe UI" w:cs="Segoe UI"/>
                 <w:b/>
                 <w:bCs/>
                 <w:color w:val="FFFFFF"/>
@@ -3737,7 +5482,7 @@
               <w:spacing w:after="0" w:line="240" w:lineRule="auto"/>
               <w:jc w:val="center"/>
               <w:rPr>
-                <w:rFonts w:ascii="Calibri" w:eastAsia="Times New Roman" w:hAnsi="Calibri" w:cs="Calibri"/>
+                <w:rFonts w:ascii="Segoe UI" w:eastAsia="Times New Roman" w:hAnsi="Segoe UI" w:cs="Segoe UI"/>
                 <w:b/>
                 <w:bCs/>
                 <w:color w:val="FFFFFF"/>
@@ -3746,7 +5491,7 @@
             </w:pPr>
             <w:r>
               <w:rPr>
-                <w:rFonts w:ascii="Calibri" w:eastAsia="Times New Roman" w:hAnsi="Calibri" w:cs="Calibri"/>
+                <w:rFonts w:ascii="Segoe UI" w:eastAsia="Times New Roman" w:hAnsi="Segoe UI" w:cs="Segoe UI"/>
                 <w:b/>
                 <w:bCs/>
                 <w:color w:val="FFFFFF"/>
@@ -3775,7 +5520,7 @@
               <w:spacing w:after="0" w:line="240" w:lineRule="auto"/>
               <w:jc w:val="center"/>
               <w:rPr>
-                <w:rFonts w:ascii="Calibri" w:eastAsia="Times New Roman" w:hAnsi="Calibri" w:cs="Calibri"/>
+                <w:rFonts w:ascii="Segoe UI" w:eastAsia="Times New Roman" w:hAnsi="Segoe UI" w:cs="Segoe UI"/>
                 <w:b/>
                 <w:bCs/>
                 <w:color w:val="FFFFFF"/>
@@ -3784,7 +5529,7 @@
             </w:pPr>
             <w:r>
               <w:rPr>
-                <w:rFonts w:ascii="Calibri" w:eastAsia="Times New Roman" w:hAnsi="Calibri" w:cs="Calibri"/>
+                <w:rFonts w:ascii="Segoe UI" w:eastAsia="Times New Roman" w:hAnsi="Segoe UI" w:cs="Segoe UI"/>
                 <w:b/>
                 <w:bCs/>
                 <w:color w:val="FFFFFF"/>
@@ -3813,7 +5558,7 @@
               <w:spacing w:after="0" w:line="240" w:lineRule="auto"/>
               <w:jc w:val="center"/>
               <w:rPr>
-                <w:rFonts w:ascii="Calibri" w:eastAsia="Times New Roman" w:hAnsi="Calibri" w:cs="Calibri"/>
+                <w:rFonts w:ascii="Segoe UI" w:eastAsia="Times New Roman" w:hAnsi="Segoe UI" w:cs="Segoe UI"/>
                 <w:b/>
                 <w:bCs/>
                 <w:color w:val="FFFFFF"/>
@@ -3822,7 +5567,7 @@
             </w:pPr>
             <w:r>
               <w:rPr>
-                <w:rFonts w:ascii="Calibri" w:eastAsia="Times New Roman" w:hAnsi="Calibri" w:cs="Calibri"/>
+                <w:rFonts w:ascii="Segoe UI" w:eastAsia="Times New Roman" w:hAnsi="Segoe UI" w:cs="Segoe UI"/>
                 <w:b/>
                 <w:bCs/>
                 <w:color w:val="FFFFFF"/>
@@ -3851,7 +5596,7 @@
               <w:spacing w:after="0" w:line="240" w:lineRule="auto"/>
               <w:jc w:val="center"/>
               <w:rPr>
-                <w:rFonts w:ascii="Calibri" w:eastAsia="Times New Roman" w:hAnsi="Calibri" w:cs="Calibri"/>
+                <w:rFonts w:ascii="Segoe UI" w:eastAsia="Times New Roman" w:hAnsi="Segoe UI" w:cs="Segoe UI"/>
                 <w:b/>
                 <w:bCs/>
                 <w:color w:val="FFFFFF"/>
@@ -3860,7 +5605,7 @@
             </w:pPr>
             <w:r>
               <w:rPr>
-                <w:rFonts w:ascii="Calibri" w:eastAsia="Times New Roman" w:hAnsi="Calibri" w:cs="Calibri"/>
+                <w:rFonts w:ascii="Segoe UI" w:eastAsia="Times New Roman" w:hAnsi="Segoe UI" w:cs="Segoe UI"/>
                 <w:b/>
                 <w:bCs/>
                 <w:color w:val="FFFFFF"/>
@@ -3889,7 +5634,7 @@
               <w:spacing w:after="0" w:line="240" w:lineRule="auto"/>
               <w:jc w:val="center"/>
               <w:rPr>
-                <w:rFonts w:ascii="Calibri" w:eastAsia="Times New Roman" w:hAnsi="Calibri" w:cs="Calibri"/>
+                <w:rFonts w:ascii="Segoe UI" w:eastAsia="Times New Roman" w:hAnsi="Segoe UI" w:cs="Segoe UI"/>
                 <w:b/>
                 <w:bCs/>
                 <w:color w:val="FFFFFF"/>
@@ -3898,7 +5643,7 @@
             </w:pPr>
             <w:r>
               <w:rPr>
-                <w:rFonts w:ascii="Calibri" w:eastAsia="Times New Roman" w:hAnsi="Calibri" w:cs="Calibri"/>
+                <w:rFonts w:ascii="Segoe UI" w:eastAsia="Times New Roman" w:hAnsi="Segoe UI" w:cs="Segoe UI"/>
                 <w:b/>
                 <w:bCs/>
                 <w:color w:val="FFFFFF"/>
@@ -3927,7 +5672,7 @@
               <w:spacing w:after="0" w:line="240" w:lineRule="auto"/>
               <w:jc w:val="center"/>
               <w:rPr>
-                <w:rFonts w:ascii="Calibri" w:eastAsia="Times New Roman" w:hAnsi="Calibri" w:cs="Calibri"/>
+                <w:rFonts w:ascii="Segoe UI" w:eastAsia="Times New Roman" w:hAnsi="Segoe UI" w:cs="Segoe UI"/>
                 <w:b/>
                 <w:bCs/>
                 <w:color w:val="FFFFFF"/>
@@ -3936,7 +5681,7 @@
             </w:pPr>
             <w:r>
               <w:rPr>
-                <w:rFonts w:ascii="Calibri" w:eastAsia="Times New Roman" w:hAnsi="Calibri" w:cs="Calibri"/>
+                <w:rFonts w:ascii="Segoe UI" w:eastAsia="Times New Roman" w:hAnsi="Segoe UI" w:cs="Segoe UI"/>
                 <w:b/>
                 <w:bCs/>
                 <w:color w:val="FFFFFF"/>
@@ -3965,7 +5710,7 @@
               <w:spacing w:after="0" w:line="240" w:lineRule="auto"/>
               <w:jc w:val="center"/>
               <w:rPr>
-                <w:rFonts w:ascii="Calibri" w:eastAsia="Times New Roman" w:hAnsi="Calibri" w:cs="Calibri"/>
+                <w:rFonts w:ascii="Segoe UI" w:eastAsia="Times New Roman" w:hAnsi="Segoe UI" w:cs="Segoe UI"/>
                 <w:b/>
                 <w:bCs/>
                 <w:color w:val="FFFFFF"/>
@@ -3974,7 +5719,7 @@
             </w:pPr>
             <w:r>
               <w:rPr>
-                <w:rFonts w:ascii="Calibri" w:eastAsia="Times New Roman" w:hAnsi="Calibri" w:cs="Calibri"/>
+                <w:rFonts w:ascii="Segoe UI" w:eastAsia="Times New Roman" w:hAnsi="Segoe UI" w:cs="Segoe UI"/>
                 <w:b/>
                 <w:bCs/>
                 <w:color w:val="FFFFFF"/>
@@ -4007,14 +5752,14 @@
             <w:pPr>
               <w:spacing w:after="0" w:line="240" w:lineRule="auto"/>
               <w:rPr>
-                <w:rFonts w:ascii="Calibri" w:eastAsia="Times New Roman" w:hAnsi="Calibri" w:cs="Calibri"/>
+                <w:rFonts w:ascii="Segoe UI" w:eastAsia="Times New Roman" w:hAnsi="Segoe UI" w:cs="Segoe UI"/>
                 <w:color w:val="000000"/>
                 <w:lang w:eastAsia="cs-CZ"/>
               </w:rPr>
             </w:pPr>
             <w:r>
               <w:rPr>
-                <w:rFonts w:ascii="Calibri" w:eastAsia="Times New Roman" w:hAnsi="Calibri" w:cs="Calibri"/>
+                <w:rFonts w:ascii="Segoe UI" w:eastAsia="Times New Roman" w:hAnsi="Segoe UI" w:cs="Segoe UI"/>
                 <w:color w:val="000000"/>
                 <w:lang w:eastAsia="cs-CZ"/>
               </w:rPr>
@@ -4040,7 +5785,7 @@
             <w:pPr>
               <w:spacing w:after="0" w:line="240" w:lineRule="auto"/>
               <w:rPr>
-                <w:rFonts w:ascii="Calibri" w:eastAsia="Times New Roman" w:hAnsi="Calibri" w:cs="Calibri"/>
+                <w:rFonts w:ascii="Segoe UI" w:eastAsia="Times New Roman" w:hAnsi="Segoe UI" w:cs="Segoe UI"/>
                 <w:b/>
                 <w:bCs/>
                 <w:lang w:eastAsia="cs-CZ"/>
@@ -4048,7 +5793,7 @@
             </w:pPr>
             <w:r>
               <w:rPr>
-                <w:rFonts w:ascii="Calibri" w:eastAsia="Times New Roman" w:hAnsi="Calibri" w:cs="Calibri"/>
+                <w:rFonts w:ascii="Segoe UI" w:eastAsia="Times New Roman" w:hAnsi="Segoe UI" w:cs="Segoe UI"/>
                 <w:b/>
                 <w:bCs/>
                 <w:lang w:eastAsia="cs-CZ"/>
@@ -4075,14 +5820,14 @@
             <w:pPr>
               <w:spacing w:after="0" w:line="240" w:lineRule="auto"/>
               <w:rPr>
-                <w:rFonts w:ascii="Calibri" w:eastAsia="Times New Roman" w:hAnsi="Calibri" w:cs="Calibri"/>
+                <w:rFonts w:ascii="Segoe UI" w:eastAsia="Times New Roman" w:hAnsi="Segoe UI" w:cs="Segoe UI"/>
                 <w:color w:val="000000"/>
                 <w:lang w:eastAsia="cs-CZ"/>
               </w:rPr>
             </w:pPr>
             <w:r>
               <w:rPr>
-                <w:rFonts w:ascii="Calibri" w:eastAsia="Times New Roman" w:hAnsi="Calibri" w:cs="Calibri"/>
+                <w:rFonts w:ascii="Segoe UI" w:eastAsia="Times New Roman" w:hAnsi="Segoe UI" w:cs="Segoe UI"/>
                 <w:color w:val="000000"/>
                 <w:lang w:eastAsia="cs-CZ"/>
               </w:rPr>
@@ -4109,14 +5854,14 @@
               <w:spacing w:after="0" w:line="240" w:lineRule="auto"/>
               <w:jc w:val="center"/>
               <w:rPr>
-                <w:rFonts w:ascii="Calibri" w:eastAsia="Times New Roman" w:hAnsi="Calibri" w:cs="Calibri"/>
+                <w:rFonts w:ascii="Segoe UI" w:eastAsia="Times New Roman" w:hAnsi="Segoe UI" w:cs="Segoe UI"/>
                 <w:color w:val="000000"/>
                 <w:lang w:eastAsia="cs-CZ"/>
               </w:rPr>
             </w:pPr>
             <w:r>
               <w:rPr>
-                <w:rFonts w:ascii="Calibri" w:eastAsia="Times New Roman" w:hAnsi="Calibri" w:cs="Calibri"/>
+                <w:rFonts w:ascii="Segoe UI" w:eastAsia="Times New Roman" w:hAnsi="Segoe UI" w:cs="Segoe UI"/>
                 <w:color w:val="000000"/>
                 <w:lang w:eastAsia="cs-CZ"/>
               </w:rPr>
@@ -4143,14 +5888,14 @@
               <w:spacing w:after="0" w:line="240" w:lineRule="auto"/>
               <w:jc w:val="center"/>
               <w:rPr>
-                <w:rFonts w:ascii="Calibri" w:eastAsia="Times New Roman" w:hAnsi="Calibri" w:cs="Calibri"/>
+                <w:rFonts w:ascii="Segoe UI" w:eastAsia="Times New Roman" w:hAnsi="Segoe UI" w:cs="Segoe UI"/>
                 <w:color w:val="000000"/>
                 <w:lang w:eastAsia="cs-CZ"/>
               </w:rPr>
             </w:pPr>
             <w:r>
               <w:rPr>
-                <w:rFonts w:ascii="Calibri" w:eastAsia="Times New Roman" w:hAnsi="Calibri" w:cs="Calibri"/>
+                <w:rFonts w:ascii="Segoe UI" w:eastAsia="Times New Roman" w:hAnsi="Segoe UI" w:cs="Segoe UI"/>
                 <w:color w:val="000000"/>
                 <w:lang w:eastAsia="cs-CZ"/>
               </w:rPr>
@@ -4176,14 +5921,14 @@
               <w:spacing w:after="0" w:line="240" w:lineRule="auto"/>
               <w:jc w:val="center"/>
               <w:rPr>
-                <w:rFonts w:ascii="Calibri" w:eastAsia="Times New Roman" w:hAnsi="Calibri" w:cs="Calibri"/>
+                <w:rFonts w:ascii="Segoe UI" w:eastAsia="Times New Roman" w:hAnsi="Segoe UI" w:cs="Segoe UI"/>
                 <w:color w:val="000000"/>
                 <w:lang w:eastAsia="cs-CZ"/>
               </w:rPr>
             </w:pPr>
             <w:r>
               <w:rPr>
-                <w:rFonts w:ascii="Calibri" w:eastAsia="Times New Roman" w:hAnsi="Calibri" w:cs="Calibri"/>
+                <w:rFonts w:ascii="Segoe UI" w:eastAsia="Times New Roman" w:hAnsi="Segoe UI" w:cs="Segoe UI"/>
                 <w:color w:val="000000"/>
                 <w:lang w:eastAsia="cs-CZ"/>
               </w:rPr>
@@ -4209,14 +5954,14 @@
               <w:spacing w:after="0" w:line="240" w:lineRule="auto"/>
               <w:jc w:val="center"/>
               <w:rPr>
-                <w:rFonts w:ascii="Calibri" w:eastAsia="Times New Roman" w:hAnsi="Calibri" w:cs="Calibri"/>
+                <w:rFonts w:ascii="Segoe UI" w:eastAsia="Times New Roman" w:hAnsi="Segoe UI" w:cs="Segoe UI"/>
                 <w:color w:val="000000"/>
                 <w:lang w:eastAsia="cs-CZ"/>
               </w:rPr>
             </w:pPr>
             <w:r>
               <w:rPr>
-                <w:rFonts w:ascii="Calibri" w:eastAsia="Times New Roman" w:hAnsi="Calibri" w:cs="Calibri"/>
+                <w:rFonts w:ascii="Segoe UI" w:eastAsia="Times New Roman" w:hAnsi="Segoe UI" w:cs="Segoe UI"/>
                 <w:color w:val="000000"/>
                 <w:lang w:eastAsia="cs-CZ"/>
               </w:rPr>
@@ -4242,14 +5987,14 @@
               <w:spacing w:after="0" w:line="240" w:lineRule="auto"/>
               <w:jc w:val="center"/>
               <w:rPr>
-                <w:rFonts w:ascii="Calibri" w:eastAsia="Times New Roman" w:hAnsi="Calibri" w:cs="Calibri"/>
+                <w:rFonts w:ascii="Segoe UI" w:eastAsia="Times New Roman" w:hAnsi="Segoe UI" w:cs="Segoe UI"/>
                 <w:color w:val="000000"/>
                 <w:lang w:eastAsia="cs-CZ"/>
               </w:rPr>
             </w:pPr>
             <w:r>
               <w:rPr>
-                <w:rFonts w:ascii="Calibri" w:eastAsia="Times New Roman" w:hAnsi="Calibri" w:cs="Calibri"/>
+                <w:rFonts w:ascii="Segoe UI" w:eastAsia="Times New Roman" w:hAnsi="Segoe UI" w:cs="Segoe UI"/>
                 <w:color w:val="000000"/>
                 <w:lang w:eastAsia="cs-CZ"/>
               </w:rPr>
@@ -4275,14 +6020,14 @@
               <w:spacing w:after="0" w:line="240" w:lineRule="auto"/>
               <w:jc w:val="center"/>
               <w:rPr>
-                <w:rFonts w:ascii="Calibri" w:eastAsia="Times New Roman" w:hAnsi="Calibri" w:cs="Calibri"/>
+                <w:rFonts w:ascii="Segoe UI" w:eastAsia="Times New Roman" w:hAnsi="Segoe UI" w:cs="Segoe UI"/>
                 <w:color w:val="000000"/>
                 <w:lang w:eastAsia="cs-CZ"/>
               </w:rPr>
             </w:pPr>
             <w:r>
               <w:rPr>
-                <w:rFonts w:ascii="Calibri" w:eastAsia="Times New Roman" w:hAnsi="Calibri" w:cs="Calibri"/>
+                <w:rFonts w:ascii="Segoe UI" w:eastAsia="Times New Roman" w:hAnsi="Segoe UI" w:cs="Segoe UI"/>
                 <w:color w:val="000000"/>
                 <w:lang w:eastAsia="cs-CZ"/>
               </w:rPr>
@@ -4312,14 +6057,14 @@
             <w:pPr>
               <w:spacing w:after="0" w:line="240" w:lineRule="auto"/>
               <w:rPr>
-                <w:rFonts w:ascii="Calibri" w:eastAsia="Times New Roman" w:hAnsi="Calibri" w:cs="Calibri"/>
+                <w:rFonts w:ascii="Segoe UI" w:eastAsia="Times New Roman" w:hAnsi="Segoe UI" w:cs="Segoe UI"/>
                 <w:color w:val="000000"/>
                 <w:lang w:eastAsia="cs-CZ"/>
               </w:rPr>
             </w:pPr>
             <w:r>
               <w:rPr>
-                <w:rFonts w:ascii="Calibri" w:eastAsia="Times New Roman" w:hAnsi="Calibri" w:cs="Calibri"/>
+                <w:rFonts w:ascii="Segoe UI" w:eastAsia="Times New Roman" w:hAnsi="Segoe UI" w:cs="Segoe UI"/>
                 <w:color w:val="000000"/>
                 <w:lang w:eastAsia="cs-CZ"/>
               </w:rPr>
@@ -4344,14 +6089,14 @@
             <w:pPr>
               <w:spacing w:after="0" w:line="240" w:lineRule="auto"/>
               <w:rPr>
-                <w:rFonts w:ascii="Calibri" w:eastAsia="Times New Roman" w:hAnsi="Calibri" w:cs="Calibri"/>
+                <w:rFonts w:ascii="Segoe UI" w:eastAsia="Times New Roman" w:hAnsi="Segoe UI" w:cs="Segoe UI"/>
                 <w:color w:val="000000"/>
                 <w:lang w:eastAsia="cs-CZ"/>
               </w:rPr>
             </w:pPr>
             <w:r>
               <w:rPr>
-                <w:rFonts w:ascii="Calibri" w:eastAsia="Times New Roman" w:hAnsi="Calibri" w:cs="Calibri"/>
+                <w:rFonts w:ascii="Segoe UI" w:eastAsia="Times New Roman" w:hAnsi="Segoe UI" w:cs="Segoe UI"/>
                 <w:color w:val="000000"/>
                 <w:lang w:eastAsia="cs-CZ"/>
               </w:rPr>
@@ -4376,14 +6121,14 @@
             <w:pPr>
               <w:spacing w:after="0" w:line="240" w:lineRule="auto"/>
               <w:rPr>
-                <w:rFonts w:ascii="Calibri" w:eastAsia="Times New Roman" w:hAnsi="Calibri" w:cs="Calibri"/>
+                <w:rFonts w:ascii="Segoe UI" w:eastAsia="Times New Roman" w:hAnsi="Segoe UI" w:cs="Segoe UI"/>
                 <w:color w:val="000000"/>
                 <w:lang w:eastAsia="cs-CZ"/>
               </w:rPr>
             </w:pPr>
             <w:r>
               <w:rPr>
-                <w:rFonts w:ascii="Calibri" w:eastAsia="Times New Roman" w:hAnsi="Calibri" w:cs="Calibri"/>
+                <w:rFonts w:ascii="Segoe UI" w:eastAsia="Times New Roman" w:hAnsi="Segoe UI" w:cs="Segoe UI"/>
                 <w:color w:val="000000"/>
                 <w:lang w:eastAsia="cs-CZ"/>
               </w:rPr>
@@ -4410,14 +6155,14 @@
               <w:spacing w:after="0" w:line="240" w:lineRule="auto"/>
               <w:jc w:val="center"/>
               <w:rPr>
-                <w:rFonts w:ascii="Calibri" w:eastAsia="Times New Roman" w:hAnsi="Calibri" w:cs="Calibri"/>
+                <w:rFonts w:ascii="Segoe UI" w:eastAsia="Times New Roman" w:hAnsi="Segoe UI" w:cs="Segoe UI"/>
                 <w:color w:val="000000"/>
                 <w:lang w:eastAsia="cs-CZ"/>
               </w:rPr>
             </w:pPr>
             <w:r>
               <w:rPr>
-                <w:rFonts w:ascii="Calibri" w:eastAsia="Times New Roman" w:hAnsi="Calibri" w:cs="Calibri"/>
+                <w:rFonts w:ascii="Segoe UI" w:eastAsia="Times New Roman" w:hAnsi="Segoe UI" w:cs="Segoe UI"/>
                 <w:color w:val="000000"/>
                 <w:lang w:eastAsia="cs-CZ"/>
               </w:rPr>
@@ -4444,14 +6189,14 @@
               <w:spacing w:after="0" w:line="240" w:lineRule="auto"/>
               <w:jc w:val="center"/>
               <w:rPr>
-                <w:rFonts w:ascii="Calibri" w:eastAsia="Times New Roman" w:hAnsi="Calibri" w:cs="Calibri"/>
+                <w:rFonts w:ascii="Segoe UI" w:eastAsia="Times New Roman" w:hAnsi="Segoe UI" w:cs="Segoe UI"/>
                 <w:color w:val="000000"/>
                 <w:lang w:eastAsia="cs-CZ"/>
               </w:rPr>
             </w:pPr>
             <w:r>
               <w:rPr>
-                <w:rFonts w:ascii="Calibri" w:eastAsia="Times New Roman" w:hAnsi="Calibri" w:cs="Calibri"/>
+                <w:rFonts w:ascii="Segoe UI" w:eastAsia="Times New Roman" w:hAnsi="Segoe UI" w:cs="Segoe UI"/>
                 <w:color w:val="000000"/>
                 <w:lang w:eastAsia="cs-CZ"/>
               </w:rPr>
@@ -4477,14 +6222,14 @@
               <w:spacing w:after="0" w:line="240" w:lineRule="auto"/>
               <w:jc w:val="center"/>
               <w:rPr>
-                <w:rFonts w:ascii="Calibri" w:eastAsia="Times New Roman" w:hAnsi="Calibri" w:cs="Calibri"/>
+                <w:rFonts w:ascii="Segoe UI" w:eastAsia="Times New Roman" w:hAnsi="Segoe UI" w:cs="Segoe UI"/>
                 <w:color w:val="000000"/>
                 <w:lang w:eastAsia="cs-CZ"/>
               </w:rPr>
             </w:pPr>
             <w:r>
               <w:rPr>
-                <w:rFonts w:ascii="Calibri" w:eastAsia="Times New Roman" w:hAnsi="Calibri" w:cs="Calibri"/>
+                <w:rFonts w:ascii="Segoe UI" w:eastAsia="Times New Roman" w:hAnsi="Segoe UI" w:cs="Segoe UI"/>
                 <w:color w:val="000000"/>
                 <w:lang w:eastAsia="cs-CZ"/>
               </w:rPr>
@@ -4510,14 +6255,14 @@
               <w:spacing w:after="0" w:line="240" w:lineRule="auto"/>
               <w:jc w:val="center"/>
               <w:rPr>
-                <w:rFonts w:ascii="Calibri" w:eastAsia="Times New Roman" w:hAnsi="Calibri" w:cs="Calibri"/>
+                <w:rFonts w:ascii="Segoe UI" w:eastAsia="Times New Roman" w:hAnsi="Segoe UI" w:cs="Segoe UI"/>
                 <w:color w:val="000000"/>
                 <w:lang w:eastAsia="cs-CZ"/>
               </w:rPr>
             </w:pPr>
             <w:r>
               <w:rPr>
-                <w:rFonts w:ascii="Calibri" w:eastAsia="Times New Roman" w:hAnsi="Calibri" w:cs="Calibri"/>
+                <w:rFonts w:ascii="Segoe UI" w:eastAsia="Times New Roman" w:hAnsi="Segoe UI" w:cs="Segoe UI"/>
                 <w:color w:val="000000"/>
                 <w:lang w:eastAsia="cs-CZ"/>
               </w:rPr>
@@ -4543,14 +6288,14 @@
               <w:spacing w:after="0" w:line="240" w:lineRule="auto"/>
               <w:jc w:val="center"/>
               <w:rPr>
-                <w:rFonts w:ascii="Calibri" w:eastAsia="Times New Roman" w:hAnsi="Calibri" w:cs="Calibri"/>
+                <w:rFonts w:ascii="Segoe UI" w:eastAsia="Times New Roman" w:hAnsi="Segoe UI" w:cs="Segoe UI"/>
                 <w:color w:val="000000"/>
                 <w:lang w:eastAsia="cs-CZ"/>
               </w:rPr>
             </w:pPr>
             <w:r>
               <w:rPr>
-                <w:rFonts w:ascii="Calibri" w:eastAsia="Times New Roman" w:hAnsi="Calibri" w:cs="Calibri"/>
+                <w:rFonts w:ascii="Segoe UI" w:eastAsia="Times New Roman" w:hAnsi="Segoe UI" w:cs="Segoe UI"/>
                 <w:color w:val="000000"/>
                 <w:lang w:eastAsia="cs-CZ"/>
               </w:rPr>
@@ -4576,14 +6321,14 @@
               <w:spacing w:after="0" w:line="240" w:lineRule="auto"/>
               <w:jc w:val="center"/>
               <w:rPr>
-                <w:rFonts w:ascii="Calibri" w:eastAsia="Times New Roman" w:hAnsi="Calibri" w:cs="Calibri"/>
+                <w:rFonts w:ascii="Segoe UI" w:eastAsia="Times New Roman" w:hAnsi="Segoe UI" w:cs="Segoe UI"/>
                 <w:color w:val="000000"/>
                 <w:lang w:eastAsia="cs-CZ"/>
               </w:rPr>
             </w:pPr>
             <w:r>
               <w:rPr>
-                <w:rFonts w:ascii="Calibri" w:eastAsia="Times New Roman" w:hAnsi="Calibri" w:cs="Calibri"/>
+                <w:rFonts w:ascii="Segoe UI" w:eastAsia="Times New Roman" w:hAnsi="Segoe UI" w:cs="Segoe UI"/>
                 <w:color w:val="000000"/>
                 <w:lang w:eastAsia="cs-CZ"/>
               </w:rPr>
@@ -4613,14 +6358,14 @@
             <w:pPr>
               <w:spacing w:after="0" w:line="240" w:lineRule="auto"/>
               <w:rPr>
-                <w:rFonts w:ascii="Calibri" w:eastAsia="Times New Roman" w:hAnsi="Calibri" w:cs="Calibri"/>
+                <w:rFonts w:ascii="Segoe UI" w:eastAsia="Times New Roman" w:hAnsi="Segoe UI" w:cs="Segoe UI"/>
                 <w:color w:val="000000"/>
                 <w:lang w:eastAsia="cs-CZ"/>
               </w:rPr>
             </w:pPr>
             <w:r>
               <w:rPr>
-                <w:rFonts w:ascii="Calibri" w:eastAsia="Times New Roman" w:hAnsi="Calibri" w:cs="Calibri"/>
+                <w:rFonts w:ascii="Segoe UI" w:eastAsia="Times New Roman" w:hAnsi="Segoe UI" w:cs="Segoe UI"/>
                 <w:color w:val="000000"/>
                 <w:lang w:eastAsia="cs-CZ"/>
               </w:rPr>
@@ -4645,14 +6390,14 @@
             <w:pPr>
               <w:spacing w:after="0" w:line="240" w:lineRule="auto"/>
               <w:rPr>
-                <w:rFonts w:ascii="Calibri" w:eastAsia="Times New Roman" w:hAnsi="Calibri" w:cs="Calibri"/>
+                <w:rFonts w:ascii="Segoe UI" w:eastAsia="Times New Roman" w:hAnsi="Segoe UI" w:cs="Segoe UI"/>
                 <w:color w:val="000000"/>
                 <w:lang w:eastAsia="cs-CZ"/>
               </w:rPr>
             </w:pPr>
             <w:r>
               <w:rPr>
-                <w:rFonts w:ascii="Calibri" w:eastAsia="Times New Roman" w:hAnsi="Calibri" w:cs="Calibri"/>
+                <w:rFonts w:ascii="Segoe UI" w:eastAsia="Times New Roman" w:hAnsi="Segoe UI" w:cs="Segoe UI"/>
                 <w:color w:val="000000"/>
                 <w:lang w:eastAsia="cs-CZ"/>
               </w:rPr>
@@ -4677,14 +6422,14 @@
             <w:pPr>
               <w:spacing w:after="0" w:line="240" w:lineRule="auto"/>
               <w:rPr>
-                <w:rFonts w:ascii="Calibri" w:eastAsia="Times New Roman" w:hAnsi="Calibri" w:cs="Calibri"/>
+                <w:rFonts w:ascii="Segoe UI" w:eastAsia="Times New Roman" w:hAnsi="Segoe UI" w:cs="Segoe UI"/>
                 <w:color w:val="000000"/>
                 <w:lang w:eastAsia="cs-CZ"/>
               </w:rPr>
             </w:pPr>
             <w:r>
               <w:rPr>
-                <w:rFonts w:ascii="Calibri" w:eastAsia="Times New Roman" w:hAnsi="Calibri" w:cs="Calibri"/>
+                <w:rFonts w:ascii="Segoe UI" w:eastAsia="Times New Roman" w:hAnsi="Segoe UI" w:cs="Segoe UI"/>
                 <w:color w:val="000000"/>
                 <w:lang w:eastAsia="cs-CZ"/>
               </w:rPr>
@@ -4711,14 +6456,14 @@
               <w:spacing w:after="0" w:line="240" w:lineRule="auto"/>
               <w:jc w:val="center"/>
               <w:rPr>
-                <w:rFonts w:ascii="Calibri" w:eastAsia="Times New Roman" w:hAnsi="Calibri" w:cs="Calibri"/>
+                <w:rFonts w:ascii="Segoe UI" w:eastAsia="Times New Roman" w:hAnsi="Segoe UI" w:cs="Segoe UI"/>
                 <w:color w:val="000000"/>
                 <w:lang w:eastAsia="cs-CZ"/>
               </w:rPr>
             </w:pPr>
             <w:r>
               <w:rPr>
-                <w:rFonts w:ascii="Calibri" w:eastAsia="Times New Roman" w:hAnsi="Calibri" w:cs="Calibri"/>
+                <w:rFonts w:ascii="Segoe UI" w:eastAsia="Times New Roman" w:hAnsi="Segoe UI" w:cs="Segoe UI"/>
                 <w:color w:val="000000"/>
                 <w:lang w:eastAsia="cs-CZ"/>
               </w:rPr>
@@ -4745,14 +6490,14 @@
               <w:spacing w:after="0" w:line="240" w:lineRule="auto"/>
               <w:jc w:val="center"/>
               <w:rPr>
-                <w:rFonts w:ascii="Calibri" w:eastAsia="Times New Roman" w:hAnsi="Calibri" w:cs="Calibri"/>
+                <w:rFonts w:ascii="Segoe UI" w:eastAsia="Times New Roman" w:hAnsi="Segoe UI" w:cs="Segoe UI"/>
                 <w:color w:val="000000"/>
                 <w:lang w:eastAsia="cs-CZ"/>
               </w:rPr>
             </w:pPr>
             <w:r>
               <w:rPr>
-                <w:rFonts w:ascii="Calibri" w:eastAsia="Times New Roman" w:hAnsi="Calibri" w:cs="Calibri"/>
+                <w:rFonts w:ascii="Segoe UI" w:eastAsia="Times New Roman" w:hAnsi="Segoe UI" w:cs="Segoe UI"/>
                 <w:color w:val="000000"/>
                 <w:lang w:eastAsia="cs-CZ"/>
               </w:rPr>
@@ -4778,14 +6523,14 @@
               <w:spacing w:after="0" w:line="240" w:lineRule="auto"/>
               <w:jc w:val="center"/>
               <w:rPr>
-                <w:rFonts w:ascii="Calibri" w:eastAsia="Times New Roman" w:hAnsi="Calibri" w:cs="Calibri"/>
+                <w:rFonts w:ascii="Segoe UI" w:eastAsia="Times New Roman" w:hAnsi="Segoe UI" w:cs="Segoe UI"/>
                 <w:color w:val="000000"/>
                 <w:lang w:eastAsia="cs-CZ"/>
               </w:rPr>
             </w:pPr>
             <w:r>
               <w:rPr>
-                <w:rFonts w:ascii="Calibri" w:eastAsia="Times New Roman" w:hAnsi="Calibri" w:cs="Calibri"/>
+                <w:rFonts w:ascii="Segoe UI" w:eastAsia="Times New Roman" w:hAnsi="Segoe UI" w:cs="Segoe UI"/>
                 <w:color w:val="000000"/>
                 <w:lang w:eastAsia="cs-CZ"/>
               </w:rPr>
@@ -4811,14 +6556,14 @@
               <w:spacing w:after="0" w:line="240" w:lineRule="auto"/>
               <w:jc w:val="center"/>
               <w:rPr>
-                <w:rFonts w:ascii="Calibri" w:eastAsia="Times New Roman" w:hAnsi="Calibri" w:cs="Calibri"/>
+                <w:rFonts w:ascii="Segoe UI" w:eastAsia="Times New Roman" w:hAnsi="Segoe UI" w:cs="Segoe UI"/>
                 <w:color w:val="000000"/>
                 <w:lang w:eastAsia="cs-CZ"/>
               </w:rPr>
             </w:pPr>
             <w:r>
               <w:rPr>
-                <w:rFonts w:ascii="Calibri" w:eastAsia="Times New Roman" w:hAnsi="Calibri" w:cs="Calibri"/>
+                <w:rFonts w:ascii="Segoe UI" w:eastAsia="Times New Roman" w:hAnsi="Segoe UI" w:cs="Segoe UI"/>
                 <w:color w:val="000000"/>
                 <w:lang w:eastAsia="cs-CZ"/>
               </w:rPr>
@@ -4844,14 +6589,14 @@
               <w:spacing w:after="0" w:line="240" w:lineRule="auto"/>
               <w:jc w:val="center"/>
               <w:rPr>
-                <w:rFonts w:ascii="Calibri" w:eastAsia="Times New Roman" w:hAnsi="Calibri" w:cs="Calibri"/>
+                <w:rFonts w:ascii="Segoe UI" w:eastAsia="Times New Roman" w:hAnsi="Segoe UI" w:cs="Segoe UI"/>
                 <w:color w:val="000000"/>
                 <w:lang w:eastAsia="cs-CZ"/>
               </w:rPr>
             </w:pPr>
             <w:r>
               <w:rPr>
-                <w:rFonts w:ascii="Calibri" w:eastAsia="Times New Roman" w:hAnsi="Calibri" w:cs="Calibri"/>
+                <w:rFonts w:ascii="Segoe UI" w:eastAsia="Times New Roman" w:hAnsi="Segoe UI" w:cs="Segoe UI"/>
                 <w:color w:val="000000"/>
                 <w:lang w:eastAsia="cs-CZ"/>
               </w:rPr>
@@ -4877,14 +6622,14 @@
               <w:spacing w:after="0" w:line="240" w:lineRule="auto"/>
               <w:jc w:val="center"/>
               <w:rPr>
-                <w:rFonts w:ascii="Calibri" w:eastAsia="Times New Roman" w:hAnsi="Calibri" w:cs="Calibri"/>
+                <w:rFonts w:ascii="Segoe UI" w:eastAsia="Times New Roman" w:hAnsi="Segoe UI" w:cs="Segoe UI"/>
                 <w:color w:val="000000"/>
                 <w:lang w:eastAsia="cs-CZ"/>
               </w:rPr>
             </w:pPr>
             <w:r>
               <w:rPr>
-                <w:rFonts w:ascii="Calibri" w:eastAsia="Times New Roman" w:hAnsi="Calibri" w:cs="Calibri"/>
+                <w:rFonts w:ascii="Segoe UI" w:eastAsia="Times New Roman" w:hAnsi="Segoe UI" w:cs="Segoe UI"/>
                 <w:color w:val="000000"/>
                 <w:lang w:eastAsia="cs-CZ"/>
               </w:rPr>
@@ -4914,14 +6659,14 @@
             <w:pPr>
               <w:spacing w:after="0" w:line="240" w:lineRule="auto"/>
               <w:rPr>
-                <w:rFonts w:ascii="Calibri" w:eastAsia="Times New Roman" w:hAnsi="Calibri" w:cs="Calibri"/>
+                <w:rFonts w:ascii="Segoe UI" w:eastAsia="Times New Roman" w:hAnsi="Segoe UI" w:cs="Segoe UI"/>
                 <w:color w:val="000000"/>
                 <w:lang w:eastAsia="cs-CZ"/>
               </w:rPr>
             </w:pPr>
             <w:r>
               <w:rPr>
-                <w:rFonts w:ascii="Calibri" w:eastAsia="Times New Roman" w:hAnsi="Calibri" w:cs="Calibri"/>
+                <w:rFonts w:ascii="Segoe UI" w:eastAsia="Times New Roman" w:hAnsi="Segoe UI" w:cs="Segoe UI"/>
                 <w:color w:val="000000"/>
                 <w:lang w:eastAsia="cs-CZ"/>
               </w:rPr>
@@ -4946,14 +6691,14 @@
             <w:pPr>
               <w:spacing w:after="0" w:line="240" w:lineRule="auto"/>
               <w:rPr>
-                <w:rFonts w:ascii="Calibri" w:eastAsia="Times New Roman" w:hAnsi="Calibri" w:cs="Calibri"/>
+                <w:rFonts w:ascii="Segoe UI" w:eastAsia="Times New Roman" w:hAnsi="Segoe UI" w:cs="Segoe UI"/>
                 <w:color w:val="000000"/>
                 <w:lang w:eastAsia="cs-CZ"/>
               </w:rPr>
             </w:pPr>
             <w:r>
               <w:rPr>
-                <w:rFonts w:ascii="Calibri" w:eastAsia="Times New Roman" w:hAnsi="Calibri" w:cs="Calibri"/>
+                <w:rFonts w:ascii="Segoe UI" w:eastAsia="Times New Roman" w:hAnsi="Segoe UI" w:cs="Segoe UI"/>
                 <w:color w:val="000000"/>
                 <w:lang w:eastAsia="cs-CZ"/>
               </w:rPr>
@@ -4978,14 +6723,14 @@
             <w:pPr>
               <w:spacing w:after="0" w:line="240" w:lineRule="auto"/>
               <w:rPr>
-                <w:rFonts w:ascii="Calibri" w:eastAsia="Times New Roman" w:hAnsi="Calibri" w:cs="Calibri"/>
+                <w:rFonts w:ascii="Segoe UI" w:eastAsia="Times New Roman" w:hAnsi="Segoe UI" w:cs="Segoe UI"/>
                 <w:color w:val="000000"/>
                 <w:lang w:eastAsia="cs-CZ"/>
               </w:rPr>
             </w:pPr>
             <w:r>
               <w:rPr>
-                <w:rFonts w:ascii="Calibri" w:eastAsia="Times New Roman" w:hAnsi="Calibri" w:cs="Calibri"/>
+                <w:rFonts w:ascii="Segoe UI" w:eastAsia="Times New Roman" w:hAnsi="Segoe UI" w:cs="Segoe UI"/>
                 <w:color w:val="000000"/>
                 <w:lang w:eastAsia="cs-CZ"/>
               </w:rPr>
@@ -5011,14 +6756,14 @@
               <w:spacing w:after="0" w:line="240" w:lineRule="auto"/>
               <w:jc w:val="center"/>
               <w:rPr>
-                <w:rFonts w:ascii="Calibri" w:eastAsia="Times New Roman" w:hAnsi="Calibri" w:cs="Calibri"/>
+                <w:rFonts w:ascii="Segoe UI" w:eastAsia="Times New Roman" w:hAnsi="Segoe UI" w:cs="Segoe UI"/>
                 <w:color w:val="000000"/>
                 <w:lang w:eastAsia="cs-CZ"/>
               </w:rPr>
             </w:pPr>
             <w:r>
               <w:rPr>
-                <w:rFonts w:ascii="Calibri" w:eastAsia="Times New Roman" w:hAnsi="Calibri" w:cs="Calibri"/>
+                <w:rFonts w:ascii="Segoe UI" w:eastAsia="Times New Roman" w:hAnsi="Segoe UI" w:cs="Segoe UI"/>
                 <w:color w:val="000000"/>
                 <w:lang w:eastAsia="cs-CZ"/>
               </w:rPr>
@@ -5045,14 +6790,14 @@
               <w:spacing w:after="0" w:line="240" w:lineRule="auto"/>
               <w:jc w:val="center"/>
               <w:rPr>
-                <w:rFonts w:ascii="Calibri" w:eastAsia="Times New Roman" w:hAnsi="Calibri" w:cs="Calibri"/>
+                <w:rFonts w:ascii="Segoe UI" w:eastAsia="Times New Roman" w:hAnsi="Segoe UI" w:cs="Segoe UI"/>
                 <w:color w:val="000000"/>
                 <w:lang w:eastAsia="cs-CZ"/>
               </w:rPr>
             </w:pPr>
             <w:r>
               <w:rPr>
-                <w:rFonts w:ascii="Calibri" w:eastAsia="Times New Roman" w:hAnsi="Calibri" w:cs="Calibri"/>
+                <w:rFonts w:ascii="Segoe UI" w:eastAsia="Times New Roman" w:hAnsi="Segoe UI" w:cs="Segoe UI"/>
                 <w:color w:val="000000"/>
                 <w:lang w:eastAsia="cs-CZ"/>
               </w:rPr>
@@ -5078,14 +6823,14 @@
               <w:spacing w:after="0" w:line="240" w:lineRule="auto"/>
               <w:jc w:val="center"/>
               <w:rPr>
-                <w:rFonts w:ascii="Calibri" w:eastAsia="Times New Roman" w:hAnsi="Calibri" w:cs="Calibri"/>
+                <w:rFonts w:ascii="Segoe UI" w:eastAsia="Times New Roman" w:hAnsi="Segoe UI" w:cs="Segoe UI"/>
                 <w:color w:val="000000"/>
                 <w:lang w:eastAsia="cs-CZ"/>
               </w:rPr>
             </w:pPr>
             <w:r>
               <w:rPr>
-                <w:rFonts w:ascii="Calibri" w:eastAsia="Times New Roman" w:hAnsi="Calibri" w:cs="Calibri"/>
+                <w:rFonts w:ascii="Segoe UI" w:eastAsia="Times New Roman" w:hAnsi="Segoe UI" w:cs="Segoe UI"/>
                 <w:color w:val="000000"/>
                 <w:lang w:eastAsia="cs-CZ"/>
               </w:rPr>
@@ -5111,14 +6856,14 @@
               <w:spacing w:after="0" w:line="240" w:lineRule="auto"/>
               <w:jc w:val="center"/>
               <w:rPr>
-                <w:rFonts w:ascii="Calibri" w:eastAsia="Times New Roman" w:hAnsi="Calibri" w:cs="Calibri"/>
+                <w:rFonts w:ascii="Segoe UI" w:eastAsia="Times New Roman" w:hAnsi="Segoe UI" w:cs="Segoe UI"/>
                 <w:color w:val="000000"/>
                 <w:lang w:eastAsia="cs-CZ"/>
               </w:rPr>
             </w:pPr>
             <w:r>
               <w:rPr>
-                <w:rFonts w:ascii="Calibri" w:eastAsia="Times New Roman" w:hAnsi="Calibri" w:cs="Calibri"/>
+                <w:rFonts w:ascii="Segoe UI" w:eastAsia="Times New Roman" w:hAnsi="Segoe UI" w:cs="Segoe UI"/>
                 <w:color w:val="000000"/>
                 <w:lang w:eastAsia="cs-CZ"/>
               </w:rPr>
@@ -5144,14 +6889,14 @@
               <w:spacing w:after="0" w:line="240" w:lineRule="auto"/>
               <w:jc w:val="center"/>
               <w:rPr>
-                <w:rFonts w:ascii="Calibri" w:eastAsia="Times New Roman" w:hAnsi="Calibri" w:cs="Calibri"/>
+                <w:rFonts w:ascii="Segoe UI" w:eastAsia="Times New Roman" w:hAnsi="Segoe UI" w:cs="Segoe UI"/>
                 <w:color w:val="000000"/>
                 <w:lang w:eastAsia="cs-CZ"/>
               </w:rPr>
             </w:pPr>
             <w:r>
               <w:rPr>
-                <w:rFonts w:ascii="Calibri" w:eastAsia="Times New Roman" w:hAnsi="Calibri" w:cs="Calibri"/>
+                <w:rFonts w:ascii="Segoe UI" w:eastAsia="Times New Roman" w:hAnsi="Segoe UI" w:cs="Segoe UI"/>
                 <w:color w:val="000000"/>
                 <w:lang w:eastAsia="cs-CZ"/>
               </w:rPr>
@@ -5177,14 +6922,14 @@
               <w:spacing w:after="0" w:line="240" w:lineRule="auto"/>
               <w:jc w:val="center"/>
               <w:rPr>
-                <w:rFonts w:ascii="Calibri" w:eastAsia="Times New Roman" w:hAnsi="Calibri" w:cs="Calibri"/>
+                <w:rFonts w:ascii="Segoe UI" w:eastAsia="Times New Roman" w:hAnsi="Segoe UI" w:cs="Segoe UI"/>
                 <w:color w:val="000000"/>
                 <w:lang w:eastAsia="cs-CZ"/>
               </w:rPr>
             </w:pPr>
             <w:r>
               <w:rPr>
-                <w:rFonts w:ascii="Calibri" w:eastAsia="Times New Roman" w:hAnsi="Calibri" w:cs="Calibri"/>
+                <w:rFonts w:ascii="Segoe UI" w:eastAsia="Times New Roman" w:hAnsi="Segoe UI" w:cs="Segoe UI"/>
                 <w:color w:val="000000"/>
                 <w:lang w:eastAsia="cs-CZ"/>
               </w:rPr>
@@ -5214,14 +6959,14 @@
             <w:pPr>
               <w:spacing w:after="0" w:line="240" w:lineRule="auto"/>
               <w:rPr>
-                <w:rFonts w:ascii="Calibri" w:eastAsia="Times New Roman" w:hAnsi="Calibri" w:cs="Calibri"/>
+                <w:rFonts w:ascii="Segoe UI" w:eastAsia="Times New Roman" w:hAnsi="Segoe UI" w:cs="Segoe UI"/>
                 <w:color w:val="000000"/>
                 <w:lang w:eastAsia="cs-CZ"/>
               </w:rPr>
             </w:pPr>
             <w:r>
               <w:rPr>
-                <w:rFonts w:ascii="Calibri" w:eastAsia="Times New Roman" w:hAnsi="Calibri" w:cs="Calibri"/>
+                <w:rFonts w:ascii="Segoe UI" w:eastAsia="Times New Roman" w:hAnsi="Segoe UI" w:cs="Segoe UI"/>
                 <w:color w:val="000000"/>
                 <w:lang w:eastAsia="cs-CZ"/>
               </w:rPr>
@@ -5246,14 +6991,14 @@
             <w:pPr>
               <w:spacing w:after="0" w:line="240" w:lineRule="auto"/>
               <w:rPr>
-                <w:rFonts w:ascii="Calibri" w:eastAsia="Times New Roman" w:hAnsi="Calibri" w:cs="Calibri"/>
+                <w:rFonts w:ascii="Segoe UI" w:eastAsia="Times New Roman" w:hAnsi="Segoe UI" w:cs="Segoe UI"/>
                 <w:color w:val="000000"/>
                 <w:lang w:eastAsia="cs-CZ"/>
               </w:rPr>
             </w:pPr>
             <w:r>
               <w:rPr>
-                <w:rFonts w:ascii="Calibri" w:eastAsia="Times New Roman" w:hAnsi="Calibri" w:cs="Calibri"/>
+                <w:rFonts w:ascii="Segoe UI" w:eastAsia="Times New Roman" w:hAnsi="Segoe UI" w:cs="Segoe UI"/>
                 <w:color w:val="000000"/>
                 <w:lang w:eastAsia="cs-CZ"/>
               </w:rPr>
@@ -5278,14 +7023,14 @@
             <w:pPr>
               <w:spacing w:after="0" w:line="240" w:lineRule="auto"/>
               <w:rPr>
-                <w:rFonts w:ascii="Calibri" w:eastAsia="Times New Roman" w:hAnsi="Calibri" w:cs="Calibri"/>
+                <w:rFonts w:ascii="Segoe UI" w:eastAsia="Times New Roman" w:hAnsi="Segoe UI" w:cs="Segoe UI"/>
                 <w:color w:val="000000"/>
                 <w:lang w:eastAsia="cs-CZ"/>
               </w:rPr>
             </w:pPr>
             <w:r>
               <w:rPr>
-                <w:rFonts w:ascii="Calibri" w:eastAsia="Times New Roman" w:hAnsi="Calibri" w:cs="Calibri"/>
+                <w:rFonts w:ascii="Segoe UI" w:eastAsia="Times New Roman" w:hAnsi="Segoe UI" w:cs="Segoe UI"/>
                 <w:color w:val="000000"/>
                 <w:lang w:eastAsia="cs-CZ"/>
               </w:rPr>
@@ -5311,14 +7056,14 @@
               <w:spacing w:after="0" w:line="240" w:lineRule="auto"/>
               <w:jc w:val="center"/>
               <w:rPr>
-                <w:rFonts w:ascii="Calibri" w:eastAsia="Times New Roman" w:hAnsi="Calibri" w:cs="Calibri"/>
+                <w:rFonts w:ascii="Segoe UI" w:eastAsia="Times New Roman" w:hAnsi="Segoe UI" w:cs="Segoe UI"/>
                 <w:color w:val="000000"/>
                 <w:lang w:eastAsia="cs-CZ"/>
               </w:rPr>
             </w:pPr>
             <w:r>
               <w:rPr>
-                <w:rFonts w:ascii="Calibri" w:eastAsia="Times New Roman" w:hAnsi="Calibri" w:cs="Calibri"/>
+                <w:rFonts w:ascii="Segoe UI" w:eastAsia="Times New Roman" w:hAnsi="Segoe UI" w:cs="Segoe UI"/>
                 <w:color w:val="000000"/>
                 <w:lang w:eastAsia="cs-CZ"/>
               </w:rPr>
@@ -5344,14 +7089,14 @@
               <w:spacing w:after="0" w:line="240" w:lineRule="auto"/>
               <w:jc w:val="center"/>
               <w:rPr>
-                <w:rFonts w:ascii="Calibri" w:eastAsia="Times New Roman" w:hAnsi="Calibri" w:cs="Calibri"/>
+                <w:rFonts w:ascii="Segoe UI" w:eastAsia="Times New Roman" w:hAnsi="Segoe UI" w:cs="Segoe UI"/>
                 <w:color w:val="000000"/>
                 <w:lang w:eastAsia="cs-CZ"/>
               </w:rPr>
             </w:pPr>
             <w:r>
               <w:rPr>
-                <w:rFonts w:ascii="Calibri" w:eastAsia="Times New Roman" w:hAnsi="Calibri" w:cs="Calibri"/>
+                <w:rFonts w:ascii="Segoe UI" w:eastAsia="Times New Roman" w:hAnsi="Segoe UI" w:cs="Segoe UI"/>
                 <w:color w:val="000000"/>
                 <w:lang w:eastAsia="cs-CZ"/>
               </w:rPr>
@@ -5377,14 +7122,14 @@
               <w:spacing w:after="0" w:line="240" w:lineRule="auto"/>
               <w:jc w:val="center"/>
               <w:rPr>
-                <w:rFonts w:ascii="Calibri" w:eastAsia="Times New Roman" w:hAnsi="Calibri" w:cs="Calibri"/>
+                <w:rFonts w:ascii="Segoe UI" w:eastAsia="Times New Roman" w:hAnsi="Segoe UI" w:cs="Segoe UI"/>
                 <w:color w:val="000000"/>
                 <w:lang w:eastAsia="cs-CZ"/>
               </w:rPr>
             </w:pPr>
             <w:r>
               <w:rPr>
-                <w:rFonts w:ascii="Calibri" w:eastAsia="Times New Roman" w:hAnsi="Calibri" w:cs="Calibri"/>
+                <w:rFonts w:ascii="Segoe UI" w:eastAsia="Times New Roman" w:hAnsi="Segoe UI" w:cs="Segoe UI"/>
                 <w:color w:val="000000"/>
                 <w:lang w:eastAsia="cs-CZ"/>
               </w:rPr>
@@ -5410,14 +7155,14 @@
               <w:spacing w:after="0" w:line="240" w:lineRule="auto"/>
               <w:jc w:val="center"/>
               <w:rPr>
-                <w:rFonts w:ascii="Calibri" w:eastAsia="Times New Roman" w:hAnsi="Calibri" w:cs="Calibri"/>
+                <w:rFonts w:ascii="Segoe UI" w:eastAsia="Times New Roman" w:hAnsi="Segoe UI" w:cs="Segoe UI"/>
                 <w:color w:val="000000"/>
                 <w:lang w:eastAsia="cs-CZ"/>
               </w:rPr>
             </w:pPr>
             <w:r>
               <w:rPr>
-                <w:rFonts w:ascii="Calibri" w:eastAsia="Times New Roman" w:hAnsi="Calibri" w:cs="Calibri"/>
+                <w:rFonts w:ascii="Segoe UI" w:eastAsia="Times New Roman" w:hAnsi="Segoe UI" w:cs="Segoe UI"/>
                 <w:color w:val="000000"/>
                 <w:lang w:eastAsia="cs-CZ"/>
               </w:rPr>
@@ -5443,14 +7188,14 @@
               <w:spacing w:after="0" w:line="240" w:lineRule="auto"/>
               <w:jc w:val="center"/>
               <w:rPr>
-                <w:rFonts w:ascii="Calibri" w:eastAsia="Times New Roman" w:hAnsi="Calibri" w:cs="Calibri"/>
+                <w:rFonts w:ascii="Segoe UI" w:eastAsia="Times New Roman" w:hAnsi="Segoe UI" w:cs="Segoe UI"/>
                 <w:color w:val="000000"/>
                 <w:lang w:eastAsia="cs-CZ"/>
               </w:rPr>
             </w:pPr>
             <w:r>
               <w:rPr>
-                <w:rFonts w:ascii="Calibri" w:eastAsia="Times New Roman" w:hAnsi="Calibri" w:cs="Calibri"/>
+                <w:rFonts w:ascii="Segoe UI" w:eastAsia="Times New Roman" w:hAnsi="Segoe UI" w:cs="Segoe UI"/>
                 <w:color w:val="000000"/>
                 <w:lang w:eastAsia="cs-CZ"/>
               </w:rPr>
@@ -5476,14 +7221,14 @@
               <w:spacing w:after="0" w:line="240" w:lineRule="auto"/>
               <w:jc w:val="center"/>
               <w:rPr>
-                <w:rFonts w:ascii="Calibri" w:eastAsia="Times New Roman" w:hAnsi="Calibri" w:cs="Calibri"/>
+                <w:rFonts w:ascii="Segoe UI" w:eastAsia="Times New Roman" w:hAnsi="Segoe UI" w:cs="Segoe UI"/>
                 <w:color w:val="000000"/>
                 <w:lang w:eastAsia="cs-CZ"/>
               </w:rPr>
             </w:pPr>
             <w:r>
               <w:rPr>
-                <w:rFonts w:ascii="Calibri" w:eastAsia="Times New Roman" w:hAnsi="Calibri" w:cs="Calibri"/>
+                <w:rFonts w:ascii="Segoe UI" w:eastAsia="Times New Roman" w:hAnsi="Segoe UI" w:cs="Segoe UI"/>
                 <w:color w:val="000000"/>
                 <w:lang w:eastAsia="cs-CZ"/>
               </w:rPr>
@@ -5514,14 +7259,14 @@
             <w:pPr>
               <w:spacing w:after="0" w:line="240" w:lineRule="auto"/>
               <w:rPr>
-                <w:rFonts w:ascii="Calibri" w:eastAsia="Times New Roman" w:hAnsi="Calibri" w:cs="Calibri"/>
+                <w:rFonts w:ascii="Segoe UI" w:eastAsia="Times New Roman" w:hAnsi="Segoe UI" w:cs="Segoe UI"/>
                 <w:color w:val="000000"/>
                 <w:lang w:eastAsia="cs-CZ"/>
               </w:rPr>
             </w:pPr>
             <w:r>
               <w:rPr>
-                <w:rFonts w:ascii="Calibri" w:eastAsia="Times New Roman" w:hAnsi="Calibri" w:cs="Calibri"/>
+                <w:rFonts w:ascii="Segoe UI" w:eastAsia="Times New Roman" w:hAnsi="Segoe UI" w:cs="Segoe UI"/>
                 <w:color w:val="000000"/>
                 <w:lang w:eastAsia="cs-CZ"/>
               </w:rPr>
@@ -5547,7 +7292,7 @@
             <w:pPr>
               <w:spacing w:after="0" w:line="240" w:lineRule="auto"/>
               <w:rPr>
-                <w:rFonts w:ascii="Calibri" w:eastAsia="Times New Roman" w:hAnsi="Calibri" w:cs="Calibri"/>
+                <w:rFonts w:ascii="Segoe UI" w:eastAsia="Times New Roman" w:hAnsi="Segoe UI" w:cs="Segoe UI"/>
                 <w:b/>
                 <w:bCs/>
                 <w:lang w:eastAsia="cs-CZ"/>
@@ -5555,7 +7300,7 @@
             </w:pPr>
             <w:r>
               <w:rPr>
-                <w:rFonts w:ascii="Calibri" w:eastAsia="Times New Roman" w:hAnsi="Calibri" w:cs="Calibri"/>
+                <w:rFonts w:ascii="Segoe UI" w:eastAsia="Times New Roman" w:hAnsi="Segoe UI" w:cs="Segoe UI"/>
                 <w:b/>
                 <w:bCs/>
                 <w:lang w:eastAsia="cs-CZ"/>
@@ -5582,14 +7327,14 @@
             <w:pPr>
               <w:spacing w:after="0" w:line="240" w:lineRule="auto"/>
               <w:rPr>
-                <w:rFonts w:ascii="Calibri" w:eastAsia="Times New Roman" w:hAnsi="Calibri" w:cs="Calibri"/>
+                <w:rFonts w:ascii="Segoe UI" w:eastAsia="Times New Roman" w:hAnsi="Segoe UI" w:cs="Segoe UI"/>
                 <w:color w:val="000000"/>
                 <w:lang w:eastAsia="cs-CZ"/>
               </w:rPr>
             </w:pPr>
             <w:r>
               <w:rPr>
-                <w:rFonts w:ascii="Calibri" w:eastAsia="Times New Roman" w:hAnsi="Calibri" w:cs="Calibri"/>
+                <w:rFonts w:ascii="Segoe UI" w:eastAsia="Times New Roman" w:hAnsi="Segoe UI" w:cs="Segoe UI"/>
                 <w:color w:val="000000"/>
                 <w:lang w:eastAsia="cs-CZ"/>
               </w:rPr>
@@ -5615,14 +7360,14 @@
               <w:spacing w:after="0" w:line="240" w:lineRule="auto"/>
               <w:jc w:val="center"/>
               <w:rPr>
-                <w:rFonts w:ascii="Calibri" w:eastAsia="Times New Roman" w:hAnsi="Calibri" w:cs="Calibri"/>
+                <w:rFonts w:ascii="Segoe UI" w:eastAsia="Times New Roman" w:hAnsi="Segoe UI" w:cs="Segoe UI"/>
                 <w:color w:val="000000"/>
                 <w:lang w:eastAsia="cs-CZ"/>
               </w:rPr>
             </w:pPr>
             <w:r>
               <w:rPr>
-                <w:rFonts w:ascii="Calibri" w:eastAsia="Times New Roman" w:hAnsi="Calibri" w:cs="Calibri"/>
+                <w:rFonts w:ascii="Segoe UI" w:eastAsia="Times New Roman" w:hAnsi="Segoe UI" w:cs="Segoe UI"/>
                 <w:color w:val="000000"/>
                 <w:lang w:eastAsia="cs-CZ"/>
               </w:rPr>
@@ -5648,14 +7393,14 @@
               <w:spacing w:after="0" w:line="240" w:lineRule="auto"/>
               <w:jc w:val="center"/>
               <w:rPr>
-                <w:rFonts w:ascii="Calibri" w:eastAsia="Times New Roman" w:hAnsi="Calibri" w:cs="Calibri"/>
+                <w:rFonts w:ascii="Segoe UI" w:eastAsia="Times New Roman" w:hAnsi="Segoe UI" w:cs="Segoe UI"/>
                 <w:color w:val="000000"/>
                 <w:lang w:eastAsia="cs-CZ"/>
               </w:rPr>
             </w:pPr>
             <w:r>
               <w:rPr>
-                <w:rFonts w:ascii="Calibri" w:eastAsia="Times New Roman" w:hAnsi="Calibri" w:cs="Calibri"/>
+                <w:rFonts w:ascii="Segoe UI" w:eastAsia="Times New Roman" w:hAnsi="Segoe UI" w:cs="Segoe UI"/>
                 <w:color w:val="000000"/>
                 <w:lang w:eastAsia="cs-CZ"/>
               </w:rPr>
@@ -5682,14 +7427,14 @@
               <w:spacing w:after="0" w:line="240" w:lineRule="auto"/>
               <w:jc w:val="center"/>
               <w:rPr>
-                <w:rFonts w:ascii="Calibri" w:eastAsia="Times New Roman" w:hAnsi="Calibri" w:cs="Calibri"/>
+                <w:rFonts w:ascii="Segoe UI" w:eastAsia="Times New Roman" w:hAnsi="Segoe UI" w:cs="Segoe UI"/>
                 <w:color w:val="000000"/>
                 <w:lang w:eastAsia="cs-CZ"/>
               </w:rPr>
             </w:pPr>
             <w:r>
               <w:rPr>
-                <w:rFonts w:ascii="Calibri" w:eastAsia="Times New Roman" w:hAnsi="Calibri" w:cs="Calibri"/>
+                <w:rFonts w:ascii="Segoe UI" w:eastAsia="Times New Roman" w:hAnsi="Segoe UI" w:cs="Segoe UI"/>
                 <w:color w:val="000000"/>
                 <w:lang w:eastAsia="cs-CZ"/>
               </w:rPr>
@@ -5716,14 +7461,14 @@
               <w:spacing w:after="0" w:line="240" w:lineRule="auto"/>
               <w:jc w:val="center"/>
               <w:rPr>
-                <w:rFonts w:ascii="Calibri" w:eastAsia="Times New Roman" w:hAnsi="Calibri" w:cs="Calibri"/>
+                <w:rFonts w:ascii="Segoe UI" w:eastAsia="Times New Roman" w:hAnsi="Segoe UI" w:cs="Segoe UI"/>
                 <w:color w:val="000000"/>
                 <w:lang w:eastAsia="cs-CZ"/>
               </w:rPr>
             </w:pPr>
             <w:r>
               <w:rPr>
-                <w:rFonts w:ascii="Calibri" w:eastAsia="Times New Roman" w:hAnsi="Calibri" w:cs="Calibri"/>
+                <w:rFonts w:ascii="Segoe UI" w:eastAsia="Times New Roman" w:hAnsi="Segoe UI" w:cs="Segoe UI"/>
                 <w:color w:val="000000"/>
                 <w:lang w:eastAsia="cs-CZ"/>
               </w:rPr>
@@ -5749,14 +7494,14 @@
               <w:spacing w:after="0" w:line="240" w:lineRule="auto"/>
               <w:jc w:val="center"/>
               <w:rPr>
-                <w:rFonts w:ascii="Calibri" w:eastAsia="Times New Roman" w:hAnsi="Calibri" w:cs="Calibri"/>
+                <w:rFonts w:ascii="Segoe UI" w:eastAsia="Times New Roman" w:hAnsi="Segoe UI" w:cs="Segoe UI"/>
                 <w:color w:val="000000"/>
                 <w:lang w:eastAsia="cs-CZ"/>
               </w:rPr>
             </w:pPr>
             <w:r>
               <w:rPr>
-                <w:rFonts w:ascii="Calibri" w:eastAsia="Times New Roman" w:hAnsi="Calibri" w:cs="Calibri"/>
+                <w:rFonts w:ascii="Segoe UI" w:eastAsia="Times New Roman" w:hAnsi="Segoe UI" w:cs="Segoe UI"/>
                 <w:color w:val="000000"/>
                 <w:lang w:eastAsia="cs-CZ"/>
               </w:rPr>
@@ -5782,14 +7527,14 @@
               <w:spacing w:after="0" w:line="240" w:lineRule="auto"/>
               <w:jc w:val="center"/>
               <w:rPr>
-                <w:rFonts w:ascii="Calibri" w:eastAsia="Times New Roman" w:hAnsi="Calibri" w:cs="Calibri"/>
+                <w:rFonts w:ascii="Segoe UI" w:eastAsia="Times New Roman" w:hAnsi="Segoe UI" w:cs="Segoe UI"/>
                 <w:color w:val="000000"/>
                 <w:lang w:eastAsia="cs-CZ"/>
               </w:rPr>
             </w:pPr>
             <w:r>
               <w:rPr>
-                <w:rFonts w:ascii="Calibri" w:eastAsia="Times New Roman" w:hAnsi="Calibri" w:cs="Calibri"/>
+                <w:rFonts w:ascii="Segoe UI" w:eastAsia="Times New Roman" w:hAnsi="Segoe UI" w:cs="Segoe UI"/>
                 <w:color w:val="000000"/>
                 <w:lang w:eastAsia="cs-CZ"/>
               </w:rPr>
@@ -5819,14 +7564,14 @@
             <w:pPr>
               <w:spacing w:after="0" w:line="240" w:lineRule="auto"/>
               <w:rPr>
-                <w:rFonts w:ascii="Calibri" w:eastAsia="Times New Roman" w:hAnsi="Calibri" w:cs="Calibri"/>
+                <w:rFonts w:ascii="Segoe UI" w:eastAsia="Times New Roman" w:hAnsi="Segoe UI" w:cs="Segoe UI"/>
                 <w:color w:val="000000"/>
                 <w:lang w:eastAsia="cs-CZ"/>
               </w:rPr>
             </w:pPr>
             <w:r>
               <w:rPr>
-                <w:rFonts w:ascii="Calibri" w:eastAsia="Times New Roman" w:hAnsi="Calibri" w:cs="Calibri"/>
+                <w:rFonts w:ascii="Segoe UI" w:eastAsia="Times New Roman" w:hAnsi="Segoe UI" w:cs="Segoe UI"/>
                 <w:color w:val="000000"/>
                 <w:lang w:eastAsia="cs-CZ"/>
               </w:rPr>
@@ -5851,14 +7596,14 @@
             <w:pPr>
               <w:spacing w:after="0" w:line="240" w:lineRule="auto"/>
               <w:rPr>
-                <w:rFonts w:ascii="Calibri" w:eastAsia="Times New Roman" w:hAnsi="Calibri" w:cs="Calibri"/>
+                <w:rFonts w:ascii="Segoe UI" w:eastAsia="Times New Roman" w:hAnsi="Segoe UI" w:cs="Segoe UI"/>
                 <w:color w:val="000000"/>
                 <w:lang w:eastAsia="cs-CZ"/>
               </w:rPr>
             </w:pPr>
             <w:r>
               <w:rPr>
-                <w:rFonts w:ascii="Calibri" w:eastAsia="Times New Roman" w:hAnsi="Calibri" w:cs="Calibri"/>
+                <w:rFonts w:ascii="Segoe UI" w:eastAsia="Times New Roman" w:hAnsi="Segoe UI" w:cs="Segoe UI"/>
                 <w:color w:val="000000"/>
                 <w:lang w:eastAsia="cs-CZ"/>
               </w:rPr>
@@ -5883,14 +7628,14 @@
             <w:pPr>
               <w:spacing w:after="0" w:line="240" w:lineRule="auto"/>
               <w:rPr>
-                <w:rFonts w:ascii="Calibri" w:eastAsia="Times New Roman" w:hAnsi="Calibri" w:cs="Calibri"/>
+                <w:rFonts w:ascii="Segoe UI" w:eastAsia="Times New Roman" w:hAnsi="Segoe UI" w:cs="Segoe UI"/>
                 <w:color w:val="000000"/>
                 <w:lang w:eastAsia="cs-CZ"/>
               </w:rPr>
             </w:pPr>
             <w:r>
               <w:rPr>
-                <w:rFonts w:ascii="Calibri" w:eastAsia="Times New Roman" w:hAnsi="Calibri" w:cs="Calibri"/>
+                <w:rFonts w:ascii="Segoe UI" w:eastAsia="Times New Roman" w:hAnsi="Segoe UI" w:cs="Segoe UI"/>
                 <w:color w:val="000000"/>
                 <w:lang w:eastAsia="cs-CZ"/>
               </w:rPr>
@@ -5916,14 +7661,14 @@
               <w:spacing w:after="0" w:line="240" w:lineRule="auto"/>
               <w:jc w:val="center"/>
               <w:rPr>
-                <w:rFonts w:ascii="Calibri" w:eastAsia="Times New Roman" w:hAnsi="Calibri" w:cs="Calibri"/>
+                <w:rFonts w:ascii="Segoe UI" w:eastAsia="Times New Roman" w:hAnsi="Segoe UI" w:cs="Segoe UI"/>
                 <w:color w:val="000000"/>
                 <w:lang w:eastAsia="cs-CZ"/>
               </w:rPr>
             </w:pPr>
             <w:r>
               <w:rPr>
-                <w:rFonts w:ascii="Calibri" w:eastAsia="Times New Roman" w:hAnsi="Calibri" w:cs="Calibri"/>
+                <w:rFonts w:ascii="Segoe UI" w:eastAsia="Times New Roman" w:hAnsi="Segoe UI" w:cs="Segoe UI"/>
                 <w:color w:val="000000"/>
                 <w:lang w:eastAsia="cs-CZ"/>
               </w:rPr>
@@ -5949,14 +7694,14 @@
               <w:spacing w:after="0" w:line="240" w:lineRule="auto"/>
               <w:jc w:val="center"/>
               <w:rPr>
-                <w:rFonts w:ascii="Calibri" w:eastAsia="Times New Roman" w:hAnsi="Calibri" w:cs="Calibri"/>
+                <w:rFonts w:ascii="Segoe UI" w:eastAsia="Times New Roman" w:hAnsi="Segoe UI" w:cs="Segoe UI"/>
                 <w:color w:val="000000"/>
                 <w:lang w:eastAsia="cs-CZ"/>
               </w:rPr>
             </w:pPr>
             <w:r>
               <w:rPr>
-                <w:rFonts w:ascii="Calibri" w:eastAsia="Times New Roman" w:hAnsi="Calibri" w:cs="Calibri"/>
+                <w:rFonts w:ascii="Segoe UI" w:eastAsia="Times New Roman" w:hAnsi="Segoe UI" w:cs="Segoe UI"/>
                 <w:color w:val="000000"/>
                 <w:lang w:eastAsia="cs-CZ"/>
               </w:rPr>
@@ -5983,14 +7728,14 @@
               <w:spacing w:after="0" w:line="240" w:lineRule="auto"/>
               <w:jc w:val="center"/>
               <w:rPr>
-                <w:rFonts w:ascii="Calibri" w:eastAsia="Times New Roman" w:hAnsi="Calibri" w:cs="Calibri"/>
+                <w:rFonts w:ascii="Segoe UI" w:eastAsia="Times New Roman" w:hAnsi="Segoe UI" w:cs="Segoe UI"/>
                 <w:color w:val="000000"/>
                 <w:lang w:eastAsia="cs-CZ"/>
               </w:rPr>
             </w:pPr>
             <w:r>
               <w:rPr>
-                <w:rFonts w:ascii="Calibri" w:eastAsia="Times New Roman" w:hAnsi="Calibri" w:cs="Calibri"/>
+                <w:rFonts w:ascii="Segoe UI" w:eastAsia="Times New Roman" w:hAnsi="Segoe UI" w:cs="Segoe UI"/>
                 <w:color w:val="000000"/>
                 <w:lang w:eastAsia="cs-CZ"/>
               </w:rPr>
@@ -6017,14 +7762,14 @@
               <w:spacing w:after="0" w:line="240" w:lineRule="auto"/>
               <w:jc w:val="center"/>
               <w:rPr>
-                <w:rFonts w:ascii="Calibri" w:eastAsia="Times New Roman" w:hAnsi="Calibri" w:cs="Calibri"/>
+                <w:rFonts w:ascii="Segoe UI" w:eastAsia="Times New Roman" w:hAnsi="Segoe UI" w:cs="Segoe UI"/>
                 <w:color w:val="000000"/>
                 <w:lang w:eastAsia="cs-CZ"/>
               </w:rPr>
             </w:pPr>
             <w:r>
               <w:rPr>
-                <w:rFonts w:ascii="Calibri" w:eastAsia="Times New Roman" w:hAnsi="Calibri" w:cs="Calibri"/>
+                <w:rFonts w:ascii="Segoe UI" w:eastAsia="Times New Roman" w:hAnsi="Segoe UI" w:cs="Segoe UI"/>
                 <w:color w:val="000000"/>
                 <w:lang w:eastAsia="cs-CZ"/>
               </w:rPr>
@@ -6050,14 +7795,14 @@
               <w:spacing w:after="0" w:line="240" w:lineRule="auto"/>
               <w:jc w:val="center"/>
               <w:rPr>
-                <w:rFonts w:ascii="Calibri" w:eastAsia="Times New Roman" w:hAnsi="Calibri" w:cs="Calibri"/>
+                <w:rFonts w:ascii="Segoe UI" w:eastAsia="Times New Roman" w:hAnsi="Segoe UI" w:cs="Segoe UI"/>
                 <w:color w:val="000000"/>
                 <w:lang w:eastAsia="cs-CZ"/>
               </w:rPr>
             </w:pPr>
             <w:r>
               <w:rPr>
-                <w:rFonts w:ascii="Calibri" w:eastAsia="Times New Roman" w:hAnsi="Calibri" w:cs="Calibri"/>
+                <w:rFonts w:ascii="Segoe UI" w:eastAsia="Times New Roman" w:hAnsi="Segoe UI" w:cs="Segoe UI"/>
                 <w:color w:val="000000"/>
                 <w:lang w:eastAsia="cs-CZ"/>
               </w:rPr>
@@ -6083,14 +7828,14 @@
               <w:spacing w:after="0" w:line="240" w:lineRule="auto"/>
               <w:jc w:val="center"/>
               <w:rPr>
-                <w:rFonts w:ascii="Calibri" w:eastAsia="Times New Roman" w:hAnsi="Calibri" w:cs="Calibri"/>
+                <w:rFonts w:ascii="Segoe UI" w:eastAsia="Times New Roman" w:hAnsi="Segoe UI" w:cs="Segoe UI"/>
                 <w:color w:val="000000"/>
                 <w:lang w:eastAsia="cs-CZ"/>
               </w:rPr>
             </w:pPr>
             <w:r>
               <w:rPr>
-                <w:rFonts w:ascii="Calibri" w:eastAsia="Times New Roman" w:hAnsi="Calibri" w:cs="Calibri"/>
+                <w:rFonts w:ascii="Segoe UI" w:eastAsia="Times New Roman" w:hAnsi="Segoe UI" w:cs="Segoe UI"/>
                 <w:color w:val="000000"/>
                 <w:lang w:eastAsia="cs-CZ"/>
               </w:rPr>
@@ -6120,14 +7865,14 @@
             <w:pPr>
               <w:spacing w:after="0" w:line="240" w:lineRule="auto"/>
               <w:rPr>
-                <w:rFonts w:ascii="Calibri" w:eastAsia="Times New Roman" w:hAnsi="Calibri" w:cs="Calibri"/>
+                <w:rFonts w:ascii="Segoe UI" w:eastAsia="Times New Roman" w:hAnsi="Segoe UI" w:cs="Segoe UI"/>
                 <w:color w:val="000000"/>
                 <w:lang w:eastAsia="cs-CZ"/>
               </w:rPr>
             </w:pPr>
             <w:r>
               <w:rPr>
-                <w:rFonts w:ascii="Calibri" w:eastAsia="Times New Roman" w:hAnsi="Calibri" w:cs="Calibri"/>
+                <w:rFonts w:ascii="Segoe UI" w:eastAsia="Times New Roman" w:hAnsi="Segoe UI" w:cs="Segoe UI"/>
                 <w:color w:val="000000"/>
                 <w:lang w:eastAsia="cs-CZ"/>
               </w:rPr>
@@ -6152,14 +7897,14 @@
             <w:pPr>
               <w:spacing w:after="0" w:line="240" w:lineRule="auto"/>
               <w:rPr>
-                <w:rFonts w:ascii="Calibri" w:eastAsia="Times New Roman" w:hAnsi="Calibri" w:cs="Calibri"/>
+                <w:rFonts w:ascii="Segoe UI" w:eastAsia="Times New Roman" w:hAnsi="Segoe UI" w:cs="Segoe UI"/>
                 <w:color w:val="000000"/>
                 <w:lang w:eastAsia="cs-CZ"/>
               </w:rPr>
             </w:pPr>
             <w:r>
               <w:rPr>
-                <w:rFonts w:ascii="Calibri" w:eastAsia="Times New Roman" w:hAnsi="Calibri" w:cs="Calibri"/>
+                <w:rFonts w:ascii="Segoe UI" w:eastAsia="Times New Roman" w:hAnsi="Segoe UI" w:cs="Segoe UI"/>
                 <w:color w:val="000000"/>
                 <w:lang w:eastAsia="cs-CZ"/>
               </w:rPr>
@@ -6184,14 +7929,14 @@
             <w:pPr>
               <w:spacing w:after="0" w:line="240" w:lineRule="auto"/>
               <w:rPr>
-                <w:rFonts w:ascii="Calibri" w:eastAsia="Times New Roman" w:hAnsi="Calibri" w:cs="Calibri"/>
+                <w:rFonts w:ascii="Segoe UI" w:eastAsia="Times New Roman" w:hAnsi="Segoe UI" w:cs="Segoe UI"/>
                 <w:color w:val="000000"/>
                 <w:lang w:eastAsia="cs-CZ"/>
               </w:rPr>
             </w:pPr>
             <w:r>
               <w:rPr>
-                <w:rFonts w:ascii="Calibri" w:eastAsia="Times New Roman" w:hAnsi="Calibri" w:cs="Calibri"/>
+                <w:rFonts w:ascii="Segoe UI" w:eastAsia="Times New Roman" w:hAnsi="Segoe UI" w:cs="Segoe UI"/>
                 <w:color w:val="000000"/>
                 <w:lang w:eastAsia="cs-CZ"/>
               </w:rPr>
@@ -6217,14 +7962,14 @@
               <w:spacing w:after="0" w:line="240" w:lineRule="auto"/>
               <w:jc w:val="center"/>
               <w:rPr>
-                <w:rFonts w:ascii="Calibri" w:eastAsia="Times New Roman" w:hAnsi="Calibri" w:cs="Calibri"/>
+                <w:rFonts w:ascii="Segoe UI" w:eastAsia="Times New Roman" w:hAnsi="Segoe UI" w:cs="Segoe UI"/>
                 <w:color w:val="000000"/>
                 <w:lang w:eastAsia="cs-CZ"/>
               </w:rPr>
             </w:pPr>
             <w:r>
               <w:rPr>
-                <w:rFonts w:ascii="Calibri" w:eastAsia="Times New Roman" w:hAnsi="Calibri" w:cs="Calibri"/>
+                <w:rFonts w:ascii="Segoe UI" w:eastAsia="Times New Roman" w:hAnsi="Segoe UI" w:cs="Segoe UI"/>
                 <w:color w:val="000000"/>
                 <w:lang w:eastAsia="cs-CZ"/>
               </w:rPr>
@@ -6250,14 +7995,14 @@
               <w:spacing w:after="0" w:line="240" w:lineRule="auto"/>
               <w:jc w:val="center"/>
               <w:rPr>
-                <w:rFonts w:ascii="Calibri" w:eastAsia="Times New Roman" w:hAnsi="Calibri" w:cs="Calibri"/>
+                <w:rFonts w:ascii="Segoe UI" w:eastAsia="Times New Roman" w:hAnsi="Segoe UI" w:cs="Segoe UI"/>
                 <w:color w:val="000000"/>
                 <w:lang w:eastAsia="cs-CZ"/>
               </w:rPr>
             </w:pPr>
             <w:r>
               <w:rPr>
-                <w:rFonts w:ascii="Calibri" w:eastAsia="Times New Roman" w:hAnsi="Calibri" w:cs="Calibri"/>
+                <w:rFonts w:ascii="Segoe UI" w:eastAsia="Times New Roman" w:hAnsi="Segoe UI" w:cs="Segoe UI"/>
                 <w:color w:val="000000"/>
                 <w:lang w:eastAsia="cs-CZ"/>
               </w:rPr>
@@ -6283,14 +8028,14 @@
               <w:spacing w:after="0" w:line="240" w:lineRule="auto"/>
               <w:jc w:val="center"/>
               <w:rPr>
-                <w:rFonts w:ascii="Calibri" w:eastAsia="Times New Roman" w:hAnsi="Calibri" w:cs="Calibri"/>
+                <w:rFonts w:ascii="Segoe UI" w:eastAsia="Times New Roman" w:hAnsi="Segoe UI" w:cs="Segoe UI"/>
                 <w:color w:val="000000"/>
                 <w:lang w:eastAsia="cs-CZ"/>
               </w:rPr>
             </w:pPr>
             <w:r>
               <w:rPr>
-                <w:rFonts w:ascii="Calibri" w:eastAsia="Times New Roman" w:hAnsi="Calibri" w:cs="Calibri"/>
+                <w:rFonts w:ascii="Segoe UI" w:eastAsia="Times New Roman" w:hAnsi="Segoe UI" w:cs="Segoe UI"/>
                 <w:color w:val="000000"/>
                 <w:lang w:eastAsia="cs-CZ"/>
               </w:rPr>
@@ -6317,14 +8062,14 @@
               <w:spacing w:after="0" w:line="240" w:lineRule="auto"/>
               <w:jc w:val="center"/>
               <w:rPr>
-                <w:rFonts w:ascii="Calibri" w:eastAsia="Times New Roman" w:hAnsi="Calibri" w:cs="Calibri"/>
+                <w:rFonts w:ascii="Segoe UI" w:eastAsia="Times New Roman" w:hAnsi="Segoe UI" w:cs="Segoe UI"/>
                 <w:color w:val="000000"/>
                 <w:lang w:eastAsia="cs-CZ"/>
               </w:rPr>
             </w:pPr>
             <w:r>
               <w:rPr>
-                <w:rFonts w:ascii="Calibri" w:eastAsia="Times New Roman" w:hAnsi="Calibri" w:cs="Calibri"/>
+                <w:rFonts w:ascii="Segoe UI" w:eastAsia="Times New Roman" w:hAnsi="Segoe UI" w:cs="Segoe UI"/>
                 <w:color w:val="000000"/>
                 <w:lang w:eastAsia="cs-CZ"/>
               </w:rPr>
@@ -6350,14 +8095,14 @@
               <w:spacing w:after="0" w:line="240" w:lineRule="auto"/>
               <w:jc w:val="center"/>
               <w:rPr>
-                <w:rFonts w:ascii="Calibri" w:eastAsia="Times New Roman" w:hAnsi="Calibri" w:cs="Calibri"/>
+                <w:rFonts w:ascii="Segoe UI" w:eastAsia="Times New Roman" w:hAnsi="Segoe UI" w:cs="Segoe UI"/>
                 <w:color w:val="000000"/>
                 <w:lang w:eastAsia="cs-CZ"/>
               </w:rPr>
             </w:pPr>
             <w:r>
               <w:rPr>
-                <w:rFonts w:ascii="Calibri" w:eastAsia="Times New Roman" w:hAnsi="Calibri" w:cs="Calibri"/>
+                <w:rFonts w:ascii="Segoe UI" w:eastAsia="Times New Roman" w:hAnsi="Segoe UI" w:cs="Segoe UI"/>
                 <w:color w:val="000000"/>
                 <w:lang w:eastAsia="cs-CZ"/>
               </w:rPr>
@@ -6383,14 +8128,14 @@
               <w:spacing w:after="0" w:line="240" w:lineRule="auto"/>
               <w:jc w:val="center"/>
               <w:rPr>
-                <w:rFonts w:ascii="Calibri" w:eastAsia="Times New Roman" w:hAnsi="Calibri" w:cs="Calibri"/>
+                <w:rFonts w:ascii="Segoe UI" w:eastAsia="Times New Roman" w:hAnsi="Segoe UI" w:cs="Segoe UI"/>
                 <w:color w:val="000000"/>
                 <w:lang w:eastAsia="cs-CZ"/>
               </w:rPr>
             </w:pPr>
             <w:r>
               <w:rPr>
-                <w:rFonts w:ascii="Calibri" w:eastAsia="Times New Roman" w:hAnsi="Calibri" w:cs="Calibri"/>
+                <w:rFonts w:ascii="Segoe UI" w:eastAsia="Times New Roman" w:hAnsi="Segoe UI" w:cs="Segoe UI"/>
                 <w:color w:val="000000"/>
                 <w:lang w:eastAsia="cs-CZ"/>
               </w:rPr>
@@ -6420,14 +8165,14 @@
             <w:pPr>
               <w:spacing w:after="0" w:line="240" w:lineRule="auto"/>
               <w:rPr>
-                <w:rFonts w:ascii="Calibri" w:eastAsia="Times New Roman" w:hAnsi="Calibri" w:cs="Calibri"/>
+                <w:rFonts w:ascii="Segoe UI" w:eastAsia="Times New Roman" w:hAnsi="Segoe UI" w:cs="Segoe UI"/>
                 <w:color w:val="000000"/>
                 <w:lang w:eastAsia="cs-CZ"/>
               </w:rPr>
             </w:pPr>
             <w:r>
               <w:rPr>
-                <w:rFonts w:ascii="Calibri" w:eastAsia="Times New Roman" w:hAnsi="Calibri" w:cs="Calibri"/>
+                <w:rFonts w:ascii="Segoe UI" w:eastAsia="Times New Roman" w:hAnsi="Segoe UI" w:cs="Segoe UI"/>
                 <w:color w:val="000000"/>
                 <w:lang w:eastAsia="cs-CZ"/>
               </w:rPr>
@@ -6452,14 +8197,14 @@
             <w:pPr>
               <w:spacing w:after="0" w:line="240" w:lineRule="auto"/>
               <w:rPr>
-                <w:rFonts w:ascii="Calibri" w:eastAsia="Times New Roman" w:hAnsi="Calibri" w:cs="Calibri"/>
+                <w:rFonts w:ascii="Segoe UI" w:eastAsia="Times New Roman" w:hAnsi="Segoe UI" w:cs="Segoe UI"/>
                 <w:color w:val="000000"/>
                 <w:lang w:eastAsia="cs-CZ"/>
               </w:rPr>
             </w:pPr>
             <w:r>
               <w:rPr>
-                <w:rFonts w:ascii="Calibri" w:eastAsia="Times New Roman" w:hAnsi="Calibri" w:cs="Calibri"/>
+                <w:rFonts w:ascii="Segoe UI" w:eastAsia="Times New Roman" w:hAnsi="Segoe UI" w:cs="Segoe UI"/>
                 <w:color w:val="000000"/>
                 <w:lang w:eastAsia="cs-CZ"/>
               </w:rPr>
@@ -6484,14 +8229,14 @@
             <w:pPr>
               <w:spacing w:after="0" w:line="240" w:lineRule="auto"/>
               <w:rPr>
-                <w:rFonts w:ascii="Calibri" w:eastAsia="Times New Roman" w:hAnsi="Calibri" w:cs="Calibri"/>
+                <w:rFonts w:ascii="Segoe UI" w:eastAsia="Times New Roman" w:hAnsi="Segoe UI" w:cs="Segoe UI"/>
                 <w:color w:val="000000"/>
                 <w:lang w:eastAsia="cs-CZ"/>
               </w:rPr>
             </w:pPr>
             <w:r>
               <w:rPr>
-                <w:rFonts w:ascii="Calibri" w:eastAsia="Times New Roman" w:hAnsi="Calibri" w:cs="Calibri"/>
+                <w:rFonts w:ascii="Segoe UI" w:eastAsia="Times New Roman" w:hAnsi="Segoe UI" w:cs="Segoe UI"/>
                 <w:color w:val="000000"/>
                 <w:lang w:eastAsia="cs-CZ"/>
               </w:rPr>
@@ -6517,14 +8262,14 @@
               <w:spacing w:after="0" w:line="240" w:lineRule="auto"/>
               <w:jc w:val="center"/>
               <w:rPr>
-                <w:rFonts w:ascii="Calibri" w:eastAsia="Times New Roman" w:hAnsi="Calibri" w:cs="Calibri"/>
+                <w:rFonts w:ascii="Segoe UI" w:eastAsia="Times New Roman" w:hAnsi="Segoe UI" w:cs="Segoe UI"/>
                 <w:color w:val="000000"/>
                 <w:lang w:eastAsia="cs-CZ"/>
               </w:rPr>
             </w:pPr>
             <w:r>
               <w:rPr>
-                <w:rFonts w:ascii="Calibri" w:eastAsia="Times New Roman" w:hAnsi="Calibri" w:cs="Calibri"/>
+                <w:rFonts w:ascii="Segoe UI" w:eastAsia="Times New Roman" w:hAnsi="Segoe UI" w:cs="Segoe UI"/>
                 <w:color w:val="000000"/>
                 <w:lang w:eastAsia="cs-CZ"/>
               </w:rPr>
@@ -6550,14 +8295,14 @@
               <w:spacing w:after="0" w:line="240" w:lineRule="auto"/>
               <w:jc w:val="center"/>
               <w:rPr>
-                <w:rFonts w:ascii="Calibri" w:eastAsia="Times New Roman" w:hAnsi="Calibri" w:cs="Calibri"/>
+                <w:rFonts w:ascii="Segoe UI" w:eastAsia="Times New Roman" w:hAnsi="Segoe UI" w:cs="Segoe UI"/>
                 <w:color w:val="000000"/>
                 <w:lang w:eastAsia="cs-CZ"/>
               </w:rPr>
             </w:pPr>
             <w:r>
               <w:rPr>
-                <w:rFonts w:ascii="Calibri" w:eastAsia="Times New Roman" w:hAnsi="Calibri" w:cs="Calibri"/>
+                <w:rFonts w:ascii="Segoe UI" w:eastAsia="Times New Roman" w:hAnsi="Segoe UI" w:cs="Segoe UI"/>
                 <w:color w:val="000000"/>
                 <w:lang w:eastAsia="cs-CZ"/>
               </w:rPr>
@@ -6583,14 +8328,14 @@
               <w:spacing w:after="0" w:line="240" w:lineRule="auto"/>
               <w:jc w:val="center"/>
               <w:rPr>
-                <w:rFonts w:ascii="Calibri" w:eastAsia="Times New Roman" w:hAnsi="Calibri" w:cs="Calibri"/>
+                <w:rFonts w:ascii="Segoe UI" w:eastAsia="Times New Roman" w:hAnsi="Segoe UI" w:cs="Segoe UI"/>
                 <w:color w:val="000000"/>
                 <w:lang w:eastAsia="cs-CZ"/>
               </w:rPr>
             </w:pPr>
             <w:r>
               <w:rPr>
-                <w:rFonts w:ascii="Calibri" w:eastAsia="Times New Roman" w:hAnsi="Calibri" w:cs="Calibri"/>
+                <w:rFonts w:ascii="Segoe UI" w:eastAsia="Times New Roman" w:hAnsi="Segoe UI" w:cs="Segoe UI"/>
                 <w:color w:val="000000"/>
                 <w:lang w:eastAsia="cs-CZ"/>
               </w:rPr>
@@ -6617,14 +8362,14 @@
               <w:spacing w:after="0" w:line="240" w:lineRule="auto"/>
               <w:jc w:val="center"/>
               <w:rPr>
-                <w:rFonts w:ascii="Calibri" w:eastAsia="Times New Roman" w:hAnsi="Calibri" w:cs="Calibri"/>
+                <w:rFonts w:ascii="Segoe UI" w:eastAsia="Times New Roman" w:hAnsi="Segoe UI" w:cs="Segoe UI"/>
                 <w:color w:val="000000"/>
                 <w:lang w:eastAsia="cs-CZ"/>
               </w:rPr>
             </w:pPr>
             <w:r>
               <w:rPr>
-                <w:rFonts w:ascii="Calibri" w:eastAsia="Times New Roman" w:hAnsi="Calibri" w:cs="Calibri"/>
+                <w:rFonts w:ascii="Segoe UI" w:eastAsia="Times New Roman" w:hAnsi="Segoe UI" w:cs="Segoe UI"/>
                 <w:color w:val="000000"/>
                 <w:lang w:eastAsia="cs-CZ"/>
               </w:rPr>
@@ -6650,14 +8395,14 @@
               <w:spacing w:after="0" w:line="240" w:lineRule="auto"/>
               <w:jc w:val="center"/>
               <w:rPr>
-                <w:rFonts w:ascii="Calibri" w:eastAsia="Times New Roman" w:hAnsi="Calibri" w:cs="Calibri"/>
+                <w:rFonts w:ascii="Segoe UI" w:eastAsia="Times New Roman" w:hAnsi="Segoe UI" w:cs="Segoe UI"/>
                 <w:color w:val="000000"/>
                 <w:lang w:eastAsia="cs-CZ"/>
               </w:rPr>
             </w:pPr>
             <w:r>
               <w:rPr>
-                <w:rFonts w:ascii="Calibri" w:eastAsia="Times New Roman" w:hAnsi="Calibri" w:cs="Calibri"/>
+                <w:rFonts w:ascii="Segoe UI" w:eastAsia="Times New Roman" w:hAnsi="Segoe UI" w:cs="Segoe UI"/>
                 <w:color w:val="000000"/>
                 <w:lang w:eastAsia="cs-CZ"/>
               </w:rPr>
@@ -6683,14 +8428,14 @@
               <w:spacing w:after="0" w:line="240" w:lineRule="auto"/>
               <w:jc w:val="center"/>
               <w:rPr>
-                <w:rFonts w:ascii="Calibri" w:eastAsia="Times New Roman" w:hAnsi="Calibri" w:cs="Calibri"/>
+                <w:rFonts w:ascii="Segoe UI" w:eastAsia="Times New Roman" w:hAnsi="Segoe UI" w:cs="Segoe UI"/>
                 <w:color w:val="000000"/>
                 <w:lang w:eastAsia="cs-CZ"/>
               </w:rPr>
             </w:pPr>
             <w:r>
               <w:rPr>
-                <w:rFonts w:ascii="Calibri" w:eastAsia="Times New Roman" w:hAnsi="Calibri" w:cs="Calibri"/>
+                <w:rFonts w:ascii="Segoe UI" w:eastAsia="Times New Roman" w:hAnsi="Segoe UI" w:cs="Segoe UI"/>
                 <w:color w:val="000000"/>
                 <w:lang w:eastAsia="cs-CZ"/>
               </w:rPr>
@@ -6720,14 +8465,14 @@
             <w:pPr>
               <w:spacing w:after="0" w:line="240" w:lineRule="auto"/>
               <w:rPr>
-                <w:rFonts w:ascii="Calibri" w:eastAsia="Times New Roman" w:hAnsi="Calibri" w:cs="Calibri"/>
+                <w:rFonts w:ascii="Segoe UI" w:eastAsia="Times New Roman" w:hAnsi="Segoe UI" w:cs="Segoe UI"/>
                 <w:color w:val="000000"/>
                 <w:lang w:eastAsia="cs-CZ"/>
               </w:rPr>
             </w:pPr>
             <w:r>
               <w:rPr>
-                <w:rFonts w:ascii="Calibri" w:eastAsia="Times New Roman" w:hAnsi="Calibri" w:cs="Calibri"/>
+                <w:rFonts w:ascii="Segoe UI" w:eastAsia="Times New Roman" w:hAnsi="Segoe UI" w:cs="Segoe UI"/>
                 <w:color w:val="000000"/>
                 <w:lang w:eastAsia="cs-CZ"/>
               </w:rPr>
@@ -6752,14 +8497,14 @@
             <w:pPr>
               <w:spacing w:after="0" w:line="240" w:lineRule="auto"/>
               <w:rPr>
-                <w:rFonts w:ascii="Calibri" w:eastAsia="Times New Roman" w:hAnsi="Calibri" w:cs="Calibri"/>
+                <w:rFonts w:ascii="Segoe UI" w:eastAsia="Times New Roman" w:hAnsi="Segoe UI" w:cs="Segoe UI"/>
                 <w:color w:val="000000"/>
                 <w:lang w:eastAsia="cs-CZ"/>
               </w:rPr>
             </w:pPr>
             <w:r>
               <w:rPr>
-                <w:rFonts w:ascii="Calibri" w:eastAsia="Times New Roman" w:hAnsi="Calibri" w:cs="Calibri"/>
+                <w:rFonts w:ascii="Segoe UI" w:eastAsia="Times New Roman" w:hAnsi="Segoe UI" w:cs="Segoe UI"/>
                 <w:color w:val="000000"/>
                 <w:lang w:eastAsia="cs-CZ"/>
               </w:rPr>
@@ -6784,14 +8529,14 @@
             <w:pPr>
               <w:spacing w:after="0" w:line="240" w:lineRule="auto"/>
               <w:rPr>
-                <w:rFonts w:ascii="Calibri" w:eastAsia="Times New Roman" w:hAnsi="Calibri" w:cs="Calibri"/>
+                <w:rFonts w:ascii="Segoe UI" w:eastAsia="Times New Roman" w:hAnsi="Segoe UI" w:cs="Segoe UI"/>
                 <w:color w:val="000000"/>
                 <w:lang w:eastAsia="cs-CZ"/>
               </w:rPr>
             </w:pPr>
             <w:r>
               <w:rPr>
-                <w:rFonts w:ascii="Calibri" w:eastAsia="Times New Roman" w:hAnsi="Calibri" w:cs="Calibri"/>
+                <w:rFonts w:ascii="Segoe UI" w:eastAsia="Times New Roman" w:hAnsi="Segoe UI" w:cs="Segoe UI"/>
                 <w:color w:val="000000"/>
                 <w:lang w:eastAsia="cs-CZ"/>
               </w:rPr>
@@ -6817,14 +8562,14 @@
               <w:spacing w:after="0" w:line="240" w:lineRule="auto"/>
               <w:jc w:val="center"/>
               <w:rPr>
-                <w:rFonts w:ascii="Calibri" w:eastAsia="Times New Roman" w:hAnsi="Calibri" w:cs="Calibri"/>
+                <w:rFonts w:ascii="Segoe UI" w:eastAsia="Times New Roman" w:hAnsi="Segoe UI" w:cs="Segoe UI"/>
                 <w:color w:val="000000"/>
                 <w:lang w:eastAsia="cs-CZ"/>
               </w:rPr>
             </w:pPr>
             <w:r>
               <w:rPr>
-                <w:rFonts w:ascii="Calibri" w:eastAsia="Times New Roman" w:hAnsi="Calibri" w:cs="Calibri"/>
+                <w:rFonts w:ascii="Segoe UI" w:eastAsia="Times New Roman" w:hAnsi="Segoe UI" w:cs="Segoe UI"/>
                 <w:color w:val="000000"/>
                 <w:lang w:eastAsia="cs-CZ"/>
               </w:rPr>
@@ -6850,14 +8595,14 @@
               <w:spacing w:after="0" w:line="240" w:lineRule="auto"/>
               <w:jc w:val="center"/>
               <w:rPr>
-                <w:rFonts w:ascii="Calibri" w:eastAsia="Times New Roman" w:hAnsi="Calibri" w:cs="Calibri"/>
+                <w:rFonts w:ascii="Segoe UI" w:eastAsia="Times New Roman" w:hAnsi="Segoe UI" w:cs="Segoe UI"/>
                 <w:color w:val="000000"/>
                 <w:lang w:eastAsia="cs-CZ"/>
               </w:rPr>
             </w:pPr>
             <w:r>
               <w:rPr>
-                <w:rFonts w:ascii="Calibri" w:eastAsia="Times New Roman" w:hAnsi="Calibri" w:cs="Calibri"/>
+                <w:rFonts w:ascii="Segoe UI" w:eastAsia="Times New Roman" w:hAnsi="Segoe UI" w:cs="Segoe UI"/>
                 <w:color w:val="000000"/>
                 <w:lang w:eastAsia="cs-CZ"/>
               </w:rPr>
@@ -6883,14 +8628,14 @@
               <w:spacing w:after="0" w:line="240" w:lineRule="auto"/>
               <w:jc w:val="center"/>
               <w:rPr>
-                <w:rFonts w:ascii="Calibri" w:eastAsia="Times New Roman" w:hAnsi="Calibri" w:cs="Calibri"/>
+                <w:rFonts w:ascii="Segoe UI" w:eastAsia="Times New Roman" w:hAnsi="Segoe UI" w:cs="Segoe UI"/>
                 <w:color w:val="000000"/>
                 <w:lang w:eastAsia="cs-CZ"/>
               </w:rPr>
             </w:pPr>
             <w:r>
               <w:rPr>
-                <w:rFonts w:ascii="Calibri" w:eastAsia="Times New Roman" w:hAnsi="Calibri" w:cs="Calibri"/>
+                <w:rFonts w:ascii="Segoe UI" w:eastAsia="Times New Roman" w:hAnsi="Segoe UI" w:cs="Segoe UI"/>
                 <w:color w:val="000000"/>
                 <w:lang w:eastAsia="cs-CZ"/>
               </w:rPr>
@@ -6916,14 +8661,14 @@
               <w:spacing w:after="0" w:line="240" w:lineRule="auto"/>
               <w:jc w:val="center"/>
               <w:rPr>
-                <w:rFonts w:ascii="Calibri" w:eastAsia="Times New Roman" w:hAnsi="Calibri" w:cs="Calibri"/>
+                <w:rFonts w:ascii="Segoe UI" w:eastAsia="Times New Roman" w:hAnsi="Segoe UI" w:cs="Segoe UI"/>
                 <w:color w:val="000000"/>
                 <w:lang w:eastAsia="cs-CZ"/>
               </w:rPr>
             </w:pPr>
             <w:r>
               <w:rPr>
-                <w:rFonts w:ascii="Calibri" w:eastAsia="Times New Roman" w:hAnsi="Calibri" w:cs="Calibri"/>
+                <w:rFonts w:ascii="Segoe UI" w:eastAsia="Times New Roman" w:hAnsi="Segoe UI" w:cs="Segoe UI"/>
                 <w:color w:val="000000"/>
                 <w:lang w:eastAsia="cs-CZ"/>
               </w:rPr>
@@ -6949,14 +8694,14 @@
               <w:spacing w:after="0" w:line="240" w:lineRule="auto"/>
               <w:jc w:val="center"/>
               <w:rPr>
-                <w:rFonts w:ascii="Calibri" w:eastAsia="Times New Roman" w:hAnsi="Calibri" w:cs="Calibri"/>
+                <w:rFonts w:ascii="Segoe UI" w:eastAsia="Times New Roman" w:hAnsi="Segoe UI" w:cs="Segoe UI"/>
                 <w:color w:val="000000"/>
                 <w:lang w:eastAsia="cs-CZ"/>
               </w:rPr>
             </w:pPr>
             <w:r>
               <w:rPr>
-                <w:rFonts w:ascii="Calibri" w:eastAsia="Times New Roman" w:hAnsi="Calibri" w:cs="Calibri"/>
+                <w:rFonts w:ascii="Segoe UI" w:eastAsia="Times New Roman" w:hAnsi="Segoe UI" w:cs="Segoe UI"/>
                 <w:color w:val="000000"/>
                 <w:lang w:eastAsia="cs-CZ"/>
               </w:rPr>
@@ -6982,14 +8727,14 @@
               <w:spacing w:after="0" w:line="240" w:lineRule="auto"/>
               <w:jc w:val="center"/>
               <w:rPr>
-                <w:rFonts w:ascii="Calibri" w:eastAsia="Times New Roman" w:hAnsi="Calibri" w:cs="Calibri"/>
+                <w:rFonts w:ascii="Segoe UI" w:eastAsia="Times New Roman" w:hAnsi="Segoe UI" w:cs="Segoe UI"/>
                 <w:color w:val="000000"/>
                 <w:lang w:eastAsia="cs-CZ"/>
               </w:rPr>
             </w:pPr>
             <w:r>
               <w:rPr>
-                <w:rFonts w:ascii="Calibri" w:eastAsia="Times New Roman" w:hAnsi="Calibri" w:cs="Calibri"/>
+                <w:rFonts w:ascii="Segoe UI" w:eastAsia="Times New Roman" w:hAnsi="Segoe UI" w:cs="Segoe UI"/>
                 <w:color w:val="000000"/>
                 <w:lang w:eastAsia="cs-CZ"/>
               </w:rPr>
@@ -7020,14 +8765,14 @@
             <w:pPr>
               <w:spacing w:after="0" w:line="240" w:lineRule="auto"/>
               <w:rPr>
-                <w:rFonts w:ascii="Calibri" w:eastAsia="Times New Roman" w:hAnsi="Calibri" w:cs="Calibri"/>
+                <w:rFonts w:ascii="Segoe UI" w:eastAsia="Times New Roman" w:hAnsi="Segoe UI" w:cs="Segoe UI"/>
                 <w:color w:val="000000"/>
                 <w:lang w:eastAsia="cs-CZ"/>
               </w:rPr>
             </w:pPr>
             <w:r>
               <w:rPr>
-                <w:rFonts w:ascii="Calibri" w:eastAsia="Times New Roman" w:hAnsi="Calibri" w:cs="Calibri"/>
+                <w:rFonts w:ascii="Segoe UI" w:eastAsia="Times New Roman" w:hAnsi="Segoe UI" w:cs="Segoe UI"/>
                 <w:color w:val="000000"/>
                 <w:lang w:eastAsia="cs-CZ"/>
               </w:rPr>
@@ -7053,7 +8798,7 @@
             <w:pPr>
               <w:spacing w:after="0" w:line="240" w:lineRule="auto"/>
               <w:rPr>
-                <w:rFonts w:ascii="Calibri" w:eastAsia="Times New Roman" w:hAnsi="Calibri" w:cs="Calibri"/>
+                <w:rFonts w:ascii="Segoe UI" w:eastAsia="Times New Roman" w:hAnsi="Segoe UI" w:cs="Segoe UI"/>
                 <w:b/>
                 <w:bCs/>
                 <w:lang w:eastAsia="cs-CZ"/>
@@ -7061,7 +8806,7 @@
             </w:pPr>
             <w:r>
               <w:rPr>
-                <w:rFonts w:ascii="Calibri" w:eastAsia="Times New Roman" w:hAnsi="Calibri" w:cs="Calibri"/>
+                <w:rFonts w:ascii="Segoe UI" w:eastAsia="Times New Roman" w:hAnsi="Segoe UI" w:cs="Segoe UI"/>
                 <w:b/>
                 <w:bCs/>
                 <w:lang w:eastAsia="cs-CZ"/>
@@ -7088,14 +8833,14 @@
             <w:pPr>
               <w:spacing w:after="0" w:line="240" w:lineRule="auto"/>
               <w:rPr>
-                <w:rFonts w:ascii="Calibri" w:eastAsia="Times New Roman" w:hAnsi="Calibri" w:cs="Calibri"/>
+                <w:rFonts w:ascii="Segoe UI" w:eastAsia="Times New Roman" w:hAnsi="Segoe UI" w:cs="Segoe UI"/>
                 <w:color w:val="000000"/>
                 <w:lang w:eastAsia="cs-CZ"/>
               </w:rPr>
             </w:pPr>
             <w:r>
               <w:rPr>
-                <w:rFonts w:ascii="Calibri" w:eastAsia="Times New Roman" w:hAnsi="Calibri" w:cs="Calibri"/>
+                <w:rFonts w:ascii="Segoe UI" w:eastAsia="Times New Roman" w:hAnsi="Segoe UI" w:cs="Segoe UI"/>
                 <w:color w:val="000000"/>
                 <w:lang w:eastAsia="cs-CZ"/>
               </w:rPr>
@@ -7121,14 +8866,14 @@
               <w:spacing w:after="0" w:line="240" w:lineRule="auto"/>
               <w:jc w:val="center"/>
               <w:rPr>
-                <w:rFonts w:ascii="Calibri" w:eastAsia="Times New Roman" w:hAnsi="Calibri" w:cs="Calibri"/>
+                <w:rFonts w:ascii="Segoe UI" w:eastAsia="Times New Roman" w:hAnsi="Segoe UI" w:cs="Segoe UI"/>
                 <w:color w:val="000000"/>
                 <w:lang w:eastAsia="cs-CZ"/>
               </w:rPr>
             </w:pPr>
             <w:r>
               <w:rPr>
-                <w:rFonts w:ascii="Calibri" w:eastAsia="Times New Roman" w:hAnsi="Calibri" w:cs="Calibri"/>
+                <w:rFonts w:ascii="Segoe UI" w:eastAsia="Times New Roman" w:hAnsi="Segoe UI" w:cs="Segoe UI"/>
                 <w:color w:val="000000"/>
                 <w:lang w:eastAsia="cs-CZ"/>
               </w:rPr>
@@ -7154,14 +8899,14 @@
               <w:spacing w:after="0" w:line="240" w:lineRule="auto"/>
               <w:jc w:val="center"/>
               <w:rPr>
-                <w:rFonts w:ascii="Calibri" w:eastAsia="Times New Roman" w:hAnsi="Calibri" w:cs="Calibri"/>
+                <w:rFonts w:ascii="Segoe UI" w:eastAsia="Times New Roman" w:hAnsi="Segoe UI" w:cs="Segoe UI"/>
                 <w:color w:val="000000"/>
                 <w:lang w:eastAsia="cs-CZ"/>
               </w:rPr>
             </w:pPr>
             <w:r>
               <w:rPr>
-                <w:rFonts w:ascii="Calibri" w:eastAsia="Times New Roman" w:hAnsi="Calibri" w:cs="Calibri"/>
+                <w:rFonts w:ascii="Segoe UI" w:eastAsia="Times New Roman" w:hAnsi="Segoe UI" w:cs="Segoe UI"/>
                 <w:color w:val="000000"/>
                 <w:lang w:eastAsia="cs-CZ"/>
               </w:rPr>
@@ -7187,14 +8932,14 @@
               <w:spacing w:after="0" w:line="240" w:lineRule="auto"/>
               <w:jc w:val="center"/>
               <w:rPr>
-                <w:rFonts w:ascii="Calibri" w:eastAsia="Times New Roman" w:hAnsi="Calibri" w:cs="Calibri"/>
+                <w:rFonts w:ascii="Segoe UI" w:eastAsia="Times New Roman" w:hAnsi="Segoe UI" w:cs="Segoe UI"/>
                 <w:color w:val="000000"/>
                 <w:lang w:eastAsia="cs-CZ"/>
               </w:rPr>
             </w:pPr>
             <w:r>
               <w:rPr>
-                <w:rFonts w:ascii="Calibri" w:eastAsia="Times New Roman" w:hAnsi="Calibri" w:cs="Calibri"/>
+                <w:rFonts w:ascii="Segoe UI" w:eastAsia="Times New Roman" w:hAnsi="Segoe UI" w:cs="Segoe UI"/>
                 <w:color w:val="000000"/>
                 <w:lang w:eastAsia="cs-CZ"/>
               </w:rPr>
@@ -7220,14 +8965,14 @@
               <w:spacing w:after="0" w:line="240" w:lineRule="auto"/>
               <w:jc w:val="center"/>
               <w:rPr>
-                <w:rFonts w:ascii="Calibri" w:eastAsia="Times New Roman" w:hAnsi="Calibri" w:cs="Calibri"/>
+                <w:rFonts w:ascii="Segoe UI" w:eastAsia="Times New Roman" w:hAnsi="Segoe UI" w:cs="Segoe UI"/>
                 <w:color w:val="000000"/>
                 <w:lang w:eastAsia="cs-CZ"/>
               </w:rPr>
             </w:pPr>
             <w:r>
               <w:rPr>
-                <w:rFonts w:ascii="Calibri" w:eastAsia="Times New Roman" w:hAnsi="Calibri" w:cs="Calibri"/>
+                <w:rFonts w:ascii="Segoe UI" w:eastAsia="Times New Roman" w:hAnsi="Segoe UI" w:cs="Segoe UI"/>
                 <w:color w:val="000000"/>
                 <w:lang w:eastAsia="cs-CZ"/>
               </w:rPr>
@@ -7254,14 +8999,14 @@
               <w:spacing w:after="0" w:line="240" w:lineRule="auto"/>
               <w:jc w:val="center"/>
               <w:rPr>
-                <w:rFonts w:ascii="Calibri" w:eastAsia="Times New Roman" w:hAnsi="Calibri" w:cs="Calibri"/>
+                <w:rFonts w:ascii="Segoe UI" w:eastAsia="Times New Roman" w:hAnsi="Segoe UI" w:cs="Segoe UI"/>
                 <w:color w:val="000000"/>
                 <w:lang w:eastAsia="cs-CZ"/>
               </w:rPr>
             </w:pPr>
             <w:r>
               <w:rPr>
-                <w:rFonts w:ascii="Calibri" w:eastAsia="Times New Roman" w:hAnsi="Calibri" w:cs="Calibri"/>
+                <w:rFonts w:ascii="Segoe UI" w:eastAsia="Times New Roman" w:hAnsi="Segoe UI" w:cs="Segoe UI"/>
                 <w:color w:val="000000"/>
                 <w:lang w:eastAsia="cs-CZ"/>
               </w:rPr>
@@ -7288,14 +9033,14 @@
               <w:spacing w:after="0" w:line="240" w:lineRule="auto"/>
               <w:jc w:val="center"/>
               <w:rPr>
-                <w:rFonts w:ascii="Calibri" w:eastAsia="Times New Roman" w:hAnsi="Calibri" w:cs="Calibri"/>
+                <w:rFonts w:ascii="Segoe UI" w:eastAsia="Times New Roman" w:hAnsi="Segoe UI" w:cs="Segoe UI"/>
                 <w:color w:val="000000"/>
                 <w:lang w:eastAsia="cs-CZ"/>
               </w:rPr>
             </w:pPr>
             <w:r>
               <w:rPr>
-                <w:rFonts w:ascii="Calibri" w:eastAsia="Times New Roman" w:hAnsi="Calibri" w:cs="Calibri"/>
+                <w:rFonts w:ascii="Segoe UI" w:eastAsia="Times New Roman" w:hAnsi="Segoe UI" w:cs="Segoe UI"/>
                 <w:color w:val="000000"/>
                 <w:lang w:eastAsia="cs-CZ"/>
               </w:rPr>
@@ -7325,14 +9070,14 @@
             <w:pPr>
               <w:spacing w:after="0" w:line="240" w:lineRule="auto"/>
               <w:rPr>
-                <w:rFonts w:ascii="Calibri" w:eastAsia="Times New Roman" w:hAnsi="Calibri" w:cs="Calibri"/>
+                <w:rFonts w:ascii="Segoe UI" w:eastAsia="Times New Roman" w:hAnsi="Segoe UI" w:cs="Segoe UI"/>
                 <w:color w:val="000000"/>
                 <w:lang w:eastAsia="cs-CZ"/>
               </w:rPr>
             </w:pPr>
             <w:r>
               <w:rPr>
-                <w:rFonts w:ascii="Calibri" w:eastAsia="Times New Roman" w:hAnsi="Calibri" w:cs="Calibri"/>
+                <w:rFonts w:ascii="Segoe UI" w:eastAsia="Times New Roman" w:hAnsi="Segoe UI" w:cs="Segoe UI"/>
                 <w:color w:val="000000"/>
                 <w:lang w:eastAsia="cs-CZ"/>
               </w:rPr>
@@ -7357,14 +9102,14 @@
             <w:pPr>
               <w:spacing w:after="0" w:line="240" w:lineRule="auto"/>
               <w:rPr>
-                <w:rFonts w:ascii="Calibri" w:eastAsia="Times New Roman" w:hAnsi="Calibri" w:cs="Calibri"/>
+                <w:rFonts w:ascii="Segoe UI" w:eastAsia="Times New Roman" w:hAnsi="Segoe UI" w:cs="Segoe UI"/>
                 <w:color w:val="000000"/>
                 <w:lang w:eastAsia="cs-CZ"/>
               </w:rPr>
             </w:pPr>
             <w:r>
               <w:rPr>
-                <w:rFonts w:ascii="Calibri" w:eastAsia="Times New Roman" w:hAnsi="Calibri" w:cs="Calibri"/>
+                <w:rFonts w:ascii="Segoe UI" w:eastAsia="Times New Roman" w:hAnsi="Segoe UI" w:cs="Segoe UI"/>
                 <w:color w:val="000000"/>
                 <w:lang w:eastAsia="cs-CZ"/>
               </w:rPr>
@@ -7389,14 +9134,14 @@
             <w:pPr>
               <w:spacing w:after="0" w:line="240" w:lineRule="auto"/>
               <w:rPr>
-                <w:rFonts w:ascii="Calibri" w:eastAsia="Times New Roman" w:hAnsi="Calibri" w:cs="Calibri"/>
+                <w:rFonts w:ascii="Segoe UI" w:eastAsia="Times New Roman" w:hAnsi="Segoe UI" w:cs="Segoe UI"/>
                 <w:color w:val="000000"/>
                 <w:lang w:eastAsia="cs-CZ"/>
               </w:rPr>
             </w:pPr>
             <w:r>
               <w:rPr>
-                <w:rFonts w:ascii="Calibri" w:eastAsia="Times New Roman" w:hAnsi="Calibri" w:cs="Calibri"/>
+                <w:rFonts w:ascii="Segoe UI" w:eastAsia="Times New Roman" w:hAnsi="Segoe UI" w:cs="Segoe UI"/>
                 <w:color w:val="000000"/>
                 <w:lang w:eastAsia="cs-CZ"/>
               </w:rPr>
@@ -7422,14 +9167,14 @@
               <w:spacing w:after="0" w:line="240" w:lineRule="auto"/>
               <w:jc w:val="center"/>
               <w:rPr>
-                <w:rFonts w:ascii="Calibri" w:eastAsia="Times New Roman" w:hAnsi="Calibri" w:cs="Calibri"/>
+                <w:rFonts w:ascii="Segoe UI" w:eastAsia="Times New Roman" w:hAnsi="Segoe UI" w:cs="Segoe UI"/>
                 <w:color w:val="000000"/>
                 <w:lang w:eastAsia="cs-CZ"/>
               </w:rPr>
             </w:pPr>
             <w:r>
               <w:rPr>
-                <w:rFonts w:ascii="Calibri" w:eastAsia="Times New Roman" w:hAnsi="Calibri" w:cs="Calibri"/>
+                <w:rFonts w:ascii="Segoe UI" w:eastAsia="Times New Roman" w:hAnsi="Segoe UI" w:cs="Segoe UI"/>
                 <w:color w:val="000000"/>
                 <w:lang w:eastAsia="cs-CZ"/>
               </w:rPr>
@@ -7455,14 +9200,14 @@
               <w:spacing w:after="0" w:line="240" w:lineRule="auto"/>
               <w:jc w:val="center"/>
               <w:rPr>
-                <w:rFonts w:ascii="Calibri" w:eastAsia="Times New Roman" w:hAnsi="Calibri" w:cs="Calibri"/>
+                <w:rFonts w:ascii="Segoe UI" w:eastAsia="Times New Roman" w:hAnsi="Segoe UI" w:cs="Segoe UI"/>
                 <w:color w:val="000000"/>
                 <w:lang w:eastAsia="cs-CZ"/>
               </w:rPr>
             </w:pPr>
             <w:r>
               <w:rPr>
-                <w:rFonts w:ascii="Calibri" w:eastAsia="Times New Roman" w:hAnsi="Calibri" w:cs="Calibri"/>
+                <w:rFonts w:ascii="Segoe UI" w:eastAsia="Times New Roman" w:hAnsi="Segoe UI" w:cs="Segoe UI"/>
                 <w:color w:val="000000"/>
                 <w:lang w:eastAsia="cs-CZ"/>
               </w:rPr>
@@ -7488,14 +9233,14 @@
               <w:spacing w:after="0" w:line="240" w:lineRule="auto"/>
               <w:jc w:val="center"/>
               <w:rPr>
-                <w:rFonts w:ascii="Calibri" w:eastAsia="Times New Roman" w:hAnsi="Calibri" w:cs="Calibri"/>
+                <w:rFonts w:ascii="Segoe UI" w:eastAsia="Times New Roman" w:hAnsi="Segoe UI" w:cs="Segoe UI"/>
                 <w:color w:val="000000"/>
                 <w:lang w:eastAsia="cs-CZ"/>
               </w:rPr>
             </w:pPr>
             <w:r>
               <w:rPr>
-                <w:rFonts w:ascii="Calibri" w:eastAsia="Times New Roman" w:hAnsi="Calibri" w:cs="Calibri"/>
+                <w:rFonts w:ascii="Segoe UI" w:eastAsia="Times New Roman" w:hAnsi="Segoe UI" w:cs="Segoe UI"/>
                 <w:color w:val="000000"/>
                 <w:lang w:eastAsia="cs-CZ"/>
               </w:rPr>
@@ -7521,14 +9266,14 @@
               <w:spacing w:after="0" w:line="240" w:lineRule="auto"/>
               <w:jc w:val="center"/>
               <w:rPr>
-                <w:rFonts w:ascii="Calibri" w:eastAsia="Times New Roman" w:hAnsi="Calibri" w:cs="Calibri"/>
+                <w:rFonts w:ascii="Segoe UI" w:eastAsia="Times New Roman" w:hAnsi="Segoe UI" w:cs="Segoe UI"/>
                 <w:color w:val="000000"/>
                 <w:lang w:eastAsia="cs-CZ"/>
               </w:rPr>
             </w:pPr>
             <w:r>
               <w:rPr>
-                <w:rFonts w:ascii="Calibri" w:eastAsia="Times New Roman" w:hAnsi="Calibri" w:cs="Calibri"/>
+                <w:rFonts w:ascii="Segoe UI" w:eastAsia="Times New Roman" w:hAnsi="Segoe UI" w:cs="Segoe UI"/>
                 <w:color w:val="000000"/>
                 <w:lang w:eastAsia="cs-CZ"/>
               </w:rPr>
@@ -7555,14 +9300,14 @@
               <w:spacing w:after="0" w:line="240" w:lineRule="auto"/>
               <w:jc w:val="center"/>
               <w:rPr>
-                <w:rFonts w:ascii="Calibri" w:eastAsia="Times New Roman" w:hAnsi="Calibri" w:cs="Calibri"/>
+                <w:rFonts w:ascii="Segoe UI" w:eastAsia="Times New Roman" w:hAnsi="Segoe UI" w:cs="Segoe UI"/>
                 <w:color w:val="000000"/>
                 <w:lang w:eastAsia="cs-CZ"/>
               </w:rPr>
             </w:pPr>
             <w:r>
               <w:rPr>
-                <w:rFonts w:ascii="Calibri" w:eastAsia="Times New Roman" w:hAnsi="Calibri" w:cs="Calibri"/>
+                <w:rFonts w:ascii="Segoe UI" w:eastAsia="Times New Roman" w:hAnsi="Segoe UI" w:cs="Segoe UI"/>
                 <w:color w:val="000000"/>
                 <w:lang w:eastAsia="cs-CZ"/>
               </w:rPr>
@@ -7589,14 +9334,14 @@
               <w:spacing w:after="0" w:line="240" w:lineRule="auto"/>
               <w:jc w:val="center"/>
               <w:rPr>
-                <w:rFonts w:ascii="Calibri" w:eastAsia="Times New Roman" w:hAnsi="Calibri" w:cs="Calibri"/>
+                <w:rFonts w:ascii="Segoe UI" w:eastAsia="Times New Roman" w:hAnsi="Segoe UI" w:cs="Segoe UI"/>
                 <w:color w:val="000000"/>
                 <w:lang w:eastAsia="cs-CZ"/>
               </w:rPr>
             </w:pPr>
             <w:r>
               <w:rPr>
-                <w:rFonts w:ascii="Calibri" w:eastAsia="Times New Roman" w:hAnsi="Calibri" w:cs="Calibri"/>
+                <w:rFonts w:ascii="Segoe UI" w:eastAsia="Times New Roman" w:hAnsi="Segoe UI" w:cs="Segoe UI"/>
                 <w:color w:val="000000"/>
                 <w:lang w:eastAsia="cs-CZ"/>
               </w:rPr>
@@ -7626,14 +9371,14 @@
             <w:pPr>
               <w:spacing w:after="0" w:line="240" w:lineRule="auto"/>
               <w:rPr>
-                <w:rFonts w:ascii="Calibri" w:eastAsia="Times New Roman" w:hAnsi="Calibri" w:cs="Calibri"/>
+                <w:rFonts w:ascii="Segoe UI" w:eastAsia="Times New Roman" w:hAnsi="Segoe UI" w:cs="Segoe UI"/>
                 <w:color w:val="000000"/>
                 <w:lang w:eastAsia="cs-CZ"/>
               </w:rPr>
             </w:pPr>
             <w:r>
               <w:rPr>
-                <w:rFonts w:ascii="Calibri" w:eastAsia="Times New Roman" w:hAnsi="Calibri" w:cs="Calibri"/>
+                <w:rFonts w:ascii="Segoe UI" w:eastAsia="Times New Roman" w:hAnsi="Segoe UI" w:cs="Segoe UI"/>
                 <w:color w:val="000000"/>
                 <w:lang w:eastAsia="cs-CZ"/>
               </w:rPr>
@@ -7658,14 +9403,14 @@
             <w:pPr>
               <w:spacing w:after="0" w:line="240" w:lineRule="auto"/>
               <w:rPr>
-                <w:rFonts w:ascii="Calibri" w:eastAsia="Times New Roman" w:hAnsi="Calibri" w:cs="Calibri"/>
+                <w:rFonts w:ascii="Segoe UI" w:eastAsia="Times New Roman" w:hAnsi="Segoe UI" w:cs="Segoe UI"/>
                 <w:color w:val="000000"/>
                 <w:lang w:eastAsia="cs-CZ"/>
               </w:rPr>
             </w:pPr>
             <w:r>
               <w:rPr>
-                <w:rFonts w:ascii="Calibri" w:eastAsia="Times New Roman" w:hAnsi="Calibri" w:cs="Calibri"/>
+                <w:rFonts w:ascii="Segoe UI" w:eastAsia="Times New Roman" w:hAnsi="Segoe UI" w:cs="Segoe UI"/>
                 <w:color w:val="000000"/>
                 <w:lang w:eastAsia="cs-CZ"/>
               </w:rPr>
@@ -7690,14 +9435,14 @@
             <w:pPr>
               <w:spacing w:after="0" w:line="240" w:lineRule="auto"/>
               <w:rPr>
-                <w:rFonts w:ascii="Calibri" w:eastAsia="Times New Roman" w:hAnsi="Calibri" w:cs="Calibri"/>
+                <w:rFonts w:ascii="Segoe UI" w:eastAsia="Times New Roman" w:hAnsi="Segoe UI" w:cs="Segoe UI"/>
                 <w:color w:val="000000"/>
                 <w:lang w:eastAsia="cs-CZ"/>
               </w:rPr>
             </w:pPr>
             <w:r>
               <w:rPr>
-                <w:rFonts w:ascii="Calibri" w:eastAsia="Times New Roman" w:hAnsi="Calibri" w:cs="Calibri"/>
+                <w:rFonts w:ascii="Segoe UI" w:eastAsia="Times New Roman" w:hAnsi="Segoe UI" w:cs="Segoe UI"/>
                 <w:color w:val="000000"/>
                 <w:lang w:eastAsia="cs-CZ"/>
               </w:rPr>
@@ -7723,14 +9468,14 @@
               <w:spacing w:after="0" w:line="240" w:lineRule="auto"/>
               <w:jc w:val="center"/>
               <w:rPr>
-                <w:rFonts w:ascii="Calibri" w:eastAsia="Times New Roman" w:hAnsi="Calibri" w:cs="Calibri"/>
+                <w:rFonts w:ascii="Segoe UI" w:eastAsia="Times New Roman" w:hAnsi="Segoe UI" w:cs="Segoe UI"/>
                 <w:color w:val="000000"/>
                 <w:lang w:eastAsia="cs-CZ"/>
               </w:rPr>
             </w:pPr>
             <w:r>
               <w:rPr>
-                <w:rFonts w:ascii="Calibri" w:eastAsia="Times New Roman" w:hAnsi="Calibri" w:cs="Calibri"/>
+                <w:rFonts w:ascii="Segoe UI" w:eastAsia="Times New Roman" w:hAnsi="Segoe UI" w:cs="Segoe UI"/>
                 <w:color w:val="000000"/>
                 <w:lang w:eastAsia="cs-CZ"/>
               </w:rPr>
@@ -7756,14 +9501,14 @@
               <w:spacing w:after="0" w:line="240" w:lineRule="auto"/>
               <w:jc w:val="center"/>
               <w:rPr>
-                <w:rFonts w:ascii="Calibri" w:eastAsia="Times New Roman" w:hAnsi="Calibri" w:cs="Calibri"/>
+                <w:rFonts w:ascii="Segoe UI" w:eastAsia="Times New Roman" w:hAnsi="Segoe UI" w:cs="Segoe UI"/>
                 <w:color w:val="000000"/>
                 <w:lang w:eastAsia="cs-CZ"/>
               </w:rPr>
             </w:pPr>
             <w:r>
               <w:rPr>
-                <w:rFonts w:ascii="Calibri" w:eastAsia="Times New Roman" w:hAnsi="Calibri" w:cs="Calibri"/>
+                <w:rFonts w:ascii="Segoe UI" w:eastAsia="Times New Roman" w:hAnsi="Segoe UI" w:cs="Segoe UI"/>
                 <w:color w:val="000000"/>
                 <w:lang w:eastAsia="cs-CZ"/>
               </w:rPr>
@@ -7789,14 +9534,14 @@
               <w:spacing w:after="0" w:line="240" w:lineRule="auto"/>
               <w:jc w:val="center"/>
               <w:rPr>
-                <w:rFonts w:ascii="Calibri" w:eastAsia="Times New Roman" w:hAnsi="Calibri" w:cs="Calibri"/>
+                <w:rFonts w:ascii="Segoe UI" w:eastAsia="Times New Roman" w:hAnsi="Segoe UI" w:cs="Segoe UI"/>
                 <w:color w:val="000000"/>
                 <w:lang w:eastAsia="cs-CZ"/>
               </w:rPr>
             </w:pPr>
             <w:r>
               <w:rPr>
-                <w:rFonts w:ascii="Calibri" w:eastAsia="Times New Roman" w:hAnsi="Calibri" w:cs="Calibri"/>
+                <w:rFonts w:ascii="Segoe UI" w:eastAsia="Times New Roman" w:hAnsi="Segoe UI" w:cs="Segoe UI"/>
                 <w:color w:val="000000"/>
                 <w:lang w:eastAsia="cs-CZ"/>
               </w:rPr>
@@ -7822,14 +9567,14 @@
               <w:spacing w:after="0" w:line="240" w:lineRule="auto"/>
               <w:jc w:val="center"/>
               <w:rPr>
-                <w:rFonts w:ascii="Calibri" w:eastAsia="Times New Roman" w:hAnsi="Calibri" w:cs="Calibri"/>
+                <w:rFonts w:ascii="Segoe UI" w:eastAsia="Times New Roman" w:hAnsi="Segoe UI" w:cs="Segoe UI"/>
                 <w:color w:val="000000"/>
                 <w:lang w:eastAsia="cs-CZ"/>
               </w:rPr>
             </w:pPr>
             <w:r>
               <w:rPr>
-                <w:rFonts w:ascii="Calibri" w:eastAsia="Times New Roman" w:hAnsi="Calibri" w:cs="Calibri"/>
+                <w:rFonts w:ascii="Segoe UI" w:eastAsia="Times New Roman" w:hAnsi="Segoe UI" w:cs="Segoe UI"/>
                 <w:color w:val="000000"/>
                 <w:lang w:eastAsia="cs-CZ"/>
               </w:rPr>
@@ -7855,14 +9600,14 @@
               <w:spacing w:after="0" w:line="240" w:lineRule="auto"/>
               <w:jc w:val="center"/>
               <w:rPr>
-                <w:rFonts w:ascii="Calibri" w:eastAsia="Times New Roman" w:hAnsi="Calibri" w:cs="Calibri"/>
+                <w:rFonts w:ascii="Segoe UI" w:eastAsia="Times New Roman" w:hAnsi="Segoe UI" w:cs="Segoe UI"/>
                 <w:color w:val="000000"/>
                 <w:lang w:eastAsia="cs-CZ"/>
               </w:rPr>
             </w:pPr>
             <w:r>
               <w:rPr>
-                <w:rFonts w:ascii="Calibri" w:eastAsia="Times New Roman" w:hAnsi="Calibri" w:cs="Calibri"/>
+                <w:rFonts w:ascii="Segoe UI" w:eastAsia="Times New Roman" w:hAnsi="Segoe UI" w:cs="Segoe UI"/>
                 <w:color w:val="000000"/>
                 <w:lang w:eastAsia="cs-CZ"/>
               </w:rPr>
@@ -7889,14 +9634,14 @@
               <w:spacing w:after="0" w:line="240" w:lineRule="auto"/>
               <w:jc w:val="center"/>
               <w:rPr>
-                <w:rFonts w:ascii="Calibri" w:eastAsia="Times New Roman" w:hAnsi="Calibri" w:cs="Calibri"/>
+                <w:rFonts w:ascii="Segoe UI" w:eastAsia="Times New Roman" w:hAnsi="Segoe UI" w:cs="Segoe UI"/>
                 <w:color w:val="000000"/>
                 <w:lang w:eastAsia="cs-CZ"/>
               </w:rPr>
             </w:pPr>
             <w:r>
               <w:rPr>
-                <w:rFonts w:ascii="Calibri" w:eastAsia="Times New Roman" w:hAnsi="Calibri" w:cs="Calibri"/>
+                <w:rFonts w:ascii="Segoe UI" w:eastAsia="Times New Roman" w:hAnsi="Segoe UI" w:cs="Segoe UI"/>
                 <w:color w:val="000000"/>
                 <w:lang w:eastAsia="cs-CZ"/>
               </w:rPr>
@@ -7926,14 +9671,14 @@
             <w:pPr>
               <w:spacing w:after="0" w:line="240" w:lineRule="auto"/>
               <w:rPr>
-                <w:rFonts w:ascii="Calibri" w:eastAsia="Times New Roman" w:hAnsi="Calibri" w:cs="Calibri"/>
+                <w:rFonts w:ascii="Segoe UI" w:eastAsia="Times New Roman" w:hAnsi="Segoe UI" w:cs="Segoe UI"/>
                 <w:color w:val="000000"/>
                 <w:lang w:eastAsia="cs-CZ"/>
               </w:rPr>
             </w:pPr>
             <w:r>
               <w:rPr>
-                <w:rFonts w:ascii="Calibri" w:eastAsia="Times New Roman" w:hAnsi="Calibri" w:cs="Calibri"/>
+                <w:rFonts w:ascii="Segoe UI" w:eastAsia="Times New Roman" w:hAnsi="Segoe UI" w:cs="Segoe UI"/>
                 <w:color w:val="000000"/>
                 <w:lang w:eastAsia="cs-CZ"/>
               </w:rPr>
@@ -7958,14 +9703,14 @@
             <w:pPr>
               <w:spacing w:after="0" w:line="240" w:lineRule="auto"/>
               <w:rPr>
-                <w:rFonts w:ascii="Calibri" w:eastAsia="Times New Roman" w:hAnsi="Calibri" w:cs="Calibri"/>
+                <w:rFonts w:ascii="Segoe UI" w:eastAsia="Times New Roman" w:hAnsi="Segoe UI" w:cs="Segoe UI"/>
                 <w:color w:val="000000"/>
                 <w:lang w:eastAsia="cs-CZ"/>
               </w:rPr>
             </w:pPr>
             <w:r>
               <w:rPr>
-                <w:rFonts w:ascii="Calibri" w:eastAsia="Times New Roman" w:hAnsi="Calibri" w:cs="Calibri"/>
+                <w:rFonts w:ascii="Segoe UI" w:eastAsia="Times New Roman" w:hAnsi="Segoe UI" w:cs="Segoe UI"/>
                 <w:color w:val="000000"/>
                 <w:lang w:eastAsia="cs-CZ"/>
               </w:rPr>
@@ -7990,14 +9735,14 @@
             <w:pPr>
               <w:spacing w:after="0" w:line="240" w:lineRule="auto"/>
               <w:rPr>
-                <w:rFonts w:ascii="Calibri" w:eastAsia="Times New Roman" w:hAnsi="Calibri" w:cs="Calibri"/>
+                <w:rFonts w:ascii="Segoe UI" w:eastAsia="Times New Roman" w:hAnsi="Segoe UI" w:cs="Segoe UI"/>
                 <w:color w:val="000000"/>
                 <w:lang w:eastAsia="cs-CZ"/>
               </w:rPr>
             </w:pPr>
             <w:r>
               <w:rPr>
-                <w:rFonts w:ascii="Calibri" w:eastAsia="Times New Roman" w:hAnsi="Calibri" w:cs="Calibri"/>
+                <w:rFonts w:ascii="Segoe UI" w:eastAsia="Times New Roman" w:hAnsi="Segoe UI" w:cs="Segoe UI"/>
                 <w:color w:val="000000"/>
                 <w:lang w:eastAsia="cs-CZ"/>
               </w:rPr>
@@ -8023,14 +9768,14 @@
               <w:spacing w:after="0" w:line="240" w:lineRule="auto"/>
               <w:jc w:val="center"/>
               <w:rPr>
-                <w:rFonts w:ascii="Calibri" w:eastAsia="Times New Roman" w:hAnsi="Calibri" w:cs="Calibri"/>
+                <w:rFonts w:ascii="Segoe UI" w:eastAsia="Times New Roman" w:hAnsi="Segoe UI" w:cs="Segoe UI"/>
                 <w:color w:val="000000"/>
                 <w:lang w:eastAsia="cs-CZ"/>
               </w:rPr>
             </w:pPr>
             <w:r>
               <w:rPr>
-                <w:rFonts w:ascii="Calibri" w:eastAsia="Times New Roman" w:hAnsi="Calibri" w:cs="Calibri"/>
+                <w:rFonts w:ascii="Segoe UI" w:eastAsia="Times New Roman" w:hAnsi="Segoe UI" w:cs="Segoe UI"/>
                 <w:color w:val="000000"/>
                 <w:lang w:eastAsia="cs-CZ"/>
               </w:rPr>
@@ -8056,14 +9801,14 @@
               <w:spacing w:after="0" w:line="240" w:lineRule="auto"/>
               <w:jc w:val="center"/>
               <w:rPr>
-                <w:rFonts w:ascii="Calibri" w:eastAsia="Times New Roman" w:hAnsi="Calibri" w:cs="Calibri"/>
+                <w:rFonts w:ascii="Segoe UI" w:eastAsia="Times New Roman" w:hAnsi="Segoe UI" w:cs="Segoe UI"/>
                 <w:color w:val="000000"/>
                 <w:lang w:eastAsia="cs-CZ"/>
               </w:rPr>
             </w:pPr>
             <w:r>
               <w:rPr>
-                <w:rFonts w:ascii="Calibri" w:eastAsia="Times New Roman" w:hAnsi="Calibri" w:cs="Calibri"/>
+                <w:rFonts w:ascii="Segoe UI" w:eastAsia="Times New Roman" w:hAnsi="Segoe UI" w:cs="Segoe UI"/>
                 <w:color w:val="000000"/>
                 <w:lang w:eastAsia="cs-CZ"/>
               </w:rPr>
@@ -8089,14 +9834,14 @@
               <w:spacing w:after="0" w:line="240" w:lineRule="auto"/>
               <w:jc w:val="center"/>
               <w:rPr>
-                <w:rFonts w:ascii="Calibri" w:eastAsia="Times New Roman" w:hAnsi="Calibri" w:cs="Calibri"/>
+                <w:rFonts w:ascii="Segoe UI" w:eastAsia="Times New Roman" w:hAnsi="Segoe UI" w:cs="Segoe UI"/>
                 <w:color w:val="000000"/>
                 <w:lang w:eastAsia="cs-CZ"/>
               </w:rPr>
             </w:pPr>
             <w:r>
               <w:rPr>
-                <w:rFonts w:ascii="Calibri" w:eastAsia="Times New Roman" w:hAnsi="Calibri" w:cs="Calibri"/>
+                <w:rFonts w:ascii="Segoe UI" w:eastAsia="Times New Roman" w:hAnsi="Segoe UI" w:cs="Segoe UI"/>
                 <w:color w:val="000000"/>
                 <w:lang w:eastAsia="cs-CZ"/>
               </w:rPr>
@@ -8122,14 +9867,14 @@
               <w:spacing w:after="0" w:line="240" w:lineRule="auto"/>
               <w:jc w:val="center"/>
               <w:rPr>
-                <w:rFonts w:ascii="Calibri" w:eastAsia="Times New Roman" w:hAnsi="Calibri" w:cs="Calibri"/>
+                <w:rFonts w:ascii="Segoe UI" w:eastAsia="Times New Roman" w:hAnsi="Segoe UI" w:cs="Segoe UI"/>
                 <w:color w:val="000000"/>
                 <w:lang w:eastAsia="cs-CZ"/>
               </w:rPr>
             </w:pPr>
             <w:r>
               <w:rPr>
-                <w:rFonts w:ascii="Calibri" w:eastAsia="Times New Roman" w:hAnsi="Calibri" w:cs="Calibri"/>
+                <w:rFonts w:ascii="Segoe UI" w:eastAsia="Times New Roman" w:hAnsi="Segoe UI" w:cs="Segoe UI"/>
                 <w:color w:val="000000"/>
                 <w:lang w:eastAsia="cs-CZ"/>
               </w:rPr>
@@ -8155,14 +9900,14 @@
               <w:spacing w:after="0" w:line="240" w:lineRule="auto"/>
               <w:jc w:val="center"/>
               <w:rPr>
-                <w:rFonts w:ascii="Calibri" w:eastAsia="Times New Roman" w:hAnsi="Calibri" w:cs="Calibri"/>
+                <w:rFonts w:ascii="Segoe UI" w:eastAsia="Times New Roman" w:hAnsi="Segoe UI" w:cs="Segoe UI"/>
                 <w:color w:val="000000"/>
                 <w:lang w:eastAsia="cs-CZ"/>
               </w:rPr>
             </w:pPr>
             <w:r>
               <w:rPr>
-                <w:rFonts w:ascii="Calibri" w:eastAsia="Times New Roman" w:hAnsi="Calibri" w:cs="Calibri"/>
+                <w:rFonts w:ascii="Segoe UI" w:eastAsia="Times New Roman" w:hAnsi="Segoe UI" w:cs="Segoe UI"/>
                 <w:color w:val="000000"/>
                 <w:lang w:eastAsia="cs-CZ"/>
               </w:rPr>
@@ -8189,14 +9934,14 @@
               <w:spacing w:after="0" w:line="240" w:lineRule="auto"/>
               <w:jc w:val="center"/>
               <w:rPr>
-                <w:rFonts w:ascii="Calibri" w:eastAsia="Times New Roman" w:hAnsi="Calibri" w:cs="Calibri"/>
+                <w:rFonts w:ascii="Segoe UI" w:eastAsia="Times New Roman" w:hAnsi="Segoe UI" w:cs="Segoe UI"/>
                 <w:color w:val="000000"/>
                 <w:lang w:eastAsia="cs-CZ"/>
               </w:rPr>
             </w:pPr>
             <w:r>
               <w:rPr>
-                <w:rFonts w:ascii="Calibri" w:eastAsia="Times New Roman" w:hAnsi="Calibri" w:cs="Calibri"/>
+                <w:rFonts w:ascii="Segoe UI" w:eastAsia="Times New Roman" w:hAnsi="Segoe UI" w:cs="Segoe UI"/>
                 <w:color w:val="000000"/>
                 <w:lang w:eastAsia="cs-CZ"/>
               </w:rPr>
@@ -8227,7 +9972,7 @@
               <w:spacing w:after="0" w:line="240" w:lineRule="auto"/>
               <w:jc w:val="center"/>
               <w:rPr>
-                <w:rFonts w:ascii="Calibri" w:eastAsia="Times New Roman" w:hAnsi="Calibri" w:cs="Calibri"/>
+                <w:rFonts w:ascii="Segoe UI" w:eastAsia="Times New Roman" w:hAnsi="Segoe UI" w:cs="Segoe UI"/>
                 <w:color w:val="000000"/>
                 <w:lang w:eastAsia="cs-CZ"/>
               </w:rPr>
@@ -8251,7 +9996,7 @@
             <w:pPr>
               <w:spacing w:after="0" w:line="240" w:lineRule="auto"/>
               <w:rPr>
-                <w:rFonts w:ascii="Times New Roman" w:eastAsia="Times New Roman" w:hAnsi="Times New Roman" w:cs="Times New Roman"/>
+                <w:rFonts w:ascii="Segoe UI" w:eastAsia="Times New Roman" w:hAnsi="Segoe UI" w:cs="Segoe UI"/>
                 <w:sz w:val="20"/>
                 <w:szCs w:val="20"/>
                 <w:lang w:eastAsia="cs-CZ"/>
@@ -8276,7 +10021,7 @@
             <w:pPr>
               <w:spacing w:after="0" w:line="240" w:lineRule="auto"/>
               <w:rPr>
-                <w:rFonts w:ascii="Times New Roman" w:eastAsia="Times New Roman" w:hAnsi="Times New Roman" w:cs="Times New Roman"/>
+                <w:rFonts w:ascii="Segoe UI" w:eastAsia="Times New Roman" w:hAnsi="Segoe UI" w:cs="Segoe UI"/>
                 <w:sz w:val="20"/>
                 <w:szCs w:val="20"/>
                 <w:lang w:eastAsia="cs-CZ"/>
@@ -8301,7 +10046,7 @@
             <w:pPr>
               <w:spacing w:after="0" w:line="240" w:lineRule="auto"/>
               <w:rPr>
-                <w:rFonts w:ascii="Times New Roman" w:eastAsia="Times New Roman" w:hAnsi="Times New Roman" w:cs="Times New Roman"/>
+                <w:rFonts w:ascii="Segoe UI" w:eastAsia="Times New Roman" w:hAnsi="Segoe UI" w:cs="Segoe UI"/>
                 <w:sz w:val="20"/>
                 <w:szCs w:val="20"/>
                 <w:lang w:eastAsia="cs-CZ"/>
@@ -8326,7 +10071,7 @@
             <w:pPr>
               <w:spacing w:after="0" w:line="240" w:lineRule="auto"/>
               <w:rPr>
-                <w:rFonts w:ascii="Times New Roman" w:eastAsia="Times New Roman" w:hAnsi="Times New Roman" w:cs="Times New Roman"/>
+                <w:rFonts w:ascii="Segoe UI" w:eastAsia="Times New Roman" w:hAnsi="Segoe UI" w:cs="Segoe UI"/>
                 <w:sz w:val="20"/>
                 <w:szCs w:val="20"/>
                 <w:lang w:eastAsia="cs-CZ"/>
@@ -8351,7 +10096,7 @@
             <w:pPr>
               <w:spacing w:after="0" w:line="240" w:lineRule="auto"/>
               <w:rPr>
-                <w:rFonts w:ascii="Times New Roman" w:eastAsia="Times New Roman" w:hAnsi="Times New Roman" w:cs="Times New Roman"/>
+                <w:rFonts w:ascii="Segoe UI" w:eastAsia="Times New Roman" w:hAnsi="Segoe UI" w:cs="Segoe UI"/>
                 <w:sz w:val="20"/>
                 <w:szCs w:val="20"/>
                 <w:lang w:eastAsia="cs-CZ"/>
@@ -8376,7 +10121,7 @@
             <w:pPr>
               <w:spacing w:after="0" w:line="240" w:lineRule="auto"/>
               <w:rPr>
-                <w:rFonts w:ascii="Times New Roman" w:eastAsia="Times New Roman" w:hAnsi="Times New Roman" w:cs="Times New Roman"/>
+                <w:rFonts w:ascii="Segoe UI" w:eastAsia="Times New Roman" w:hAnsi="Segoe UI" w:cs="Segoe UI"/>
                 <w:sz w:val="20"/>
                 <w:szCs w:val="20"/>
                 <w:lang w:eastAsia="cs-CZ"/>
@@ -8401,7 +10146,7 @@
             <w:pPr>
               <w:spacing w:after="0" w:line="240" w:lineRule="auto"/>
               <w:rPr>
-                <w:rFonts w:ascii="Times New Roman" w:eastAsia="Times New Roman" w:hAnsi="Times New Roman" w:cs="Times New Roman"/>
+                <w:rFonts w:ascii="Segoe UI" w:eastAsia="Times New Roman" w:hAnsi="Segoe UI" w:cs="Segoe UI"/>
                 <w:sz w:val="20"/>
                 <w:szCs w:val="20"/>
                 <w:lang w:eastAsia="cs-CZ"/>
@@ -8426,7 +10171,7 @@
             <w:pPr>
               <w:spacing w:after="0" w:line="240" w:lineRule="auto"/>
               <w:rPr>
-                <w:rFonts w:ascii="Times New Roman" w:eastAsia="Times New Roman" w:hAnsi="Times New Roman" w:cs="Times New Roman"/>
+                <w:rFonts w:ascii="Segoe UI" w:eastAsia="Times New Roman" w:hAnsi="Segoe UI" w:cs="Segoe UI"/>
                 <w:sz w:val="20"/>
                 <w:szCs w:val="20"/>
                 <w:lang w:eastAsia="cs-CZ"/>
@@ -8456,7 +10201,7 @@
             <w:pPr>
               <w:spacing w:after="0" w:line="240" w:lineRule="auto"/>
               <w:rPr>
-                <w:rFonts w:ascii="Calibri" w:eastAsia="Times New Roman" w:hAnsi="Calibri" w:cs="Calibri"/>
+                <w:rFonts w:ascii="Segoe UI" w:eastAsia="Times New Roman" w:hAnsi="Segoe UI" w:cs="Segoe UI"/>
                 <w:b/>
                 <w:bCs/>
                 <w:lang w:eastAsia="cs-CZ"/>
@@ -8464,7 +10209,7 @@
             </w:pPr>
             <w:r>
               <w:rPr>
-                <w:rFonts w:ascii="Calibri" w:eastAsia="Times New Roman" w:hAnsi="Calibri" w:cs="Calibri"/>
+                <w:rFonts w:ascii="Segoe UI" w:eastAsia="Times New Roman" w:hAnsi="Segoe UI" w:cs="Segoe UI"/>
                 <w:b/>
                 <w:bCs/>
                 <w:lang w:eastAsia="cs-CZ"/>
@@ -8490,7 +10235,7 @@
             <w:pPr>
               <w:spacing w:after="0" w:line="240" w:lineRule="auto"/>
               <w:rPr>
-                <w:rFonts w:ascii="Calibri" w:eastAsia="Times New Roman" w:hAnsi="Calibri" w:cs="Calibri"/>
+                <w:rFonts w:ascii="Segoe UI" w:eastAsia="Times New Roman" w:hAnsi="Segoe UI" w:cs="Segoe UI"/>
                 <w:b/>
                 <w:bCs/>
                 <w:lang w:eastAsia="cs-CZ"/>
@@ -8515,7 +10260,7 @@
             <w:pPr>
               <w:spacing w:after="0" w:line="240" w:lineRule="auto"/>
               <w:rPr>
-                <w:rFonts w:ascii="Times New Roman" w:eastAsia="Times New Roman" w:hAnsi="Times New Roman" w:cs="Times New Roman"/>
+                <w:rFonts w:ascii="Segoe UI" w:eastAsia="Times New Roman" w:hAnsi="Segoe UI" w:cs="Segoe UI"/>
                 <w:sz w:val="20"/>
                 <w:szCs w:val="20"/>
                 <w:lang w:eastAsia="cs-CZ"/>
@@ -8540,7 +10285,7 @@
             <w:pPr>
               <w:spacing w:after="0" w:line="240" w:lineRule="auto"/>
               <w:rPr>
-                <w:rFonts w:ascii="Times New Roman" w:eastAsia="Times New Roman" w:hAnsi="Times New Roman" w:cs="Times New Roman"/>
+                <w:rFonts w:ascii="Segoe UI" w:eastAsia="Times New Roman" w:hAnsi="Segoe UI" w:cs="Segoe UI"/>
                 <w:sz w:val="20"/>
                 <w:szCs w:val="20"/>
                 <w:lang w:eastAsia="cs-CZ"/>
@@ -8565,7 +10310,7 @@
             <w:pPr>
               <w:spacing w:after="0" w:line="240" w:lineRule="auto"/>
               <w:rPr>
-                <w:rFonts w:ascii="Times New Roman" w:eastAsia="Times New Roman" w:hAnsi="Times New Roman" w:cs="Times New Roman"/>
+                <w:rFonts w:ascii="Segoe UI" w:eastAsia="Times New Roman" w:hAnsi="Segoe UI" w:cs="Segoe UI"/>
                 <w:sz w:val="20"/>
                 <w:szCs w:val="20"/>
                 <w:lang w:eastAsia="cs-CZ"/>
@@ -8590,7 +10335,7 @@
             <w:pPr>
               <w:spacing w:after="0" w:line="240" w:lineRule="auto"/>
               <w:rPr>
-                <w:rFonts w:ascii="Times New Roman" w:eastAsia="Times New Roman" w:hAnsi="Times New Roman" w:cs="Times New Roman"/>
+                <w:rFonts w:ascii="Segoe UI" w:eastAsia="Times New Roman" w:hAnsi="Segoe UI" w:cs="Segoe UI"/>
                 <w:sz w:val="20"/>
                 <w:szCs w:val="20"/>
                 <w:lang w:eastAsia="cs-CZ"/>
@@ -8615,7 +10360,7 @@
             <w:pPr>
               <w:spacing w:after="0" w:line="240" w:lineRule="auto"/>
               <w:rPr>
-                <w:rFonts w:ascii="Times New Roman" w:eastAsia="Times New Roman" w:hAnsi="Times New Roman" w:cs="Times New Roman"/>
+                <w:rFonts w:ascii="Segoe UI" w:eastAsia="Times New Roman" w:hAnsi="Segoe UI" w:cs="Segoe UI"/>
                 <w:sz w:val="20"/>
                 <w:szCs w:val="20"/>
                 <w:lang w:eastAsia="cs-CZ"/>
@@ -8640,7 +10385,7 @@
             <w:pPr>
               <w:spacing w:after="0" w:line="240" w:lineRule="auto"/>
               <w:rPr>
-                <w:rFonts w:ascii="Times New Roman" w:eastAsia="Times New Roman" w:hAnsi="Times New Roman" w:cs="Times New Roman"/>
+                <w:rFonts w:ascii="Segoe UI" w:eastAsia="Times New Roman" w:hAnsi="Segoe UI" w:cs="Segoe UI"/>
                 <w:sz w:val="20"/>
                 <w:szCs w:val="20"/>
                 <w:lang w:eastAsia="cs-CZ"/>
@@ -8665,7 +10410,7 @@
             <w:pPr>
               <w:spacing w:after="0" w:line="240" w:lineRule="auto"/>
               <w:rPr>
-                <w:rFonts w:ascii="Times New Roman" w:eastAsia="Times New Roman" w:hAnsi="Times New Roman" w:cs="Times New Roman"/>
+                <w:rFonts w:ascii="Segoe UI" w:eastAsia="Times New Roman" w:hAnsi="Segoe UI" w:cs="Segoe UI"/>
                 <w:sz w:val="20"/>
                 <w:szCs w:val="20"/>
                 <w:lang w:eastAsia="cs-CZ"/>
@@ -8696,14 +10441,14 @@
             <w:pPr>
               <w:spacing w:after="0" w:line="240" w:lineRule="auto"/>
               <w:rPr>
-                <w:rFonts w:ascii="Calibri" w:eastAsia="Times New Roman" w:hAnsi="Calibri" w:cs="Calibri"/>
+                <w:rFonts w:ascii="Segoe UI" w:eastAsia="Times New Roman" w:hAnsi="Segoe UI" w:cs="Segoe UI"/>
                 <w:color w:val="000000"/>
                 <w:lang w:eastAsia="cs-CZ"/>
               </w:rPr>
             </w:pPr>
             <w:r>
               <w:rPr>
-                <w:rFonts w:ascii="Calibri" w:eastAsia="Times New Roman" w:hAnsi="Calibri" w:cs="Calibri"/>
+                <w:rFonts w:ascii="Segoe UI" w:eastAsia="Times New Roman" w:hAnsi="Segoe UI" w:cs="Segoe UI"/>
                 <w:color w:val="000000"/>
                 <w:lang w:eastAsia="cs-CZ"/>
               </w:rPr>
@@ -8728,14 +10473,14 @@
             <w:pPr>
               <w:spacing w:after="0" w:line="240" w:lineRule="auto"/>
               <w:rPr>
-                <w:rFonts w:ascii="Calibri" w:eastAsia="Times New Roman" w:hAnsi="Calibri" w:cs="Calibri"/>
+                <w:rFonts w:ascii="Segoe UI" w:eastAsia="Times New Roman" w:hAnsi="Segoe UI" w:cs="Segoe UI"/>
                 <w:color w:val="000000"/>
                 <w:lang w:eastAsia="cs-CZ"/>
               </w:rPr>
             </w:pPr>
             <w:r>
               <w:rPr>
-                <w:rFonts w:ascii="Calibri" w:eastAsia="Times New Roman" w:hAnsi="Calibri" w:cs="Calibri"/>
+                <w:rFonts w:ascii="Segoe UI" w:eastAsia="Times New Roman" w:hAnsi="Segoe UI" w:cs="Segoe UI"/>
                 <w:color w:val="000000"/>
                 <w:lang w:eastAsia="cs-CZ"/>
               </w:rPr>
@@ -8743,7 +10488,7 @@
             </w:r>
             <w:r>
               <w:rPr>
-                <w:rFonts w:ascii="Calibri" w:eastAsia="Times New Roman" w:hAnsi="Calibri" w:cs="Calibri"/>
+                <w:rFonts w:ascii="Segoe UI" w:eastAsia="Times New Roman" w:hAnsi="Segoe UI" w:cs="Segoe UI"/>
                 <w:color w:val="000000"/>
                 <w:lang w:eastAsia="cs-CZ"/>
               </w:rPr>
@@ -8751,7 +10496,7 @@
             </w:r>
             <w:r>
               <w:rPr>
-                <w:rFonts w:ascii="Calibri" w:eastAsia="Times New Roman" w:hAnsi="Calibri" w:cs="Calibri"/>
+                <w:rFonts w:ascii="Segoe UI" w:eastAsia="Times New Roman" w:hAnsi="Segoe UI" w:cs="Segoe UI"/>
                 <w:color w:val="000000"/>
                 <w:lang w:eastAsia="cs-CZ"/>
               </w:rPr>
@@ -8760,7 +10505,7 @@
             <w:proofErr w:type="spellStart"/>
             <w:r>
               <w:rPr>
-                <w:rFonts w:ascii="Calibri" w:eastAsia="Times New Roman" w:hAnsi="Calibri" w:cs="Calibri"/>
+                <w:rFonts w:ascii="Segoe UI" w:eastAsia="Times New Roman" w:hAnsi="Segoe UI" w:cs="Segoe UI"/>
                 <w:color w:val="000000"/>
                 <w:lang w:eastAsia="cs-CZ"/>
               </w:rPr>
@@ -8769,7 +10514,7 @@
             <w:proofErr w:type="spellEnd"/>
             <w:r>
               <w:rPr>
-                <w:rFonts w:ascii="Calibri" w:eastAsia="Times New Roman" w:hAnsi="Calibri" w:cs="Calibri"/>
+                <w:rFonts w:ascii="Segoe UI" w:eastAsia="Times New Roman" w:hAnsi="Segoe UI" w:cs="Segoe UI"/>
                 <w:color w:val="000000"/>
                 <w:lang w:eastAsia="cs-CZ"/>
               </w:rPr>
@@ -8794,7 +10539,7 @@
             <w:pPr>
               <w:spacing w:after="0" w:line="240" w:lineRule="auto"/>
               <w:rPr>
-                <w:rFonts w:ascii="Calibri" w:eastAsia="Times New Roman" w:hAnsi="Calibri" w:cs="Calibri"/>
+                <w:rFonts w:ascii="Segoe UI" w:eastAsia="Times New Roman" w:hAnsi="Segoe UI" w:cs="Segoe UI"/>
                 <w:color w:val="000000"/>
                 <w:lang w:eastAsia="cs-CZ"/>
               </w:rPr>
@@ -8818,7 +10563,7 @@
             <w:pPr>
               <w:spacing w:after="0" w:line="240" w:lineRule="auto"/>
               <w:rPr>
-                <w:rFonts w:ascii="Times New Roman" w:eastAsia="Times New Roman" w:hAnsi="Times New Roman" w:cs="Times New Roman"/>
+                <w:rFonts w:ascii="Segoe UI" w:eastAsia="Times New Roman" w:hAnsi="Segoe UI" w:cs="Segoe UI"/>
                 <w:sz w:val="20"/>
                 <w:szCs w:val="20"/>
                 <w:lang w:eastAsia="cs-CZ"/>
@@ -8843,7 +10588,7 @@
             <w:pPr>
               <w:spacing w:after="0" w:line="240" w:lineRule="auto"/>
               <w:rPr>
-                <w:rFonts w:ascii="Times New Roman" w:eastAsia="Times New Roman" w:hAnsi="Times New Roman" w:cs="Times New Roman"/>
+                <w:rFonts w:ascii="Segoe UI" w:eastAsia="Times New Roman" w:hAnsi="Segoe UI" w:cs="Segoe UI"/>
                 <w:sz w:val="20"/>
                 <w:szCs w:val="20"/>
                 <w:lang w:eastAsia="cs-CZ"/>
@@ -8868,7 +10613,7 @@
             <w:pPr>
               <w:spacing w:after="0" w:line="240" w:lineRule="auto"/>
               <w:rPr>
-                <w:rFonts w:ascii="Times New Roman" w:eastAsia="Times New Roman" w:hAnsi="Times New Roman" w:cs="Times New Roman"/>
+                <w:rFonts w:ascii="Segoe UI" w:eastAsia="Times New Roman" w:hAnsi="Segoe UI" w:cs="Segoe UI"/>
                 <w:sz w:val="20"/>
                 <w:szCs w:val="20"/>
                 <w:lang w:eastAsia="cs-CZ"/>
@@ -8893,7 +10638,7 @@
             <w:pPr>
               <w:spacing w:after="0" w:line="240" w:lineRule="auto"/>
               <w:rPr>
-                <w:rFonts w:ascii="Times New Roman" w:eastAsia="Times New Roman" w:hAnsi="Times New Roman" w:cs="Times New Roman"/>
+                <w:rFonts w:ascii="Segoe UI" w:eastAsia="Times New Roman" w:hAnsi="Segoe UI" w:cs="Segoe UI"/>
                 <w:sz w:val="20"/>
                 <w:szCs w:val="20"/>
                 <w:lang w:eastAsia="cs-CZ"/>
@@ -8918,7 +10663,7 @@
             <w:pPr>
               <w:spacing w:after="0" w:line="240" w:lineRule="auto"/>
               <w:rPr>
-                <w:rFonts w:ascii="Times New Roman" w:eastAsia="Times New Roman" w:hAnsi="Times New Roman" w:cs="Times New Roman"/>
+                <w:rFonts w:ascii="Segoe UI" w:eastAsia="Times New Roman" w:hAnsi="Segoe UI" w:cs="Segoe UI"/>
                 <w:sz w:val="20"/>
                 <w:szCs w:val="20"/>
                 <w:lang w:eastAsia="cs-CZ"/>
@@ -8943,7 +10688,7 @@
             <w:pPr>
               <w:spacing w:after="0" w:line="240" w:lineRule="auto"/>
               <w:rPr>
-                <w:rFonts w:ascii="Times New Roman" w:eastAsia="Times New Roman" w:hAnsi="Times New Roman" w:cs="Times New Roman"/>
+                <w:rFonts w:ascii="Segoe UI" w:eastAsia="Times New Roman" w:hAnsi="Segoe UI" w:cs="Segoe UI"/>
                 <w:sz w:val="20"/>
                 <w:szCs w:val="20"/>
                 <w:lang w:eastAsia="cs-CZ"/>
@@ -8974,14 +10719,14 @@
             <w:pPr>
               <w:spacing w:after="0" w:line="240" w:lineRule="auto"/>
               <w:rPr>
-                <w:rFonts w:ascii="Calibri" w:eastAsia="Times New Roman" w:hAnsi="Calibri" w:cs="Calibri"/>
+                <w:rFonts w:ascii="Segoe UI" w:eastAsia="Times New Roman" w:hAnsi="Segoe UI" w:cs="Segoe UI"/>
                 <w:color w:val="000000"/>
                 <w:lang w:eastAsia="cs-CZ"/>
               </w:rPr>
             </w:pPr>
             <w:r>
               <w:rPr>
-                <w:rFonts w:ascii="Calibri" w:eastAsia="Times New Roman" w:hAnsi="Calibri" w:cs="Calibri"/>
+                <w:rFonts w:ascii="Segoe UI" w:eastAsia="Times New Roman" w:hAnsi="Segoe UI" w:cs="Segoe UI"/>
                 <w:color w:val="000000"/>
                 <w:lang w:eastAsia="cs-CZ"/>
               </w:rPr>
@@ -9006,14 +10751,14 @@
             <w:pPr>
               <w:spacing w:after="0" w:line="240" w:lineRule="auto"/>
               <w:rPr>
-                <w:rFonts w:ascii="Calibri" w:eastAsia="Times New Roman" w:hAnsi="Calibri" w:cs="Calibri"/>
+                <w:rFonts w:ascii="Segoe UI" w:eastAsia="Times New Roman" w:hAnsi="Segoe UI" w:cs="Segoe UI"/>
                 <w:color w:val="000000"/>
                 <w:lang w:eastAsia="cs-CZ"/>
               </w:rPr>
             </w:pPr>
             <w:r>
               <w:rPr>
-                <w:rFonts w:ascii="Calibri" w:eastAsia="Times New Roman" w:hAnsi="Calibri" w:cs="Calibri"/>
+                <w:rFonts w:ascii="Segoe UI" w:eastAsia="Times New Roman" w:hAnsi="Segoe UI" w:cs="Segoe UI"/>
                 <w:color w:val="000000"/>
                 <w:lang w:eastAsia="cs-CZ"/>
               </w:rPr>
@@ -9038,7 +10783,7 @@
             <w:pPr>
               <w:spacing w:after="0" w:line="240" w:lineRule="auto"/>
               <w:rPr>
-                <w:rFonts w:ascii="Calibri" w:eastAsia="Times New Roman" w:hAnsi="Calibri" w:cs="Calibri"/>
+                <w:rFonts w:ascii="Segoe UI" w:eastAsia="Times New Roman" w:hAnsi="Segoe UI" w:cs="Segoe UI"/>
                 <w:color w:val="000000"/>
                 <w:lang w:eastAsia="cs-CZ"/>
               </w:rPr>
@@ -9062,7 +10807,7 @@
             <w:pPr>
               <w:spacing w:after="0" w:line="240" w:lineRule="auto"/>
               <w:rPr>
-                <w:rFonts w:ascii="Times New Roman" w:eastAsia="Times New Roman" w:hAnsi="Times New Roman" w:cs="Times New Roman"/>
+                <w:rFonts w:ascii="Segoe UI" w:eastAsia="Times New Roman" w:hAnsi="Segoe UI" w:cs="Segoe UI"/>
                 <w:sz w:val="20"/>
                 <w:szCs w:val="20"/>
                 <w:lang w:eastAsia="cs-CZ"/>
@@ -9087,7 +10832,7 @@
             <w:pPr>
               <w:spacing w:after="0" w:line="240" w:lineRule="auto"/>
               <w:rPr>
-                <w:rFonts w:ascii="Times New Roman" w:eastAsia="Times New Roman" w:hAnsi="Times New Roman" w:cs="Times New Roman"/>
+                <w:rFonts w:ascii="Segoe UI" w:eastAsia="Times New Roman" w:hAnsi="Segoe UI" w:cs="Segoe UI"/>
                 <w:sz w:val="20"/>
                 <w:szCs w:val="20"/>
                 <w:lang w:eastAsia="cs-CZ"/>
@@ -9112,7 +10857,7 @@
             <w:pPr>
               <w:spacing w:after="0" w:line="240" w:lineRule="auto"/>
               <w:rPr>
-                <w:rFonts w:ascii="Times New Roman" w:eastAsia="Times New Roman" w:hAnsi="Times New Roman" w:cs="Times New Roman"/>
+                <w:rFonts w:ascii="Segoe UI" w:eastAsia="Times New Roman" w:hAnsi="Segoe UI" w:cs="Segoe UI"/>
                 <w:sz w:val="20"/>
                 <w:szCs w:val="20"/>
                 <w:lang w:eastAsia="cs-CZ"/>
@@ -9137,7 +10882,7 @@
             <w:pPr>
               <w:spacing w:after="0" w:line="240" w:lineRule="auto"/>
               <w:rPr>
-                <w:rFonts w:ascii="Times New Roman" w:eastAsia="Times New Roman" w:hAnsi="Times New Roman" w:cs="Times New Roman"/>
+                <w:rFonts w:ascii="Segoe UI" w:eastAsia="Times New Roman" w:hAnsi="Segoe UI" w:cs="Segoe UI"/>
                 <w:sz w:val="20"/>
                 <w:szCs w:val="20"/>
                 <w:lang w:eastAsia="cs-CZ"/>
@@ -9162,7 +10907,7 @@
             <w:pPr>
               <w:spacing w:after="0" w:line="240" w:lineRule="auto"/>
               <w:rPr>
-                <w:rFonts w:ascii="Times New Roman" w:eastAsia="Times New Roman" w:hAnsi="Times New Roman" w:cs="Times New Roman"/>
+                <w:rFonts w:ascii="Segoe UI" w:eastAsia="Times New Roman" w:hAnsi="Segoe UI" w:cs="Segoe UI"/>
                 <w:sz w:val="20"/>
                 <w:szCs w:val="20"/>
                 <w:lang w:eastAsia="cs-CZ"/>
@@ -9187,7 +10932,7 @@
             <w:pPr>
               <w:spacing w:after="0" w:line="240" w:lineRule="auto"/>
               <w:rPr>
-                <w:rFonts w:ascii="Times New Roman" w:eastAsia="Times New Roman" w:hAnsi="Times New Roman" w:cs="Times New Roman"/>
+                <w:rFonts w:ascii="Segoe UI" w:eastAsia="Times New Roman" w:hAnsi="Segoe UI" w:cs="Segoe UI"/>
                 <w:sz w:val="20"/>
                 <w:szCs w:val="20"/>
                 <w:lang w:eastAsia="cs-CZ"/>
@@ -9218,14 +10963,14 @@
             <w:pPr>
               <w:spacing w:after="0" w:line="240" w:lineRule="auto"/>
               <w:rPr>
-                <w:rFonts w:ascii="Calibri" w:eastAsia="Times New Roman" w:hAnsi="Calibri" w:cs="Calibri"/>
+                <w:rFonts w:ascii="Segoe UI" w:eastAsia="Times New Roman" w:hAnsi="Segoe UI" w:cs="Segoe UI"/>
                 <w:color w:val="000000"/>
                 <w:lang w:eastAsia="cs-CZ"/>
               </w:rPr>
             </w:pPr>
             <w:r>
               <w:rPr>
-                <w:rFonts w:ascii="Calibri" w:eastAsia="Times New Roman" w:hAnsi="Calibri" w:cs="Calibri"/>
+                <w:rFonts w:ascii="Segoe UI" w:eastAsia="Times New Roman" w:hAnsi="Segoe UI" w:cs="Segoe UI"/>
                 <w:color w:val="000000"/>
                 <w:lang w:eastAsia="cs-CZ"/>
               </w:rPr>
@@ -9250,14 +10995,14 @@
             <w:pPr>
               <w:spacing w:after="0" w:line="240" w:lineRule="auto"/>
               <w:rPr>
-                <w:rFonts w:ascii="Calibri" w:eastAsia="Times New Roman" w:hAnsi="Calibri" w:cs="Calibri"/>
+                <w:rFonts w:ascii="Segoe UI" w:eastAsia="Times New Roman" w:hAnsi="Segoe UI" w:cs="Segoe UI"/>
                 <w:color w:val="000000"/>
                 <w:lang w:eastAsia="cs-CZ"/>
               </w:rPr>
             </w:pPr>
             <w:r>
               <w:rPr>
-                <w:rFonts w:ascii="Calibri" w:eastAsia="Times New Roman" w:hAnsi="Calibri" w:cs="Calibri"/>
+                <w:rFonts w:ascii="Segoe UI" w:eastAsia="Times New Roman" w:hAnsi="Segoe UI" w:cs="Segoe UI"/>
                 <w:color w:val="000000"/>
                 <w:lang w:eastAsia="cs-CZ"/>
               </w:rPr>
@@ -9282,7 +11027,7 @@
             <w:pPr>
               <w:spacing w:after="0" w:line="240" w:lineRule="auto"/>
               <w:rPr>
-                <w:rFonts w:ascii="Calibri" w:eastAsia="Times New Roman" w:hAnsi="Calibri" w:cs="Calibri"/>
+                <w:rFonts w:ascii="Segoe UI" w:eastAsia="Times New Roman" w:hAnsi="Segoe UI" w:cs="Segoe UI"/>
                 <w:color w:val="000000"/>
                 <w:lang w:eastAsia="cs-CZ"/>
               </w:rPr>
@@ -9306,7 +11051,7 @@
             <w:pPr>
               <w:spacing w:after="0" w:line="240" w:lineRule="auto"/>
               <w:rPr>
-                <w:rFonts w:ascii="Times New Roman" w:eastAsia="Times New Roman" w:hAnsi="Times New Roman" w:cs="Times New Roman"/>
+                <w:rFonts w:ascii="Segoe UI" w:eastAsia="Times New Roman" w:hAnsi="Segoe UI" w:cs="Segoe UI"/>
                 <w:sz w:val="20"/>
                 <w:szCs w:val="20"/>
                 <w:lang w:eastAsia="cs-CZ"/>
@@ -9331,7 +11076,7 @@
             <w:pPr>
               <w:spacing w:after="0" w:line="240" w:lineRule="auto"/>
               <w:rPr>
-                <w:rFonts w:ascii="Times New Roman" w:eastAsia="Times New Roman" w:hAnsi="Times New Roman" w:cs="Times New Roman"/>
+                <w:rFonts w:ascii="Segoe UI" w:eastAsia="Times New Roman" w:hAnsi="Segoe UI" w:cs="Segoe UI"/>
                 <w:sz w:val="20"/>
                 <w:szCs w:val="20"/>
                 <w:lang w:eastAsia="cs-CZ"/>
@@ -9356,7 +11101,7 @@
             <w:pPr>
               <w:spacing w:after="0" w:line="240" w:lineRule="auto"/>
               <w:rPr>
-                <w:rFonts w:ascii="Times New Roman" w:eastAsia="Times New Roman" w:hAnsi="Times New Roman" w:cs="Times New Roman"/>
+                <w:rFonts w:ascii="Segoe UI" w:eastAsia="Times New Roman" w:hAnsi="Segoe UI" w:cs="Segoe UI"/>
                 <w:sz w:val="20"/>
                 <w:szCs w:val="20"/>
                 <w:lang w:eastAsia="cs-CZ"/>
@@ -9381,7 +11126,7 @@
             <w:pPr>
               <w:spacing w:after="0" w:line="240" w:lineRule="auto"/>
               <w:rPr>
-                <w:rFonts w:ascii="Times New Roman" w:eastAsia="Times New Roman" w:hAnsi="Times New Roman" w:cs="Times New Roman"/>
+                <w:rFonts w:ascii="Segoe UI" w:eastAsia="Times New Roman" w:hAnsi="Segoe UI" w:cs="Segoe UI"/>
                 <w:sz w:val="20"/>
                 <w:szCs w:val="20"/>
                 <w:lang w:eastAsia="cs-CZ"/>
@@ -9406,7 +11151,7 @@
             <w:pPr>
               <w:spacing w:after="0" w:line="240" w:lineRule="auto"/>
               <w:rPr>
-                <w:rFonts w:ascii="Times New Roman" w:eastAsia="Times New Roman" w:hAnsi="Times New Roman" w:cs="Times New Roman"/>
+                <w:rFonts w:ascii="Segoe UI" w:eastAsia="Times New Roman" w:hAnsi="Segoe UI" w:cs="Segoe UI"/>
                 <w:sz w:val="20"/>
                 <w:szCs w:val="20"/>
                 <w:lang w:eastAsia="cs-CZ"/>
@@ -9431,7 +11176,7 @@
             <w:pPr>
               <w:spacing w:after="0" w:line="240" w:lineRule="auto"/>
               <w:rPr>
-                <w:rFonts w:ascii="Times New Roman" w:eastAsia="Times New Roman" w:hAnsi="Times New Roman" w:cs="Times New Roman"/>
+                <w:rFonts w:ascii="Segoe UI" w:eastAsia="Times New Roman" w:hAnsi="Segoe UI" w:cs="Segoe UI"/>
                 <w:sz w:val="20"/>
                 <w:szCs w:val="20"/>
                 <w:lang w:eastAsia="cs-CZ"/>
@@ -9444,6 +11189,7 @@
     <w:p>
       <w:pPr>
         <w:rPr>
+          <w:rFonts w:ascii="Segoe UI" w:hAnsi="Segoe UI" w:cs="Segoe UI"/>
           <w:b/>
           <w:bCs/>
         </w:rPr>
@@ -9451,48 +11197,40 @@
     </w:p>
     <w:p>
       <w:pPr>
-        <w:rPr>
-          <w:b/>
-          <w:bCs/>
-        </w:rPr>
-      </w:pPr>
+        <w:pStyle w:val="Nadpis3"/>
+        <w:rPr>
+          <w:rFonts w:ascii="Segoe UI" w:eastAsia="Times New Roman" w:hAnsi="Segoe UI" w:cs="Segoe UI"/>
+          <w:lang w:eastAsia="cs-CZ"/>
+        </w:rPr>
+      </w:pPr>
+      <w:r>
+        <w:rPr>
+          <w:rFonts w:ascii="Segoe UI" w:eastAsia="Times New Roman" w:hAnsi="Segoe UI" w:cs="Segoe UI"/>
+          <w:lang w:eastAsia="cs-CZ"/>
+        </w:rPr>
+        <w:t>Tabulka výstupů (</w:t>
+      </w:r>
+      <w:proofErr w:type="spellStart"/>
+      <w:r>
+        <w:rPr>
+          <w:rFonts w:ascii="Segoe UI" w:eastAsia="Times New Roman" w:hAnsi="Segoe UI" w:cs="Segoe UI"/>
+          <w:lang w:eastAsia="cs-CZ"/>
+        </w:rPr>
+        <w:t>Deliverables</w:t>
+      </w:r>
+      <w:proofErr w:type="spellEnd"/>
+      <w:r>
+        <w:rPr>
+          <w:rFonts w:ascii="Segoe UI" w:eastAsia="Times New Roman" w:hAnsi="Segoe UI" w:cs="Segoe UI"/>
+          <w:lang w:eastAsia="cs-CZ"/>
+        </w:rPr>
+        <w:t>):</w:t>
+      </w:r>
     </w:p>
     <w:p>
       <w:pPr>
-        <w:pStyle w:val="Nadpis3"/>
-        <w:rPr>
-          <w:rFonts w:eastAsia="Times New Roman"/>
-          <w:lang w:eastAsia="cs-CZ"/>
-        </w:rPr>
-      </w:pPr>
-      <w:r>
-        <w:rPr>
-          <w:rFonts w:eastAsia="Times New Roman"/>
-          <w:lang w:eastAsia="cs-CZ"/>
-        </w:rPr>
-        <w:lastRenderedPageBreak/>
-        <w:t>Tabulka výstupů (</w:t>
-      </w:r>
-      <w:proofErr w:type="spellStart"/>
-      <w:r>
-        <w:rPr>
-          <w:rFonts w:eastAsia="Times New Roman"/>
-          <w:lang w:eastAsia="cs-CZ"/>
-        </w:rPr>
-        <w:t>Deliverables</w:t>
-      </w:r>
-      <w:proofErr w:type="spellEnd"/>
-      <w:r>
-        <w:rPr>
-          <w:rFonts w:eastAsia="Times New Roman"/>
-          <w:lang w:eastAsia="cs-CZ"/>
-        </w:rPr>
-        <w:t>):</w:t>
-      </w:r>
-    </w:p>
-    <w:p>
-      <w:pPr>
-        <w:rPr>
+        <w:rPr>
+          <w:rFonts w:ascii="Segoe UI" w:hAnsi="Segoe UI" w:cs="Segoe UI"/>
           <w:lang w:eastAsia="cs-CZ"/>
         </w:rPr>
       </w:pPr>
@@ -9519,7 +11257,7 @@
             <w:pPr>
               <w:spacing w:after="100" w:afterAutospacing="1"/>
               <w:rPr>
-                <w:rFonts w:ascii="Calibri" w:eastAsia="Times New Roman" w:hAnsi="Calibri" w:cs="Calibri"/>
+                <w:rFonts w:ascii="Segoe UI" w:eastAsia="Times New Roman" w:hAnsi="Segoe UI" w:cs="Segoe UI"/>
                 <w:b/>
                 <w:bCs/>
                 <w:color w:val="FFFFFF" w:themeColor="background1"/>
@@ -9530,7 +11268,7 @@
             </w:pPr>
             <w:r>
               <w:rPr>
-                <w:rFonts w:ascii="Calibri" w:eastAsia="Times New Roman" w:hAnsi="Calibri" w:cs="Calibri"/>
+                <w:rFonts w:ascii="Segoe UI" w:eastAsia="Times New Roman" w:hAnsi="Segoe UI" w:cs="Segoe UI"/>
                 <w:b/>
                 <w:bCs/>
                 <w:color w:val="FFFFFF" w:themeColor="background1"/>
@@ -9551,7 +11289,7 @@
             <w:pPr>
               <w:spacing w:after="100" w:afterAutospacing="1"/>
               <w:rPr>
-                <w:rFonts w:ascii="Calibri" w:eastAsia="Times New Roman" w:hAnsi="Calibri" w:cs="Calibri"/>
+                <w:rFonts w:ascii="Segoe UI" w:eastAsia="Times New Roman" w:hAnsi="Segoe UI" w:cs="Segoe UI"/>
                 <w:b/>
                 <w:bCs/>
                 <w:color w:val="FFFFFF" w:themeColor="background1"/>
@@ -9562,7 +11300,7 @@
             </w:pPr>
             <w:r>
               <w:rPr>
-                <w:rFonts w:ascii="Calibri" w:eastAsia="Times New Roman" w:hAnsi="Calibri" w:cs="Calibri"/>
+                <w:rFonts w:ascii="Segoe UI" w:eastAsia="Times New Roman" w:hAnsi="Segoe UI" w:cs="Segoe UI"/>
                 <w:b/>
                 <w:bCs/>
                 <w:color w:val="FFFFFF" w:themeColor="background1"/>
@@ -9583,7 +11321,7 @@
             <w:pPr>
               <w:spacing w:after="100" w:afterAutospacing="1"/>
               <w:rPr>
-                <w:rFonts w:ascii="Calibri" w:eastAsia="Times New Roman" w:hAnsi="Calibri" w:cs="Calibri"/>
+                <w:rFonts w:ascii="Segoe UI" w:eastAsia="Times New Roman" w:hAnsi="Segoe UI" w:cs="Segoe UI"/>
                 <w:b/>
                 <w:bCs/>
                 <w:color w:val="FFFFFF" w:themeColor="background1"/>
@@ -9594,7 +11332,7 @@
             </w:pPr>
             <w:r>
               <w:rPr>
-                <w:rFonts w:ascii="Calibri" w:eastAsia="Times New Roman" w:hAnsi="Calibri" w:cs="Calibri"/>
+                <w:rFonts w:ascii="Segoe UI" w:eastAsia="Times New Roman" w:hAnsi="Segoe UI" w:cs="Segoe UI"/>
                 <w:b/>
                 <w:bCs/>
                 <w:color w:val="FFFFFF" w:themeColor="background1"/>
@@ -9615,7 +11353,7 @@
             <w:pPr>
               <w:spacing w:after="100" w:afterAutospacing="1"/>
               <w:rPr>
-                <w:rFonts w:ascii="Calibri" w:eastAsia="Times New Roman" w:hAnsi="Calibri" w:cs="Calibri"/>
+                <w:rFonts w:ascii="Segoe UI" w:eastAsia="Times New Roman" w:hAnsi="Segoe UI" w:cs="Segoe UI"/>
                 <w:b/>
                 <w:bCs/>
                 <w:color w:val="FFFFFF" w:themeColor="background1"/>
@@ -9626,7 +11364,7 @@
             </w:pPr>
             <w:r>
               <w:rPr>
-                <w:rFonts w:ascii="Calibri" w:eastAsia="Times New Roman" w:hAnsi="Calibri" w:cs="Calibri"/>
+                <w:rFonts w:ascii="Segoe UI" w:eastAsia="Times New Roman" w:hAnsi="Segoe UI" w:cs="Segoe UI"/>
                 <w:b/>
                 <w:bCs/>
                 <w:color w:val="FFFFFF" w:themeColor="background1"/>
@@ -9648,7 +11386,7 @@
             <w:pPr>
               <w:spacing w:after="100" w:afterAutospacing="1"/>
               <w:rPr>
-                <w:rFonts w:ascii="Calibri" w:eastAsia="Times New Roman" w:hAnsi="Calibri" w:cs="Calibri"/>
+                <w:rFonts w:ascii="Segoe UI" w:eastAsia="Times New Roman" w:hAnsi="Segoe UI" w:cs="Segoe UI"/>
                 <w:sz w:val="24"/>
                 <w:szCs w:val="24"/>
                 <w:lang w:eastAsia="cs-CZ"/>
@@ -9656,7 +11394,7 @@
             </w:pPr>
             <w:r>
               <w:rPr>
-                <w:rFonts w:ascii="Calibri" w:eastAsia="Times New Roman" w:hAnsi="Calibri" w:cs="Calibri"/>
+                <w:rFonts w:ascii="Segoe UI" w:eastAsia="Times New Roman" w:hAnsi="Segoe UI" w:cs="Segoe UI"/>
                 <w:sz w:val="24"/>
                 <w:szCs w:val="24"/>
                 <w:lang w:eastAsia="cs-CZ"/>
@@ -9673,7 +11411,7 @@
             <w:pPr>
               <w:spacing w:after="100" w:afterAutospacing="1"/>
               <w:rPr>
-                <w:rFonts w:ascii="Calibri" w:eastAsia="Times New Roman" w:hAnsi="Calibri" w:cs="Calibri"/>
+                <w:rFonts w:ascii="Segoe UI" w:eastAsia="Times New Roman" w:hAnsi="Segoe UI" w:cs="Segoe UI"/>
                 <w:sz w:val="24"/>
                 <w:szCs w:val="24"/>
                 <w:lang w:eastAsia="cs-CZ"/>
@@ -9681,7 +11419,7 @@
             </w:pPr>
             <w:r>
               <w:rPr>
-                <w:rFonts w:ascii="Calibri" w:eastAsia="Times New Roman" w:hAnsi="Calibri" w:cs="Calibri"/>
+                <w:rFonts w:ascii="Segoe UI" w:eastAsia="Times New Roman" w:hAnsi="Segoe UI" w:cs="Segoe UI"/>
                 <w:sz w:val="24"/>
                 <w:szCs w:val="24"/>
                 <w:lang w:eastAsia="cs-CZ"/>
@@ -9699,7 +11437,7 @@
             <w:pPr>
               <w:spacing w:after="100" w:afterAutospacing="1"/>
               <w:rPr>
-                <w:rFonts w:ascii="Calibri" w:eastAsia="Times New Roman" w:hAnsi="Calibri" w:cs="Calibri"/>
+                <w:rFonts w:ascii="Segoe UI" w:eastAsia="Times New Roman" w:hAnsi="Segoe UI" w:cs="Segoe UI"/>
                 <w:sz w:val="24"/>
                 <w:szCs w:val="24"/>
                 <w:lang w:eastAsia="cs-CZ"/>
@@ -9707,7 +11445,7 @@
             </w:pPr>
             <w:r>
               <w:rPr>
-                <w:rFonts w:ascii="Calibri" w:eastAsia="Times New Roman" w:hAnsi="Calibri" w:cs="Calibri"/>
+                <w:rFonts w:ascii="Segoe UI" w:eastAsia="Times New Roman" w:hAnsi="Segoe UI" w:cs="Segoe UI"/>
                 <w:sz w:val="24"/>
                 <w:szCs w:val="24"/>
                 <w:lang w:eastAsia="cs-CZ"/>
@@ -9724,7 +11462,7 @@
             <w:pPr>
               <w:spacing w:after="100" w:afterAutospacing="1"/>
               <w:rPr>
-                <w:rFonts w:ascii="Calibri" w:eastAsia="Times New Roman" w:hAnsi="Calibri" w:cs="Calibri"/>
+                <w:rFonts w:ascii="Segoe UI" w:eastAsia="Times New Roman" w:hAnsi="Segoe UI" w:cs="Segoe UI"/>
                 <w:sz w:val="24"/>
                 <w:szCs w:val="24"/>
                 <w:lang w:eastAsia="cs-CZ"/>
@@ -9732,7 +11470,7 @@
             </w:pPr>
             <w:r>
               <w:rPr>
-                <w:rFonts w:ascii="Calibri" w:eastAsia="Times New Roman" w:hAnsi="Calibri" w:cs="Calibri"/>
+                <w:rFonts w:ascii="Segoe UI" w:eastAsia="Times New Roman" w:hAnsi="Segoe UI" w:cs="Segoe UI"/>
                 <w:sz w:val="24"/>
                 <w:szCs w:val="24"/>
                 <w:lang w:eastAsia="cs-CZ"/>
@@ -9751,7 +11489,7 @@
             <w:pPr>
               <w:spacing w:after="100" w:afterAutospacing="1"/>
               <w:rPr>
-                <w:rFonts w:ascii="Calibri" w:eastAsia="Times New Roman" w:hAnsi="Calibri" w:cs="Calibri"/>
+                <w:rFonts w:ascii="Segoe UI" w:eastAsia="Times New Roman" w:hAnsi="Segoe UI" w:cs="Segoe UI"/>
                 <w:sz w:val="24"/>
                 <w:szCs w:val="24"/>
                 <w:lang w:eastAsia="cs-CZ"/>
@@ -9759,7 +11497,7 @@
             </w:pPr>
             <w:r>
               <w:rPr>
-                <w:rFonts w:ascii="Calibri" w:eastAsia="Times New Roman" w:hAnsi="Calibri" w:cs="Calibri"/>
+                <w:rFonts w:ascii="Segoe UI" w:eastAsia="Times New Roman" w:hAnsi="Segoe UI" w:cs="Segoe UI"/>
                 <w:sz w:val="24"/>
                 <w:szCs w:val="24"/>
                 <w:lang w:eastAsia="cs-CZ"/>
@@ -9776,7 +11514,7 @@
             <w:pPr>
               <w:spacing w:after="100" w:afterAutospacing="1"/>
               <w:rPr>
-                <w:rFonts w:ascii="Calibri" w:eastAsia="Times New Roman" w:hAnsi="Calibri" w:cs="Calibri"/>
+                <w:rFonts w:ascii="Segoe UI" w:eastAsia="Times New Roman" w:hAnsi="Segoe UI" w:cs="Segoe UI"/>
                 <w:sz w:val="24"/>
                 <w:szCs w:val="24"/>
                 <w:lang w:eastAsia="cs-CZ"/>
@@ -9785,7 +11523,7 @@
             <w:proofErr w:type="spellStart"/>
             <w:r>
               <w:rPr>
-                <w:rFonts w:ascii="Calibri" w:eastAsia="Times New Roman" w:hAnsi="Calibri" w:cs="Calibri"/>
+                <w:rFonts w:ascii="Segoe UI" w:eastAsia="Times New Roman" w:hAnsi="Segoe UI" w:cs="Segoe UI"/>
                 <w:sz w:val="24"/>
                 <w:szCs w:val="24"/>
                 <w:lang w:eastAsia="cs-CZ"/>
@@ -9795,7 +11533,7 @@
             <w:proofErr w:type="spellEnd"/>
             <w:r>
               <w:rPr>
-                <w:rFonts w:ascii="Calibri" w:eastAsia="Times New Roman" w:hAnsi="Calibri" w:cs="Calibri"/>
+                <w:rFonts w:ascii="Segoe UI" w:eastAsia="Times New Roman" w:hAnsi="Segoe UI" w:cs="Segoe UI"/>
                 <w:sz w:val="24"/>
                 <w:szCs w:val="24"/>
                 <w:lang w:eastAsia="cs-CZ"/>
@@ -9812,7 +11550,7 @@
             <w:pPr>
               <w:spacing w:after="100" w:afterAutospacing="1"/>
               <w:rPr>
-                <w:rFonts w:ascii="Calibri" w:eastAsia="Times New Roman" w:hAnsi="Calibri" w:cs="Calibri"/>
+                <w:rFonts w:ascii="Segoe UI" w:eastAsia="Times New Roman" w:hAnsi="Segoe UI" w:cs="Segoe UI"/>
                 <w:sz w:val="24"/>
                 <w:szCs w:val="24"/>
                 <w:lang w:eastAsia="cs-CZ"/>
@@ -9820,7 +11558,7 @@
             </w:pPr>
             <w:r>
               <w:rPr>
-                <w:rFonts w:ascii="Calibri" w:eastAsia="Times New Roman" w:hAnsi="Calibri" w:cs="Calibri"/>
+                <w:rFonts w:ascii="Segoe UI" w:eastAsia="Times New Roman" w:hAnsi="Segoe UI" w:cs="Segoe UI"/>
                 <w:sz w:val="24"/>
                 <w:szCs w:val="24"/>
                 <w:lang w:eastAsia="cs-CZ"/>
@@ -9837,7 +11575,7 @@
             <w:pPr>
               <w:spacing w:after="100" w:afterAutospacing="1"/>
               <w:rPr>
-                <w:rFonts w:ascii="Calibri" w:eastAsia="Times New Roman" w:hAnsi="Calibri" w:cs="Calibri"/>
+                <w:rFonts w:ascii="Segoe UI" w:eastAsia="Times New Roman" w:hAnsi="Segoe UI" w:cs="Segoe UI"/>
                 <w:sz w:val="24"/>
                 <w:szCs w:val="24"/>
                 <w:lang w:eastAsia="cs-CZ"/>
@@ -9845,7 +11583,7 @@
             </w:pPr>
             <w:r>
               <w:rPr>
-                <w:rFonts w:ascii="Calibri" w:eastAsia="Times New Roman" w:hAnsi="Calibri" w:cs="Calibri"/>
+                <w:rFonts w:ascii="Segoe UI" w:eastAsia="Times New Roman" w:hAnsi="Segoe UI" w:cs="Segoe UI"/>
                 <w:sz w:val="24"/>
                 <w:szCs w:val="24"/>
                 <w:lang w:eastAsia="cs-CZ"/>
@@ -9864,7 +11602,7 @@
             <w:pPr>
               <w:spacing w:after="100" w:afterAutospacing="1"/>
               <w:rPr>
-                <w:rFonts w:ascii="Calibri" w:eastAsia="Times New Roman" w:hAnsi="Calibri" w:cs="Calibri"/>
+                <w:rFonts w:ascii="Segoe UI" w:eastAsia="Times New Roman" w:hAnsi="Segoe UI" w:cs="Segoe UI"/>
                 <w:sz w:val="24"/>
                 <w:szCs w:val="24"/>
                 <w:lang w:eastAsia="cs-CZ"/>
@@ -9872,11 +11610,12 @@
             </w:pPr>
             <w:r>
               <w:rPr>
-                <w:rFonts w:ascii="Calibri" w:eastAsia="Times New Roman" w:hAnsi="Calibri" w:cs="Calibri"/>
+                <w:rFonts w:ascii="Segoe UI" w:eastAsia="Times New Roman" w:hAnsi="Segoe UI" w:cs="Segoe UI"/>
                 <w:sz w:val="24"/>
                 <w:szCs w:val="24"/>
                 <w:lang w:eastAsia="cs-CZ"/>
               </w:rPr>
+              <w:lastRenderedPageBreak/>
               <w:t>D3</w:t>
             </w:r>
           </w:p>
@@ -9889,7 +11628,7 @@
             <w:pPr>
               <w:spacing w:after="100" w:afterAutospacing="1"/>
               <w:rPr>
-                <w:rFonts w:ascii="Calibri" w:eastAsia="Times New Roman" w:hAnsi="Calibri" w:cs="Calibri"/>
+                <w:rFonts w:ascii="Segoe UI" w:eastAsia="Times New Roman" w:hAnsi="Segoe UI" w:cs="Segoe UI"/>
                 <w:sz w:val="24"/>
                 <w:szCs w:val="24"/>
                 <w:lang w:eastAsia="cs-CZ"/>
@@ -9897,7 +11636,7 @@
             </w:pPr>
             <w:r>
               <w:rPr>
-                <w:rFonts w:ascii="Calibri" w:eastAsia="Times New Roman" w:hAnsi="Calibri" w:cs="Calibri"/>
+                <w:rFonts w:ascii="Segoe UI" w:eastAsia="Times New Roman" w:hAnsi="Segoe UI" w:cs="Segoe UI"/>
                 <w:sz w:val="24"/>
                 <w:szCs w:val="24"/>
                 <w:lang w:eastAsia="cs-CZ"/>
@@ -9914,7 +11653,7 @@
             <w:pPr>
               <w:spacing w:after="100" w:afterAutospacing="1"/>
               <w:rPr>
-                <w:rFonts w:ascii="Calibri" w:eastAsia="Times New Roman" w:hAnsi="Calibri" w:cs="Calibri"/>
+                <w:rFonts w:ascii="Segoe UI" w:eastAsia="Times New Roman" w:hAnsi="Segoe UI" w:cs="Segoe UI"/>
                 <w:sz w:val="24"/>
                 <w:szCs w:val="24"/>
                 <w:lang w:eastAsia="cs-CZ"/>
@@ -9922,7 +11661,7 @@
             </w:pPr>
             <w:r>
               <w:rPr>
-                <w:rFonts w:ascii="Calibri" w:eastAsia="Times New Roman" w:hAnsi="Calibri" w:cs="Calibri"/>
+                <w:rFonts w:ascii="Segoe UI" w:eastAsia="Times New Roman" w:hAnsi="Segoe UI" w:cs="Segoe UI"/>
                 <w:sz w:val="24"/>
                 <w:szCs w:val="24"/>
                 <w:lang w:eastAsia="cs-CZ"/>
@@ -9939,7 +11678,7 @@
             <w:pPr>
               <w:spacing w:after="100" w:afterAutospacing="1"/>
               <w:rPr>
-                <w:rFonts w:ascii="Calibri" w:eastAsia="Times New Roman" w:hAnsi="Calibri" w:cs="Calibri"/>
+                <w:rFonts w:ascii="Segoe UI" w:eastAsia="Times New Roman" w:hAnsi="Segoe UI" w:cs="Segoe UI"/>
                 <w:sz w:val="24"/>
                 <w:szCs w:val="24"/>
                 <w:lang w:eastAsia="cs-CZ"/>
@@ -9947,7 +11686,7 @@
             </w:pPr>
             <w:r>
               <w:rPr>
-                <w:rFonts w:ascii="Calibri" w:eastAsia="Times New Roman" w:hAnsi="Calibri" w:cs="Calibri"/>
+                <w:rFonts w:ascii="Segoe UI" w:eastAsia="Times New Roman" w:hAnsi="Segoe UI" w:cs="Segoe UI"/>
                 <w:sz w:val="24"/>
                 <w:szCs w:val="24"/>
                 <w:lang w:eastAsia="cs-CZ"/>
@@ -9966,7 +11705,7 @@
             <w:pPr>
               <w:spacing w:after="100" w:afterAutospacing="1"/>
               <w:rPr>
-                <w:rFonts w:ascii="Calibri" w:eastAsia="Times New Roman" w:hAnsi="Calibri" w:cs="Calibri"/>
+                <w:rFonts w:ascii="Segoe UI" w:eastAsia="Times New Roman" w:hAnsi="Segoe UI" w:cs="Segoe UI"/>
                 <w:sz w:val="24"/>
                 <w:szCs w:val="24"/>
                 <w:lang w:eastAsia="cs-CZ"/>
@@ -9974,7 +11713,7 @@
             </w:pPr>
             <w:r>
               <w:rPr>
-                <w:rFonts w:ascii="Calibri" w:eastAsia="Times New Roman" w:hAnsi="Calibri" w:cs="Calibri"/>
+                <w:rFonts w:ascii="Segoe UI" w:eastAsia="Times New Roman" w:hAnsi="Segoe UI" w:cs="Segoe UI"/>
                 <w:sz w:val="24"/>
                 <w:szCs w:val="24"/>
                 <w:lang w:eastAsia="cs-CZ"/>
@@ -9991,7 +11730,7 @@
             <w:pPr>
               <w:spacing w:after="100" w:afterAutospacing="1"/>
               <w:rPr>
-                <w:rFonts w:ascii="Calibri" w:eastAsia="Times New Roman" w:hAnsi="Calibri" w:cs="Calibri"/>
+                <w:rFonts w:ascii="Segoe UI" w:eastAsia="Times New Roman" w:hAnsi="Segoe UI" w:cs="Segoe UI"/>
                 <w:sz w:val="24"/>
                 <w:szCs w:val="24"/>
                 <w:lang w:eastAsia="cs-CZ"/>
@@ -9999,7 +11738,7 @@
             </w:pPr>
             <w:r>
               <w:rPr>
-                <w:rFonts w:ascii="Calibri" w:eastAsia="Times New Roman" w:hAnsi="Calibri" w:cs="Calibri"/>
+                <w:rFonts w:ascii="Segoe UI" w:eastAsia="Times New Roman" w:hAnsi="Segoe UI" w:cs="Segoe UI"/>
                 <w:sz w:val="24"/>
                 <w:szCs w:val="24"/>
                 <w:lang w:eastAsia="cs-CZ"/>
@@ -10016,7 +11755,7 @@
             <w:pPr>
               <w:spacing w:after="100" w:afterAutospacing="1"/>
               <w:rPr>
-                <w:rFonts w:ascii="Calibri" w:eastAsia="Times New Roman" w:hAnsi="Calibri" w:cs="Calibri"/>
+                <w:rFonts w:ascii="Segoe UI" w:eastAsia="Times New Roman" w:hAnsi="Segoe UI" w:cs="Segoe UI"/>
                 <w:sz w:val="24"/>
                 <w:szCs w:val="24"/>
                 <w:lang w:eastAsia="cs-CZ"/>
@@ -10024,7 +11763,7 @@
             </w:pPr>
             <w:r>
               <w:rPr>
-                <w:rFonts w:ascii="Calibri" w:eastAsia="Times New Roman" w:hAnsi="Calibri" w:cs="Calibri"/>
+                <w:rFonts w:ascii="Segoe UI" w:eastAsia="Times New Roman" w:hAnsi="Segoe UI" w:cs="Segoe UI"/>
                 <w:sz w:val="24"/>
                 <w:szCs w:val="24"/>
                 <w:lang w:eastAsia="cs-CZ"/>
@@ -10041,7 +11780,7 @@
             <w:pPr>
               <w:spacing w:after="100" w:afterAutospacing="1"/>
               <w:rPr>
-                <w:rFonts w:ascii="Calibri" w:eastAsia="Times New Roman" w:hAnsi="Calibri" w:cs="Calibri"/>
+                <w:rFonts w:ascii="Segoe UI" w:eastAsia="Times New Roman" w:hAnsi="Segoe UI" w:cs="Segoe UI"/>
                 <w:sz w:val="24"/>
                 <w:szCs w:val="24"/>
                 <w:lang w:eastAsia="cs-CZ"/>
@@ -10049,7 +11788,7 @@
             </w:pPr>
             <w:r>
               <w:rPr>
-                <w:rFonts w:ascii="Calibri" w:eastAsia="Times New Roman" w:hAnsi="Calibri" w:cs="Calibri"/>
+                <w:rFonts w:ascii="Segoe UI" w:eastAsia="Times New Roman" w:hAnsi="Segoe UI" w:cs="Segoe UI"/>
                 <w:sz w:val="24"/>
                 <w:szCs w:val="24"/>
                 <w:lang w:eastAsia="cs-CZ"/>
@@ -10062,50 +11801,74 @@
     </w:tbl>
     <w:p>
       <w:pPr>
-        <w:spacing w:after="100" w:afterAutospacing="1" w:line="240" w:lineRule="auto"/>
-        <w:rPr>
-          <w:rFonts w:ascii="Arial" w:eastAsia="Times New Roman" w:hAnsi="Arial" w:cs="Arial"/>
-          <w:sz w:val="24"/>
-          <w:szCs w:val="24"/>
-          <w:lang w:eastAsia="cs-CZ"/>
-        </w:rPr>
-      </w:pPr>
+        <w:pStyle w:val="Nadpis2"/>
+        <w:rPr>
+          <w:rFonts w:ascii="Segoe UI" w:hAnsi="Segoe UI" w:cs="Segoe UI"/>
+        </w:rPr>
+      </w:pPr>
+      <w:r>
+        <w:rPr>
+          <w:rFonts w:ascii="Segoe UI" w:hAnsi="Segoe UI" w:cs="Segoe UI"/>
+        </w:rPr>
+        <w:t>3.</w:t>
+      </w:r>
+      <w:r>
+        <w:rPr>
+          <w:rFonts w:ascii="Segoe UI" w:hAnsi="Segoe UI" w:cs="Segoe UI"/>
+        </w:rPr>
+        <w:t>2</w:t>
+      </w:r>
+      <w:r>
+        <w:rPr>
+          <w:rFonts w:ascii="Segoe UI" w:hAnsi="Segoe UI" w:cs="Segoe UI"/>
+        </w:rPr>
+        <w:t xml:space="preserve"> </w:t>
+      </w:r>
+      <w:r>
+        <w:rPr>
+          <w:rFonts w:ascii="Segoe UI" w:hAnsi="Segoe UI" w:cs="Segoe UI"/>
+        </w:rPr>
+        <w:t>Rozpočet</w:t>
+      </w:r>
     </w:p>
     <w:p>
       <w:pPr>
-        <w:pStyle w:val="Nadpis2"/>
-      </w:pPr>
-      <w:r>
-        <w:t>3.</w:t>
-      </w:r>
-      <w:r>
-        <w:t>2</w:t>
-      </w:r>
-      <w:r>
-        <w:t xml:space="preserve"> </w:t>
-      </w:r>
-      <w:r>
-        <w:t>Rozpočet</w:t>
+        <w:rPr>
+          <w:rFonts w:ascii="Segoe UI" w:hAnsi="Segoe UI" w:cs="Segoe UI"/>
+        </w:rPr>
+      </w:pPr>
+      <w:r>
+        <w:rPr>
+          <w:rFonts w:ascii="Segoe UI" w:hAnsi="Segoe UI" w:cs="Segoe UI"/>
+        </w:rPr>
+        <w:t>Vzhledem k požadavku na minimalizaci nákladů bude systém řešen cloudovou (</w:t>
+      </w:r>
+      <w:proofErr w:type="spellStart"/>
+      <w:r>
+        <w:rPr>
+          <w:rFonts w:ascii="Segoe UI" w:hAnsi="Segoe UI" w:cs="Segoe UI"/>
+        </w:rPr>
+        <w:t>SaaS</w:t>
+      </w:r>
+      <w:proofErr w:type="spellEnd"/>
+      <w:r>
+        <w:rPr>
+          <w:rFonts w:ascii="Segoe UI" w:hAnsi="Segoe UI" w:cs="Segoe UI"/>
+        </w:rPr>
+        <w:t>) variantou. Tým tvoří 3 klíčoví pracovníci.</w:t>
       </w:r>
     </w:p>
     <w:p>
-      <w:r>
-        <w:t>Vzhledem k požadavku na minimalizaci nákladů bude systém řešen cloudovou (</w:t>
-      </w:r>
-      <w:proofErr w:type="spellStart"/>
-      <w:r>
-        <w:t>SaaS</w:t>
-      </w:r>
-      <w:proofErr w:type="spellEnd"/>
-      <w:r>
-        <w:t>) variantou. Tým tvoří 3 klíčoví pracovníci.</w:t>
-      </w:r>
-    </w:p>
-    <w:p>
       <w:pPr>
         <w:pStyle w:val="Nadpis3"/>
-      </w:pPr>
-      <w:r>
+        <w:rPr>
+          <w:rFonts w:ascii="Segoe UI" w:hAnsi="Segoe UI" w:cs="Segoe UI"/>
+        </w:rPr>
+      </w:pPr>
+      <w:r>
+        <w:rPr>
+          <w:rFonts w:ascii="Segoe UI" w:hAnsi="Segoe UI" w:cs="Segoe UI"/>
+        </w:rPr>
         <w:t>Personální a osobní náklady:</w:t>
       </w:r>
     </w:p>
@@ -10119,8 +11882,6 @@
         <w:spacing w:after="0" w:line="300" w:lineRule="atLeast"/>
         <w:rPr>
           <w:rFonts w:ascii="Segoe UI" w:eastAsia="Times New Roman" w:hAnsi="Segoe UI" w:cs="Segoe UI"/>
-          <w:sz w:val="21"/>
-          <w:szCs w:val="21"/>
           <w:lang w:eastAsia="cs-CZ"/>
         </w:rPr>
       </w:pPr>
@@ -10129,8 +11890,6 @@
           <w:rFonts w:ascii="Segoe UI" w:eastAsia="Times New Roman" w:hAnsi="Segoe UI" w:cs="Segoe UI"/>
           <w:b/>
           <w:bCs/>
-          <w:sz w:val="21"/>
-          <w:szCs w:val="21"/>
           <w:lang w:eastAsia="cs-CZ"/>
         </w:rPr>
         <w:t>Projektový manažer</w:t>
@@ -10138,8 +11897,6 @@
       <w:r>
         <w:rPr>
           <w:rFonts w:ascii="Segoe UI" w:eastAsia="Times New Roman" w:hAnsi="Segoe UI" w:cs="Segoe UI"/>
-          <w:sz w:val="21"/>
-          <w:szCs w:val="21"/>
           <w:lang w:eastAsia="cs-CZ"/>
         </w:rPr>
         <w:t xml:space="preserve"> (1 pracovník, 40 hodin, 500 Kč/h) = 20 000 Kč</w:t>
@@ -10155,8 +11912,6 @@
         <w:spacing w:after="0" w:line="300" w:lineRule="atLeast"/>
         <w:rPr>
           <w:rFonts w:ascii="Segoe UI" w:eastAsia="Times New Roman" w:hAnsi="Segoe UI" w:cs="Segoe UI"/>
-          <w:sz w:val="21"/>
-          <w:szCs w:val="21"/>
           <w:lang w:eastAsia="cs-CZ"/>
         </w:rPr>
       </w:pPr>
@@ -10165,8 +11920,6 @@
           <w:rFonts w:ascii="Segoe UI" w:eastAsia="Times New Roman" w:hAnsi="Segoe UI" w:cs="Segoe UI"/>
           <w:b/>
           <w:bCs/>
-          <w:sz w:val="21"/>
-          <w:szCs w:val="21"/>
           <w:lang w:eastAsia="cs-CZ"/>
         </w:rPr>
         <w:t>IT analytik / Integrátor</w:t>
@@ -10174,8 +11927,6 @@
       <w:r>
         <w:rPr>
           <w:rFonts w:ascii="Segoe UI" w:eastAsia="Times New Roman" w:hAnsi="Segoe UI" w:cs="Segoe UI"/>
-          <w:sz w:val="21"/>
-          <w:szCs w:val="21"/>
           <w:lang w:eastAsia="cs-CZ"/>
         </w:rPr>
         <w:t xml:space="preserve"> (1 pracovník, 30 hodin, 700 Kč/h) = 21 000 Kč</w:t>
@@ -10191,8 +11942,6 @@
         <w:spacing w:after="0" w:line="300" w:lineRule="atLeast"/>
         <w:rPr>
           <w:rFonts w:ascii="Segoe UI" w:eastAsia="Times New Roman" w:hAnsi="Segoe UI" w:cs="Segoe UI"/>
-          <w:sz w:val="21"/>
-          <w:szCs w:val="21"/>
           <w:lang w:eastAsia="cs-CZ"/>
         </w:rPr>
       </w:pPr>
@@ -10201,40 +11950,16 @@
           <w:rFonts w:ascii="Segoe UI" w:eastAsia="Times New Roman" w:hAnsi="Segoe UI" w:cs="Segoe UI"/>
           <w:b/>
           <w:bCs/>
-          <w:sz w:val="21"/>
-          <w:szCs w:val="21"/>
-          <w:lang w:eastAsia="cs-CZ"/>
-        </w:rPr>
-        <w:t xml:space="preserve">Provozní </w:t>
-      </w:r>
-      <w:r>
-        <w:rPr>
-          <w:rFonts w:ascii="Segoe UI" w:eastAsia="Times New Roman" w:hAnsi="Segoe UI" w:cs="Segoe UI"/>
-          <w:b/>
-          <w:bCs/>
-          <w:sz w:val="21"/>
-          <w:szCs w:val="21"/>
-          <w:lang w:eastAsia="cs-CZ"/>
-        </w:rPr>
-        <w:t>manažer</w:t>
-      </w:r>
-      <w:r>
-        <w:rPr>
-          <w:rFonts w:ascii="Segoe UI" w:eastAsia="Times New Roman" w:hAnsi="Segoe UI" w:cs="Segoe UI"/>
-          <w:sz w:val="21"/>
-          <w:szCs w:val="21"/>
-          <w:lang w:eastAsia="cs-CZ"/>
-        </w:rPr>
-        <w:t xml:space="preserve"> – interní</w:t>
-      </w:r>
-      <w:r>
-        <w:rPr>
-          <w:rFonts w:ascii="Segoe UI" w:eastAsia="Times New Roman" w:hAnsi="Segoe UI" w:cs="Segoe UI"/>
-          <w:sz w:val="21"/>
-          <w:szCs w:val="21"/>
-          <w:lang w:eastAsia="cs-CZ"/>
-        </w:rPr>
-        <w:t xml:space="preserve"> alokace (1 pracovník, 20 hodin, 400 Kč/h) = 8 000 Kč</w:t>
+          <w:lang w:eastAsia="cs-CZ"/>
+        </w:rPr>
+        <w:t>Provozní manažer</w:t>
+      </w:r>
+      <w:r>
+        <w:rPr>
+          <w:rFonts w:ascii="Segoe UI" w:eastAsia="Times New Roman" w:hAnsi="Segoe UI" w:cs="Segoe UI"/>
+          <w:lang w:eastAsia="cs-CZ"/>
+        </w:rPr>
+        <w:t xml:space="preserve"> – interní alokace (1 pracovník, 20 hodin, 400 Kč/h) = 8 000 Kč</w:t>
       </w:r>
     </w:p>
     <w:p>
@@ -10247,8 +11972,6 @@
         <w:spacing w:after="0" w:line="300" w:lineRule="atLeast"/>
         <w:rPr>
           <w:rFonts w:ascii="Segoe UI" w:eastAsia="Times New Roman" w:hAnsi="Segoe UI" w:cs="Segoe UI"/>
-          <w:sz w:val="21"/>
-          <w:szCs w:val="21"/>
           <w:lang w:eastAsia="cs-CZ"/>
         </w:rPr>
       </w:pPr>
@@ -10257,8 +11980,6 @@
           <w:rFonts w:ascii="Segoe UI" w:eastAsia="Times New Roman" w:hAnsi="Segoe UI" w:cs="Segoe UI"/>
           <w:b/>
           <w:bCs/>
-          <w:sz w:val="21"/>
-          <w:szCs w:val="21"/>
           <w:lang w:eastAsia="cs-CZ"/>
         </w:rPr>
         <w:t>Celkem personální náklady:</w:t>
@@ -10266,8 +11987,6 @@
       <w:r>
         <w:rPr>
           <w:rFonts w:ascii="Segoe UI" w:eastAsia="Times New Roman" w:hAnsi="Segoe UI" w:cs="Segoe UI"/>
-          <w:sz w:val="21"/>
-          <w:szCs w:val="21"/>
           <w:lang w:eastAsia="cs-CZ"/>
         </w:rPr>
         <w:t xml:space="preserve"> 49 000 Kč</w:t>
@@ -10276,8 +11995,14 @@
     <w:p>
       <w:pPr>
         <w:pStyle w:val="Nadpis3"/>
-      </w:pPr>
-      <w:r>
+        <w:rPr>
+          <w:rFonts w:ascii="Segoe UI" w:hAnsi="Segoe UI" w:cs="Segoe UI"/>
+        </w:rPr>
+      </w:pPr>
+      <w:r>
+        <w:rPr>
+          <w:rFonts w:ascii="Segoe UI" w:hAnsi="Segoe UI" w:cs="Segoe UI"/>
+        </w:rPr>
         <w:t>Ostatní položky rozpočtu:</w:t>
       </w:r>
     </w:p>
@@ -10291,8 +12016,6 @@
         <w:spacing w:after="0" w:line="300" w:lineRule="atLeast"/>
         <w:rPr>
           <w:rFonts w:ascii="Segoe UI" w:eastAsia="Times New Roman" w:hAnsi="Segoe UI" w:cs="Segoe UI"/>
-          <w:sz w:val="21"/>
-          <w:szCs w:val="21"/>
           <w:lang w:eastAsia="cs-CZ"/>
         </w:rPr>
       </w:pPr>
@@ -10300,8 +12023,6 @@
       <w:r>
         <w:rPr>
           <w:rFonts w:ascii="Segoe UI" w:eastAsia="Times New Roman" w:hAnsi="Segoe UI" w:cs="Segoe UI"/>
-          <w:sz w:val="21"/>
-          <w:szCs w:val="21"/>
           <w:lang w:eastAsia="cs-CZ"/>
         </w:rPr>
         <w:t>SaaS</w:t>
@@ -10310,8 +12031,6 @@
       <w:r>
         <w:rPr>
           <w:rFonts w:ascii="Segoe UI" w:eastAsia="Times New Roman" w:hAnsi="Segoe UI" w:cs="Segoe UI"/>
-          <w:sz w:val="21"/>
-          <w:szCs w:val="21"/>
           <w:lang w:eastAsia="cs-CZ"/>
         </w:rPr>
         <w:t xml:space="preserve"> licence skladového systému (předplatné na 1 rok) = 12 000 Kč</w:t>
@@ -10327,16 +12046,12 @@
         <w:spacing w:after="0" w:line="300" w:lineRule="atLeast"/>
         <w:rPr>
           <w:rFonts w:ascii="Segoe UI" w:eastAsia="Times New Roman" w:hAnsi="Segoe UI" w:cs="Segoe UI"/>
-          <w:sz w:val="21"/>
-          <w:szCs w:val="21"/>
-          <w:lang w:eastAsia="cs-CZ"/>
-        </w:rPr>
-      </w:pPr>
-      <w:r>
-        <w:rPr>
-          <w:rFonts w:ascii="Segoe UI" w:eastAsia="Times New Roman" w:hAnsi="Segoe UI" w:cs="Segoe UI"/>
-          <w:sz w:val="21"/>
-          <w:szCs w:val="21"/>
+          <w:lang w:eastAsia="cs-CZ"/>
+        </w:rPr>
+      </w:pPr>
+      <w:r>
+        <w:rPr>
+          <w:rFonts w:ascii="Segoe UI" w:eastAsia="Times New Roman" w:hAnsi="Segoe UI" w:cs="Segoe UI"/>
           <w:lang w:eastAsia="cs-CZ"/>
         </w:rPr>
         <w:t>Jednorázový poplatek dodavateli POS za aktivaci API rozhraní = 5 000 Kč</w:t>
@@ -10352,16 +12067,12 @@
         <w:spacing w:after="0" w:line="300" w:lineRule="atLeast"/>
         <w:rPr>
           <w:rFonts w:ascii="Segoe UI" w:eastAsia="Times New Roman" w:hAnsi="Segoe UI" w:cs="Segoe UI"/>
-          <w:sz w:val="21"/>
-          <w:szCs w:val="21"/>
-          <w:lang w:eastAsia="cs-CZ"/>
-        </w:rPr>
-      </w:pPr>
-      <w:r>
-        <w:rPr>
-          <w:rFonts w:ascii="Segoe UI" w:eastAsia="Times New Roman" w:hAnsi="Segoe UI" w:cs="Segoe UI"/>
-          <w:sz w:val="21"/>
-          <w:szCs w:val="21"/>
+          <w:lang w:eastAsia="cs-CZ"/>
+        </w:rPr>
+      </w:pPr>
+      <w:r>
+        <w:rPr>
+          <w:rFonts w:ascii="Segoe UI" w:eastAsia="Times New Roman" w:hAnsi="Segoe UI" w:cs="Segoe UI"/>
           <w:lang w:eastAsia="cs-CZ"/>
         </w:rPr>
         <w:t>Rezerva na nečekané výdaje (10 %) = 6 600 Kč</w:t>
@@ -10377,6 +12088,60 @@
         <w:spacing w:after="0" w:line="300" w:lineRule="atLeast"/>
         <w:rPr>
           <w:rFonts w:ascii="Segoe UI" w:eastAsia="Times New Roman" w:hAnsi="Segoe UI" w:cs="Segoe UI"/>
+          <w:lang w:eastAsia="cs-CZ"/>
+        </w:rPr>
+      </w:pPr>
+      <w:r>
+        <w:rPr>
+          <w:rFonts w:ascii="Segoe UI" w:eastAsia="Times New Roman" w:hAnsi="Segoe UI" w:cs="Segoe UI"/>
+          <w:b/>
+          <w:bCs/>
+          <w:lang w:eastAsia="cs-CZ"/>
+        </w:rPr>
+        <w:t xml:space="preserve">Celkový rozpočet projektu: </w:t>
+      </w:r>
+      <w:r>
+        <w:rPr>
+          <w:rFonts w:ascii="Segoe UI" w:eastAsia="Times New Roman" w:hAnsi="Segoe UI" w:cs="Segoe UI"/>
+          <w:lang w:eastAsia="cs-CZ"/>
+        </w:rPr>
+        <w:t>72 600 Kč</w:t>
+      </w:r>
+    </w:p>
+    <w:p>
+      <w:pPr>
+        <w:pStyle w:val="Nadpis3"/>
+        <w:rPr>
+          <w:rFonts w:ascii="Segoe UI" w:hAnsi="Segoe UI" w:cs="Segoe UI"/>
+        </w:rPr>
+      </w:pPr>
+      <w:r>
+        <w:rPr>
+          <w:rFonts w:ascii="Segoe UI" w:hAnsi="Segoe UI" w:cs="Segoe UI"/>
+        </w:rPr>
+        <w:t>Porovnání rozpočtu s očekávanými výsledky (</w:t>
+      </w:r>
+      <w:proofErr w:type="spellStart"/>
+      <w:r>
+        <w:rPr>
+          <w:rFonts w:ascii="Segoe UI" w:hAnsi="Segoe UI" w:cs="Segoe UI"/>
+        </w:rPr>
+        <w:t>outcomes</w:t>
+      </w:r>
+      <w:proofErr w:type="spellEnd"/>
+      <w:r>
+        <w:rPr>
+          <w:rFonts w:ascii="Segoe UI" w:hAnsi="Segoe UI" w:cs="Segoe UI"/>
+        </w:rPr>
+        <w:t xml:space="preserve">): </w:t>
+      </w:r>
+    </w:p>
+    <w:p>
+      <w:pPr>
+        <w:spacing w:after="0" w:line="300" w:lineRule="atLeast"/>
+        <w:jc w:val="both"/>
+        <w:rPr>
+          <w:rFonts w:ascii="Segoe UI" w:eastAsia="Times New Roman" w:hAnsi="Segoe UI" w:cs="Segoe UI"/>
           <w:sz w:val="21"/>
           <w:szCs w:val="21"/>
           <w:lang w:eastAsia="cs-CZ"/>
@@ -10384,140 +12149,159 @@
       </w:pPr>
       <w:r>
         <w:rPr>
-          <w:rFonts w:ascii="Segoe UI" w:eastAsia="Times New Roman" w:hAnsi="Segoe UI" w:cs="Segoe UI"/>
-          <w:b/>
-          <w:bCs/>
-          <w:sz w:val="21"/>
-          <w:szCs w:val="21"/>
-          <w:lang w:eastAsia="cs-CZ"/>
-        </w:rPr>
-        <w:t xml:space="preserve">Celkový rozpočet projektu: </w:t>
-      </w:r>
-      <w:r>
-        <w:rPr>
-          <w:rFonts w:ascii="Segoe UI" w:eastAsia="Times New Roman" w:hAnsi="Segoe UI" w:cs="Segoe UI"/>
-          <w:sz w:val="21"/>
-          <w:szCs w:val="21"/>
-          <w:lang w:eastAsia="cs-CZ"/>
-        </w:rPr>
-        <w:t>72 600 Kč</w:t>
+          <w:rFonts w:ascii="Segoe UI" w:hAnsi="Segoe UI" w:cs="Segoe UI"/>
+        </w:rPr>
+        <w:t xml:space="preserve">Investice ve výši 72 600 Kč je vysoce návratná v horizontu prvního roku provozu. </w:t>
+      </w:r>
+      <w:r>
+        <w:rPr>
+          <w:rStyle w:val="citation-123"/>
+          <w:rFonts w:ascii="Segoe UI" w:hAnsi="Segoe UI" w:cs="Segoe UI"/>
+        </w:rPr>
+        <w:t>Zavedením systému a principu FEFO dojde k prokazatelnému snížení ztrát ze znehodnocených surovin</w:t>
+      </w:r>
+      <w:r>
+        <w:rPr>
+          <w:rFonts w:ascii="Segoe UI" w:hAnsi="Segoe UI" w:cs="Segoe UI"/>
+        </w:rPr>
+        <w:t xml:space="preserve">. </w:t>
+      </w:r>
+      <w:r>
+        <w:rPr>
+          <w:rStyle w:val="citation-122"/>
+          <w:rFonts w:ascii="Segoe UI" w:hAnsi="Segoe UI" w:cs="Segoe UI"/>
+        </w:rPr>
+        <w:t>U</w:t>
+      </w:r>
+      <w:r>
+        <w:rPr>
+          <w:rStyle w:val="citation-122"/>
+          <w:rFonts w:ascii="Segoe UI" w:hAnsi="Segoe UI" w:cs="Segoe UI"/>
+        </w:rPr>
+        <w:t> </w:t>
+      </w:r>
+      <w:r>
+        <w:rPr>
+          <w:rStyle w:val="citation-122"/>
+          <w:rFonts w:ascii="Segoe UI" w:hAnsi="Segoe UI" w:cs="Segoe UI"/>
+        </w:rPr>
+        <w:t>malého podniku se úspora několika procent z objemu nákupu kávy a zamezení plýtvání promítne v přímém dopadu na ziskovost</w:t>
+      </w:r>
+      <w:r>
+        <w:rPr>
+          <w:rFonts w:ascii="Segoe UI" w:hAnsi="Segoe UI" w:cs="Segoe UI"/>
+        </w:rPr>
+        <w:t xml:space="preserve">. </w:t>
+      </w:r>
+      <w:r>
+        <w:rPr>
+          <w:rStyle w:val="citation-121"/>
+          <w:rFonts w:ascii="Segoe UI" w:hAnsi="Segoe UI" w:cs="Segoe UI"/>
+        </w:rPr>
+        <w:t>Neméně důležitá je garance čerstvosti, která zvýší spokojenost zákazníků na vysoce konkurenčním trhu</w:t>
+      </w:r>
+      <w:r>
+        <w:rPr>
+          <w:rFonts w:ascii="Segoe UI" w:hAnsi="Segoe UI" w:cs="Segoe UI"/>
+        </w:rPr>
+        <w:t>.</w:t>
       </w:r>
     </w:p>
     <w:p>
       <w:pPr>
-        <w:pStyle w:val="Nadpis3"/>
-      </w:pPr>
-      <w:r>
-        <w:t>Porovnání rozpočtu s očekávanými výsledky (</w:t>
+        <w:pStyle w:val="Nadpis1"/>
+        <w:rPr>
+          <w:rFonts w:ascii="Segoe UI" w:hAnsi="Segoe UI" w:cs="Segoe UI"/>
+        </w:rPr>
+      </w:pPr>
+      <w:r>
+        <w:rPr>
+          <w:rFonts w:ascii="Segoe UI" w:hAnsi="Segoe UI" w:cs="Segoe UI"/>
+        </w:rPr>
+        <w:t xml:space="preserve">4. </w:t>
       </w:r>
       <w:proofErr w:type="spellStart"/>
       <w:r>
-        <w:t>outcomes</w:t>
+        <w:rPr>
+          <w:rFonts w:ascii="Segoe UI" w:hAnsi="Segoe UI" w:cs="Segoe UI"/>
+        </w:rPr>
+        <w:t>About</w:t>
       </w:r>
       <w:proofErr w:type="spellEnd"/>
       <w:r>
-        <w:t xml:space="preserve">): </w:t>
+        <w:rPr>
+          <w:rFonts w:ascii="Segoe UI" w:hAnsi="Segoe UI" w:cs="Segoe UI"/>
+        </w:rPr>
+        <w:t xml:space="preserve"> </w:t>
+      </w:r>
+      <w:proofErr w:type="spellStart"/>
+      <w:r>
+        <w:rPr>
+          <w:rFonts w:ascii="Segoe UI" w:hAnsi="Segoe UI" w:cs="Segoe UI"/>
+        </w:rPr>
+        <w:t>the</w:t>
+      </w:r>
+      <w:proofErr w:type="spellEnd"/>
+      <w:r>
+        <w:rPr>
+          <w:rFonts w:ascii="Segoe UI" w:hAnsi="Segoe UI" w:cs="Segoe UI"/>
+        </w:rPr>
+        <w:t xml:space="preserve"> </w:t>
+      </w:r>
+      <w:proofErr w:type="spellStart"/>
+      <w:r>
+        <w:rPr>
+          <w:rFonts w:ascii="Segoe UI" w:hAnsi="Segoe UI" w:cs="Segoe UI"/>
+        </w:rPr>
+        <w:t>project</w:t>
+      </w:r>
+      <w:proofErr w:type="spellEnd"/>
+      <w:r>
+        <w:rPr>
+          <w:rFonts w:ascii="Segoe UI" w:hAnsi="Segoe UI" w:cs="Segoe UI"/>
+        </w:rPr>
+        <w:t xml:space="preserve"> (2 body)</w:t>
       </w:r>
     </w:p>
     <w:p>
       <w:pPr>
         <w:spacing w:after="0" w:line="300" w:lineRule="atLeast"/>
-        <w:jc w:val="both"/>
-        <w:rPr>
-          <w:rFonts w:ascii="Segoe UI" w:eastAsia="Times New Roman" w:hAnsi="Segoe UI" w:cs="Segoe UI"/>
-          <w:sz w:val="21"/>
-          <w:szCs w:val="21"/>
-          <w:lang w:eastAsia="cs-CZ"/>
-        </w:rPr>
-      </w:pPr>
-      <w:r>
-        <w:t xml:space="preserve">Investice ve výši 72 600 Kč je vysoce návratná v horizontu prvního roku provozu. </w:t>
-      </w:r>
-      <w:r>
-        <w:rPr>
-          <w:rStyle w:val="citation-123"/>
-        </w:rPr>
-        <w:t>Zavedením systému a principu FEFO dojde k prokazatelnému snížení ztrát ze znehodnocených surovin</w:t>
-      </w:r>
-      <w:r>
-        <w:t xml:space="preserve">. </w:t>
-      </w:r>
-      <w:r>
-        <w:rPr>
-          <w:rStyle w:val="citation-122"/>
-        </w:rPr>
-        <w:t>U malého podniku se úspora několika procent z objemu nákupu kávy a zamezení plýtvání promítne v přímém dopadu na ziskovost</w:t>
-      </w:r>
-      <w:r>
-        <w:t xml:space="preserve">. </w:t>
-      </w:r>
-      <w:r>
-        <w:rPr>
-          <w:rStyle w:val="citation-121"/>
-        </w:rPr>
-        <w:t>Neméně důležitá je garance čerstvosti, která zvýší spokojenost zákazníků na vysoce konkurenčním trhu</w:t>
-      </w:r>
-      <w:r>
-        <w:t>.</w:t>
+        <w:rPr>
+          <w:rFonts w:ascii="Segoe UI" w:hAnsi="Segoe UI" w:cs="Segoe UI"/>
+        </w:rPr>
+      </w:pPr>
+      <w:r>
+        <w:rPr>
+          <w:rStyle w:val="citation-120"/>
+          <w:rFonts w:ascii="Segoe UI" w:hAnsi="Segoe UI" w:cs="Segoe UI"/>
+        </w:rPr>
+        <w:t xml:space="preserve">Tento projekt PRI1 </w:t>
+      </w:r>
+      <w:r>
+        <w:rPr>
+          <w:rStyle w:val="citation-119"/>
+          <w:rFonts w:ascii="Segoe UI" w:hAnsi="Segoe UI" w:cs="Segoe UI"/>
+        </w:rPr>
+        <w:t>zpracovala skupina tří studentů</w:t>
+      </w:r>
+      <w:r>
+        <w:rPr>
+          <w:rFonts w:ascii="Segoe UI" w:hAnsi="Segoe UI" w:cs="Segoe UI"/>
+        </w:rPr>
+        <w:t xml:space="preserve">. Tým pracoval agilně se sdílenou odpovědností. </w:t>
       </w:r>
     </w:p>
     <w:p>
       <w:pPr>
-        <w:pStyle w:val="Nadpis1"/>
-      </w:pPr>
-      <w:r>
-        <w:t xml:space="preserve">4. </w:t>
-      </w:r>
-      <w:proofErr w:type="spellStart"/>
-      <w:r>
-        <w:t>About</w:t>
-      </w:r>
-      <w:proofErr w:type="spellEnd"/>
-      <w:r>
-        <w:t xml:space="preserve"> </w:t>
-      </w:r>
-      <w:proofErr w:type="spellStart"/>
-      <w:r>
-        <w:t>the</w:t>
-      </w:r>
-      <w:proofErr w:type="spellEnd"/>
-      <w:r>
-        <w:t xml:space="preserve"> </w:t>
-      </w:r>
-      <w:proofErr w:type="spellStart"/>
-      <w:r>
-        <w:t>project</w:t>
-      </w:r>
-      <w:proofErr w:type="spellEnd"/>
-      <w:r>
-        <w:t xml:space="preserve"> (2 body)</w:t>
-      </w:r>
-    </w:p>
-    <w:p>
-      <w:pPr>
-        <w:spacing w:after="0" w:line="300" w:lineRule="atLeast"/>
-      </w:pPr>
-      <w:r>
-        <w:rPr>
-          <w:rStyle w:val="citation-120"/>
-        </w:rPr>
-        <w:t xml:space="preserve">Tento projekt PRI1 </w:t>
-      </w:r>
-      <w:r>
-        <w:rPr>
-          <w:rStyle w:val="citation-119"/>
-        </w:rPr>
-        <w:t>zpracovala skupina tří studentů</w:t>
-      </w:r>
-      <w:r>
-        <w:t xml:space="preserve">. Tým pracoval agilně se sdílenou odpovědností. </w:t>
-      </w:r>
-    </w:p>
-    <w:p>
-      <w:pPr>
         <w:pStyle w:val="Nadpis3"/>
-      </w:pPr>
-      <w:r>
+        <w:rPr>
+          <w:rFonts w:ascii="Segoe UI" w:hAnsi="Segoe UI" w:cs="Segoe UI"/>
+        </w:rPr>
+      </w:pPr>
+      <w:r>
+        <w:rPr>
+          <w:rFonts w:ascii="Segoe UI" w:hAnsi="Segoe UI" w:cs="Segoe UI"/>
+        </w:rPr>
         <w:t>Rozložení prací</w:t>
       </w:r>
     </w:p>
@@ -10528,9 +12312,14 @@
           <w:ilvl w:val="0"/>
           <w:numId w:val="40"/>
         </w:numPr>
-      </w:pPr>
-      <w:r>
-        <w:rPr>
+        <w:jc w:val="both"/>
+        <w:rPr>
+          <w:rFonts w:ascii="Segoe UI" w:hAnsi="Segoe UI" w:cs="Segoe UI"/>
+        </w:rPr>
+      </w:pPr>
+      <w:r>
+        <w:rPr>
+          <w:rFonts w:ascii="Segoe UI" w:hAnsi="Segoe UI" w:cs="Segoe UI"/>
           <w:b/>
           <w:bCs/>
         </w:rPr>
@@ -10539,6 +12328,7 @@
       <w:r>
         <w:rPr>
           <w:rStyle w:val="citation-118"/>
+          <w:rFonts w:ascii="Segoe UI" w:hAnsi="Segoe UI" w:cs="Segoe UI"/>
           <w:b/>
           <w:bCs/>
         </w:rPr>
@@ -10547,6 +12337,7 @@
       <w:r>
         <w:rPr>
           <w:rStyle w:val="citation-117"/>
+          <w:rFonts w:ascii="Segoe UI" w:hAnsi="Segoe UI" w:cs="Segoe UI"/>
           <w:b/>
           <w:bCs/>
         </w:rPr>
@@ -10555,6 +12346,7 @@
       <w:r>
         <w:rPr>
           <w:rStyle w:val="citation-117"/>
+          <w:rFonts w:ascii="Segoe UI" w:hAnsi="Segoe UI" w:cs="Segoe UI"/>
         </w:rPr>
         <w:t xml:space="preserve"> Odpovědný za návrh podnikové architektury (Business, </w:t>
       </w:r>
@@ -10562,6 +12354,7 @@
       <w:r>
         <w:rPr>
           <w:rStyle w:val="citation-117"/>
+          <w:rFonts w:ascii="Segoe UI" w:hAnsi="Segoe UI" w:cs="Segoe UI"/>
         </w:rPr>
         <w:t>Application</w:t>
       </w:r>
@@ -10569,6 +12362,7 @@
       <w:r>
         <w:rPr>
           <w:rStyle w:val="citation-117"/>
+          <w:rFonts w:ascii="Segoe UI" w:hAnsi="Segoe UI" w:cs="Segoe UI"/>
         </w:rPr>
         <w:t xml:space="preserve">, Technology vrstva), modelování </w:t>
       </w:r>
@@ -10576,6 +12370,7 @@
       <w:r>
         <w:rPr>
           <w:rStyle w:val="citation-117"/>
+          <w:rFonts w:ascii="Segoe UI" w:hAnsi="Segoe UI" w:cs="Segoe UI"/>
         </w:rPr>
         <w:t>ArchiMate</w:t>
       </w:r>
@@ -10583,6 +12378,7 @@
       <w:r>
         <w:rPr>
           <w:rStyle w:val="citation-117"/>
+          <w:rFonts w:ascii="Segoe UI" w:hAnsi="Segoe UI" w:cs="Segoe UI"/>
         </w:rPr>
         <w:t xml:space="preserve"> pohledů v </w:t>
       </w:r>
@@ -10590,6 +12386,7 @@
       <w:r>
         <w:rPr>
           <w:rStyle w:val="citation-117"/>
+          <w:rFonts w:ascii="Segoe UI" w:hAnsi="Segoe UI" w:cs="Segoe UI"/>
         </w:rPr>
         <w:t>Enterprise</w:t>
       </w:r>
@@ -10597,6 +12394,7 @@
       <w:r>
         <w:rPr>
           <w:rStyle w:val="citation-117"/>
+          <w:rFonts w:ascii="Segoe UI" w:hAnsi="Segoe UI" w:cs="Segoe UI"/>
         </w:rPr>
         <w:t xml:space="preserve"> </w:t>
       </w:r>
@@ -10604,11 +12402,15 @@
       <w:r>
         <w:rPr>
           <w:rStyle w:val="citation-117"/>
+          <w:rFonts w:ascii="Segoe UI" w:hAnsi="Segoe UI" w:cs="Segoe UI"/>
         </w:rPr>
         <w:t>Architect</w:t>
       </w:r>
       <w:proofErr w:type="spellEnd"/>
       <w:r>
+        <w:rPr>
+          <w:rFonts w:ascii="Segoe UI" w:hAnsi="Segoe UI" w:cs="Segoe UI"/>
+        </w:rPr>
         <w:t>. Odpracováno: 15 hodin.</w:t>
       </w:r>
     </w:p>
@@ -10619,9 +12421,14 @@
           <w:ilvl w:val="0"/>
           <w:numId w:val="40"/>
         </w:numPr>
-      </w:pPr>
-      <w:r>
-        <w:rPr>
+        <w:jc w:val="both"/>
+        <w:rPr>
+          <w:rFonts w:ascii="Segoe UI" w:hAnsi="Segoe UI" w:cs="Segoe UI"/>
+        </w:rPr>
+      </w:pPr>
+      <w:r>
+        <w:rPr>
+          <w:rFonts w:ascii="Segoe UI" w:hAnsi="Segoe UI" w:cs="Segoe UI"/>
           <w:b/>
           <w:bCs/>
         </w:rPr>
@@ -10630,6 +12437,7 @@
       <w:r>
         <w:rPr>
           <w:rStyle w:val="citation-116"/>
+          <w:rFonts w:ascii="Segoe UI" w:hAnsi="Segoe UI" w:cs="Segoe UI"/>
           <w:b/>
           <w:bCs/>
         </w:rPr>
@@ -10637,28 +12445,44 @@
       </w:r>
       <w:r>
         <w:rPr>
+          <w:rFonts w:ascii="Segoe UI" w:hAnsi="Segoe UI" w:cs="Segoe UI"/>
           <w:b/>
           <w:bCs/>
         </w:rPr>
         <w:t>:</w:t>
       </w:r>
       <w:r>
+        <w:rPr>
+          <w:rFonts w:ascii="Segoe UI" w:hAnsi="Segoe UI" w:cs="Segoe UI"/>
+        </w:rPr>
         <w:t xml:space="preserve"> Odpovědný za sběr požadavků z případové studie, specifikaci problémů, příležitostí a definování migračního plánu (</w:t>
       </w:r>
       <w:proofErr w:type="spellStart"/>
       <w:r>
+        <w:rPr>
+          <w:rFonts w:ascii="Segoe UI" w:hAnsi="Segoe UI" w:cs="Segoe UI"/>
+        </w:rPr>
         <w:t>Migration</w:t>
       </w:r>
       <w:proofErr w:type="spellEnd"/>
       <w:r>
+        <w:rPr>
+          <w:rFonts w:ascii="Segoe UI" w:hAnsi="Segoe UI" w:cs="Segoe UI"/>
+        </w:rPr>
         <w:t xml:space="preserve"> </w:t>
       </w:r>
       <w:proofErr w:type="spellStart"/>
       <w:r>
+        <w:rPr>
+          <w:rFonts w:ascii="Segoe UI" w:hAnsi="Segoe UI" w:cs="Segoe UI"/>
+        </w:rPr>
         <w:t>view</w:t>
       </w:r>
       <w:proofErr w:type="spellEnd"/>
       <w:r>
+        <w:rPr>
+          <w:rFonts w:ascii="Segoe UI" w:hAnsi="Segoe UI" w:cs="Segoe UI"/>
+        </w:rPr>
         <w:t>). Odpracováno: 12 hodin.</w:t>
       </w:r>
     </w:p>
@@ -10669,9 +12493,14 @@
           <w:ilvl w:val="0"/>
           <w:numId w:val="40"/>
         </w:numPr>
-      </w:pPr>
-      <w:r>
-        <w:rPr>
+        <w:jc w:val="both"/>
+        <w:rPr>
+          <w:rFonts w:ascii="Segoe UI" w:hAnsi="Segoe UI" w:cs="Segoe UI"/>
+        </w:rPr>
+      </w:pPr>
+      <w:r>
+        <w:rPr>
+          <w:rFonts w:ascii="Segoe UI" w:hAnsi="Segoe UI" w:cs="Segoe UI"/>
           <w:b/>
           <w:bCs/>
         </w:rPr>
@@ -10680,6 +12509,7 @@
       <w:r>
         <w:rPr>
           <w:rStyle w:val="citation-115"/>
+          <w:rFonts w:ascii="Segoe UI" w:hAnsi="Segoe UI" w:cs="Segoe UI"/>
           <w:b/>
           <w:bCs/>
         </w:rPr>
@@ -10688,6 +12518,7 @@
       <w:r>
         <w:rPr>
           <w:rStyle w:val="citation-114"/>
+          <w:rFonts w:ascii="Segoe UI" w:hAnsi="Segoe UI" w:cs="Segoe UI"/>
           <w:b/>
           <w:bCs/>
         </w:rPr>
@@ -10696,59 +12527,165 @@
       <w:r>
         <w:rPr>
           <w:rStyle w:val="citation-114"/>
+          <w:rFonts w:ascii="Segoe UI" w:hAnsi="Segoe UI" w:cs="Segoe UI"/>
         </w:rPr>
         <w:t xml:space="preserve"> Odpovědný za implementační fázi, harmonogram prací, kalkulaci rozpočtu a finální kompletaci a formátování dokumentu MS Word</w:t>
       </w:r>
       <w:r>
+        <w:rPr>
+          <w:rStyle w:val="citation-114"/>
+          <w:rFonts w:ascii="Segoe UI" w:hAnsi="Segoe UI" w:cs="Segoe UI"/>
+        </w:rPr>
+        <w:t xml:space="preserve"> a vytvoření materiálů pro prezentaci</w:t>
+      </w:r>
+      <w:r>
+        <w:rPr>
+          <w:rFonts w:ascii="Segoe UI" w:hAnsi="Segoe UI" w:cs="Segoe UI"/>
+        </w:rPr>
         <w:t>. Odpracováno: 10 hodin.</w:t>
       </w:r>
     </w:p>
     <w:p>
       <w:pPr>
         <w:pStyle w:val="Nadpis3"/>
+        <w:rPr>
+          <w:rFonts w:ascii="Segoe UI" w:hAnsi="Segoe UI" w:cs="Segoe UI"/>
+        </w:rPr>
       </w:pPr>
       <w:r>
         <w:rPr>
           <w:rStyle w:val="citation-113"/>
-        </w:rPr>
-        <w:lastRenderedPageBreak/>
-        <w:t xml:space="preserve">Využití </w:t>
-      </w:r>
-      <w:r>
-        <w:rPr>
-          <w:rStyle w:val="citation-113"/>
-        </w:rPr>
-        <w:t>pomocných</w:t>
-      </w:r>
-      <w:r>
-        <w:rPr>
-          <w:rStyle w:val="citation-113"/>
-        </w:rPr>
-        <w:t xml:space="preserve"> technologií</w:t>
+          <w:rFonts w:ascii="Segoe UI" w:hAnsi="Segoe UI" w:cs="Segoe UI"/>
+        </w:rPr>
+        <w:t>Využití pomocných technologií</w:t>
       </w:r>
     </w:p>
     <w:p>
+      <w:pPr>
+        <w:jc w:val="both"/>
+        <w:rPr>
+          <w:rFonts w:ascii="Segoe UI" w:hAnsi="Segoe UI" w:cs="Segoe UI"/>
+        </w:rPr>
+      </w:pPr>
       <w:r>
         <w:rPr>
           <w:rStyle w:val="citation-112"/>
+          <w:rFonts w:ascii="Segoe UI" w:hAnsi="Segoe UI" w:cs="Segoe UI"/>
         </w:rPr>
         <w:t xml:space="preserve">Pro generování a formulaci inovačních příležitostí </w:t>
       </w:r>
       <w:r>
+        <w:rPr>
+          <w:rFonts w:ascii="Segoe UI" w:hAnsi="Segoe UI" w:cs="Segoe UI"/>
+        </w:rPr>
         <w:t xml:space="preserve">a pro optimalizaci textu byl využit systém </w:t>
       </w:r>
       <w:proofErr w:type="spellStart"/>
       <w:r>
+        <w:rPr>
+          <w:rFonts w:ascii="Segoe UI" w:hAnsi="Segoe UI" w:cs="Segoe UI"/>
+        </w:rPr>
         <w:t>ChatGPT</w:t>
       </w:r>
       <w:proofErr w:type="spellEnd"/>
       <w:r>
-        <w:t xml:space="preserve"> (model na bázi GPT-4). Systém byl použit především jako oponentura navržené technologické vrstvy a pro rozpad migračního plánu na dílčí pracovní balíčky.</w:t>
+        <w:rPr>
+          <w:rFonts w:ascii="Segoe UI" w:hAnsi="Segoe UI" w:cs="Segoe UI"/>
+        </w:rPr>
+        <w:t xml:space="preserve"> </w:t>
+      </w:r>
+      <w:r>
+        <w:rPr>
+          <w:rFonts w:ascii="Segoe UI" w:hAnsi="Segoe UI" w:cs="Segoe UI"/>
+        </w:rPr>
+        <w:t>(model na bázi GPT-4)</w:t>
+      </w:r>
+      <w:r>
+        <w:rPr>
+          <w:rFonts w:ascii="Segoe UI" w:hAnsi="Segoe UI" w:cs="Segoe UI"/>
+        </w:rPr>
+        <w:t xml:space="preserve">, </w:t>
+      </w:r>
+      <w:proofErr w:type="spellStart"/>
+      <w:r>
+        <w:rPr>
+          <w:rFonts w:ascii="Segoe UI" w:hAnsi="Segoe UI" w:cs="Segoe UI"/>
+        </w:rPr>
+        <w:t>Gemini</w:t>
+      </w:r>
+      <w:proofErr w:type="spellEnd"/>
+      <w:r>
+        <w:rPr>
+          <w:rFonts w:ascii="Segoe UI" w:hAnsi="Segoe UI" w:cs="Segoe UI"/>
+        </w:rPr>
+        <w:t xml:space="preserve"> a Claude</w:t>
+      </w:r>
+      <w:r>
+        <w:rPr>
+          <w:rFonts w:ascii="Segoe UI" w:hAnsi="Segoe UI" w:cs="Segoe UI"/>
+        </w:rPr>
+        <w:t>. Systém</w:t>
+      </w:r>
+      <w:r>
+        <w:rPr>
+          <w:rFonts w:ascii="Segoe UI" w:hAnsi="Segoe UI" w:cs="Segoe UI"/>
+        </w:rPr>
+        <w:t>y</w:t>
+      </w:r>
+      <w:r>
+        <w:rPr>
+          <w:rFonts w:ascii="Segoe UI" w:hAnsi="Segoe UI" w:cs="Segoe UI"/>
+        </w:rPr>
+        <w:t xml:space="preserve"> byl</w:t>
+      </w:r>
+      <w:r>
+        <w:rPr>
+          <w:rFonts w:ascii="Segoe UI" w:hAnsi="Segoe UI" w:cs="Segoe UI"/>
+        </w:rPr>
+        <w:t>y</w:t>
+      </w:r>
+      <w:r>
+        <w:rPr>
+          <w:rFonts w:ascii="Segoe UI" w:hAnsi="Segoe UI" w:cs="Segoe UI"/>
+        </w:rPr>
+        <w:t xml:space="preserve"> použit</w:t>
+      </w:r>
+      <w:r>
+        <w:rPr>
+          <w:rFonts w:ascii="Segoe UI" w:hAnsi="Segoe UI" w:cs="Segoe UI"/>
+        </w:rPr>
+        <w:t>y</w:t>
+      </w:r>
+      <w:r>
+        <w:rPr>
+          <w:rFonts w:ascii="Segoe UI" w:hAnsi="Segoe UI" w:cs="Segoe UI"/>
+        </w:rPr>
+        <w:t xml:space="preserve"> především jako </w:t>
+      </w:r>
+      <w:r>
+        <w:rPr>
+          <w:rFonts w:ascii="Segoe UI" w:hAnsi="Segoe UI" w:cs="Segoe UI"/>
+        </w:rPr>
+        <w:lastRenderedPageBreak/>
+        <w:t>oponentura navržené technologické vrstvy a</w:t>
+      </w:r>
+      <w:r>
+        <w:rPr>
+          <w:rFonts w:ascii="Segoe UI" w:hAnsi="Segoe UI" w:cs="Segoe UI"/>
+        </w:rPr>
+        <w:t> </w:t>
+      </w:r>
+      <w:r>
+        <w:rPr>
+          <w:rFonts w:ascii="Segoe UI" w:hAnsi="Segoe UI" w:cs="Segoe UI"/>
+        </w:rPr>
+        <w:t>pro rozpad migračního plánu na dílčí pracovní balíčky.</w:t>
       </w:r>
     </w:p>
     <w:p>
       <w:pPr>
         <w:rPr>
+          <w:rFonts w:ascii="Segoe UI" w:hAnsi="Segoe UI" w:cs="Segoe UI"/>
           <w:b/>
           <w:bCs/>
         </w:rPr>
@@ -10756,6 +12693,7 @@
       <w:r>
         <w:rPr>
           <w:rStyle w:val="citation-111"/>
+          <w:rFonts w:ascii="Segoe UI" w:hAnsi="Segoe UI" w:cs="Segoe UI"/>
           <w:b/>
           <w:bCs/>
         </w:rPr>
@@ -10763,6 +12701,7 @@
       </w:r>
       <w:r>
         <w:rPr>
+          <w:rFonts w:ascii="Segoe UI" w:hAnsi="Segoe UI" w:cs="Segoe UI"/>
           <w:b/>
           <w:bCs/>
         </w:rPr>
@@ -10776,12 +12715,42 @@
           <w:ilvl w:val="0"/>
           <w:numId w:val="41"/>
         </w:numPr>
-      </w:pPr>
-      <w:r>
+        <w:rPr>
+          <w:rFonts w:ascii="Segoe UI" w:hAnsi="Segoe UI" w:cs="Segoe UI"/>
+        </w:rPr>
+      </w:pPr>
+      <w:r>
+        <w:rPr>
+          <w:rFonts w:ascii="Segoe UI" w:hAnsi="Segoe UI" w:cs="Segoe UI"/>
+        </w:rPr>
         <w:t>"Pomoz mi odhadnout reálný harmonogram v týdnech pro nasazení cloudového skladového systému v provozu, který nesmí být přerušen."</w:t>
       </w:r>
     </w:p>
-    <w:p/>
+    <w:p>
+      <w:pPr>
+        <w:pStyle w:val="Odstavecseseznamem"/>
+        <w:numPr>
+          <w:ilvl w:val="0"/>
+          <w:numId w:val="41"/>
+        </w:numPr>
+        <w:rPr>
+          <w:rFonts w:ascii="Segoe UI" w:hAnsi="Segoe UI" w:cs="Segoe UI"/>
+        </w:rPr>
+      </w:pPr>
+      <w:r>
+        <w:rPr>
+          <w:rFonts w:ascii="Segoe UI" w:hAnsi="Segoe UI" w:cs="Segoe UI"/>
+        </w:rPr>
+        <w:t>„Zkontroluj, jestli obsah projektu obsahuje vše potřebné dle zadání“</w:t>
+      </w:r>
+    </w:p>
+    <w:p>
+      <w:pPr>
+        <w:rPr>
+          <w:rFonts w:ascii="Segoe UI" w:hAnsi="Segoe UI" w:cs="Segoe UI"/>
+        </w:rPr>
+      </w:pPr>
+    </w:p>
     <w:p>
       <w:pPr>
         <w:autoSpaceDE w:val="0"/>
@@ -10789,7 +12758,7 @@
         <w:adjustRightInd w:val="0"/>
         <w:spacing w:after="0" w:line="240" w:lineRule="auto"/>
         <w:rPr>
-          <w:rFonts w:ascii="Times New Roman" w:hAnsi="Times New Roman" w:cs="Times New Roman"/>
+          <w:rFonts w:ascii="Segoe UI" w:hAnsi="Segoe UI" w:cs="Segoe UI"/>
           <w:b/>
           <w:bCs/>
           <w:sz w:val="24"/>
@@ -10798,8 +12767,8 @@
       </w:pPr>
     </w:p>
     <w:sectPr>
-      <w:headerReference w:type="default" r:id="rId9"/>
-      <w:footerReference w:type="default" r:id="rId10"/>
+      <w:headerReference w:type="default" r:id="rId18"/>
+      <w:footerReference w:type="default" r:id="rId19"/>
       <w:pgSz w:w="11906" w:h="16838"/>
       <w:pgMar w:top="1417" w:right="1417" w:bottom="1417" w:left="1417" w:header="708" w:footer="708" w:gutter="0"/>
       <w:cols w:space="708"/>
@@ -13239,6 +15208,155 @@
     </w:lvl>
   </w:abstractNum>
   <w:abstractNum w:abstractNumId="18" w15:restartNumberingAfterBreak="0">
+    <w:nsid w:val="3D7438AA"/>
+    <w:multiLevelType w:val="multilevel"/>
+    <w:tmpl w:val="01101532"/>
+    <w:lvl w:ilvl="0">
+      <w:start w:val="1"/>
+      <w:numFmt w:val="bullet"/>
+      <w:lvlText w:val=""/>
+      <w:lvlJc w:val="left"/>
+      <w:pPr>
+        <w:tabs>
+          <w:tab w:val="num" w:pos="720"/>
+        </w:tabs>
+        <w:ind w:left="720" w:hanging="360"/>
+      </w:pPr>
+      <w:rPr>
+        <w:rFonts w:ascii="Symbol" w:hAnsi="Symbol" w:hint="default"/>
+        <w:sz w:val="20"/>
+      </w:rPr>
+    </w:lvl>
+    <w:lvl w:ilvl="1" w:tentative="1">
+      <w:start w:val="1"/>
+      <w:numFmt w:val="bullet"/>
+      <w:lvlText w:val="o"/>
+      <w:lvlJc w:val="left"/>
+      <w:pPr>
+        <w:tabs>
+          <w:tab w:val="num" w:pos="1440"/>
+        </w:tabs>
+        <w:ind w:left="1440" w:hanging="360"/>
+      </w:pPr>
+      <w:rPr>
+        <w:rFonts w:ascii="Courier New" w:hAnsi="Courier New" w:hint="default"/>
+        <w:sz w:val="20"/>
+      </w:rPr>
+    </w:lvl>
+    <w:lvl w:ilvl="2" w:tentative="1">
+      <w:start w:val="1"/>
+      <w:numFmt w:val="bullet"/>
+      <w:lvlText w:val=""/>
+      <w:lvlJc w:val="left"/>
+      <w:pPr>
+        <w:tabs>
+          <w:tab w:val="num" w:pos="2160"/>
+        </w:tabs>
+        <w:ind w:left="2160" w:hanging="360"/>
+      </w:pPr>
+      <w:rPr>
+        <w:rFonts w:ascii="Wingdings" w:hAnsi="Wingdings" w:hint="default"/>
+        <w:sz w:val="20"/>
+      </w:rPr>
+    </w:lvl>
+    <w:lvl w:ilvl="3" w:tentative="1">
+      <w:start w:val="1"/>
+      <w:numFmt w:val="bullet"/>
+      <w:lvlText w:val=""/>
+      <w:lvlJc w:val="left"/>
+      <w:pPr>
+        <w:tabs>
+          <w:tab w:val="num" w:pos="2880"/>
+        </w:tabs>
+        <w:ind w:left="2880" w:hanging="360"/>
+      </w:pPr>
+      <w:rPr>
+        <w:rFonts w:ascii="Wingdings" w:hAnsi="Wingdings" w:hint="default"/>
+        <w:sz w:val="20"/>
+      </w:rPr>
+    </w:lvl>
+    <w:lvl w:ilvl="4" w:tentative="1">
+      <w:start w:val="1"/>
+      <w:numFmt w:val="bullet"/>
+      <w:lvlText w:val=""/>
+      <w:lvlJc w:val="left"/>
+      <w:pPr>
+        <w:tabs>
+          <w:tab w:val="num" w:pos="3600"/>
+        </w:tabs>
+        <w:ind w:left="3600" w:hanging="360"/>
+      </w:pPr>
+      <w:rPr>
+        <w:rFonts w:ascii="Wingdings" w:hAnsi="Wingdings" w:hint="default"/>
+        <w:sz w:val="20"/>
+      </w:rPr>
+    </w:lvl>
+    <w:lvl w:ilvl="5" w:tentative="1">
+      <w:start w:val="1"/>
+      <w:numFmt w:val="bullet"/>
+      <w:lvlText w:val=""/>
+      <w:lvlJc w:val="left"/>
+      <w:pPr>
+        <w:tabs>
+          <w:tab w:val="num" w:pos="4320"/>
+        </w:tabs>
+        <w:ind w:left="4320" w:hanging="360"/>
+      </w:pPr>
+      <w:rPr>
+        <w:rFonts w:ascii="Wingdings" w:hAnsi="Wingdings" w:hint="default"/>
+        <w:sz w:val="20"/>
+      </w:rPr>
+    </w:lvl>
+    <w:lvl w:ilvl="6" w:tentative="1">
+      <w:start w:val="1"/>
+      <w:numFmt w:val="bullet"/>
+      <w:lvlText w:val=""/>
+      <w:lvlJc w:val="left"/>
+      <w:pPr>
+        <w:tabs>
+          <w:tab w:val="num" w:pos="5040"/>
+        </w:tabs>
+        <w:ind w:left="5040" w:hanging="360"/>
+      </w:pPr>
+      <w:rPr>
+        <w:rFonts w:ascii="Wingdings" w:hAnsi="Wingdings" w:hint="default"/>
+        <w:sz w:val="20"/>
+      </w:rPr>
+    </w:lvl>
+    <w:lvl w:ilvl="7" w:tentative="1">
+      <w:start w:val="1"/>
+      <w:numFmt w:val="bullet"/>
+      <w:lvlText w:val=""/>
+      <w:lvlJc w:val="left"/>
+      <w:pPr>
+        <w:tabs>
+          <w:tab w:val="num" w:pos="5760"/>
+        </w:tabs>
+        <w:ind w:left="5760" w:hanging="360"/>
+      </w:pPr>
+      <w:rPr>
+        <w:rFonts w:ascii="Wingdings" w:hAnsi="Wingdings" w:hint="default"/>
+        <w:sz w:val="20"/>
+      </w:rPr>
+    </w:lvl>
+    <w:lvl w:ilvl="8" w:tentative="1">
+      <w:start w:val="1"/>
+      <w:numFmt w:val="bullet"/>
+      <w:lvlText w:val=""/>
+      <w:lvlJc w:val="left"/>
+      <w:pPr>
+        <w:tabs>
+          <w:tab w:val="num" w:pos="6480"/>
+        </w:tabs>
+        <w:ind w:left="6480" w:hanging="360"/>
+      </w:pPr>
+      <w:rPr>
+        <w:rFonts w:ascii="Wingdings" w:hAnsi="Wingdings" w:hint="default"/>
+        <w:sz w:val="20"/>
+      </w:rPr>
+    </w:lvl>
+  </w:abstractNum>
+  <w:abstractNum w:abstractNumId="19" w15:restartNumberingAfterBreak="0">
     <w:nsid w:val="3FAF5CE7"/>
     <w:multiLevelType w:val="hybridMultilevel"/>
     <w:tmpl w:val="96FEF5EE"/>
@@ -13351,7 +15469,7 @@
       </w:rPr>
     </w:lvl>
   </w:abstractNum>
-  <w:abstractNum w:abstractNumId="19" w15:restartNumberingAfterBreak="0">
+  <w:abstractNum w:abstractNumId="20" w15:restartNumberingAfterBreak="0">
     <w:nsid w:val="41E6660E"/>
     <w:multiLevelType w:val="hybridMultilevel"/>
     <w:tmpl w:val="E7EA997E"/>
@@ -13437,7 +15555,7 @@
       </w:pPr>
     </w:lvl>
   </w:abstractNum>
-  <w:abstractNum w:abstractNumId="20" w15:restartNumberingAfterBreak="0">
+  <w:abstractNum w:abstractNumId="21" w15:restartNumberingAfterBreak="0">
     <w:nsid w:val="42851E41"/>
     <w:multiLevelType w:val="hybridMultilevel"/>
     <w:tmpl w:val="208A9B6C"/>
@@ -13550,7 +15668,7 @@
       </w:rPr>
     </w:lvl>
   </w:abstractNum>
-  <w:abstractNum w:abstractNumId="21" w15:restartNumberingAfterBreak="0">
+  <w:abstractNum w:abstractNumId="22" w15:restartNumberingAfterBreak="0">
     <w:nsid w:val="433A3B0A"/>
     <w:multiLevelType w:val="multilevel"/>
     <w:tmpl w:val="611CFE0C"/>
@@ -13699,7 +15817,7 @@
       </w:rPr>
     </w:lvl>
   </w:abstractNum>
-  <w:abstractNum w:abstractNumId="22" w15:restartNumberingAfterBreak="0">
+  <w:abstractNum w:abstractNumId="23" w15:restartNumberingAfterBreak="0">
     <w:nsid w:val="45FC1C1F"/>
     <w:multiLevelType w:val="multilevel"/>
     <w:tmpl w:val="8FC64CBA"/>
@@ -13812,7 +15930,7 @@
       </w:pPr>
     </w:lvl>
   </w:abstractNum>
-  <w:abstractNum w:abstractNumId="23" w15:restartNumberingAfterBreak="0">
+  <w:abstractNum w:abstractNumId="24" w15:restartNumberingAfterBreak="0">
     <w:nsid w:val="46990F13"/>
     <w:multiLevelType w:val="hybridMultilevel"/>
     <w:tmpl w:val="EF345556"/>
@@ -13924,7 +16042,7 @@
       </w:rPr>
     </w:lvl>
   </w:abstractNum>
-  <w:abstractNum w:abstractNumId="24" w15:restartNumberingAfterBreak="0">
+  <w:abstractNum w:abstractNumId="25" w15:restartNumberingAfterBreak="0">
     <w:nsid w:val="46C95401"/>
     <w:multiLevelType w:val="hybridMultilevel"/>
     <w:tmpl w:val="010CA71E"/>
@@ -14037,7 +16155,7 @@
       </w:rPr>
     </w:lvl>
   </w:abstractNum>
-  <w:abstractNum w:abstractNumId="25" w15:restartNumberingAfterBreak="0">
+  <w:abstractNum w:abstractNumId="26" w15:restartNumberingAfterBreak="0">
     <w:nsid w:val="4FB81361"/>
     <w:multiLevelType w:val="multilevel"/>
     <w:tmpl w:val="63CCF7C4"/>
@@ -14186,7 +16304,7 @@
       </w:rPr>
     </w:lvl>
   </w:abstractNum>
-  <w:abstractNum w:abstractNumId="26" w15:restartNumberingAfterBreak="0">
+  <w:abstractNum w:abstractNumId="27" w15:restartNumberingAfterBreak="0">
     <w:nsid w:val="51E80714"/>
     <w:multiLevelType w:val="multilevel"/>
     <w:tmpl w:val="66E03422"/>
@@ -14299,7 +16417,7 @@
       </w:pPr>
     </w:lvl>
   </w:abstractNum>
-  <w:abstractNum w:abstractNumId="27" w15:restartNumberingAfterBreak="0">
+  <w:abstractNum w:abstractNumId="28" w15:restartNumberingAfterBreak="0">
     <w:nsid w:val="56513768"/>
     <w:multiLevelType w:val="multilevel"/>
     <w:tmpl w:val="79DA3E20"/>
@@ -14448,7 +16566,7 @@
       </w:rPr>
     </w:lvl>
   </w:abstractNum>
-  <w:abstractNum w:abstractNumId="28" w15:restartNumberingAfterBreak="0">
+  <w:abstractNum w:abstractNumId="29" w15:restartNumberingAfterBreak="0">
     <w:nsid w:val="580205B6"/>
     <w:multiLevelType w:val="multilevel"/>
     <w:tmpl w:val="AF70F432"/>
@@ -14561,7 +16679,7 @@
       </w:pPr>
     </w:lvl>
   </w:abstractNum>
-  <w:abstractNum w:abstractNumId="29" w15:restartNumberingAfterBreak="0">
+  <w:abstractNum w:abstractNumId="30" w15:restartNumberingAfterBreak="0">
     <w:nsid w:val="583069CE"/>
     <w:multiLevelType w:val="hybridMultilevel"/>
     <w:tmpl w:val="C8CE3400"/>
@@ -14674,7 +16792,7 @@
       </w:rPr>
     </w:lvl>
   </w:abstractNum>
-  <w:abstractNum w:abstractNumId="30" w15:restartNumberingAfterBreak="0">
+  <w:abstractNum w:abstractNumId="31" w15:restartNumberingAfterBreak="0">
     <w:nsid w:val="62496128"/>
     <w:multiLevelType w:val="multilevel"/>
     <w:tmpl w:val="3266BEDE"/>
@@ -14823,7 +16941,7 @@
       </w:rPr>
     </w:lvl>
   </w:abstractNum>
-  <w:abstractNum w:abstractNumId="31" w15:restartNumberingAfterBreak="0">
+  <w:abstractNum w:abstractNumId="32" w15:restartNumberingAfterBreak="0">
     <w:nsid w:val="678B087A"/>
     <w:multiLevelType w:val="hybridMultilevel"/>
     <w:tmpl w:val="AAA627F8"/>
@@ -14935,7 +17053,7 @@
       </w:rPr>
     </w:lvl>
   </w:abstractNum>
-  <w:abstractNum w:abstractNumId="32" w15:restartNumberingAfterBreak="0">
+  <w:abstractNum w:abstractNumId="33" w15:restartNumberingAfterBreak="0">
     <w:nsid w:val="6ACF4938"/>
     <w:multiLevelType w:val="multilevel"/>
     <w:tmpl w:val="72A246B0"/>
@@ -15084,7 +17202,7 @@
       </w:rPr>
     </w:lvl>
   </w:abstractNum>
-  <w:abstractNum w:abstractNumId="33" w15:restartNumberingAfterBreak="0">
+  <w:abstractNum w:abstractNumId="34" w15:restartNumberingAfterBreak="0">
     <w:nsid w:val="72031A97"/>
     <w:multiLevelType w:val="multilevel"/>
     <w:tmpl w:val="7D8A9DEA"/>
@@ -15233,7 +17351,7 @@
       </w:rPr>
     </w:lvl>
   </w:abstractNum>
-  <w:abstractNum w:abstractNumId="34" w15:restartNumberingAfterBreak="0">
+  <w:abstractNum w:abstractNumId="35" w15:restartNumberingAfterBreak="0">
     <w:nsid w:val="727E247A"/>
     <w:multiLevelType w:val="multilevel"/>
     <w:tmpl w:val="66E03422"/>
@@ -15346,7 +17464,7 @@
       </w:pPr>
     </w:lvl>
   </w:abstractNum>
-  <w:abstractNum w:abstractNumId="35" w15:restartNumberingAfterBreak="0">
+  <w:abstractNum w:abstractNumId="36" w15:restartNumberingAfterBreak="0">
     <w:nsid w:val="78064EF8"/>
     <w:multiLevelType w:val="hybridMultilevel"/>
     <w:tmpl w:val="9F700CA2"/>
@@ -15458,7 +17576,7 @@
       </w:rPr>
     </w:lvl>
   </w:abstractNum>
-  <w:abstractNum w:abstractNumId="36" w15:restartNumberingAfterBreak="0">
+  <w:abstractNum w:abstractNumId="37" w15:restartNumberingAfterBreak="0">
     <w:nsid w:val="79243758"/>
     <w:multiLevelType w:val="hybridMultilevel"/>
     <w:tmpl w:val="F452A40C"/>
@@ -15571,7 +17689,7 @@
       </w:rPr>
     </w:lvl>
   </w:abstractNum>
-  <w:abstractNum w:abstractNumId="37" w15:restartNumberingAfterBreak="0">
+  <w:abstractNum w:abstractNumId="38" w15:restartNumberingAfterBreak="0">
     <w:nsid w:val="7A4E567F"/>
     <w:multiLevelType w:val="hybridMultilevel"/>
     <w:tmpl w:val="FDC072DC"/>
@@ -15657,7 +17775,7 @@
       </w:pPr>
     </w:lvl>
   </w:abstractNum>
-  <w:abstractNum w:abstractNumId="38" w15:restartNumberingAfterBreak="0">
+  <w:abstractNum w:abstractNumId="39" w15:restartNumberingAfterBreak="0">
     <w:nsid w:val="7CB87590"/>
     <w:multiLevelType w:val="hybridMultilevel"/>
     <w:tmpl w:val="EF9848D2"/>
@@ -15769,7 +17887,7 @@
       </w:rPr>
     </w:lvl>
   </w:abstractNum>
-  <w:abstractNum w:abstractNumId="39" w15:restartNumberingAfterBreak="0">
+  <w:abstractNum w:abstractNumId="40" w15:restartNumberingAfterBreak="0">
     <w:nsid w:val="7EC802A9"/>
     <w:multiLevelType w:val="hybridMultilevel"/>
     <w:tmpl w:val="90741626"/>
@@ -15882,7 +18000,7 @@
       </w:rPr>
     </w:lvl>
   </w:abstractNum>
-  <w:abstractNum w:abstractNumId="40" w15:restartNumberingAfterBreak="0">
+  <w:abstractNum w:abstractNumId="41" w15:restartNumberingAfterBreak="0">
     <w:nsid w:val="7FD67CA9"/>
     <w:multiLevelType w:val="hybridMultilevel"/>
     <w:tmpl w:val="5DEA6D92"/>
@@ -15996,43 +18114,43 @@
     </w:lvl>
   </w:abstractNum>
   <w:num w:numId="1" w16cid:durableId="801850592">
-    <w:abstractNumId w:val="36"/>
+    <w:abstractNumId w:val="37"/>
   </w:num>
   <w:num w:numId="2" w16cid:durableId="1955865495">
     <w:abstractNumId w:val="0"/>
   </w:num>
   <w:num w:numId="3" w16cid:durableId="640574586">
-    <w:abstractNumId w:val="31"/>
+    <w:abstractNumId w:val="32"/>
   </w:num>
   <w:num w:numId="4" w16cid:durableId="526261825">
     <w:abstractNumId w:val="16"/>
   </w:num>
   <w:num w:numId="5" w16cid:durableId="143157480">
-    <w:abstractNumId w:val="18"/>
+    <w:abstractNumId w:val="19"/>
   </w:num>
   <w:num w:numId="6" w16cid:durableId="1356082670">
-    <w:abstractNumId w:val="24"/>
+    <w:abstractNumId w:val="25"/>
   </w:num>
   <w:num w:numId="7" w16cid:durableId="805852546">
     <w:abstractNumId w:val="6"/>
   </w:num>
   <w:num w:numId="8" w16cid:durableId="64836766">
-    <w:abstractNumId w:val="20"/>
+    <w:abstractNumId w:val="21"/>
   </w:num>
   <w:num w:numId="9" w16cid:durableId="1227642736">
     <w:abstractNumId w:val="2"/>
   </w:num>
   <w:num w:numId="10" w16cid:durableId="1196038140">
-    <w:abstractNumId w:val="39"/>
+    <w:abstractNumId w:val="40"/>
   </w:num>
   <w:num w:numId="11" w16cid:durableId="1022442424">
-    <w:abstractNumId w:val="35"/>
+    <w:abstractNumId w:val="36"/>
   </w:num>
   <w:num w:numId="12" w16cid:durableId="2140757540">
-    <w:abstractNumId w:val="23"/>
+    <w:abstractNumId w:val="24"/>
   </w:num>
   <w:num w:numId="13" w16cid:durableId="1836069747">
-    <w:abstractNumId w:val="29"/>
+    <w:abstractNumId w:val="30"/>
   </w:num>
   <w:num w:numId="14" w16cid:durableId="1066948709">
     <w:abstractNumId w:val="12"/>
@@ -16047,7 +18165,7 @@
     <w:abstractNumId w:val="13"/>
   </w:num>
   <w:num w:numId="18" w16cid:durableId="1644844334">
-    <w:abstractNumId w:val="21"/>
+    <w:abstractNumId w:val="22"/>
   </w:num>
   <w:num w:numId="19" w16cid:durableId="2124298120">
     <w:abstractNumId w:val="1"/>
@@ -16073,7 +18191,7 @@
     <w:abstractNumId w:val="3"/>
   </w:num>
   <w:num w:numId="22" w16cid:durableId="551692649">
-    <w:abstractNumId w:val="28"/>
+    <w:abstractNumId w:val="29"/>
     <w:lvlOverride w:ilvl="0">
       <w:lvl w:ilvl="0">
         <w:numFmt w:val="decimal"/>
@@ -16083,7 +18201,7 @@
     </w:lvlOverride>
   </w:num>
   <w:num w:numId="23" w16cid:durableId="1603564770">
-    <w:abstractNumId w:val="28"/>
+    <w:abstractNumId w:val="29"/>
     <w:lvlOverride w:ilvl="0">
       <w:lvl w:ilvl="0">
         <w:numFmt w:val="decimal"/>
@@ -16093,13 +18211,13 @@
     </w:lvlOverride>
   </w:num>
   <w:num w:numId="24" w16cid:durableId="1153908195">
-    <w:abstractNumId w:val="26"/>
+    <w:abstractNumId w:val="27"/>
   </w:num>
   <w:num w:numId="25" w16cid:durableId="1267932256">
-    <w:abstractNumId w:val="33"/>
+    <w:abstractNumId w:val="34"/>
   </w:num>
   <w:num w:numId="26" w16cid:durableId="1810779047">
-    <w:abstractNumId w:val="37"/>
+    <w:abstractNumId w:val="38"/>
   </w:num>
   <w:num w:numId="27" w16cid:durableId="181170704">
     <w:abstractNumId w:val="10"/>
@@ -16108,28 +18226,28 @@
     <w:abstractNumId w:val="9"/>
   </w:num>
   <w:num w:numId="29" w16cid:durableId="781001161">
-    <w:abstractNumId w:val="22"/>
+    <w:abstractNumId w:val="23"/>
   </w:num>
   <w:num w:numId="30" w16cid:durableId="592906759">
-    <w:abstractNumId w:val="34"/>
+    <w:abstractNumId w:val="35"/>
   </w:num>
   <w:num w:numId="31" w16cid:durableId="307175063">
-    <w:abstractNumId w:val="32"/>
+    <w:abstractNumId w:val="33"/>
   </w:num>
   <w:num w:numId="32" w16cid:durableId="2125952139">
-    <w:abstractNumId w:val="30"/>
+    <w:abstractNumId w:val="31"/>
   </w:num>
   <w:num w:numId="33" w16cid:durableId="144855136">
     <w:abstractNumId w:val="17"/>
   </w:num>
   <w:num w:numId="34" w16cid:durableId="1516924578">
-    <w:abstractNumId w:val="40"/>
+    <w:abstractNumId w:val="41"/>
   </w:num>
   <w:num w:numId="35" w16cid:durableId="1902475015">
     <w:abstractNumId w:val="7"/>
   </w:num>
   <w:num w:numId="36" w16cid:durableId="1544247819">
-    <w:abstractNumId w:val="25"/>
+    <w:abstractNumId w:val="26"/>
   </w:num>
   <w:num w:numId="37" w16cid:durableId="1979721541">
     <w:abstractNumId w:val="15"/>
@@ -16138,19 +18256,22 @@
     <w:abstractNumId w:val="11"/>
   </w:num>
   <w:num w:numId="39" w16cid:durableId="1551308732">
-    <w:abstractNumId w:val="19"/>
+    <w:abstractNumId w:val="20"/>
   </w:num>
   <w:num w:numId="40" w16cid:durableId="388501315">
     <w:abstractNumId w:val="14"/>
   </w:num>
   <w:num w:numId="41" w16cid:durableId="721825737">
-    <w:abstractNumId w:val="38"/>
+    <w:abstractNumId w:val="39"/>
   </w:num>
   <w:num w:numId="42" w16cid:durableId="1345551820">
-    <w:abstractNumId w:val="27"/>
+    <w:abstractNumId w:val="28"/>
   </w:num>
   <w:num w:numId="43" w16cid:durableId="1365591551">
     <w:abstractNumId w:val="8"/>
+  </w:num>
+  <w:num w:numId="44" w16cid:durableId="989560807">
+    <w:abstractNumId w:val="18"/>
   </w:num>
 </w:numbering>
 </file>
@@ -16622,7 +18743,6 @@
   <w:style w:type="character" w:default="1" w:styleId="Standardnpsmoodstavce">
     <w:name w:val="Default Paragraph Font"/>
     <w:uiPriority w:val="1"/>
-    <w:semiHidden/>
     <w:unhideWhenUsed/>
   </w:style>
   <w:style w:type="table" w:default="1" w:styleId="Normlntabulka">
@@ -17045,7 +19165,6 @@
     <w:name w:val="Normal (Web)"/>
     <w:basedOn w:val="Normln"/>
     <w:uiPriority w:val="99"/>
-    <w:semiHidden/>
     <w:unhideWhenUsed/>
     <w:rsid w:val="001C5BF5"/>
     <w:pPr>
